--- a/vedanta-risk-assessments/Vedanta_Combined_Kitchen_Risk_Assessments.docx
+++ b/vedanta-risk-assessments/Vedanta_Combined_Kitchen_Risk_Assessments.docx
@@ -69,7 +69,7 @@
         <w:br/>
         <w:t>Location: The Vedanta Kitchen &amp; Retreat Centre</w:t>
         <w:br/>
-        <w:t>Document date: 25 July 2026</w:t>
+        <w:t>Document date: 27 July 2026</w:t>
         <w:br/>
         <w:t>Review due: 04 November 2025</w:t>
       </w:r>
@@ -88,9 +88,9 @@
         </w:rPr>
         <w:t>Sources merged into this pack:</w:t>
         <w:br/>
-        <w:t>Thermomix TM6 · Caso Ice Creamer · Ninja Hand Blender ·</w:t>
+        <w:t>Electrolux / Dito Sama TRK70 · Thermomix TM6 · Caso Ice Creamer ·</w:t>
         <w:br/>
-        <w:t>KitchenAid Professional Stand Mixer · Waring Stick Blender ·</w:t>
+        <w:t>Ninja Hand Blender · KitchenAid Professional Stand Mixer · Waring Stick Blender ·</w:t>
         <w:br/>
         <w:t>Knives / Mandoline / Slicers / Peelers ·</w:t>
         <w:br/>
@@ -141,7 +141,7 @@
           <w:color w:val="222222"/>
           <w:sz w:val="22"/>
         </w:rPr>
-        <w:t>1.  Thermomix TM6</w:t>
+        <w:t>1.  Electrolux / Dito Sama TRK70 Combined Cutter &amp; Vegetable Slicer</w:t>
       </w:r>
     </w:p>
     <w:p>
@@ -155,7 +155,7 @@
           <w:color w:val="222222"/>
           <w:sz w:val="22"/>
         </w:rPr>
-        <w:t>2.  Caso Ice Creamer</w:t>
+        <w:t>2.  Thermomix TM6</w:t>
       </w:r>
     </w:p>
     <w:p>
@@ -169,7 +169,7 @@
           <w:color w:val="222222"/>
           <w:sz w:val="22"/>
         </w:rPr>
-        <w:t>3.  Ninja Hand Blender</w:t>
+        <w:t>3.  Caso Ice Creamer</w:t>
       </w:r>
     </w:p>
     <w:p>
@@ -183,7 +183,7 @@
           <w:color w:val="222222"/>
           <w:sz w:val="22"/>
         </w:rPr>
-        <w:t>4.  KitchenAid Professional Stand Mixer</w:t>
+        <w:t>4.  Ninja Hand Blender</w:t>
       </w:r>
     </w:p>
     <w:p>
@@ -197,7 +197,7 @@
           <w:color w:val="222222"/>
           <w:sz w:val="22"/>
         </w:rPr>
-        <w:t>5.  Waring Stick Blender</w:t>
+        <w:t>5.  KitchenAid Professional Stand Mixer</w:t>
       </w:r>
     </w:p>
     <w:p>
@@ -211,7 +211,7 @@
           <w:color w:val="222222"/>
           <w:sz w:val="22"/>
         </w:rPr>
-        <w:t>6.  Knives, Mandoline, Slicers &amp; Peelers</w:t>
+        <w:t>6.  Waring Stick Blender</w:t>
       </w:r>
     </w:p>
     <w:p>
@@ -225,7 +225,7 @@
           <w:color w:val="222222"/>
           <w:sz w:val="22"/>
         </w:rPr>
-        <w:t>7.  Vedanta Kitchen Risk Assessment</w:t>
+        <w:t>7.  Knives, Mandoline, Slicers &amp; Peelers</w:t>
       </w:r>
     </w:p>
     <w:p>
@@ -239,7 +239,7 @@
           <w:color w:val="222222"/>
           <w:sz w:val="22"/>
         </w:rPr>
-        <w:t>8.  Vedanta Catering Services Risk Assessment</w:t>
+        <w:t>8.  Vedanta Kitchen Risk Assessment</w:t>
       </w:r>
     </w:p>
     <w:p>
@@ -253,7 +253,7 @@
           <w:color w:val="222222"/>
           <w:sz w:val="22"/>
         </w:rPr>
-        <w:t>9.  Vedanta Front of House &amp; Kitchen Risk Assessment</w:t>
+        <w:t>9.  Vedanta Catering Services Risk Assessment</w:t>
       </w:r>
     </w:p>
     <w:p>
@@ -267,7 +267,7 @@
           <w:color w:val="222222"/>
           <w:sz w:val="22"/>
         </w:rPr>
-        <w:t>10.  Vedanta Generic Kitchen Risk Assessment (June 2024)</w:t>
+        <w:t>10.  Vedanta Front of House &amp; Kitchen Risk Assessment</w:t>
       </w:r>
     </w:p>
     <w:p>
@@ -281,9 +281,6387 @@
           <w:color w:val="222222"/>
           <w:sz w:val="22"/>
         </w:rPr>
-        <w:t>11.  Document Control &amp; Sign-Off</w:t>
+        <w:t>11.  Vedanta Generic Kitchen Risk Assessment (June 2024)</w:t>
       </w:r>
     </w:p>
+    <w:p>
+      <w:pPr>
+        <w:spacing w:after="80"/>
+      </w:pPr>
+      <w:r>
+        <w:rPr>
+          <w:rFonts w:ascii="Calibri" w:hAnsi="Calibri" w:eastAsia="Calibri"/>
+          <w:b w:val="0"/>
+          <w:color w:val="222222"/>
+          <w:sz w:val="22"/>
+        </w:rPr>
+        <w:t>12.  Document Control &amp; Sign-Off</w:t>
+      </w:r>
+    </w:p>
+    <w:p>
+      <w:r>
+        <w:br w:type="page"/>
+      </w:r>
+    </w:p>
+    <w:p>
+      <w:pPr>
+        <w:spacing w:before="360" w:after="160"/>
+      </w:pPr>
+      <w:r>
+        <w:rPr>
+          <w:rFonts w:ascii="Georgia" w:hAnsi="Georgia" w:eastAsia="Georgia"/>
+          <w:b/>
+          <w:color w:val="1B3A4B"/>
+          <w:sz w:val="32"/>
+        </w:rPr>
+        <w:t>Electrolux / Dito Sama TRK70 — Combined Cutter &amp; Vegetable Slicer Risk Assessment</w:t>
+      </w:r>
+    </w:p>
+    <w:p>
+      <w:pPr>
+        <w:spacing w:before="200" w:after="160"/>
+      </w:pPr>
+      <w:r>
+        <w:rPr>
+          <w:rFonts w:ascii="Georgia" w:hAnsi="Georgia" w:eastAsia="Georgia"/>
+          <w:b/>
+          <w:color w:val="2F6F6A"/>
+          <w:sz w:val="26"/>
+        </w:rPr>
+        <w:t>1. Workplace &amp; Equipment Information</w:t>
+      </w:r>
+    </w:p>
+    <w:tbl>
+      <w:tblPr>
+        <w:tblW w:type="auto" w:w="0"/>
+        <w:jc w:val="center"/>
+        <w:tblLayout w:type="autofit"/>
+        <w:tblLook w:firstColumn="1" w:firstRow="1" w:lastColumn="0" w:lastRow="0" w:noHBand="0" w:noVBand="1" w:val="04A0"/>
+      </w:tblPr>
+      <w:tblGrid>
+        <w:gridCol w:w="4986"/>
+        <w:gridCol w:w="4986"/>
+      </w:tblGrid>
+      <w:tr>
+        <w:tc>
+          <w:tcPr>
+            <w:tcW w:type="dxa" w:w="3118"/>
+            <w:shd w:fill="F3F7F6" w:val="clear"/>
+            <w:tcBorders>
+              <w:top w:val="single" w:sz="4" w:space="0" w:color="CCCCCC"/>
+              <w:left w:val="single" w:sz="4" w:space="0" w:color="CCCCCC"/>
+              <w:bottom w:val="single" w:sz="4" w:space="0" w:color="CCCCCC"/>
+              <w:right w:val="single" w:sz="4" w:space="0" w:color="CCCCCC"/>
+            </w:tcBorders>
+          </w:tcPr>
+          <w:p>
+            <w:pPr>
+              <w:spacing w:before="40" w:after="40"/>
+              <w:jc w:val="left"/>
+            </w:pPr>
+            <w:r>
+              <w:rPr>
+                <w:rFonts w:ascii="Calibri" w:hAnsi="Calibri" w:eastAsia="Calibri"/>
+                <w:b/>
+                <w:color w:val="1B3A4B"/>
+                <w:sz w:val="20"/>
+              </w:rPr>
+              <w:t>Workplace</w:t>
+            </w:r>
+          </w:p>
+        </w:tc>
+        <w:tc>
+          <w:tcPr>
+            <w:tcW w:type="dxa" w:w="6236"/>
+            <w:tcBorders>
+              <w:top w:val="single" w:sz="4" w:space="0" w:color="CCCCCC"/>
+              <w:left w:val="single" w:sz="4" w:space="0" w:color="CCCCCC"/>
+              <w:bottom w:val="single" w:sz="4" w:space="0" w:color="CCCCCC"/>
+              <w:right w:val="single" w:sz="4" w:space="0" w:color="CCCCCC"/>
+            </w:tcBorders>
+          </w:tcPr>
+          <w:p>
+            <w:pPr>
+              <w:spacing w:before="40" w:after="40"/>
+              <w:jc w:val="left"/>
+            </w:pPr>
+            <w:r>
+              <w:rPr>
+                <w:rFonts w:ascii="Calibri" w:hAnsi="Calibri" w:eastAsia="Calibri"/>
+                <w:b w:val="0"/>
+                <w:color w:val="222222"/>
+                <w:sz w:val="20"/>
+              </w:rPr>
+              <w:t>The Vedanta Kitchen &amp; Retreat Centre</w:t>
+            </w:r>
+          </w:p>
+        </w:tc>
+      </w:tr>
+      <w:tr>
+        <w:tc>
+          <w:tcPr>
+            <w:tcW w:type="dxa" w:w="3118"/>
+            <w:shd w:fill="F3F7F6" w:val="clear"/>
+            <w:tcBorders>
+              <w:top w:val="single" w:sz="4" w:space="0" w:color="CCCCCC"/>
+              <w:left w:val="single" w:sz="4" w:space="0" w:color="CCCCCC"/>
+              <w:bottom w:val="single" w:sz="4" w:space="0" w:color="CCCCCC"/>
+              <w:right w:val="single" w:sz="4" w:space="0" w:color="CCCCCC"/>
+            </w:tcBorders>
+          </w:tcPr>
+          <w:p>
+            <w:pPr>
+              <w:spacing w:before="40" w:after="40"/>
+              <w:jc w:val="left"/>
+            </w:pPr>
+            <w:r>
+              <w:rPr>
+                <w:rFonts w:ascii="Calibri" w:hAnsi="Calibri" w:eastAsia="Calibri"/>
+                <w:b/>
+                <w:color w:val="1B3A4B"/>
+                <w:sz w:val="20"/>
+              </w:rPr>
+              <w:t>Department</w:t>
+            </w:r>
+          </w:p>
+        </w:tc>
+        <w:tc>
+          <w:tcPr>
+            <w:tcW w:type="dxa" w:w="6236"/>
+            <w:tcBorders>
+              <w:top w:val="single" w:sz="4" w:space="0" w:color="CCCCCC"/>
+              <w:left w:val="single" w:sz="4" w:space="0" w:color="CCCCCC"/>
+              <w:bottom w:val="single" w:sz="4" w:space="0" w:color="CCCCCC"/>
+              <w:right w:val="single" w:sz="4" w:space="0" w:color="CCCCCC"/>
+            </w:tcBorders>
+          </w:tcPr>
+          <w:p>
+            <w:pPr>
+              <w:spacing w:before="40" w:after="40"/>
+              <w:jc w:val="left"/>
+            </w:pPr>
+            <w:r>
+              <w:rPr>
+                <w:rFonts w:ascii="Calibri" w:hAnsi="Calibri" w:eastAsia="Calibri"/>
+                <w:b w:val="0"/>
+                <w:color w:val="222222"/>
+                <w:sz w:val="20"/>
+              </w:rPr>
+              <w:t>Main Kitchen</w:t>
+            </w:r>
+          </w:p>
+        </w:tc>
+      </w:tr>
+      <w:tr>
+        <w:tc>
+          <w:tcPr>
+            <w:tcW w:type="dxa" w:w="3118"/>
+            <w:shd w:fill="F3F7F6" w:val="clear"/>
+            <w:tcBorders>
+              <w:top w:val="single" w:sz="4" w:space="0" w:color="CCCCCC"/>
+              <w:left w:val="single" w:sz="4" w:space="0" w:color="CCCCCC"/>
+              <w:bottom w:val="single" w:sz="4" w:space="0" w:color="CCCCCC"/>
+              <w:right w:val="single" w:sz="4" w:space="0" w:color="CCCCCC"/>
+            </w:tcBorders>
+          </w:tcPr>
+          <w:p>
+            <w:pPr>
+              <w:spacing w:before="40" w:after="40"/>
+              <w:jc w:val="left"/>
+            </w:pPr>
+            <w:r>
+              <w:rPr>
+                <w:rFonts w:ascii="Calibri" w:hAnsi="Calibri" w:eastAsia="Calibri"/>
+                <w:b/>
+                <w:color w:val="1B3A4B"/>
+                <w:sz w:val="20"/>
+              </w:rPr>
+              <w:t>Equipment</w:t>
+            </w:r>
+          </w:p>
+        </w:tc>
+        <w:tc>
+          <w:tcPr>
+            <w:tcW w:type="dxa" w:w="6236"/>
+            <w:tcBorders>
+              <w:top w:val="single" w:sz="4" w:space="0" w:color="CCCCCC"/>
+              <w:left w:val="single" w:sz="4" w:space="0" w:color="CCCCCC"/>
+              <w:bottom w:val="single" w:sz="4" w:space="0" w:color="CCCCCC"/>
+              <w:right w:val="single" w:sz="4" w:space="0" w:color="CCCCCC"/>
+            </w:tcBorders>
+          </w:tcPr>
+          <w:p>
+            <w:pPr>
+              <w:spacing w:before="40" w:after="40"/>
+              <w:jc w:val="left"/>
+            </w:pPr>
+            <w:r>
+              <w:rPr>
+                <w:rFonts w:ascii="Calibri" w:hAnsi="Calibri" w:eastAsia="Calibri"/>
+                <w:b w:val="0"/>
+                <w:color w:val="222222"/>
+                <w:sz w:val="20"/>
+              </w:rPr>
+              <w:t>Electrolux / Dito Sama TRK70 Combined Cutter and Vegetable Slicer</w:t>
+            </w:r>
+          </w:p>
+        </w:tc>
+      </w:tr>
+      <w:tr>
+        <w:tc>
+          <w:tcPr>
+            <w:tcW w:type="dxa" w:w="3118"/>
+            <w:shd w:fill="F3F7F6" w:val="clear"/>
+            <w:tcBorders>
+              <w:top w:val="single" w:sz="4" w:space="0" w:color="CCCCCC"/>
+              <w:left w:val="single" w:sz="4" w:space="0" w:color="CCCCCC"/>
+              <w:bottom w:val="single" w:sz="4" w:space="0" w:color="CCCCCC"/>
+              <w:right w:val="single" w:sz="4" w:space="0" w:color="CCCCCC"/>
+            </w:tcBorders>
+          </w:tcPr>
+          <w:p>
+            <w:pPr>
+              <w:spacing w:before="40" w:after="40"/>
+              <w:jc w:val="left"/>
+            </w:pPr>
+            <w:r>
+              <w:rPr>
+                <w:rFonts w:ascii="Calibri" w:hAnsi="Calibri" w:eastAsia="Calibri"/>
+                <w:b/>
+                <w:color w:val="1B3A4B"/>
+                <w:sz w:val="20"/>
+              </w:rPr>
+              <w:t>Manufacturer / model</w:t>
+            </w:r>
+          </w:p>
+        </w:tc>
+        <w:tc>
+          <w:tcPr>
+            <w:tcW w:type="dxa" w:w="6236"/>
+            <w:tcBorders>
+              <w:top w:val="single" w:sz="4" w:space="0" w:color="CCCCCC"/>
+              <w:left w:val="single" w:sz="4" w:space="0" w:color="CCCCCC"/>
+              <w:bottom w:val="single" w:sz="4" w:space="0" w:color="CCCCCC"/>
+              <w:right w:val="single" w:sz="4" w:space="0" w:color="CCCCCC"/>
+            </w:tcBorders>
+          </w:tcPr>
+          <w:p>
+            <w:pPr>
+              <w:spacing w:before="40" w:after="40"/>
+              <w:jc w:val="left"/>
+            </w:pPr>
+            <w:r>
+              <w:rPr>
+                <w:rFonts w:ascii="Calibri" w:hAnsi="Calibri" w:eastAsia="Calibri"/>
+                <w:b w:val="0"/>
+                <w:color w:val="222222"/>
+                <w:sz w:val="20"/>
+              </w:rPr>
+              <w:t>Electrolux Professional / Dito Sama TRK70</w:t>
+            </w:r>
+          </w:p>
+        </w:tc>
+      </w:tr>
+      <w:tr>
+        <w:tc>
+          <w:tcPr>
+            <w:tcW w:type="dxa" w:w="3118"/>
+            <w:shd w:fill="F3F7F6" w:val="clear"/>
+            <w:tcBorders>
+              <w:top w:val="single" w:sz="4" w:space="0" w:color="CCCCCC"/>
+              <w:left w:val="single" w:sz="4" w:space="0" w:color="CCCCCC"/>
+              <w:bottom w:val="single" w:sz="4" w:space="0" w:color="CCCCCC"/>
+              <w:right w:val="single" w:sz="4" w:space="0" w:color="CCCCCC"/>
+            </w:tcBorders>
+          </w:tcPr>
+          <w:p>
+            <w:pPr>
+              <w:spacing w:before="40" w:after="40"/>
+              <w:jc w:val="left"/>
+            </w:pPr>
+            <w:r>
+              <w:rPr>
+                <w:rFonts w:ascii="Calibri" w:hAnsi="Calibri" w:eastAsia="Calibri"/>
+                <w:b/>
+                <w:color w:val="1B3A4B"/>
+                <w:sz w:val="20"/>
+              </w:rPr>
+              <w:t>Persons completing the task</w:t>
+            </w:r>
+          </w:p>
+        </w:tc>
+        <w:tc>
+          <w:tcPr>
+            <w:tcW w:type="dxa" w:w="6236"/>
+            <w:tcBorders>
+              <w:top w:val="single" w:sz="4" w:space="0" w:color="CCCCCC"/>
+              <w:left w:val="single" w:sz="4" w:space="0" w:color="CCCCCC"/>
+              <w:bottom w:val="single" w:sz="4" w:space="0" w:color="CCCCCC"/>
+              <w:right w:val="single" w:sz="4" w:space="0" w:color="CCCCCC"/>
+            </w:tcBorders>
+          </w:tcPr>
+          <w:p>
+            <w:pPr>
+              <w:spacing w:before="40" w:after="40"/>
+              <w:jc w:val="left"/>
+            </w:pPr>
+            <w:r>
+              <w:rPr>
+                <w:rFonts w:ascii="Calibri" w:hAnsi="Calibri" w:eastAsia="Calibri"/>
+                <w:b w:val="0"/>
+                <w:color w:val="222222"/>
+                <w:sz w:val="20"/>
+              </w:rPr>
+              <w:t>Trained and authorised kitchen staff</w:t>
+            </w:r>
+          </w:p>
+        </w:tc>
+      </w:tr>
+      <w:tr>
+        <w:tc>
+          <w:tcPr>
+            <w:tcW w:type="dxa" w:w="3118"/>
+            <w:shd w:fill="F3F7F6" w:val="clear"/>
+            <w:tcBorders>
+              <w:top w:val="single" w:sz="4" w:space="0" w:color="CCCCCC"/>
+              <w:left w:val="single" w:sz="4" w:space="0" w:color="CCCCCC"/>
+              <w:bottom w:val="single" w:sz="4" w:space="0" w:color="CCCCCC"/>
+              <w:right w:val="single" w:sz="4" w:space="0" w:color="CCCCCC"/>
+            </w:tcBorders>
+          </w:tcPr>
+          <w:p>
+            <w:pPr>
+              <w:spacing w:before="40" w:after="40"/>
+              <w:jc w:val="left"/>
+            </w:pPr>
+            <w:r>
+              <w:rPr>
+                <w:rFonts w:ascii="Calibri" w:hAnsi="Calibri" w:eastAsia="Calibri"/>
+                <w:b/>
+                <w:color w:val="1B3A4B"/>
+                <w:sz w:val="20"/>
+              </w:rPr>
+              <w:t>Assessor</w:t>
+            </w:r>
+          </w:p>
+        </w:tc>
+        <w:tc>
+          <w:tcPr>
+            <w:tcW w:type="dxa" w:w="6236"/>
+            <w:tcBorders>
+              <w:top w:val="single" w:sz="4" w:space="0" w:color="CCCCCC"/>
+              <w:left w:val="single" w:sz="4" w:space="0" w:color="CCCCCC"/>
+              <w:bottom w:val="single" w:sz="4" w:space="0" w:color="CCCCCC"/>
+              <w:right w:val="single" w:sz="4" w:space="0" w:color="CCCCCC"/>
+            </w:tcBorders>
+          </w:tcPr>
+          <w:p>
+            <w:pPr>
+              <w:spacing w:before="40" w:after="40"/>
+              <w:jc w:val="left"/>
+            </w:pPr>
+            <w:r>
+              <w:rPr>
+                <w:rFonts w:ascii="Calibri" w:hAnsi="Calibri" w:eastAsia="Calibri"/>
+                <w:b w:val="0"/>
+                <w:color w:val="222222"/>
+                <w:sz w:val="20"/>
+              </w:rPr>
+              <w:t>Shyam Prasad</w:t>
+            </w:r>
+          </w:p>
+        </w:tc>
+      </w:tr>
+      <w:tr>
+        <w:tc>
+          <w:tcPr>
+            <w:tcW w:type="dxa" w:w="3118"/>
+            <w:shd w:fill="F3F7F6" w:val="clear"/>
+            <w:tcBorders>
+              <w:top w:val="single" w:sz="4" w:space="0" w:color="CCCCCC"/>
+              <w:left w:val="single" w:sz="4" w:space="0" w:color="CCCCCC"/>
+              <w:bottom w:val="single" w:sz="4" w:space="0" w:color="CCCCCC"/>
+              <w:right w:val="single" w:sz="4" w:space="0" w:color="CCCCCC"/>
+            </w:tcBorders>
+          </w:tcPr>
+          <w:p>
+            <w:pPr>
+              <w:spacing w:before="40" w:after="40"/>
+              <w:jc w:val="left"/>
+            </w:pPr>
+            <w:r>
+              <w:rPr>
+                <w:rFonts w:ascii="Calibri" w:hAnsi="Calibri" w:eastAsia="Calibri"/>
+                <w:b/>
+                <w:color w:val="1B3A4B"/>
+                <w:sz w:val="20"/>
+              </w:rPr>
+              <w:t>Assessment date</w:t>
+            </w:r>
+          </w:p>
+        </w:tc>
+        <w:tc>
+          <w:tcPr>
+            <w:tcW w:type="dxa" w:w="6236"/>
+            <w:tcBorders>
+              <w:top w:val="single" w:sz="4" w:space="0" w:color="CCCCCC"/>
+              <w:left w:val="single" w:sz="4" w:space="0" w:color="CCCCCC"/>
+              <w:bottom w:val="single" w:sz="4" w:space="0" w:color="CCCCCC"/>
+              <w:right w:val="single" w:sz="4" w:space="0" w:color="CCCCCC"/>
+            </w:tcBorders>
+          </w:tcPr>
+          <w:p>
+            <w:pPr>
+              <w:spacing w:before="40" w:after="40"/>
+              <w:jc w:val="left"/>
+            </w:pPr>
+            <w:r>
+              <w:rPr>
+                <w:rFonts w:ascii="Calibri" w:hAnsi="Calibri" w:eastAsia="Calibri"/>
+                <w:b w:val="0"/>
+                <w:color w:val="222222"/>
+                <w:sz w:val="20"/>
+              </w:rPr>
+              <w:t>27 July 2026</w:t>
+            </w:r>
+          </w:p>
+        </w:tc>
+      </w:tr>
+      <w:tr>
+        <w:tc>
+          <w:tcPr>
+            <w:tcW w:type="dxa" w:w="3118"/>
+            <w:shd w:fill="F3F7F6" w:val="clear"/>
+            <w:tcBorders>
+              <w:top w:val="single" w:sz="4" w:space="0" w:color="CCCCCC"/>
+              <w:left w:val="single" w:sz="4" w:space="0" w:color="CCCCCC"/>
+              <w:bottom w:val="single" w:sz="4" w:space="0" w:color="CCCCCC"/>
+              <w:right w:val="single" w:sz="4" w:space="0" w:color="CCCCCC"/>
+            </w:tcBorders>
+          </w:tcPr>
+          <w:p>
+            <w:pPr>
+              <w:spacing w:before="40" w:after="40"/>
+              <w:jc w:val="left"/>
+            </w:pPr>
+            <w:r>
+              <w:rPr>
+                <w:rFonts w:ascii="Calibri" w:hAnsi="Calibri" w:eastAsia="Calibri"/>
+                <w:b/>
+                <w:color w:val="1B3A4B"/>
+                <w:sz w:val="20"/>
+              </w:rPr>
+              <w:t>Review date</w:t>
+            </w:r>
+          </w:p>
+        </w:tc>
+        <w:tc>
+          <w:tcPr>
+            <w:tcW w:type="dxa" w:w="6236"/>
+            <w:tcBorders>
+              <w:top w:val="single" w:sz="4" w:space="0" w:color="CCCCCC"/>
+              <w:left w:val="single" w:sz="4" w:space="0" w:color="CCCCCC"/>
+              <w:bottom w:val="single" w:sz="4" w:space="0" w:color="CCCCCC"/>
+              <w:right w:val="single" w:sz="4" w:space="0" w:color="CCCCCC"/>
+            </w:tcBorders>
+          </w:tcPr>
+          <w:p>
+            <w:pPr>
+              <w:spacing w:before="40" w:after="40"/>
+              <w:jc w:val="left"/>
+            </w:pPr>
+            <w:r>
+              <w:rPr>
+                <w:rFonts w:ascii="Calibri" w:hAnsi="Calibri" w:eastAsia="Calibri"/>
+                <w:b w:val="0"/>
+                <w:color w:val="222222"/>
+                <w:sz w:val="20"/>
+              </w:rPr>
+              <w:t>27 July 2027, or sooner after an accident, near miss, equipment change or safety concern</w:t>
+            </w:r>
+          </w:p>
+        </w:tc>
+      </w:tr>
+      <w:tr>
+        <w:tc>
+          <w:tcPr>
+            <w:tcW w:type="dxa" w:w="3118"/>
+            <w:shd w:fill="F3F7F6" w:val="clear"/>
+            <w:tcBorders>
+              <w:top w:val="single" w:sz="4" w:space="0" w:color="CCCCCC"/>
+              <w:left w:val="single" w:sz="4" w:space="0" w:color="CCCCCC"/>
+              <w:bottom w:val="single" w:sz="4" w:space="0" w:color="CCCCCC"/>
+              <w:right w:val="single" w:sz="4" w:space="0" w:color="CCCCCC"/>
+            </w:tcBorders>
+          </w:tcPr>
+          <w:p>
+            <w:pPr>
+              <w:spacing w:before="40" w:after="40"/>
+              <w:jc w:val="left"/>
+            </w:pPr>
+            <w:r>
+              <w:rPr>
+                <w:rFonts w:ascii="Calibri" w:hAnsi="Calibri" w:eastAsia="Calibri"/>
+                <w:b/>
+                <w:color w:val="1B3A4B"/>
+                <w:sz w:val="20"/>
+              </w:rPr>
+              <w:t>Manager responsible</w:t>
+            </w:r>
+          </w:p>
+        </w:tc>
+        <w:tc>
+          <w:tcPr>
+            <w:tcW w:type="dxa" w:w="6236"/>
+            <w:tcBorders>
+              <w:top w:val="single" w:sz="4" w:space="0" w:color="CCCCCC"/>
+              <w:left w:val="single" w:sz="4" w:space="0" w:color="CCCCCC"/>
+              <w:bottom w:val="single" w:sz="4" w:space="0" w:color="CCCCCC"/>
+              <w:right w:val="single" w:sz="4" w:space="0" w:color="CCCCCC"/>
+            </w:tcBorders>
+          </w:tcPr>
+          <w:p>
+            <w:pPr>
+              <w:spacing w:before="40" w:after="40"/>
+              <w:jc w:val="left"/>
+            </w:pPr>
+            <w:r>
+              <w:rPr>
+                <w:rFonts w:ascii="Calibri" w:hAnsi="Calibri" w:eastAsia="Calibri"/>
+                <w:b w:val="0"/>
+                <w:color w:val="222222"/>
+                <w:sz w:val="20"/>
+              </w:rPr>
+              <w:t>[Name]</w:t>
+            </w:r>
+          </w:p>
+        </w:tc>
+      </w:tr>
+    </w:tbl>
+    <w:p/>
+    <w:p>
+      <w:pPr>
+        <w:spacing w:before="200" w:after="160"/>
+      </w:pPr>
+      <w:r>
+        <w:rPr>
+          <w:rFonts w:ascii="Georgia" w:hAnsi="Georgia" w:eastAsia="Georgia"/>
+          <w:b/>
+          <w:color w:val="2F6F6A"/>
+          <w:sz w:val="26"/>
+        </w:rPr>
+        <w:t>2. Activity Covered</w:t>
+      </w:r>
+    </w:p>
+    <w:p>
+      <w:pPr>
+        <w:spacing w:after="120" w:line="240" w:lineRule="auto"/>
+      </w:pPr>
+      <w:r>
+        <w:rPr>
+          <w:rFonts w:ascii="Calibri" w:hAnsi="Calibri" w:eastAsia="Calibri"/>
+          <w:b w:val="0"/>
+          <w:color w:val="222222"/>
+          <w:sz w:val="22"/>
+        </w:rPr>
+        <w:t>Operating, loading, unloading, changing cutting discs or blades, clearing blockages, dismantling, cleaning, reassembling and maintaining the TRK70.</w:t>
+      </w:r>
+    </w:p>
+    <w:p>
+      <w:pPr>
+        <w:spacing w:after="120" w:line="240" w:lineRule="auto"/>
+      </w:pPr>
+      <w:r>
+        <w:rPr>
+          <w:rFonts w:ascii="Calibri" w:hAnsi="Calibri" w:eastAsia="Calibri"/>
+          <w:b w:val="0"/>
+          <w:color w:val="222222"/>
+          <w:sz w:val="22"/>
+        </w:rPr>
+        <w:t>The TRK70 uses interchangeable rotating blades and discs for cutting, chopping, slicing, grating, shredding and dicing food. The machine incorporates a magnetic safety system and motor brake intended to stop operation when the hopper, vegetable preparation lever or cutter lid is not correctly closed. These safety systems must never be defeated or bypassed.</w:t>
+      </w:r>
+    </w:p>
+    <w:p>
+      <w:pPr>
+        <w:spacing w:before="200" w:after="160"/>
+      </w:pPr>
+      <w:r>
+        <w:rPr>
+          <w:rFonts w:ascii="Georgia" w:hAnsi="Georgia" w:eastAsia="Georgia"/>
+          <w:b/>
+          <w:color w:val="2F6F6A"/>
+          <w:sz w:val="26"/>
+        </w:rPr>
+        <w:t>3. Persons at Risk</w:t>
+      </w:r>
+    </w:p>
+    <w:p>
+      <w:pPr>
+        <w:pStyle w:val="ListBullet"/>
+        <w:spacing w:after="60"/>
+      </w:pPr>
+      <w:r>
+        <w:rPr>
+          <w:rFonts w:ascii="Calibri" w:hAnsi="Calibri" w:eastAsia="Calibri"/>
+          <w:b w:val="0"/>
+          <w:color w:val="222222"/>
+          <w:sz w:val="22"/>
+        </w:rPr>
+        <w:t>Chefs and kitchen assistants</w:t>
+      </w:r>
+    </w:p>
+    <w:p>
+      <w:pPr>
+        <w:pStyle w:val="ListBullet"/>
+        <w:spacing w:after="60"/>
+      </w:pPr>
+      <w:r>
+        <w:rPr>
+          <w:rFonts w:ascii="Calibri" w:hAnsi="Calibri" w:eastAsia="Calibri"/>
+          <w:b w:val="0"/>
+          <w:color w:val="222222"/>
+          <w:sz w:val="22"/>
+        </w:rPr>
+        <w:t>Kitchen porters and cleaning staff</w:t>
+      </w:r>
+    </w:p>
+    <w:p>
+      <w:pPr>
+        <w:pStyle w:val="ListBullet"/>
+        <w:spacing w:after="60"/>
+      </w:pPr>
+      <w:r>
+        <w:rPr>
+          <w:rFonts w:ascii="Calibri" w:hAnsi="Calibri" w:eastAsia="Calibri"/>
+          <w:b w:val="0"/>
+          <w:color w:val="222222"/>
+          <w:sz w:val="22"/>
+        </w:rPr>
+        <w:t>Maintenance contractors</w:t>
+      </w:r>
+    </w:p>
+    <w:p>
+      <w:pPr>
+        <w:pStyle w:val="ListBullet"/>
+        <w:spacing w:after="60"/>
+      </w:pPr>
+      <w:r>
+        <w:rPr>
+          <w:rFonts w:ascii="Calibri" w:hAnsi="Calibri" w:eastAsia="Calibri"/>
+          <w:b w:val="0"/>
+          <w:color w:val="222222"/>
+          <w:sz w:val="22"/>
+        </w:rPr>
+        <w:t>Employees working close to the machine</w:t>
+      </w:r>
+    </w:p>
+    <w:p>
+      <w:pPr>
+        <w:pStyle w:val="ListBullet"/>
+        <w:spacing w:after="60"/>
+      </w:pPr>
+      <w:r>
+        <w:rPr>
+          <w:rFonts w:ascii="Calibri" w:hAnsi="Calibri" w:eastAsia="Calibri"/>
+          <w:b w:val="0"/>
+          <w:color w:val="222222"/>
+          <w:sz w:val="22"/>
+        </w:rPr>
+        <w:t>New, inexperienced or young workers</w:t>
+      </w:r>
+    </w:p>
+    <w:p>
+      <w:pPr>
+        <w:pStyle w:val="ListBullet"/>
+        <w:spacing w:after="60"/>
+      </w:pPr>
+      <w:r>
+        <w:rPr>
+          <w:rFonts w:ascii="Calibri" w:hAnsi="Calibri" w:eastAsia="Calibri"/>
+          <w:b w:val="0"/>
+          <w:color w:val="222222"/>
+          <w:sz w:val="22"/>
+        </w:rPr>
+        <w:t>Consumers, where poor cleaning or allergen controls could contaminate food</w:t>
+      </w:r>
+    </w:p>
+    <w:p>
+      <w:pPr>
+        <w:spacing w:before="200" w:after="160"/>
+      </w:pPr>
+      <w:r>
+        <w:rPr>
+          <w:rFonts w:ascii="Georgia" w:hAnsi="Georgia" w:eastAsia="Georgia"/>
+          <w:b/>
+          <w:color w:val="2F6F6A"/>
+          <w:sz w:val="26"/>
+        </w:rPr>
+        <w:t>4. Risk-Rating System</w:t>
+      </w:r>
+    </w:p>
+    <w:p>
+      <w:pPr>
+        <w:spacing w:after="40" w:line="240" w:lineRule="auto"/>
+      </w:pPr>
+      <w:r>
+        <w:rPr>
+          <w:rFonts w:ascii="Calibri" w:hAnsi="Calibri" w:eastAsia="Calibri"/>
+          <w:b/>
+          <w:color w:val="222222"/>
+          <w:sz w:val="22"/>
+        </w:rPr>
+        <w:t>Likelihood</w:t>
+      </w:r>
+    </w:p>
+    <w:p>
+      <w:pPr>
+        <w:pStyle w:val="ListBullet"/>
+        <w:spacing w:after="60"/>
+      </w:pPr>
+      <w:r>
+        <w:rPr>
+          <w:rFonts w:ascii="Calibri" w:hAnsi="Calibri" w:eastAsia="Calibri"/>
+          <w:b w:val="0"/>
+          <w:color w:val="222222"/>
+          <w:sz w:val="22"/>
+        </w:rPr>
+        <w:t>1 – Rare</w:t>
+      </w:r>
+    </w:p>
+    <w:p>
+      <w:pPr>
+        <w:pStyle w:val="ListBullet"/>
+        <w:spacing w:after="60"/>
+      </w:pPr>
+      <w:r>
+        <w:rPr>
+          <w:rFonts w:ascii="Calibri" w:hAnsi="Calibri" w:eastAsia="Calibri"/>
+          <w:b w:val="0"/>
+          <w:color w:val="222222"/>
+          <w:sz w:val="22"/>
+        </w:rPr>
+        <w:t>2 – Unlikely</w:t>
+      </w:r>
+    </w:p>
+    <w:p>
+      <w:pPr>
+        <w:pStyle w:val="ListBullet"/>
+        <w:spacing w:after="60"/>
+      </w:pPr>
+      <w:r>
+        <w:rPr>
+          <w:rFonts w:ascii="Calibri" w:hAnsi="Calibri" w:eastAsia="Calibri"/>
+          <w:b w:val="0"/>
+          <w:color w:val="222222"/>
+          <w:sz w:val="22"/>
+        </w:rPr>
+        <w:t>3 – Possible</w:t>
+      </w:r>
+    </w:p>
+    <w:p>
+      <w:pPr>
+        <w:pStyle w:val="ListBullet"/>
+        <w:spacing w:after="60"/>
+      </w:pPr>
+      <w:r>
+        <w:rPr>
+          <w:rFonts w:ascii="Calibri" w:hAnsi="Calibri" w:eastAsia="Calibri"/>
+          <w:b w:val="0"/>
+          <w:color w:val="222222"/>
+          <w:sz w:val="22"/>
+        </w:rPr>
+        <w:t>4 – Likely</w:t>
+      </w:r>
+    </w:p>
+    <w:p>
+      <w:pPr>
+        <w:pStyle w:val="ListBullet"/>
+        <w:spacing w:after="60"/>
+      </w:pPr>
+      <w:r>
+        <w:rPr>
+          <w:rFonts w:ascii="Calibri" w:hAnsi="Calibri" w:eastAsia="Calibri"/>
+          <w:b w:val="0"/>
+          <w:color w:val="222222"/>
+          <w:sz w:val="22"/>
+        </w:rPr>
+        <w:t>5 – Almost certain</w:t>
+      </w:r>
+    </w:p>
+    <w:p>
+      <w:pPr>
+        <w:spacing w:after="40" w:line="240" w:lineRule="auto"/>
+      </w:pPr>
+      <w:r>
+        <w:rPr>
+          <w:rFonts w:ascii="Calibri" w:hAnsi="Calibri" w:eastAsia="Calibri"/>
+          <w:b/>
+          <w:color w:val="222222"/>
+          <w:sz w:val="22"/>
+        </w:rPr>
+        <w:t>Severity</w:t>
+      </w:r>
+    </w:p>
+    <w:p>
+      <w:pPr>
+        <w:pStyle w:val="ListBullet"/>
+        <w:spacing w:after="60"/>
+      </w:pPr>
+      <w:r>
+        <w:rPr>
+          <w:rFonts w:ascii="Calibri" w:hAnsi="Calibri" w:eastAsia="Calibri"/>
+          <w:b w:val="0"/>
+          <w:color w:val="222222"/>
+          <w:sz w:val="22"/>
+        </w:rPr>
+        <w:t>1 – Minor injury</w:t>
+      </w:r>
+    </w:p>
+    <w:p>
+      <w:pPr>
+        <w:pStyle w:val="ListBullet"/>
+        <w:spacing w:after="60"/>
+      </w:pPr>
+      <w:r>
+        <w:rPr>
+          <w:rFonts w:ascii="Calibri" w:hAnsi="Calibri" w:eastAsia="Calibri"/>
+          <w:b w:val="0"/>
+          <w:color w:val="222222"/>
+          <w:sz w:val="22"/>
+        </w:rPr>
+        <w:t>2 – Injury requiring first aid</w:t>
+      </w:r>
+    </w:p>
+    <w:p>
+      <w:pPr>
+        <w:pStyle w:val="ListBullet"/>
+        <w:spacing w:after="60"/>
+      </w:pPr>
+      <w:r>
+        <w:rPr>
+          <w:rFonts w:ascii="Calibri" w:hAnsi="Calibri" w:eastAsia="Calibri"/>
+          <w:b w:val="0"/>
+          <w:color w:val="222222"/>
+          <w:sz w:val="22"/>
+        </w:rPr>
+        <w:t>3 – Injury requiring medical treatment</w:t>
+      </w:r>
+    </w:p>
+    <w:p>
+      <w:pPr>
+        <w:pStyle w:val="ListBullet"/>
+        <w:spacing w:after="60"/>
+      </w:pPr>
+      <w:r>
+        <w:rPr>
+          <w:rFonts w:ascii="Calibri" w:hAnsi="Calibri" w:eastAsia="Calibri"/>
+          <w:b w:val="0"/>
+          <w:color w:val="222222"/>
+          <w:sz w:val="22"/>
+        </w:rPr>
+        <w:t>4 – Serious injury</w:t>
+      </w:r>
+    </w:p>
+    <w:p>
+      <w:pPr>
+        <w:pStyle w:val="ListBullet"/>
+        <w:spacing w:after="60"/>
+      </w:pPr>
+      <w:r>
+        <w:rPr>
+          <w:rFonts w:ascii="Calibri" w:hAnsi="Calibri" w:eastAsia="Calibri"/>
+          <w:b w:val="0"/>
+          <w:color w:val="222222"/>
+          <w:sz w:val="22"/>
+        </w:rPr>
+        <w:t>5 – Fatality or life-changing injury</w:t>
+      </w:r>
+    </w:p>
+    <w:p>
+      <w:pPr>
+        <w:spacing w:after="40" w:line="240" w:lineRule="auto"/>
+      </w:pPr>
+      <w:r>
+        <w:rPr>
+          <w:rFonts w:ascii="Calibri" w:hAnsi="Calibri" w:eastAsia="Calibri"/>
+          <w:b/>
+          <w:color w:val="222222"/>
+          <w:sz w:val="22"/>
+        </w:rPr>
+        <w:t>Risk score = Likelihood × Severity</w:t>
+      </w:r>
+    </w:p>
+    <w:p>
+      <w:pPr>
+        <w:pStyle w:val="ListBullet"/>
+        <w:spacing w:after="60"/>
+      </w:pPr>
+      <w:r>
+        <w:rPr>
+          <w:rFonts w:ascii="Calibri" w:hAnsi="Calibri" w:eastAsia="Calibri"/>
+          <w:b w:val="0"/>
+          <w:color w:val="222222"/>
+          <w:sz w:val="22"/>
+        </w:rPr>
+        <w:t>1–4: Low</w:t>
+      </w:r>
+    </w:p>
+    <w:p>
+      <w:pPr>
+        <w:pStyle w:val="ListBullet"/>
+        <w:spacing w:after="60"/>
+      </w:pPr>
+      <w:r>
+        <w:rPr>
+          <w:rFonts w:ascii="Calibri" w:hAnsi="Calibri" w:eastAsia="Calibri"/>
+          <w:b w:val="0"/>
+          <w:color w:val="222222"/>
+          <w:sz w:val="22"/>
+        </w:rPr>
+        <w:t>5–9: Medium</w:t>
+      </w:r>
+    </w:p>
+    <w:p>
+      <w:pPr>
+        <w:pStyle w:val="ListBullet"/>
+        <w:spacing w:after="60"/>
+      </w:pPr>
+      <w:r>
+        <w:rPr>
+          <w:rFonts w:ascii="Calibri" w:hAnsi="Calibri" w:eastAsia="Calibri"/>
+          <w:b w:val="0"/>
+          <w:color w:val="222222"/>
+          <w:sz w:val="22"/>
+        </w:rPr>
+        <w:t>10–15: High</w:t>
+      </w:r>
+    </w:p>
+    <w:p>
+      <w:pPr>
+        <w:pStyle w:val="ListBullet"/>
+        <w:spacing w:after="60"/>
+      </w:pPr>
+      <w:r>
+        <w:rPr>
+          <w:rFonts w:ascii="Calibri" w:hAnsi="Calibri" w:eastAsia="Calibri"/>
+          <w:b w:val="0"/>
+          <w:color w:val="222222"/>
+          <w:sz w:val="22"/>
+        </w:rPr>
+        <w:t>16–25: Very high</w:t>
+      </w:r>
+    </w:p>
+    <w:p>
+      <w:pPr>
+        <w:spacing w:before="200" w:after="160"/>
+      </w:pPr>
+      <w:r>
+        <w:rPr>
+          <w:rFonts w:ascii="Georgia" w:hAnsi="Georgia" w:eastAsia="Georgia"/>
+          <w:b/>
+          <w:color w:val="2F6F6A"/>
+          <w:sz w:val="26"/>
+        </w:rPr>
+        <w:t>5. Significant Hazards and Control Measures</w:t>
+      </w:r>
+    </w:p>
+    <w:tbl>
+      <w:tblPr>
+        <w:tblW w:type="auto" w:w="0"/>
+        <w:jc w:val="center"/>
+        <w:tblLook w:firstColumn="1" w:firstRow="1" w:lastColumn="0" w:lastRow="0" w:noHBand="0" w:noVBand="1" w:val="04A0"/>
+      </w:tblPr>
+      <w:tblGrid>
+        <w:gridCol w:w="1994"/>
+        <w:gridCol w:w="1994"/>
+        <w:gridCol w:w="1994"/>
+        <w:gridCol w:w="1994"/>
+        <w:gridCol w:w="1994"/>
+      </w:tblGrid>
+      <w:tr>
+        <w:tc>
+          <w:tcPr>
+            <w:tcW w:type="dxa" w:w="1994"/>
+            <w:shd w:fill="1B3A4B" w:val="clear"/>
+            <w:tcBorders>
+              <w:top w:val="single" w:sz="4" w:space="0" w:color="CCCCCC"/>
+              <w:left w:val="single" w:sz="4" w:space="0" w:color="CCCCCC"/>
+              <w:bottom w:val="single" w:sz="4" w:space="0" w:color="CCCCCC"/>
+              <w:right w:val="single" w:sz="4" w:space="0" w:color="CCCCCC"/>
+            </w:tcBorders>
+          </w:tcPr>
+          <w:p>
+            <w:pPr>
+              <w:spacing w:before="40" w:after="40"/>
+              <w:jc w:val="center"/>
+            </w:pPr>
+            <w:r>
+              <w:rPr>
+                <w:rFonts w:ascii="Calibri" w:hAnsi="Calibri" w:eastAsia="Calibri"/>
+                <w:b/>
+                <w:color w:val="FFFFFF"/>
+                <w:sz w:val="16"/>
+              </w:rPr>
+              <w:t>Hazard</w:t>
+            </w:r>
+          </w:p>
+        </w:tc>
+        <w:tc>
+          <w:tcPr>
+            <w:tcW w:type="dxa" w:w="1994"/>
+            <w:shd w:fill="1B3A4B" w:val="clear"/>
+            <w:tcBorders>
+              <w:top w:val="single" w:sz="4" w:space="0" w:color="CCCCCC"/>
+              <w:left w:val="single" w:sz="4" w:space="0" w:color="CCCCCC"/>
+              <w:bottom w:val="single" w:sz="4" w:space="0" w:color="CCCCCC"/>
+              <w:right w:val="single" w:sz="4" w:space="0" w:color="CCCCCC"/>
+            </w:tcBorders>
+          </w:tcPr>
+          <w:p>
+            <w:pPr>
+              <w:spacing w:before="40" w:after="40"/>
+              <w:jc w:val="center"/>
+            </w:pPr>
+            <w:r>
+              <w:rPr>
+                <w:rFonts w:ascii="Calibri" w:hAnsi="Calibri" w:eastAsia="Calibri"/>
+                <w:b/>
+                <w:color w:val="FFFFFF"/>
+                <w:sz w:val="16"/>
+              </w:rPr>
+              <w:t>Possible harm</w:t>
+            </w:r>
+          </w:p>
+        </w:tc>
+        <w:tc>
+          <w:tcPr>
+            <w:tcW w:type="dxa" w:w="1994"/>
+            <w:shd w:fill="1B3A4B" w:val="clear"/>
+            <w:tcBorders>
+              <w:top w:val="single" w:sz="4" w:space="0" w:color="CCCCCC"/>
+              <w:left w:val="single" w:sz="4" w:space="0" w:color="CCCCCC"/>
+              <w:bottom w:val="single" w:sz="4" w:space="0" w:color="CCCCCC"/>
+              <w:right w:val="single" w:sz="4" w:space="0" w:color="CCCCCC"/>
+            </w:tcBorders>
+          </w:tcPr>
+          <w:p>
+            <w:pPr>
+              <w:spacing w:before="40" w:after="40"/>
+              <w:jc w:val="center"/>
+            </w:pPr>
+            <w:r>
+              <w:rPr>
+                <w:rFonts w:ascii="Calibri" w:hAnsi="Calibri" w:eastAsia="Calibri"/>
+                <w:b/>
+                <w:color w:val="FFFFFF"/>
+                <w:sz w:val="16"/>
+              </w:rPr>
+              <w:t>Initial risk</w:t>
+            </w:r>
+          </w:p>
+        </w:tc>
+        <w:tc>
+          <w:tcPr>
+            <w:tcW w:type="dxa" w:w="1994"/>
+            <w:shd w:fill="1B3A4B" w:val="clear"/>
+            <w:tcBorders>
+              <w:top w:val="single" w:sz="4" w:space="0" w:color="CCCCCC"/>
+              <w:left w:val="single" w:sz="4" w:space="0" w:color="CCCCCC"/>
+              <w:bottom w:val="single" w:sz="4" w:space="0" w:color="CCCCCC"/>
+              <w:right w:val="single" w:sz="4" w:space="0" w:color="CCCCCC"/>
+            </w:tcBorders>
+          </w:tcPr>
+          <w:p>
+            <w:pPr>
+              <w:spacing w:before="40" w:after="40"/>
+              <w:jc w:val="center"/>
+            </w:pPr>
+            <w:r>
+              <w:rPr>
+                <w:rFonts w:ascii="Calibri" w:hAnsi="Calibri" w:eastAsia="Calibri"/>
+                <w:b/>
+                <w:color w:val="FFFFFF"/>
+                <w:sz w:val="16"/>
+              </w:rPr>
+              <w:t>Required control measures</w:t>
+            </w:r>
+          </w:p>
+        </w:tc>
+        <w:tc>
+          <w:tcPr>
+            <w:tcW w:type="dxa" w:w="1994"/>
+            <w:shd w:fill="1B3A4B" w:val="clear"/>
+            <w:tcBorders>
+              <w:top w:val="single" w:sz="4" w:space="0" w:color="CCCCCC"/>
+              <w:left w:val="single" w:sz="4" w:space="0" w:color="CCCCCC"/>
+              <w:bottom w:val="single" w:sz="4" w:space="0" w:color="CCCCCC"/>
+              <w:right w:val="single" w:sz="4" w:space="0" w:color="CCCCCC"/>
+            </w:tcBorders>
+          </w:tcPr>
+          <w:p>
+            <w:pPr>
+              <w:spacing w:before="40" w:after="40"/>
+              <w:jc w:val="center"/>
+            </w:pPr>
+            <w:r>
+              <w:rPr>
+                <w:rFonts w:ascii="Calibri" w:hAnsi="Calibri" w:eastAsia="Calibri"/>
+                <w:b/>
+                <w:color w:val="FFFFFF"/>
+                <w:sz w:val="16"/>
+              </w:rPr>
+              <w:t>Residual risk</w:t>
+            </w:r>
+          </w:p>
+        </w:tc>
+      </w:tr>
+      <w:tr>
+        <w:tc>
+          <w:tcPr>
+            <w:tcW w:type="dxa" w:w="1994"/>
+            <w:tcBorders>
+              <w:top w:val="single" w:sz="4" w:space="0" w:color="CCCCCC"/>
+              <w:left w:val="single" w:sz="4" w:space="0" w:color="CCCCCC"/>
+              <w:bottom w:val="single" w:sz="4" w:space="0" w:color="CCCCCC"/>
+              <w:right w:val="single" w:sz="4" w:space="0" w:color="CCCCCC"/>
+            </w:tcBorders>
+          </w:tcPr>
+          <w:p>
+            <w:pPr>
+              <w:spacing w:before="40" w:after="40"/>
+              <w:jc w:val="left"/>
+            </w:pPr>
+            <w:r>
+              <w:rPr>
+                <w:rFonts w:ascii="Calibri" w:hAnsi="Calibri" w:eastAsia="Calibri"/>
+                <w:b w:val="0"/>
+                <w:color w:val="222222"/>
+                <w:sz w:val="16"/>
+              </w:rPr>
+              <w:t>Contact with rotating cutter blade or slicing disc</w:t>
+            </w:r>
+          </w:p>
+        </w:tc>
+        <w:tc>
+          <w:tcPr>
+            <w:tcW w:type="dxa" w:w="1994"/>
+            <w:tcBorders>
+              <w:top w:val="single" w:sz="4" w:space="0" w:color="CCCCCC"/>
+              <w:left w:val="single" w:sz="4" w:space="0" w:color="CCCCCC"/>
+              <w:bottom w:val="single" w:sz="4" w:space="0" w:color="CCCCCC"/>
+              <w:right w:val="single" w:sz="4" w:space="0" w:color="CCCCCC"/>
+            </w:tcBorders>
+          </w:tcPr>
+          <w:p>
+            <w:pPr>
+              <w:spacing w:before="40" w:after="40"/>
+              <w:jc w:val="left"/>
+            </w:pPr>
+            <w:r>
+              <w:rPr>
+                <w:rFonts w:ascii="Calibri" w:hAnsi="Calibri" w:eastAsia="Calibri"/>
+                <w:b w:val="0"/>
+                <w:color w:val="222222"/>
+                <w:sz w:val="16"/>
+              </w:rPr>
+              <w:t>Deep cuts, amputation or life-changing injury</w:t>
+            </w:r>
+          </w:p>
+        </w:tc>
+        <w:tc>
+          <w:tcPr>
+            <w:tcW w:type="dxa" w:w="1994"/>
+            <w:tcBorders>
+              <w:top w:val="single" w:sz="4" w:space="0" w:color="CCCCCC"/>
+              <w:left w:val="single" w:sz="4" w:space="0" w:color="CCCCCC"/>
+              <w:bottom w:val="single" w:sz="4" w:space="0" w:color="CCCCCC"/>
+              <w:right w:val="single" w:sz="4" w:space="0" w:color="CCCCCC"/>
+            </w:tcBorders>
+          </w:tcPr>
+          <w:p>
+            <w:pPr>
+              <w:spacing w:before="40" w:after="40"/>
+              <w:jc w:val="center"/>
+            </w:pPr>
+            <w:r>
+              <w:rPr>
+                <w:rFonts w:ascii="Calibri" w:hAnsi="Calibri" w:eastAsia="Calibri"/>
+                <w:b/>
+                <w:color w:val="2F6F6A"/>
+                <w:sz w:val="16"/>
+              </w:rPr>
+              <w:t>15 – High</w:t>
+            </w:r>
+          </w:p>
+        </w:tc>
+        <w:tc>
+          <w:tcPr>
+            <w:tcW w:type="dxa" w:w="1994"/>
+            <w:tcBorders>
+              <w:top w:val="single" w:sz="4" w:space="0" w:color="CCCCCC"/>
+              <w:left w:val="single" w:sz="4" w:space="0" w:color="CCCCCC"/>
+              <w:bottom w:val="single" w:sz="4" w:space="0" w:color="CCCCCC"/>
+              <w:right w:val="single" w:sz="4" w:space="0" w:color="CCCCCC"/>
+            </w:tcBorders>
+          </w:tcPr>
+          <w:p>
+            <w:pPr>
+              <w:spacing w:before="40" w:after="40"/>
+              <w:jc w:val="left"/>
+            </w:pPr>
+            <w:r>
+              <w:rPr>
+                <w:rFonts w:ascii="Calibri" w:hAnsi="Calibri" w:eastAsia="Calibri"/>
+                <w:b w:val="0"/>
+                <w:color w:val="222222"/>
+                <w:sz w:val="16"/>
+              </w:rPr>
+              <w:t>Only trained and authorised staff may operate. All guards, hopper, lid, pushers and interlocks must be correctly fitted. Hands, knives, spoons and utensils must never enter the feed opening or bowl while connected to power. Feed food only with the supplied pusher.</w:t>
+            </w:r>
+          </w:p>
+        </w:tc>
+        <w:tc>
+          <w:tcPr>
+            <w:tcW w:type="dxa" w:w="1994"/>
+            <w:tcBorders>
+              <w:top w:val="single" w:sz="4" w:space="0" w:color="CCCCCC"/>
+              <w:left w:val="single" w:sz="4" w:space="0" w:color="CCCCCC"/>
+              <w:bottom w:val="single" w:sz="4" w:space="0" w:color="CCCCCC"/>
+              <w:right w:val="single" w:sz="4" w:space="0" w:color="CCCCCC"/>
+            </w:tcBorders>
+          </w:tcPr>
+          <w:p>
+            <w:pPr>
+              <w:spacing w:before="40" w:after="40"/>
+              <w:jc w:val="center"/>
+            </w:pPr>
+            <w:r>
+              <w:rPr>
+                <w:rFonts w:ascii="Calibri" w:hAnsi="Calibri" w:eastAsia="Calibri"/>
+                <w:b/>
+                <w:color w:val="2F6F6A"/>
+                <w:sz w:val="16"/>
+              </w:rPr>
+              <w:t>5 – Medium</w:t>
+            </w:r>
+          </w:p>
+        </w:tc>
+      </w:tr>
+      <w:tr>
+        <w:tc>
+          <w:tcPr>
+            <w:tcW w:type="dxa" w:w="1994"/>
+            <w:shd w:fill="F3F7F6" w:val="clear"/>
+            <w:tcBorders>
+              <w:top w:val="single" w:sz="4" w:space="0" w:color="CCCCCC"/>
+              <w:left w:val="single" w:sz="4" w:space="0" w:color="CCCCCC"/>
+              <w:bottom w:val="single" w:sz="4" w:space="0" w:color="CCCCCC"/>
+              <w:right w:val="single" w:sz="4" w:space="0" w:color="CCCCCC"/>
+            </w:tcBorders>
+          </w:tcPr>
+          <w:p>
+            <w:pPr>
+              <w:spacing w:before="40" w:after="40"/>
+              <w:jc w:val="left"/>
+            </w:pPr>
+            <w:r>
+              <w:rPr>
+                <w:rFonts w:ascii="Calibri" w:hAnsi="Calibri" w:eastAsia="Calibri"/>
+                <w:b w:val="0"/>
+                <w:color w:val="222222"/>
+                <w:sz w:val="16"/>
+              </w:rPr>
+              <w:t>Reaching into the machine while it is running</w:t>
+            </w:r>
+          </w:p>
+        </w:tc>
+        <w:tc>
+          <w:tcPr>
+            <w:tcW w:type="dxa" w:w="1994"/>
+            <w:shd w:fill="F3F7F6" w:val="clear"/>
+            <w:tcBorders>
+              <w:top w:val="single" w:sz="4" w:space="0" w:color="CCCCCC"/>
+              <w:left w:val="single" w:sz="4" w:space="0" w:color="CCCCCC"/>
+              <w:bottom w:val="single" w:sz="4" w:space="0" w:color="CCCCCC"/>
+              <w:right w:val="single" w:sz="4" w:space="0" w:color="CCCCCC"/>
+            </w:tcBorders>
+          </w:tcPr>
+          <w:p>
+            <w:pPr>
+              <w:spacing w:before="40" w:after="40"/>
+              <w:jc w:val="left"/>
+            </w:pPr>
+            <w:r>
+              <w:rPr>
+                <w:rFonts w:ascii="Calibri" w:hAnsi="Calibri" w:eastAsia="Calibri"/>
+                <w:b w:val="0"/>
+                <w:color w:val="222222"/>
+                <w:sz w:val="16"/>
+              </w:rPr>
+              <w:t>Severe cuts, crushing or amputation</w:t>
+            </w:r>
+          </w:p>
+        </w:tc>
+        <w:tc>
+          <w:tcPr>
+            <w:tcW w:type="dxa" w:w="1994"/>
+            <w:shd w:fill="F3F7F6" w:val="clear"/>
+            <w:tcBorders>
+              <w:top w:val="single" w:sz="4" w:space="0" w:color="CCCCCC"/>
+              <w:left w:val="single" w:sz="4" w:space="0" w:color="CCCCCC"/>
+              <w:bottom w:val="single" w:sz="4" w:space="0" w:color="CCCCCC"/>
+              <w:right w:val="single" w:sz="4" w:space="0" w:color="CCCCCC"/>
+            </w:tcBorders>
+          </w:tcPr>
+          <w:p>
+            <w:pPr>
+              <w:spacing w:before="40" w:after="40"/>
+              <w:jc w:val="center"/>
+            </w:pPr>
+            <w:r>
+              <w:rPr>
+                <w:rFonts w:ascii="Calibri" w:hAnsi="Calibri" w:eastAsia="Calibri"/>
+                <w:b/>
+                <w:color w:val="2F6F6A"/>
+                <w:sz w:val="16"/>
+              </w:rPr>
+              <w:t>15 – High</w:t>
+            </w:r>
+          </w:p>
+        </w:tc>
+        <w:tc>
+          <w:tcPr>
+            <w:tcW w:type="dxa" w:w="1994"/>
+            <w:shd w:fill="F3F7F6" w:val="clear"/>
+            <w:tcBorders>
+              <w:top w:val="single" w:sz="4" w:space="0" w:color="CCCCCC"/>
+              <w:left w:val="single" w:sz="4" w:space="0" w:color="CCCCCC"/>
+              <w:bottom w:val="single" w:sz="4" w:space="0" w:color="CCCCCC"/>
+              <w:right w:val="single" w:sz="4" w:space="0" w:color="CCCCCC"/>
+            </w:tcBorders>
+          </w:tcPr>
+          <w:p>
+            <w:pPr>
+              <w:spacing w:before="40" w:after="40"/>
+              <w:jc w:val="left"/>
+            </w:pPr>
+            <w:r>
+              <w:rPr>
+                <w:rFonts w:ascii="Calibri" w:hAnsi="Calibri" w:eastAsia="Calibri"/>
+                <w:b w:val="0"/>
+                <w:color w:val="222222"/>
+                <w:sz w:val="16"/>
+              </w:rPr>
+              <w:t>Never reach beneath the hopper, through the feed chute or into the cutter bowl while operating. Stop and isolate from the electrical supply before inspecting or touching internal components.</w:t>
+            </w:r>
+          </w:p>
+        </w:tc>
+        <w:tc>
+          <w:tcPr>
+            <w:tcW w:type="dxa" w:w="1994"/>
+            <w:shd w:fill="F3F7F6" w:val="clear"/>
+            <w:tcBorders>
+              <w:top w:val="single" w:sz="4" w:space="0" w:color="CCCCCC"/>
+              <w:left w:val="single" w:sz="4" w:space="0" w:color="CCCCCC"/>
+              <w:bottom w:val="single" w:sz="4" w:space="0" w:color="CCCCCC"/>
+              <w:right w:val="single" w:sz="4" w:space="0" w:color="CCCCCC"/>
+            </w:tcBorders>
+          </w:tcPr>
+          <w:p>
+            <w:pPr>
+              <w:spacing w:before="40" w:after="40"/>
+              <w:jc w:val="center"/>
+            </w:pPr>
+            <w:r>
+              <w:rPr>
+                <w:rFonts w:ascii="Calibri" w:hAnsi="Calibri" w:eastAsia="Calibri"/>
+                <w:b/>
+                <w:color w:val="2F6F6A"/>
+                <w:sz w:val="16"/>
+              </w:rPr>
+              <w:t>5 – Medium</w:t>
+            </w:r>
+          </w:p>
+        </w:tc>
+      </w:tr>
+      <w:tr>
+        <w:tc>
+          <w:tcPr>
+            <w:tcW w:type="dxa" w:w="1994"/>
+            <w:tcBorders>
+              <w:top w:val="single" w:sz="4" w:space="0" w:color="CCCCCC"/>
+              <w:left w:val="single" w:sz="4" w:space="0" w:color="CCCCCC"/>
+              <w:bottom w:val="single" w:sz="4" w:space="0" w:color="CCCCCC"/>
+              <w:right w:val="single" w:sz="4" w:space="0" w:color="CCCCCC"/>
+            </w:tcBorders>
+          </w:tcPr>
+          <w:p>
+            <w:pPr>
+              <w:spacing w:before="40" w:after="40"/>
+              <w:jc w:val="left"/>
+            </w:pPr>
+            <w:r>
+              <w:rPr>
+                <w:rFonts w:ascii="Calibri" w:hAnsi="Calibri" w:eastAsia="Calibri"/>
+                <w:b w:val="0"/>
+                <w:color w:val="222222"/>
+                <w:sz w:val="16"/>
+              </w:rPr>
+              <w:t>Unexpected start-up during assembly, cleaning or blockage removal</w:t>
+            </w:r>
+          </w:p>
+        </w:tc>
+        <w:tc>
+          <w:tcPr>
+            <w:tcW w:type="dxa" w:w="1994"/>
+            <w:tcBorders>
+              <w:top w:val="single" w:sz="4" w:space="0" w:color="CCCCCC"/>
+              <w:left w:val="single" w:sz="4" w:space="0" w:color="CCCCCC"/>
+              <w:bottom w:val="single" w:sz="4" w:space="0" w:color="CCCCCC"/>
+              <w:right w:val="single" w:sz="4" w:space="0" w:color="CCCCCC"/>
+            </w:tcBorders>
+          </w:tcPr>
+          <w:p>
+            <w:pPr>
+              <w:spacing w:before="40" w:after="40"/>
+              <w:jc w:val="left"/>
+            </w:pPr>
+            <w:r>
+              <w:rPr>
+                <w:rFonts w:ascii="Calibri" w:hAnsi="Calibri" w:eastAsia="Calibri"/>
+                <w:b w:val="0"/>
+                <w:color w:val="222222"/>
+                <w:sz w:val="16"/>
+              </w:rPr>
+              <w:t>Contact with moving blades resulting in serious injury</w:t>
+            </w:r>
+          </w:p>
+        </w:tc>
+        <w:tc>
+          <w:tcPr>
+            <w:tcW w:type="dxa" w:w="1994"/>
+            <w:tcBorders>
+              <w:top w:val="single" w:sz="4" w:space="0" w:color="CCCCCC"/>
+              <w:left w:val="single" w:sz="4" w:space="0" w:color="CCCCCC"/>
+              <w:bottom w:val="single" w:sz="4" w:space="0" w:color="CCCCCC"/>
+              <w:right w:val="single" w:sz="4" w:space="0" w:color="CCCCCC"/>
+            </w:tcBorders>
+          </w:tcPr>
+          <w:p>
+            <w:pPr>
+              <w:spacing w:before="40" w:after="40"/>
+              <w:jc w:val="center"/>
+            </w:pPr>
+            <w:r>
+              <w:rPr>
+                <w:rFonts w:ascii="Calibri" w:hAnsi="Calibri" w:eastAsia="Calibri"/>
+                <w:b/>
+                <w:color w:val="2F6F6A"/>
+                <w:sz w:val="16"/>
+              </w:rPr>
+              <w:t>15 – High</w:t>
+            </w:r>
+          </w:p>
+        </w:tc>
+        <w:tc>
+          <w:tcPr>
+            <w:tcW w:type="dxa" w:w="1994"/>
+            <w:tcBorders>
+              <w:top w:val="single" w:sz="4" w:space="0" w:color="CCCCCC"/>
+              <w:left w:val="single" w:sz="4" w:space="0" w:color="CCCCCC"/>
+              <w:bottom w:val="single" w:sz="4" w:space="0" w:color="CCCCCC"/>
+              <w:right w:val="single" w:sz="4" w:space="0" w:color="CCCCCC"/>
+            </w:tcBorders>
+          </w:tcPr>
+          <w:p>
+            <w:pPr>
+              <w:spacing w:before="40" w:after="40"/>
+              <w:jc w:val="left"/>
+            </w:pPr>
+            <w:r>
+              <w:rPr>
+                <w:rFonts w:ascii="Calibri" w:hAnsi="Calibri" w:eastAsia="Calibri"/>
+                <w:b w:val="0"/>
+                <w:color w:val="222222"/>
+                <w:sz w:val="16"/>
+              </w:rPr>
+              <w:t>Switch off using the main control, turn off the rear isolation switch and unplug before dismantling, cleaning, changing blades or clearing a blockage. Keep the plug under the operator’s control until the task is complete.</w:t>
+            </w:r>
+          </w:p>
+        </w:tc>
+        <w:tc>
+          <w:tcPr>
+            <w:tcW w:type="dxa" w:w="1994"/>
+            <w:tcBorders>
+              <w:top w:val="single" w:sz="4" w:space="0" w:color="CCCCCC"/>
+              <w:left w:val="single" w:sz="4" w:space="0" w:color="CCCCCC"/>
+              <w:bottom w:val="single" w:sz="4" w:space="0" w:color="CCCCCC"/>
+              <w:right w:val="single" w:sz="4" w:space="0" w:color="CCCCCC"/>
+            </w:tcBorders>
+          </w:tcPr>
+          <w:p>
+            <w:pPr>
+              <w:spacing w:before="40" w:after="40"/>
+              <w:jc w:val="center"/>
+            </w:pPr>
+            <w:r>
+              <w:rPr>
+                <w:rFonts w:ascii="Calibri" w:hAnsi="Calibri" w:eastAsia="Calibri"/>
+                <w:b/>
+                <w:color w:val="2F6F6A"/>
+                <w:sz w:val="16"/>
+              </w:rPr>
+              <w:t>5 – Medium</w:t>
+            </w:r>
+          </w:p>
+        </w:tc>
+      </w:tr>
+      <w:tr>
+        <w:tc>
+          <w:tcPr>
+            <w:tcW w:type="dxa" w:w="1994"/>
+            <w:shd w:fill="F3F7F6" w:val="clear"/>
+            <w:tcBorders>
+              <w:top w:val="single" w:sz="4" w:space="0" w:color="CCCCCC"/>
+              <w:left w:val="single" w:sz="4" w:space="0" w:color="CCCCCC"/>
+              <w:bottom w:val="single" w:sz="4" w:space="0" w:color="CCCCCC"/>
+              <w:right w:val="single" w:sz="4" w:space="0" w:color="CCCCCC"/>
+            </w:tcBorders>
+          </w:tcPr>
+          <w:p>
+            <w:pPr>
+              <w:spacing w:before="40" w:after="40"/>
+              <w:jc w:val="left"/>
+            </w:pPr>
+            <w:r>
+              <w:rPr>
+                <w:rFonts w:ascii="Calibri" w:hAnsi="Calibri" w:eastAsia="Calibri"/>
+                <w:b w:val="0"/>
+                <w:color w:val="222222"/>
+                <w:sz w:val="16"/>
+              </w:rPr>
+              <w:t>Defective, removed or bypassed guard / interlock</w:t>
+            </w:r>
+          </w:p>
+        </w:tc>
+        <w:tc>
+          <w:tcPr>
+            <w:tcW w:type="dxa" w:w="1994"/>
+            <w:shd w:fill="F3F7F6" w:val="clear"/>
+            <w:tcBorders>
+              <w:top w:val="single" w:sz="4" w:space="0" w:color="CCCCCC"/>
+              <w:left w:val="single" w:sz="4" w:space="0" w:color="CCCCCC"/>
+              <w:bottom w:val="single" w:sz="4" w:space="0" w:color="CCCCCC"/>
+              <w:right w:val="single" w:sz="4" w:space="0" w:color="CCCCCC"/>
+            </w:tcBorders>
+          </w:tcPr>
+          <w:p>
+            <w:pPr>
+              <w:spacing w:before="40" w:after="40"/>
+              <w:jc w:val="left"/>
+            </w:pPr>
+            <w:r>
+              <w:rPr>
+                <w:rFonts w:ascii="Calibri" w:hAnsi="Calibri" w:eastAsia="Calibri"/>
+                <w:b w:val="0"/>
+                <w:color w:val="222222"/>
+                <w:sz w:val="16"/>
+              </w:rPr>
+              <w:t>Access to dangerous moving parts</w:t>
+            </w:r>
+          </w:p>
+        </w:tc>
+        <w:tc>
+          <w:tcPr>
+            <w:tcW w:type="dxa" w:w="1994"/>
+            <w:shd w:fill="F3F7F6" w:val="clear"/>
+            <w:tcBorders>
+              <w:top w:val="single" w:sz="4" w:space="0" w:color="CCCCCC"/>
+              <w:left w:val="single" w:sz="4" w:space="0" w:color="CCCCCC"/>
+              <w:bottom w:val="single" w:sz="4" w:space="0" w:color="CCCCCC"/>
+              <w:right w:val="single" w:sz="4" w:space="0" w:color="CCCCCC"/>
+            </w:tcBorders>
+          </w:tcPr>
+          <w:p>
+            <w:pPr>
+              <w:spacing w:before="40" w:after="40"/>
+              <w:jc w:val="center"/>
+            </w:pPr>
+            <w:r>
+              <w:rPr>
+                <w:rFonts w:ascii="Calibri" w:hAnsi="Calibri" w:eastAsia="Calibri"/>
+                <w:b/>
+                <w:color w:val="2F6F6A"/>
+                <w:sz w:val="16"/>
+              </w:rPr>
+              <w:t>15 – High</w:t>
+            </w:r>
+          </w:p>
+        </w:tc>
+        <w:tc>
+          <w:tcPr>
+            <w:tcW w:type="dxa" w:w="1994"/>
+            <w:shd w:fill="F3F7F6" w:val="clear"/>
+            <w:tcBorders>
+              <w:top w:val="single" w:sz="4" w:space="0" w:color="CCCCCC"/>
+              <w:left w:val="single" w:sz="4" w:space="0" w:color="CCCCCC"/>
+              <w:bottom w:val="single" w:sz="4" w:space="0" w:color="CCCCCC"/>
+              <w:right w:val="single" w:sz="4" w:space="0" w:color="CCCCCC"/>
+            </w:tcBorders>
+          </w:tcPr>
+          <w:p>
+            <w:pPr>
+              <w:spacing w:before="40" w:after="40"/>
+              <w:jc w:val="left"/>
+            </w:pPr>
+            <w:r>
+              <w:rPr>
+                <w:rFonts w:ascii="Calibri" w:hAnsi="Calibri" w:eastAsia="Calibri"/>
+                <w:b w:val="0"/>
+                <w:color w:val="222222"/>
+                <w:sz w:val="16"/>
+              </w:rPr>
+              <w:t>Check lid, hopper, pusher, guard and safety interlock before every use. Never bypass, tape down or modify a safety device. If the machine runs with a guard open, stop, unplug, label “DO NOT USE” and report to the manager.</w:t>
+            </w:r>
+          </w:p>
+        </w:tc>
+        <w:tc>
+          <w:tcPr>
+            <w:tcW w:type="dxa" w:w="1994"/>
+            <w:shd w:fill="F3F7F6" w:val="clear"/>
+            <w:tcBorders>
+              <w:top w:val="single" w:sz="4" w:space="0" w:color="CCCCCC"/>
+              <w:left w:val="single" w:sz="4" w:space="0" w:color="CCCCCC"/>
+              <w:bottom w:val="single" w:sz="4" w:space="0" w:color="CCCCCC"/>
+              <w:right w:val="single" w:sz="4" w:space="0" w:color="CCCCCC"/>
+            </w:tcBorders>
+          </w:tcPr>
+          <w:p>
+            <w:pPr>
+              <w:spacing w:before="40" w:after="40"/>
+              <w:jc w:val="center"/>
+            </w:pPr>
+            <w:r>
+              <w:rPr>
+                <w:rFonts w:ascii="Calibri" w:hAnsi="Calibri" w:eastAsia="Calibri"/>
+                <w:b/>
+                <w:color w:val="2F6F6A"/>
+                <w:sz w:val="16"/>
+              </w:rPr>
+              <w:t>5 – Medium</w:t>
+            </w:r>
+          </w:p>
+        </w:tc>
+      </w:tr>
+      <w:tr>
+        <w:tc>
+          <w:tcPr>
+            <w:tcW w:type="dxa" w:w="1994"/>
+            <w:tcBorders>
+              <w:top w:val="single" w:sz="4" w:space="0" w:color="CCCCCC"/>
+              <w:left w:val="single" w:sz="4" w:space="0" w:color="CCCCCC"/>
+              <w:bottom w:val="single" w:sz="4" w:space="0" w:color="CCCCCC"/>
+              <w:right w:val="single" w:sz="4" w:space="0" w:color="CCCCCC"/>
+            </w:tcBorders>
+          </w:tcPr>
+          <w:p>
+            <w:pPr>
+              <w:spacing w:before="40" w:after="40"/>
+              <w:jc w:val="left"/>
+            </w:pPr>
+            <w:r>
+              <w:rPr>
+                <w:rFonts w:ascii="Calibri" w:hAnsi="Calibri" w:eastAsia="Calibri"/>
+                <w:b w:val="0"/>
+                <w:color w:val="222222"/>
+                <w:sz w:val="16"/>
+              </w:rPr>
+              <w:t>Handling, fitting or removing sharp blades and discs</w:t>
+            </w:r>
+          </w:p>
+        </w:tc>
+        <w:tc>
+          <w:tcPr>
+            <w:tcW w:type="dxa" w:w="1994"/>
+            <w:tcBorders>
+              <w:top w:val="single" w:sz="4" w:space="0" w:color="CCCCCC"/>
+              <w:left w:val="single" w:sz="4" w:space="0" w:color="CCCCCC"/>
+              <w:bottom w:val="single" w:sz="4" w:space="0" w:color="CCCCCC"/>
+              <w:right w:val="single" w:sz="4" w:space="0" w:color="CCCCCC"/>
+            </w:tcBorders>
+          </w:tcPr>
+          <w:p>
+            <w:pPr>
+              <w:spacing w:before="40" w:after="40"/>
+              <w:jc w:val="left"/>
+            </w:pPr>
+            <w:r>
+              <w:rPr>
+                <w:rFonts w:ascii="Calibri" w:hAnsi="Calibri" w:eastAsia="Calibri"/>
+                <w:b w:val="0"/>
+                <w:color w:val="222222"/>
+                <w:sz w:val="16"/>
+              </w:rPr>
+              <w:t>Cuts and puncture wounds to hands and fingers</w:t>
+            </w:r>
+          </w:p>
+        </w:tc>
+        <w:tc>
+          <w:tcPr>
+            <w:tcW w:type="dxa" w:w="1994"/>
+            <w:tcBorders>
+              <w:top w:val="single" w:sz="4" w:space="0" w:color="CCCCCC"/>
+              <w:left w:val="single" w:sz="4" w:space="0" w:color="CCCCCC"/>
+              <w:bottom w:val="single" w:sz="4" w:space="0" w:color="CCCCCC"/>
+              <w:right w:val="single" w:sz="4" w:space="0" w:color="CCCCCC"/>
+            </w:tcBorders>
+          </w:tcPr>
+          <w:p>
+            <w:pPr>
+              <w:spacing w:before="40" w:after="40"/>
+              <w:jc w:val="center"/>
+            </w:pPr>
+            <w:r>
+              <w:rPr>
+                <w:rFonts w:ascii="Calibri" w:hAnsi="Calibri" w:eastAsia="Calibri"/>
+                <w:b/>
+                <w:color w:val="2F6F6A"/>
+                <w:sz w:val="16"/>
+              </w:rPr>
+              <w:t>12 – High</w:t>
+            </w:r>
+          </w:p>
+        </w:tc>
+        <w:tc>
+          <w:tcPr>
+            <w:tcW w:type="dxa" w:w="1994"/>
+            <w:tcBorders>
+              <w:top w:val="single" w:sz="4" w:space="0" w:color="CCCCCC"/>
+              <w:left w:val="single" w:sz="4" w:space="0" w:color="CCCCCC"/>
+              <w:bottom w:val="single" w:sz="4" w:space="0" w:color="CCCCCC"/>
+              <w:right w:val="single" w:sz="4" w:space="0" w:color="CCCCCC"/>
+            </w:tcBorders>
+          </w:tcPr>
+          <w:p>
+            <w:pPr>
+              <w:spacing w:before="40" w:after="40"/>
+              <w:jc w:val="left"/>
+            </w:pPr>
+            <w:r>
+              <w:rPr>
+                <w:rFonts w:ascii="Calibri" w:hAnsi="Calibri" w:eastAsia="Calibri"/>
+                <w:b w:val="0"/>
+                <w:color w:val="222222"/>
+                <w:sz w:val="16"/>
+              </w:rPr>
+              <w:t>Switch off and unplug before handling blades. Hold only by hub, handle or non-cutting edge. Wear cut-resistant gloves when changing, transporting or manually cleaning blades. Do not test sharpness with fingers.</w:t>
+            </w:r>
+          </w:p>
+        </w:tc>
+        <w:tc>
+          <w:tcPr>
+            <w:tcW w:type="dxa" w:w="1994"/>
+            <w:tcBorders>
+              <w:top w:val="single" w:sz="4" w:space="0" w:color="CCCCCC"/>
+              <w:left w:val="single" w:sz="4" w:space="0" w:color="CCCCCC"/>
+              <w:bottom w:val="single" w:sz="4" w:space="0" w:color="CCCCCC"/>
+              <w:right w:val="single" w:sz="4" w:space="0" w:color="CCCCCC"/>
+            </w:tcBorders>
+          </w:tcPr>
+          <w:p>
+            <w:pPr>
+              <w:spacing w:before="40" w:after="40"/>
+              <w:jc w:val="center"/>
+            </w:pPr>
+            <w:r>
+              <w:rPr>
+                <w:rFonts w:ascii="Calibri" w:hAnsi="Calibri" w:eastAsia="Calibri"/>
+                <w:b/>
+                <w:color w:val="2F6F6A"/>
+                <w:sz w:val="16"/>
+              </w:rPr>
+              <w:t>4 – Low</w:t>
+            </w:r>
+          </w:p>
+        </w:tc>
+      </w:tr>
+      <w:tr>
+        <w:tc>
+          <w:tcPr>
+            <w:tcW w:type="dxa" w:w="1994"/>
+            <w:shd w:fill="F3F7F6" w:val="clear"/>
+            <w:tcBorders>
+              <w:top w:val="single" w:sz="4" w:space="0" w:color="CCCCCC"/>
+              <w:left w:val="single" w:sz="4" w:space="0" w:color="CCCCCC"/>
+              <w:bottom w:val="single" w:sz="4" w:space="0" w:color="CCCCCC"/>
+              <w:right w:val="single" w:sz="4" w:space="0" w:color="CCCCCC"/>
+            </w:tcBorders>
+          </w:tcPr>
+          <w:p>
+            <w:pPr>
+              <w:spacing w:before="40" w:after="40"/>
+              <w:jc w:val="left"/>
+            </w:pPr>
+            <w:r>
+              <w:rPr>
+                <w:rFonts w:ascii="Calibri" w:hAnsi="Calibri" w:eastAsia="Calibri"/>
+                <w:b w:val="0"/>
+                <w:color w:val="222222"/>
+                <w:sz w:val="16"/>
+              </w:rPr>
+              <w:t>Blades stored incorrectly</w:t>
+            </w:r>
+          </w:p>
+        </w:tc>
+        <w:tc>
+          <w:tcPr>
+            <w:tcW w:type="dxa" w:w="1994"/>
+            <w:shd w:fill="F3F7F6" w:val="clear"/>
+            <w:tcBorders>
+              <w:top w:val="single" w:sz="4" w:space="0" w:color="CCCCCC"/>
+              <w:left w:val="single" w:sz="4" w:space="0" w:color="CCCCCC"/>
+              <w:bottom w:val="single" w:sz="4" w:space="0" w:color="CCCCCC"/>
+              <w:right w:val="single" w:sz="4" w:space="0" w:color="CCCCCC"/>
+            </w:tcBorders>
+          </w:tcPr>
+          <w:p>
+            <w:pPr>
+              <w:spacing w:before="40" w:after="40"/>
+              <w:jc w:val="left"/>
+            </w:pPr>
+            <w:r>
+              <w:rPr>
+                <w:rFonts w:ascii="Calibri" w:hAnsi="Calibri" w:eastAsia="Calibri"/>
+                <w:b w:val="0"/>
+                <w:color w:val="222222"/>
+                <w:sz w:val="16"/>
+              </w:rPr>
+              <w:t>Cuts while reaching into drawers or cupboards</w:t>
+            </w:r>
+          </w:p>
+        </w:tc>
+        <w:tc>
+          <w:tcPr>
+            <w:tcW w:type="dxa" w:w="1994"/>
+            <w:shd w:fill="F3F7F6" w:val="clear"/>
+            <w:tcBorders>
+              <w:top w:val="single" w:sz="4" w:space="0" w:color="CCCCCC"/>
+              <w:left w:val="single" w:sz="4" w:space="0" w:color="CCCCCC"/>
+              <w:bottom w:val="single" w:sz="4" w:space="0" w:color="CCCCCC"/>
+              <w:right w:val="single" w:sz="4" w:space="0" w:color="CCCCCC"/>
+            </w:tcBorders>
+          </w:tcPr>
+          <w:p>
+            <w:pPr>
+              <w:spacing w:before="40" w:after="40"/>
+              <w:jc w:val="center"/>
+            </w:pPr>
+            <w:r>
+              <w:rPr>
+                <w:rFonts w:ascii="Calibri" w:hAnsi="Calibri" w:eastAsia="Calibri"/>
+                <w:b/>
+                <w:color w:val="2F6F6A"/>
+                <w:sz w:val="16"/>
+              </w:rPr>
+              <w:t>12 – High</w:t>
+            </w:r>
+          </w:p>
+        </w:tc>
+        <w:tc>
+          <w:tcPr>
+            <w:tcW w:type="dxa" w:w="1994"/>
+            <w:shd w:fill="F3F7F6" w:val="clear"/>
+            <w:tcBorders>
+              <w:top w:val="single" w:sz="4" w:space="0" w:color="CCCCCC"/>
+              <w:left w:val="single" w:sz="4" w:space="0" w:color="CCCCCC"/>
+              <w:bottom w:val="single" w:sz="4" w:space="0" w:color="CCCCCC"/>
+              <w:right w:val="single" w:sz="4" w:space="0" w:color="CCCCCC"/>
+            </w:tcBorders>
+          </w:tcPr>
+          <w:p>
+            <w:pPr>
+              <w:spacing w:before="40" w:after="40"/>
+              <w:jc w:val="left"/>
+            </w:pPr>
+            <w:r>
+              <w:rPr>
+                <w:rFonts w:ascii="Calibri" w:hAnsi="Calibri" w:eastAsia="Calibri"/>
+                <w:b w:val="0"/>
+                <w:color w:val="222222"/>
+                <w:sz w:val="16"/>
+              </w:rPr>
+              <w:t>Store each blade and disc in a designated rack, protective holder or labelled container. Cutting edges must not be left exposed. Never leave blades submerged in sinks or hidden beneath other equipment.</w:t>
+            </w:r>
+          </w:p>
+        </w:tc>
+        <w:tc>
+          <w:tcPr>
+            <w:tcW w:type="dxa" w:w="1994"/>
+            <w:shd w:fill="F3F7F6" w:val="clear"/>
+            <w:tcBorders>
+              <w:top w:val="single" w:sz="4" w:space="0" w:color="CCCCCC"/>
+              <w:left w:val="single" w:sz="4" w:space="0" w:color="CCCCCC"/>
+              <w:bottom w:val="single" w:sz="4" w:space="0" w:color="CCCCCC"/>
+              <w:right w:val="single" w:sz="4" w:space="0" w:color="CCCCCC"/>
+            </w:tcBorders>
+          </w:tcPr>
+          <w:p>
+            <w:pPr>
+              <w:spacing w:before="40" w:after="40"/>
+              <w:jc w:val="center"/>
+            </w:pPr>
+            <w:r>
+              <w:rPr>
+                <w:rFonts w:ascii="Calibri" w:hAnsi="Calibri" w:eastAsia="Calibri"/>
+                <w:b/>
+                <w:color w:val="2F6F6A"/>
+                <w:sz w:val="16"/>
+              </w:rPr>
+              <w:t>4 – Low</w:t>
+            </w:r>
+          </w:p>
+        </w:tc>
+      </w:tr>
+      <w:tr>
+        <w:tc>
+          <w:tcPr>
+            <w:tcW w:type="dxa" w:w="1994"/>
+            <w:tcBorders>
+              <w:top w:val="single" w:sz="4" w:space="0" w:color="CCCCCC"/>
+              <w:left w:val="single" w:sz="4" w:space="0" w:color="CCCCCC"/>
+              <w:bottom w:val="single" w:sz="4" w:space="0" w:color="CCCCCC"/>
+              <w:right w:val="single" w:sz="4" w:space="0" w:color="CCCCCC"/>
+            </w:tcBorders>
+          </w:tcPr>
+          <w:p>
+            <w:pPr>
+              <w:spacing w:before="40" w:after="40"/>
+              <w:jc w:val="left"/>
+            </w:pPr>
+            <w:r>
+              <w:rPr>
+                <w:rFonts w:ascii="Calibri" w:hAnsi="Calibri" w:eastAsia="Calibri"/>
+                <w:b w:val="0"/>
+                <w:color w:val="222222"/>
+                <w:sz w:val="16"/>
+              </w:rPr>
+              <w:t>Blocked machine or food becoming stuck</w:t>
+            </w:r>
+          </w:p>
+        </w:tc>
+        <w:tc>
+          <w:tcPr>
+            <w:tcW w:type="dxa" w:w="1994"/>
+            <w:tcBorders>
+              <w:top w:val="single" w:sz="4" w:space="0" w:color="CCCCCC"/>
+              <w:left w:val="single" w:sz="4" w:space="0" w:color="CCCCCC"/>
+              <w:bottom w:val="single" w:sz="4" w:space="0" w:color="CCCCCC"/>
+              <w:right w:val="single" w:sz="4" w:space="0" w:color="CCCCCC"/>
+            </w:tcBorders>
+          </w:tcPr>
+          <w:p>
+            <w:pPr>
+              <w:spacing w:before="40" w:after="40"/>
+              <w:jc w:val="left"/>
+            </w:pPr>
+            <w:r>
+              <w:rPr>
+                <w:rFonts w:ascii="Calibri" w:hAnsi="Calibri" w:eastAsia="Calibri"/>
+                <w:b w:val="0"/>
+                <w:color w:val="222222"/>
+                <w:sz w:val="16"/>
+              </w:rPr>
+              <w:t>Operator may attempt to push food with hands or utensils</w:t>
+            </w:r>
+          </w:p>
+        </w:tc>
+        <w:tc>
+          <w:tcPr>
+            <w:tcW w:type="dxa" w:w="1994"/>
+            <w:tcBorders>
+              <w:top w:val="single" w:sz="4" w:space="0" w:color="CCCCCC"/>
+              <w:left w:val="single" w:sz="4" w:space="0" w:color="CCCCCC"/>
+              <w:bottom w:val="single" w:sz="4" w:space="0" w:color="CCCCCC"/>
+              <w:right w:val="single" w:sz="4" w:space="0" w:color="CCCCCC"/>
+            </w:tcBorders>
+          </w:tcPr>
+          <w:p>
+            <w:pPr>
+              <w:spacing w:before="40" w:after="40"/>
+              <w:jc w:val="center"/>
+            </w:pPr>
+            <w:r>
+              <w:rPr>
+                <w:rFonts w:ascii="Calibri" w:hAnsi="Calibri" w:eastAsia="Calibri"/>
+                <w:b/>
+                <w:color w:val="2F6F6A"/>
+                <w:sz w:val="16"/>
+              </w:rPr>
+              <w:t>15 – High</w:t>
+            </w:r>
+          </w:p>
+        </w:tc>
+        <w:tc>
+          <w:tcPr>
+            <w:tcW w:type="dxa" w:w="1994"/>
+            <w:tcBorders>
+              <w:top w:val="single" w:sz="4" w:space="0" w:color="CCCCCC"/>
+              <w:left w:val="single" w:sz="4" w:space="0" w:color="CCCCCC"/>
+              <w:bottom w:val="single" w:sz="4" w:space="0" w:color="CCCCCC"/>
+              <w:right w:val="single" w:sz="4" w:space="0" w:color="CCCCCC"/>
+            </w:tcBorders>
+          </w:tcPr>
+          <w:p>
+            <w:pPr>
+              <w:spacing w:before="40" w:after="40"/>
+              <w:jc w:val="left"/>
+            </w:pPr>
+            <w:r>
+              <w:rPr>
+                <w:rFonts w:ascii="Calibri" w:hAnsi="Calibri" w:eastAsia="Calibri"/>
+                <w:b w:val="0"/>
+                <w:color w:val="222222"/>
+                <w:sz w:val="16"/>
+              </w:rPr>
+              <w:t>Stop and unplug before clearing any blockage. Wait until all movement has stopped. Remove hopper, lid or attachment per manufacturer instructions. Use an appropriate cleaning tool after isolation; never use hands while connected.</w:t>
+            </w:r>
+          </w:p>
+        </w:tc>
+        <w:tc>
+          <w:tcPr>
+            <w:tcW w:type="dxa" w:w="1994"/>
+            <w:tcBorders>
+              <w:top w:val="single" w:sz="4" w:space="0" w:color="CCCCCC"/>
+              <w:left w:val="single" w:sz="4" w:space="0" w:color="CCCCCC"/>
+              <w:bottom w:val="single" w:sz="4" w:space="0" w:color="CCCCCC"/>
+              <w:right w:val="single" w:sz="4" w:space="0" w:color="CCCCCC"/>
+            </w:tcBorders>
+          </w:tcPr>
+          <w:p>
+            <w:pPr>
+              <w:spacing w:before="40" w:after="40"/>
+              <w:jc w:val="center"/>
+            </w:pPr>
+            <w:r>
+              <w:rPr>
+                <w:rFonts w:ascii="Calibri" w:hAnsi="Calibri" w:eastAsia="Calibri"/>
+                <w:b/>
+                <w:color w:val="2F6F6A"/>
+                <w:sz w:val="16"/>
+              </w:rPr>
+              <w:t>5 – Medium</w:t>
+            </w:r>
+          </w:p>
+        </w:tc>
+      </w:tr>
+      <w:tr>
+        <w:tc>
+          <w:tcPr>
+            <w:tcW w:type="dxa" w:w="1994"/>
+            <w:shd w:fill="F3F7F6" w:val="clear"/>
+            <w:tcBorders>
+              <w:top w:val="single" w:sz="4" w:space="0" w:color="CCCCCC"/>
+              <w:left w:val="single" w:sz="4" w:space="0" w:color="CCCCCC"/>
+              <w:bottom w:val="single" w:sz="4" w:space="0" w:color="CCCCCC"/>
+              <w:right w:val="single" w:sz="4" w:space="0" w:color="CCCCCC"/>
+            </w:tcBorders>
+          </w:tcPr>
+          <w:p>
+            <w:pPr>
+              <w:spacing w:before="40" w:after="40"/>
+              <w:jc w:val="left"/>
+            </w:pPr>
+            <w:r>
+              <w:rPr>
+                <w:rFonts w:ascii="Calibri" w:hAnsi="Calibri" w:eastAsia="Calibri"/>
+                <w:b w:val="0"/>
+                <w:color w:val="222222"/>
+                <w:sz w:val="16"/>
+              </w:rPr>
+              <w:t>Food or broken blade components being ejected</w:t>
+            </w:r>
+          </w:p>
+        </w:tc>
+        <w:tc>
+          <w:tcPr>
+            <w:tcW w:type="dxa" w:w="1994"/>
+            <w:shd w:fill="F3F7F6" w:val="clear"/>
+            <w:tcBorders>
+              <w:top w:val="single" w:sz="4" w:space="0" w:color="CCCCCC"/>
+              <w:left w:val="single" w:sz="4" w:space="0" w:color="CCCCCC"/>
+              <w:bottom w:val="single" w:sz="4" w:space="0" w:color="CCCCCC"/>
+              <w:right w:val="single" w:sz="4" w:space="0" w:color="CCCCCC"/>
+            </w:tcBorders>
+          </w:tcPr>
+          <w:p>
+            <w:pPr>
+              <w:spacing w:before="40" w:after="40"/>
+              <w:jc w:val="left"/>
+            </w:pPr>
+            <w:r>
+              <w:rPr>
+                <w:rFonts w:ascii="Calibri" w:hAnsi="Calibri" w:eastAsia="Calibri"/>
+                <w:b w:val="0"/>
+                <w:color w:val="222222"/>
+                <w:sz w:val="16"/>
+              </w:rPr>
+              <w:t>Cuts, bruising or eye injury</w:t>
+            </w:r>
+          </w:p>
+        </w:tc>
+        <w:tc>
+          <w:tcPr>
+            <w:tcW w:type="dxa" w:w="1994"/>
+            <w:shd w:fill="F3F7F6" w:val="clear"/>
+            <w:tcBorders>
+              <w:top w:val="single" w:sz="4" w:space="0" w:color="CCCCCC"/>
+              <w:left w:val="single" w:sz="4" w:space="0" w:color="CCCCCC"/>
+              <w:bottom w:val="single" w:sz="4" w:space="0" w:color="CCCCCC"/>
+              <w:right w:val="single" w:sz="4" w:space="0" w:color="CCCCCC"/>
+            </w:tcBorders>
+          </w:tcPr>
+          <w:p>
+            <w:pPr>
+              <w:spacing w:before="40" w:after="40"/>
+              <w:jc w:val="center"/>
+            </w:pPr>
+            <w:r>
+              <w:rPr>
+                <w:rFonts w:ascii="Calibri" w:hAnsi="Calibri" w:eastAsia="Calibri"/>
+                <w:b/>
+                <w:color w:val="2F6F6A"/>
+                <w:sz w:val="16"/>
+              </w:rPr>
+              <w:t>12 – High</w:t>
+            </w:r>
+          </w:p>
+        </w:tc>
+        <w:tc>
+          <w:tcPr>
+            <w:tcW w:type="dxa" w:w="1994"/>
+            <w:shd w:fill="F3F7F6" w:val="clear"/>
+            <w:tcBorders>
+              <w:top w:val="single" w:sz="4" w:space="0" w:color="CCCCCC"/>
+              <w:left w:val="single" w:sz="4" w:space="0" w:color="CCCCCC"/>
+              <w:bottom w:val="single" w:sz="4" w:space="0" w:color="CCCCCC"/>
+              <w:right w:val="single" w:sz="4" w:space="0" w:color="CCCCCC"/>
+            </w:tcBorders>
+          </w:tcPr>
+          <w:p>
+            <w:pPr>
+              <w:spacing w:before="40" w:after="40"/>
+              <w:jc w:val="left"/>
+            </w:pPr>
+            <w:r>
+              <w:rPr>
+                <w:rFonts w:ascii="Calibri" w:hAnsi="Calibri" w:eastAsia="Calibri"/>
+                <w:b w:val="0"/>
+                <w:color w:val="222222"/>
+                <w:sz w:val="16"/>
+              </w:rPr>
+              <w:t>Inspect blades, discs, bowl, shaft and attachments for cracks, distortion or damage before use. Secure attachments correctly. Do not process bones, frozen-solid food or unsuitable materials. Do not overload. Stand clear when starting.</w:t>
+            </w:r>
+          </w:p>
+        </w:tc>
+        <w:tc>
+          <w:tcPr>
+            <w:tcW w:type="dxa" w:w="1994"/>
+            <w:shd w:fill="F3F7F6" w:val="clear"/>
+            <w:tcBorders>
+              <w:top w:val="single" w:sz="4" w:space="0" w:color="CCCCCC"/>
+              <w:left w:val="single" w:sz="4" w:space="0" w:color="CCCCCC"/>
+              <w:bottom w:val="single" w:sz="4" w:space="0" w:color="CCCCCC"/>
+              <w:right w:val="single" w:sz="4" w:space="0" w:color="CCCCCC"/>
+            </w:tcBorders>
+          </w:tcPr>
+          <w:p>
+            <w:pPr>
+              <w:spacing w:before="40" w:after="40"/>
+              <w:jc w:val="center"/>
+            </w:pPr>
+            <w:r>
+              <w:rPr>
+                <w:rFonts w:ascii="Calibri" w:hAnsi="Calibri" w:eastAsia="Calibri"/>
+                <w:b/>
+                <w:color w:val="2F6F6A"/>
+                <w:sz w:val="16"/>
+              </w:rPr>
+              <w:t>4 – Low</w:t>
+            </w:r>
+          </w:p>
+        </w:tc>
+      </w:tr>
+      <w:tr>
+        <w:tc>
+          <w:tcPr>
+            <w:tcW w:type="dxa" w:w="1994"/>
+            <w:tcBorders>
+              <w:top w:val="single" w:sz="4" w:space="0" w:color="CCCCCC"/>
+              <w:left w:val="single" w:sz="4" w:space="0" w:color="CCCCCC"/>
+              <w:bottom w:val="single" w:sz="4" w:space="0" w:color="CCCCCC"/>
+              <w:right w:val="single" w:sz="4" w:space="0" w:color="CCCCCC"/>
+            </w:tcBorders>
+          </w:tcPr>
+          <w:p>
+            <w:pPr>
+              <w:spacing w:before="40" w:after="40"/>
+              <w:jc w:val="left"/>
+            </w:pPr>
+            <w:r>
+              <w:rPr>
+                <w:rFonts w:ascii="Calibri" w:hAnsi="Calibri" w:eastAsia="Calibri"/>
+                <w:b w:val="0"/>
+                <w:color w:val="222222"/>
+                <w:sz w:val="16"/>
+              </w:rPr>
+              <w:t>Loose clothing, jewellery or long hair becoming caught</w:t>
+            </w:r>
+          </w:p>
+        </w:tc>
+        <w:tc>
+          <w:tcPr>
+            <w:tcW w:type="dxa" w:w="1994"/>
+            <w:tcBorders>
+              <w:top w:val="single" w:sz="4" w:space="0" w:color="CCCCCC"/>
+              <w:left w:val="single" w:sz="4" w:space="0" w:color="CCCCCC"/>
+              <w:bottom w:val="single" w:sz="4" w:space="0" w:color="CCCCCC"/>
+              <w:right w:val="single" w:sz="4" w:space="0" w:color="CCCCCC"/>
+            </w:tcBorders>
+          </w:tcPr>
+          <w:p>
+            <w:pPr>
+              <w:spacing w:before="40" w:after="40"/>
+              <w:jc w:val="left"/>
+            </w:pPr>
+            <w:r>
+              <w:rPr>
+                <w:rFonts w:ascii="Calibri" w:hAnsi="Calibri" w:eastAsia="Calibri"/>
+                <w:b w:val="0"/>
+                <w:color w:val="222222"/>
+                <w:sz w:val="16"/>
+              </w:rPr>
+              <w:t>Entanglement, pulling or impact injury</w:t>
+            </w:r>
+          </w:p>
+        </w:tc>
+        <w:tc>
+          <w:tcPr>
+            <w:tcW w:type="dxa" w:w="1994"/>
+            <w:tcBorders>
+              <w:top w:val="single" w:sz="4" w:space="0" w:color="CCCCCC"/>
+              <w:left w:val="single" w:sz="4" w:space="0" w:color="CCCCCC"/>
+              <w:bottom w:val="single" w:sz="4" w:space="0" w:color="CCCCCC"/>
+              <w:right w:val="single" w:sz="4" w:space="0" w:color="CCCCCC"/>
+            </w:tcBorders>
+          </w:tcPr>
+          <w:p>
+            <w:pPr>
+              <w:spacing w:before="40" w:after="40"/>
+              <w:jc w:val="center"/>
+            </w:pPr>
+            <w:r>
+              <w:rPr>
+                <w:rFonts w:ascii="Calibri" w:hAnsi="Calibri" w:eastAsia="Calibri"/>
+                <w:b/>
+                <w:color w:val="2F6F6A"/>
+                <w:sz w:val="16"/>
+              </w:rPr>
+              <w:t>12 – High</w:t>
+            </w:r>
+          </w:p>
+        </w:tc>
+        <w:tc>
+          <w:tcPr>
+            <w:tcW w:type="dxa" w:w="1994"/>
+            <w:tcBorders>
+              <w:top w:val="single" w:sz="4" w:space="0" w:color="CCCCCC"/>
+              <w:left w:val="single" w:sz="4" w:space="0" w:color="CCCCCC"/>
+              <w:bottom w:val="single" w:sz="4" w:space="0" w:color="CCCCCC"/>
+              <w:right w:val="single" w:sz="4" w:space="0" w:color="CCCCCC"/>
+            </w:tcBorders>
+          </w:tcPr>
+          <w:p>
+            <w:pPr>
+              <w:spacing w:before="40" w:after="40"/>
+              <w:jc w:val="left"/>
+            </w:pPr>
+            <w:r>
+              <w:rPr>
+                <w:rFonts w:ascii="Calibri" w:hAnsi="Calibri" w:eastAsia="Calibri"/>
+                <w:b w:val="0"/>
+                <w:color w:val="222222"/>
+                <w:sz w:val="16"/>
+              </w:rPr>
+              <w:t>Wear close-fitting kitchen clothing. Tie back and secure long hair. Remove loose jewellery, scarves and lanyards. Secure sleeves. Do not distract anyone operating the machine.</w:t>
+            </w:r>
+          </w:p>
+        </w:tc>
+        <w:tc>
+          <w:tcPr>
+            <w:tcW w:type="dxa" w:w="1994"/>
+            <w:tcBorders>
+              <w:top w:val="single" w:sz="4" w:space="0" w:color="CCCCCC"/>
+              <w:left w:val="single" w:sz="4" w:space="0" w:color="CCCCCC"/>
+              <w:bottom w:val="single" w:sz="4" w:space="0" w:color="CCCCCC"/>
+              <w:right w:val="single" w:sz="4" w:space="0" w:color="CCCCCC"/>
+            </w:tcBorders>
+          </w:tcPr>
+          <w:p>
+            <w:pPr>
+              <w:spacing w:before="40" w:after="40"/>
+              <w:jc w:val="center"/>
+            </w:pPr>
+            <w:r>
+              <w:rPr>
+                <w:rFonts w:ascii="Calibri" w:hAnsi="Calibri" w:eastAsia="Calibri"/>
+                <w:b/>
+                <w:color w:val="2F6F6A"/>
+                <w:sz w:val="16"/>
+              </w:rPr>
+              <w:t>4 – Low</w:t>
+            </w:r>
+          </w:p>
+        </w:tc>
+      </w:tr>
+      <w:tr>
+        <w:tc>
+          <w:tcPr>
+            <w:tcW w:type="dxa" w:w="1994"/>
+            <w:shd w:fill="F3F7F6" w:val="clear"/>
+            <w:tcBorders>
+              <w:top w:val="single" w:sz="4" w:space="0" w:color="CCCCCC"/>
+              <w:left w:val="single" w:sz="4" w:space="0" w:color="CCCCCC"/>
+              <w:bottom w:val="single" w:sz="4" w:space="0" w:color="CCCCCC"/>
+              <w:right w:val="single" w:sz="4" w:space="0" w:color="CCCCCC"/>
+            </w:tcBorders>
+          </w:tcPr>
+          <w:p>
+            <w:pPr>
+              <w:spacing w:before="40" w:after="40"/>
+              <w:jc w:val="left"/>
+            </w:pPr>
+            <w:r>
+              <w:rPr>
+                <w:rFonts w:ascii="Calibri" w:hAnsi="Calibri" w:eastAsia="Calibri"/>
+                <w:b w:val="0"/>
+                <w:color w:val="222222"/>
+                <w:sz w:val="16"/>
+              </w:rPr>
+              <w:t>Electrical damage, wet plug or damaged cable</w:t>
+            </w:r>
+          </w:p>
+        </w:tc>
+        <w:tc>
+          <w:tcPr>
+            <w:tcW w:type="dxa" w:w="1994"/>
+            <w:shd w:fill="F3F7F6" w:val="clear"/>
+            <w:tcBorders>
+              <w:top w:val="single" w:sz="4" w:space="0" w:color="CCCCCC"/>
+              <w:left w:val="single" w:sz="4" w:space="0" w:color="CCCCCC"/>
+              <w:bottom w:val="single" w:sz="4" w:space="0" w:color="CCCCCC"/>
+              <w:right w:val="single" w:sz="4" w:space="0" w:color="CCCCCC"/>
+            </w:tcBorders>
+          </w:tcPr>
+          <w:p>
+            <w:pPr>
+              <w:spacing w:before="40" w:after="40"/>
+              <w:jc w:val="left"/>
+            </w:pPr>
+            <w:r>
+              <w:rPr>
+                <w:rFonts w:ascii="Calibri" w:hAnsi="Calibri" w:eastAsia="Calibri"/>
+                <w:b w:val="0"/>
+                <w:color w:val="222222"/>
+                <w:sz w:val="16"/>
+              </w:rPr>
+              <w:t>Electric shock, burns or fire</w:t>
+            </w:r>
+          </w:p>
+        </w:tc>
+        <w:tc>
+          <w:tcPr>
+            <w:tcW w:type="dxa" w:w="1994"/>
+            <w:shd w:fill="F3F7F6" w:val="clear"/>
+            <w:tcBorders>
+              <w:top w:val="single" w:sz="4" w:space="0" w:color="CCCCCC"/>
+              <w:left w:val="single" w:sz="4" w:space="0" w:color="CCCCCC"/>
+              <w:bottom w:val="single" w:sz="4" w:space="0" w:color="CCCCCC"/>
+              <w:right w:val="single" w:sz="4" w:space="0" w:color="CCCCCC"/>
+            </w:tcBorders>
+          </w:tcPr>
+          <w:p>
+            <w:pPr>
+              <w:spacing w:before="40" w:after="40"/>
+              <w:jc w:val="center"/>
+            </w:pPr>
+            <w:r>
+              <w:rPr>
+                <w:rFonts w:ascii="Calibri" w:hAnsi="Calibri" w:eastAsia="Calibri"/>
+                <w:b/>
+                <w:color w:val="2F6F6A"/>
+                <w:sz w:val="16"/>
+              </w:rPr>
+              <w:t>10 – High</w:t>
+            </w:r>
+          </w:p>
+        </w:tc>
+        <w:tc>
+          <w:tcPr>
+            <w:tcW w:type="dxa" w:w="1994"/>
+            <w:shd w:fill="F3F7F6" w:val="clear"/>
+            <w:tcBorders>
+              <w:top w:val="single" w:sz="4" w:space="0" w:color="CCCCCC"/>
+              <w:left w:val="single" w:sz="4" w:space="0" w:color="CCCCCC"/>
+              <w:bottom w:val="single" w:sz="4" w:space="0" w:color="CCCCCC"/>
+              <w:right w:val="single" w:sz="4" w:space="0" w:color="CCCCCC"/>
+            </w:tcBorders>
+          </w:tcPr>
+          <w:p>
+            <w:pPr>
+              <w:spacing w:before="40" w:after="40"/>
+              <w:jc w:val="left"/>
+            </w:pPr>
+            <w:r>
+              <w:rPr>
+                <w:rFonts w:ascii="Calibri" w:hAnsi="Calibri" w:eastAsia="Calibri"/>
+                <w:b w:val="0"/>
+                <w:color w:val="222222"/>
+                <w:sz w:val="16"/>
+              </w:rPr>
+              <w:t>Visually inspect plug, cable, socket and machine before use. Keep connections dry. Do not use with wet hands or pull/lift by the cable. Damaged equipment must be unplugged, labelled and removed from service until repaired by a competent person.</w:t>
+            </w:r>
+          </w:p>
+        </w:tc>
+        <w:tc>
+          <w:tcPr>
+            <w:tcW w:type="dxa" w:w="1994"/>
+            <w:shd w:fill="F3F7F6" w:val="clear"/>
+            <w:tcBorders>
+              <w:top w:val="single" w:sz="4" w:space="0" w:color="CCCCCC"/>
+              <w:left w:val="single" w:sz="4" w:space="0" w:color="CCCCCC"/>
+              <w:bottom w:val="single" w:sz="4" w:space="0" w:color="CCCCCC"/>
+              <w:right w:val="single" w:sz="4" w:space="0" w:color="CCCCCC"/>
+            </w:tcBorders>
+          </w:tcPr>
+          <w:p>
+            <w:pPr>
+              <w:spacing w:before="40" w:after="40"/>
+              <w:jc w:val="center"/>
+            </w:pPr>
+            <w:r>
+              <w:rPr>
+                <w:rFonts w:ascii="Calibri" w:hAnsi="Calibri" w:eastAsia="Calibri"/>
+                <w:b/>
+                <w:color w:val="2F6F6A"/>
+                <w:sz w:val="16"/>
+              </w:rPr>
+              <w:t>5 – Medium</w:t>
+            </w:r>
+          </w:p>
+        </w:tc>
+      </w:tr>
+      <w:tr>
+        <w:tc>
+          <w:tcPr>
+            <w:tcW w:type="dxa" w:w="1994"/>
+            <w:tcBorders>
+              <w:top w:val="single" w:sz="4" w:space="0" w:color="CCCCCC"/>
+              <w:left w:val="single" w:sz="4" w:space="0" w:color="CCCCCC"/>
+              <w:bottom w:val="single" w:sz="4" w:space="0" w:color="CCCCCC"/>
+              <w:right w:val="single" w:sz="4" w:space="0" w:color="CCCCCC"/>
+            </w:tcBorders>
+          </w:tcPr>
+          <w:p>
+            <w:pPr>
+              <w:spacing w:before="40" w:after="40"/>
+              <w:jc w:val="left"/>
+            </w:pPr>
+            <w:r>
+              <w:rPr>
+                <w:rFonts w:ascii="Calibri" w:hAnsi="Calibri" w:eastAsia="Calibri"/>
+                <w:b w:val="0"/>
+                <w:color w:val="222222"/>
+                <w:sz w:val="16"/>
+              </w:rPr>
+              <w:t>Water entering the motor or electrical controls during cleaning</w:t>
+            </w:r>
+          </w:p>
+        </w:tc>
+        <w:tc>
+          <w:tcPr>
+            <w:tcW w:type="dxa" w:w="1994"/>
+            <w:tcBorders>
+              <w:top w:val="single" w:sz="4" w:space="0" w:color="CCCCCC"/>
+              <w:left w:val="single" w:sz="4" w:space="0" w:color="CCCCCC"/>
+              <w:bottom w:val="single" w:sz="4" w:space="0" w:color="CCCCCC"/>
+              <w:right w:val="single" w:sz="4" w:space="0" w:color="CCCCCC"/>
+            </w:tcBorders>
+          </w:tcPr>
+          <w:p>
+            <w:pPr>
+              <w:spacing w:before="40" w:after="40"/>
+              <w:jc w:val="left"/>
+            </w:pPr>
+            <w:r>
+              <w:rPr>
+                <w:rFonts w:ascii="Calibri" w:hAnsi="Calibri" w:eastAsia="Calibri"/>
+                <w:b w:val="0"/>
+                <w:color w:val="222222"/>
+                <w:sz w:val="16"/>
+              </w:rPr>
+              <w:t>Electric shock, equipment failure or fire</w:t>
+            </w:r>
+          </w:p>
+        </w:tc>
+        <w:tc>
+          <w:tcPr>
+            <w:tcW w:type="dxa" w:w="1994"/>
+            <w:tcBorders>
+              <w:top w:val="single" w:sz="4" w:space="0" w:color="CCCCCC"/>
+              <w:left w:val="single" w:sz="4" w:space="0" w:color="CCCCCC"/>
+              <w:bottom w:val="single" w:sz="4" w:space="0" w:color="CCCCCC"/>
+              <w:right w:val="single" w:sz="4" w:space="0" w:color="CCCCCC"/>
+            </w:tcBorders>
+          </w:tcPr>
+          <w:p>
+            <w:pPr>
+              <w:spacing w:before="40" w:after="40"/>
+              <w:jc w:val="center"/>
+            </w:pPr>
+            <w:r>
+              <w:rPr>
+                <w:rFonts w:ascii="Calibri" w:hAnsi="Calibri" w:eastAsia="Calibri"/>
+                <w:b/>
+                <w:color w:val="2F6F6A"/>
+                <w:sz w:val="16"/>
+              </w:rPr>
+              <w:t>10 – High</w:t>
+            </w:r>
+          </w:p>
+        </w:tc>
+        <w:tc>
+          <w:tcPr>
+            <w:tcW w:type="dxa" w:w="1994"/>
+            <w:tcBorders>
+              <w:top w:val="single" w:sz="4" w:space="0" w:color="CCCCCC"/>
+              <w:left w:val="single" w:sz="4" w:space="0" w:color="CCCCCC"/>
+              <w:bottom w:val="single" w:sz="4" w:space="0" w:color="CCCCCC"/>
+              <w:right w:val="single" w:sz="4" w:space="0" w:color="CCCCCC"/>
+            </w:tcBorders>
+          </w:tcPr>
+          <w:p>
+            <w:pPr>
+              <w:spacing w:before="40" w:after="40"/>
+              <w:jc w:val="left"/>
+            </w:pPr>
+            <w:r>
+              <w:rPr>
+                <w:rFonts w:ascii="Calibri" w:hAnsi="Calibri" w:eastAsia="Calibri"/>
+                <w:b w:val="0"/>
+                <w:color w:val="222222"/>
+                <w:sz w:val="16"/>
+              </w:rPr>
+              <w:t>Unplug before cleaning. Never hose down, immerse or pressure-wash the motor base. Clean with a damp cloth using the manufacturer-approved method. Removable food-contact parts may be cleaned separately. Ensure components are dry before reassembly.</w:t>
+            </w:r>
+          </w:p>
+        </w:tc>
+        <w:tc>
+          <w:tcPr>
+            <w:tcW w:type="dxa" w:w="1994"/>
+            <w:tcBorders>
+              <w:top w:val="single" w:sz="4" w:space="0" w:color="CCCCCC"/>
+              <w:left w:val="single" w:sz="4" w:space="0" w:color="CCCCCC"/>
+              <w:bottom w:val="single" w:sz="4" w:space="0" w:color="CCCCCC"/>
+              <w:right w:val="single" w:sz="4" w:space="0" w:color="CCCCCC"/>
+            </w:tcBorders>
+          </w:tcPr>
+          <w:p>
+            <w:pPr>
+              <w:spacing w:before="40" w:after="40"/>
+              <w:jc w:val="center"/>
+            </w:pPr>
+            <w:r>
+              <w:rPr>
+                <w:rFonts w:ascii="Calibri" w:hAnsi="Calibri" w:eastAsia="Calibri"/>
+                <w:b/>
+                <w:color w:val="2F6F6A"/>
+                <w:sz w:val="16"/>
+              </w:rPr>
+              <w:t>5 – Medium</w:t>
+            </w:r>
+          </w:p>
+        </w:tc>
+      </w:tr>
+      <w:tr>
+        <w:tc>
+          <w:tcPr>
+            <w:tcW w:type="dxa" w:w="1994"/>
+            <w:shd w:fill="F3F7F6" w:val="clear"/>
+            <w:tcBorders>
+              <w:top w:val="single" w:sz="4" w:space="0" w:color="CCCCCC"/>
+              <w:left w:val="single" w:sz="4" w:space="0" w:color="CCCCCC"/>
+              <w:bottom w:val="single" w:sz="4" w:space="0" w:color="CCCCCC"/>
+              <w:right w:val="single" w:sz="4" w:space="0" w:color="CCCCCC"/>
+            </w:tcBorders>
+          </w:tcPr>
+          <w:p>
+            <w:pPr>
+              <w:spacing w:before="40" w:after="40"/>
+              <w:jc w:val="left"/>
+            </w:pPr>
+            <w:r>
+              <w:rPr>
+                <w:rFonts w:ascii="Calibri" w:hAnsi="Calibri" w:eastAsia="Calibri"/>
+                <w:b w:val="0"/>
+                <w:color w:val="222222"/>
+                <w:sz w:val="16"/>
+              </w:rPr>
+              <w:t>Cleaning chemicals</w:t>
+            </w:r>
+          </w:p>
+        </w:tc>
+        <w:tc>
+          <w:tcPr>
+            <w:tcW w:type="dxa" w:w="1994"/>
+            <w:shd w:fill="F3F7F6" w:val="clear"/>
+            <w:tcBorders>
+              <w:top w:val="single" w:sz="4" w:space="0" w:color="CCCCCC"/>
+              <w:left w:val="single" w:sz="4" w:space="0" w:color="CCCCCC"/>
+              <w:bottom w:val="single" w:sz="4" w:space="0" w:color="CCCCCC"/>
+              <w:right w:val="single" w:sz="4" w:space="0" w:color="CCCCCC"/>
+            </w:tcBorders>
+          </w:tcPr>
+          <w:p>
+            <w:pPr>
+              <w:spacing w:before="40" w:after="40"/>
+              <w:jc w:val="left"/>
+            </w:pPr>
+            <w:r>
+              <w:rPr>
+                <w:rFonts w:ascii="Calibri" w:hAnsi="Calibri" w:eastAsia="Calibri"/>
+                <w:b w:val="0"/>
+                <w:color w:val="222222"/>
+                <w:sz w:val="16"/>
+              </w:rPr>
+              <w:t>Skin irritation, eye damage or breathing difficulty</w:t>
+            </w:r>
+          </w:p>
+        </w:tc>
+        <w:tc>
+          <w:tcPr>
+            <w:tcW w:type="dxa" w:w="1994"/>
+            <w:shd w:fill="F3F7F6" w:val="clear"/>
+            <w:tcBorders>
+              <w:top w:val="single" w:sz="4" w:space="0" w:color="CCCCCC"/>
+              <w:left w:val="single" w:sz="4" w:space="0" w:color="CCCCCC"/>
+              <w:bottom w:val="single" w:sz="4" w:space="0" w:color="CCCCCC"/>
+              <w:right w:val="single" w:sz="4" w:space="0" w:color="CCCCCC"/>
+            </w:tcBorders>
+          </w:tcPr>
+          <w:p>
+            <w:pPr>
+              <w:spacing w:before="40" w:after="40"/>
+              <w:jc w:val="center"/>
+            </w:pPr>
+            <w:r>
+              <w:rPr>
+                <w:rFonts w:ascii="Calibri" w:hAnsi="Calibri" w:eastAsia="Calibri"/>
+                <w:b/>
+                <w:color w:val="2F6F6A"/>
+                <w:sz w:val="16"/>
+              </w:rPr>
+              <w:t>6 – Medium</w:t>
+            </w:r>
+          </w:p>
+        </w:tc>
+        <w:tc>
+          <w:tcPr>
+            <w:tcW w:type="dxa" w:w="1994"/>
+            <w:shd w:fill="F3F7F6" w:val="clear"/>
+            <w:tcBorders>
+              <w:top w:val="single" w:sz="4" w:space="0" w:color="CCCCCC"/>
+              <w:left w:val="single" w:sz="4" w:space="0" w:color="CCCCCC"/>
+              <w:bottom w:val="single" w:sz="4" w:space="0" w:color="CCCCCC"/>
+              <w:right w:val="single" w:sz="4" w:space="0" w:color="CCCCCC"/>
+            </w:tcBorders>
+          </w:tcPr>
+          <w:p>
+            <w:pPr>
+              <w:spacing w:before="40" w:after="40"/>
+              <w:jc w:val="left"/>
+            </w:pPr>
+            <w:r>
+              <w:rPr>
+                <w:rFonts w:ascii="Calibri" w:hAnsi="Calibri" w:eastAsia="Calibri"/>
+                <w:b w:val="0"/>
+                <w:color w:val="222222"/>
+                <w:sz w:val="16"/>
+              </w:rPr>
+              <w:t>Follow the relevant COSHH assessment and product instructions. Use correct dilution. Wear gloves and eye protection where specified. Never mix chemicals. Store away from food and rinse food-contact components thoroughly.</w:t>
+            </w:r>
+          </w:p>
+        </w:tc>
+        <w:tc>
+          <w:tcPr>
+            <w:tcW w:type="dxa" w:w="1994"/>
+            <w:shd w:fill="F3F7F6" w:val="clear"/>
+            <w:tcBorders>
+              <w:top w:val="single" w:sz="4" w:space="0" w:color="CCCCCC"/>
+              <w:left w:val="single" w:sz="4" w:space="0" w:color="CCCCCC"/>
+              <w:bottom w:val="single" w:sz="4" w:space="0" w:color="CCCCCC"/>
+              <w:right w:val="single" w:sz="4" w:space="0" w:color="CCCCCC"/>
+            </w:tcBorders>
+          </w:tcPr>
+          <w:p>
+            <w:pPr>
+              <w:spacing w:before="40" w:after="40"/>
+              <w:jc w:val="center"/>
+            </w:pPr>
+            <w:r>
+              <w:rPr>
+                <w:rFonts w:ascii="Calibri" w:hAnsi="Calibri" w:eastAsia="Calibri"/>
+                <w:b/>
+                <w:color w:val="2F6F6A"/>
+                <w:sz w:val="16"/>
+              </w:rPr>
+              <w:t>3 – Low</w:t>
+            </w:r>
+          </w:p>
+        </w:tc>
+      </w:tr>
+      <w:tr>
+        <w:tc>
+          <w:tcPr>
+            <w:tcW w:type="dxa" w:w="1994"/>
+            <w:tcBorders>
+              <w:top w:val="single" w:sz="4" w:space="0" w:color="CCCCCC"/>
+              <w:left w:val="single" w:sz="4" w:space="0" w:color="CCCCCC"/>
+              <w:bottom w:val="single" w:sz="4" w:space="0" w:color="CCCCCC"/>
+              <w:right w:val="single" w:sz="4" w:space="0" w:color="CCCCCC"/>
+            </w:tcBorders>
+          </w:tcPr>
+          <w:p>
+            <w:pPr>
+              <w:spacing w:before="40" w:after="40"/>
+              <w:jc w:val="left"/>
+            </w:pPr>
+            <w:r>
+              <w:rPr>
+                <w:rFonts w:ascii="Calibri" w:hAnsi="Calibri" w:eastAsia="Calibri"/>
+                <w:b w:val="0"/>
+                <w:color w:val="222222"/>
+                <w:sz w:val="16"/>
+              </w:rPr>
+              <w:t>Wet or contaminated floor around the machine</w:t>
+            </w:r>
+          </w:p>
+        </w:tc>
+        <w:tc>
+          <w:tcPr>
+            <w:tcW w:type="dxa" w:w="1994"/>
+            <w:tcBorders>
+              <w:top w:val="single" w:sz="4" w:space="0" w:color="CCCCCC"/>
+              <w:left w:val="single" w:sz="4" w:space="0" w:color="CCCCCC"/>
+              <w:bottom w:val="single" w:sz="4" w:space="0" w:color="CCCCCC"/>
+              <w:right w:val="single" w:sz="4" w:space="0" w:color="CCCCCC"/>
+            </w:tcBorders>
+          </w:tcPr>
+          <w:p>
+            <w:pPr>
+              <w:spacing w:before="40" w:after="40"/>
+              <w:jc w:val="left"/>
+            </w:pPr>
+            <w:r>
+              <w:rPr>
+                <w:rFonts w:ascii="Calibri" w:hAnsi="Calibri" w:eastAsia="Calibri"/>
+                <w:b w:val="0"/>
+                <w:color w:val="222222"/>
+                <w:sz w:val="16"/>
+              </w:rPr>
+              <w:t>Slips, falls, strains or impact injuries</w:t>
+            </w:r>
+          </w:p>
+        </w:tc>
+        <w:tc>
+          <w:tcPr>
+            <w:tcW w:type="dxa" w:w="1994"/>
+            <w:tcBorders>
+              <w:top w:val="single" w:sz="4" w:space="0" w:color="CCCCCC"/>
+              <w:left w:val="single" w:sz="4" w:space="0" w:color="CCCCCC"/>
+              <w:bottom w:val="single" w:sz="4" w:space="0" w:color="CCCCCC"/>
+              <w:right w:val="single" w:sz="4" w:space="0" w:color="CCCCCC"/>
+            </w:tcBorders>
+          </w:tcPr>
+          <w:p>
+            <w:pPr>
+              <w:spacing w:before="40" w:after="40"/>
+              <w:jc w:val="center"/>
+            </w:pPr>
+            <w:r>
+              <w:rPr>
+                <w:rFonts w:ascii="Calibri" w:hAnsi="Calibri" w:eastAsia="Calibri"/>
+                <w:b/>
+                <w:color w:val="2F6F6A"/>
+                <w:sz w:val="16"/>
+              </w:rPr>
+              <w:t>9 – Medium</w:t>
+            </w:r>
+          </w:p>
+        </w:tc>
+        <w:tc>
+          <w:tcPr>
+            <w:tcW w:type="dxa" w:w="1994"/>
+            <w:tcBorders>
+              <w:top w:val="single" w:sz="4" w:space="0" w:color="CCCCCC"/>
+              <w:left w:val="single" w:sz="4" w:space="0" w:color="CCCCCC"/>
+              <w:bottom w:val="single" w:sz="4" w:space="0" w:color="CCCCCC"/>
+              <w:right w:val="single" w:sz="4" w:space="0" w:color="CCCCCC"/>
+            </w:tcBorders>
+          </w:tcPr>
+          <w:p>
+            <w:pPr>
+              <w:spacing w:before="40" w:after="40"/>
+              <w:jc w:val="left"/>
+            </w:pPr>
+            <w:r>
+              <w:rPr>
+                <w:rFonts w:ascii="Calibri" w:hAnsi="Calibri" w:eastAsia="Calibri"/>
+                <w:b w:val="0"/>
+                <w:color w:val="222222"/>
+                <w:sz w:val="16"/>
+              </w:rPr>
+              <w:t>Position on a stable work surface. Clean spillages immediately. Display a wet-floor sign where necessary. Keep the power cable away from walkways. Wear slip-resistant safety footwear.</w:t>
+            </w:r>
+          </w:p>
+        </w:tc>
+        <w:tc>
+          <w:tcPr>
+            <w:tcW w:type="dxa" w:w="1994"/>
+            <w:tcBorders>
+              <w:top w:val="single" w:sz="4" w:space="0" w:color="CCCCCC"/>
+              <w:left w:val="single" w:sz="4" w:space="0" w:color="CCCCCC"/>
+              <w:bottom w:val="single" w:sz="4" w:space="0" w:color="CCCCCC"/>
+              <w:right w:val="single" w:sz="4" w:space="0" w:color="CCCCCC"/>
+            </w:tcBorders>
+          </w:tcPr>
+          <w:p>
+            <w:pPr>
+              <w:spacing w:before="40" w:after="40"/>
+              <w:jc w:val="center"/>
+            </w:pPr>
+            <w:r>
+              <w:rPr>
+                <w:rFonts w:ascii="Calibri" w:hAnsi="Calibri" w:eastAsia="Calibri"/>
+                <w:b/>
+                <w:color w:val="2F6F6A"/>
+                <w:sz w:val="16"/>
+              </w:rPr>
+              <w:t>3 – Low</w:t>
+            </w:r>
+          </w:p>
+        </w:tc>
+      </w:tr>
+      <w:tr>
+        <w:tc>
+          <w:tcPr>
+            <w:tcW w:type="dxa" w:w="1994"/>
+            <w:shd w:fill="F3F7F6" w:val="clear"/>
+            <w:tcBorders>
+              <w:top w:val="single" w:sz="4" w:space="0" w:color="CCCCCC"/>
+              <w:left w:val="single" w:sz="4" w:space="0" w:color="CCCCCC"/>
+              <w:bottom w:val="single" w:sz="4" w:space="0" w:color="CCCCCC"/>
+              <w:right w:val="single" w:sz="4" w:space="0" w:color="CCCCCC"/>
+            </w:tcBorders>
+          </w:tcPr>
+          <w:p>
+            <w:pPr>
+              <w:spacing w:before="40" w:after="40"/>
+              <w:jc w:val="left"/>
+            </w:pPr>
+            <w:r>
+              <w:rPr>
+                <w:rFonts w:ascii="Calibri" w:hAnsi="Calibri" w:eastAsia="Calibri"/>
+                <w:b w:val="0"/>
+                <w:color w:val="222222"/>
+                <w:sz w:val="16"/>
+              </w:rPr>
+              <w:t>Machine positioned on an unstable or unsuitable surface</w:t>
+            </w:r>
+          </w:p>
+        </w:tc>
+        <w:tc>
+          <w:tcPr>
+            <w:tcW w:type="dxa" w:w="1994"/>
+            <w:shd w:fill="F3F7F6" w:val="clear"/>
+            <w:tcBorders>
+              <w:top w:val="single" w:sz="4" w:space="0" w:color="CCCCCC"/>
+              <w:left w:val="single" w:sz="4" w:space="0" w:color="CCCCCC"/>
+              <w:bottom w:val="single" w:sz="4" w:space="0" w:color="CCCCCC"/>
+              <w:right w:val="single" w:sz="4" w:space="0" w:color="CCCCCC"/>
+            </w:tcBorders>
+          </w:tcPr>
+          <w:p>
+            <w:pPr>
+              <w:spacing w:before="40" w:after="40"/>
+              <w:jc w:val="left"/>
+            </w:pPr>
+            <w:r>
+              <w:rPr>
+                <w:rFonts w:ascii="Calibri" w:hAnsi="Calibri" w:eastAsia="Calibri"/>
+                <w:b w:val="0"/>
+                <w:color w:val="222222"/>
+                <w:sz w:val="16"/>
+              </w:rPr>
+              <w:t>Machine movement, falling equipment or operator injury</w:t>
+            </w:r>
+          </w:p>
+        </w:tc>
+        <w:tc>
+          <w:tcPr>
+            <w:tcW w:type="dxa" w:w="1994"/>
+            <w:shd w:fill="F3F7F6" w:val="clear"/>
+            <w:tcBorders>
+              <w:top w:val="single" w:sz="4" w:space="0" w:color="CCCCCC"/>
+              <w:left w:val="single" w:sz="4" w:space="0" w:color="CCCCCC"/>
+              <w:bottom w:val="single" w:sz="4" w:space="0" w:color="CCCCCC"/>
+              <w:right w:val="single" w:sz="4" w:space="0" w:color="CCCCCC"/>
+            </w:tcBorders>
+          </w:tcPr>
+          <w:p>
+            <w:pPr>
+              <w:spacing w:before="40" w:after="40"/>
+              <w:jc w:val="center"/>
+            </w:pPr>
+            <w:r>
+              <w:rPr>
+                <w:rFonts w:ascii="Calibri" w:hAnsi="Calibri" w:eastAsia="Calibri"/>
+                <w:b/>
+                <w:color w:val="2F6F6A"/>
+                <w:sz w:val="16"/>
+              </w:rPr>
+              <w:t>12 – High</w:t>
+            </w:r>
+          </w:p>
+        </w:tc>
+        <w:tc>
+          <w:tcPr>
+            <w:tcW w:type="dxa" w:w="1994"/>
+            <w:shd w:fill="F3F7F6" w:val="clear"/>
+            <w:tcBorders>
+              <w:top w:val="single" w:sz="4" w:space="0" w:color="CCCCCC"/>
+              <w:left w:val="single" w:sz="4" w:space="0" w:color="CCCCCC"/>
+              <w:bottom w:val="single" w:sz="4" w:space="0" w:color="CCCCCC"/>
+              <w:right w:val="single" w:sz="4" w:space="0" w:color="CCCCCC"/>
+            </w:tcBorders>
+          </w:tcPr>
+          <w:p>
+            <w:pPr>
+              <w:spacing w:before="40" w:after="40"/>
+              <w:jc w:val="left"/>
+            </w:pPr>
+            <w:r>
+              <w:rPr>
+                <w:rFonts w:ascii="Calibri" w:hAnsi="Calibri" w:eastAsia="Calibri"/>
+                <w:b w:val="0"/>
+                <w:color w:val="222222"/>
+                <w:sz w:val="16"/>
+              </w:rPr>
+              <w:t>Place on a strong, level, dry and stable surface at a comfortable working height. Ensure the base is secure before operation. Do not operate close to the edge of a workbench.</w:t>
+            </w:r>
+          </w:p>
+        </w:tc>
+        <w:tc>
+          <w:tcPr>
+            <w:tcW w:type="dxa" w:w="1994"/>
+            <w:shd w:fill="F3F7F6" w:val="clear"/>
+            <w:tcBorders>
+              <w:top w:val="single" w:sz="4" w:space="0" w:color="CCCCCC"/>
+              <w:left w:val="single" w:sz="4" w:space="0" w:color="CCCCCC"/>
+              <w:bottom w:val="single" w:sz="4" w:space="0" w:color="CCCCCC"/>
+              <w:right w:val="single" w:sz="4" w:space="0" w:color="CCCCCC"/>
+            </w:tcBorders>
+          </w:tcPr>
+          <w:p>
+            <w:pPr>
+              <w:spacing w:before="40" w:after="40"/>
+              <w:jc w:val="center"/>
+            </w:pPr>
+            <w:r>
+              <w:rPr>
+                <w:rFonts w:ascii="Calibri" w:hAnsi="Calibri" w:eastAsia="Calibri"/>
+                <w:b/>
+                <w:color w:val="2F6F6A"/>
+                <w:sz w:val="16"/>
+              </w:rPr>
+              <w:t>4 – Low</w:t>
+            </w:r>
+          </w:p>
+        </w:tc>
+      </w:tr>
+      <w:tr>
+        <w:tc>
+          <w:tcPr>
+            <w:tcW w:type="dxa" w:w="1994"/>
+            <w:tcBorders>
+              <w:top w:val="single" w:sz="4" w:space="0" w:color="CCCCCC"/>
+              <w:left w:val="single" w:sz="4" w:space="0" w:color="CCCCCC"/>
+              <w:bottom w:val="single" w:sz="4" w:space="0" w:color="CCCCCC"/>
+              <w:right w:val="single" w:sz="4" w:space="0" w:color="CCCCCC"/>
+            </w:tcBorders>
+          </w:tcPr>
+          <w:p>
+            <w:pPr>
+              <w:spacing w:before="40" w:after="40"/>
+              <w:jc w:val="left"/>
+            </w:pPr>
+            <w:r>
+              <w:rPr>
+                <w:rFonts w:ascii="Calibri" w:hAnsi="Calibri" w:eastAsia="Calibri"/>
+                <w:b w:val="0"/>
+                <w:color w:val="222222"/>
+                <w:sz w:val="16"/>
+              </w:rPr>
+              <w:t>Lifting or moving the machine and attachments</w:t>
+            </w:r>
+          </w:p>
+        </w:tc>
+        <w:tc>
+          <w:tcPr>
+            <w:tcW w:type="dxa" w:w="1994"/>
+            <w:tcBorders>
+              <w:top w:val="single" w:sz="4" w:space="0" w:color="CCCCCC"/>
+              <w:left w:val="single" w:sz="4" w:space="0" w:color="CCCCCC"/>
+              <w:bottom w:val="single" w:sz="4" w:space="0" w:color="CCCCCC"/>
+              <w:right w:val="single" w:sz="4" w:space="0" w:color="CCCCCC"/>
+            </w:tcBorders>
+          </w:tcPr>
+          <w:p>
+            <w:pPr>
+              <w:spacing w:before="40" w:after="40"/>
+              <w:jc w:val="left"/>
+            </w:pPr>
+            <w:r>
+              <w:rPr>
+                <w:rFonts w:ascii="Calibri" w:hAnsi="Calibri" w:eastAsia="Calibri"/>
+                <w:b w:val="0"/>
+                <w:color w:val="222222"/>
+                <w:sz w:val="16"/>
+              </w:rPr>
+              <w:t>Back, shoulder, hand or foot injuries</w:t>
+            </w:r>
+          </w:p>
+        </w:tc>
+        <w:tc>
+          <w:tcPr>
+            <w:tcW w:type="dxa" w:w="1994"/>
+            <w:tcBorders>
+              <w:top w:val="single" w:sz="4" w:space="0" w:color="CCCCCC"/>
+              <w:left w:val="single" w:sz="4" w:space="0" w:color="CCCCCC"/>
+              <w:bottom w:val="single" w:sz="4" w:space="0" w:color="CCCCCC"/>
+              <w:right w:val="single" w:sz="4" w:space="0" w:color="CCCCCC"/>
+            </w:tcBorders>
+          </w:tcPr>
+          <w:p>
+            <w:pPr>
+              <w:spacing w:before="40" w:after="40"/>
+              <w:jc w:val="center"/>
+            </w:pPr>
+            <w:r>
+              <w:rPr>
+                <w:rFonts w:ascii="Calibri" w:hAnsi="Calibri" w:eastAsia="Calibri"/>
+                <w:b/>
+                <w:color w:val="2F6F6A"/>
+                <w:sz w:val="16"/>
+              </w:rPr>
+              <w:t>9 – Medium</w:t>
+            </w:r>
+          </w:p>
+        </w:tc>
+        <w:tc>
+          <w:tcPr>
+            <w:tcW w:type="dxa" w:w="1994"/>
+            <w:tcBorders>
+              <w:top w:val="single" w:sz="4" w:space="0" w:color="CCCCCC"/>
+              <w:left w:val="single" w:sz="4" w:space="0" w:color="CCCCCC"/>
+              <w:bottom w:val="single" w:sz="4" w:space="0" w:color="CCCCCC"/>
+              <w:right w:val="single" w:sz="4" w:space="0" w:color="CCCCCC"/>
+            </w:tcBorders>
+          </w:tcPr>
+          <w:p>
+            <w:pPr>
+              <w:spacing w:before="40" w:after="40"/>
+              <w:jc w:val="left"/>
+            </w:pPr>
+            <w:r>
+              <w:rPr>
+                <w:rFonts w:ascii="Calibri" w:hAnsi="Calibri" w:eastAsia="Calibri"/>
+                <w:b w:val="0"/>
+                <w:color w:val="222222"/>
+                <w:sz w:val="16"/>
+              </w:rPr>
+              <w:t>Avoid moving the complete machine unnecessarily. Assess weight before lifting. Use a trolley or two-person lift where required. Remove loose attachments before transport. Keep the route clear and use correct manual-handling techniques.</w:t>
+            </w:r>
+          </w:p>
+        </w:tc>
+        <w:tc>
+          <w:tcPr>
+            <w:tcW w:type="dxa" w:w="1994"/>
+            <w:tcBorders>
+              <w:top w:val="single" w:sz="4" w:space="0" w:color="CCCCCC"/>
+              <w:left w:val="single" w:sz="4" w:space="0" w:color="CCCCCC"/>
+              <w:bottom w:val="single" w:sz="4" w:space="0" w:color="CCCCCC"/>
+              <w:right w:val="single" w:sz="4" w:space="0" w:color="CCCCCC"/>
+            </w:tcBorders>
+          </w:tcPr>
+          <w:p>
+            <w:pPr>
+              <w:spacing w:before="40" w:after="40"/>
+              <w:jc w:val="center"/>
+            </w:pPr>
+            <w:r>
+              <w:rPr>
+                <w:rFonts w:ascii="Calibri" w:hAnsi="Calibri" w:eastAsia="Calibri"/>
+                <w:b/>
+                <w:color w:val="2F6F6A"/>
+                <w:sz w:val="16"/>
+              </w:rPr>
+              <w:t>4 – Low</w:t>
+            </w:r>
+          </w:p>
+        </w:tc>
+      </w:tr>
+      <w:tr>
+        <w:tc>
+          <w:tcPr>
+            <w:tcW w:type="dxa" w:w="1994"/>
+            <w:shd w:fill="F3F7F6" w:val="clear"/>
+            <w:tcBorders>
+              <w:top w:val="single" w:sz="4" w:space="0" w:color="CCCCCC"/>
+              <w:left w:val="single" w:sz="4" w:space="0" w:color="CCCCCC"/>
+              <w:bottom w:val="single" w:sz="4" w:space="0" w:color="CCCCCC"/>
+              <w:right w:val="single" w:sz="4" w:space="0" w:color="CCCCCC"/>
+            </w:tcBorders>
+          </w:tcPr>
+          <w:p>
+            <w:pPr>
+              <w:spacing w:before="40" w:after="40"/>
+              <w:jc w:val="left"/>
+            </w:pPr>
+            <w:r>
+              <w:rPr>
+                <w:rFonts w:ascii="Calibri" w:hAnsi="Calibri" w:eastAsia="Calibri"/>
+                <w:b w:val="0"/>
+                <w:color w:val="222222"/>
+                <w:sz w:val="16"/>
+              </w:rPr>
+              <w:t>Repetitive loading, pushing and awkward posture</w:t>
+            </w:r>
+          </w:p>
+        </w:tc>
+        <w:tc>
+          <w:tcPr>
+            <w:tcW w:type="dxa" w:w="1994"/>
+            <w:shd w:fill="F3F7F6" w:val="clear"/>
+            <w:tcBorders>
+              <w:top w:val="single" w:sz="4" w:space="0" w:color="CCCCCC"/>
+              <w:left w:val="single" w:sz="4" w:space="0" w:color="CCCCCC"/>
+              <w:bottom w:val="single" w:sz="4" w:space="0" w:color="CCCCCC"/>
+              <w:right w:val="single" w:sz="4" w:space="0" w:color="CCCCCC"/>
+            </w:tcBorders>
+          </w:tcPr>
+          <w:p>
+            <w:pPr>
+              <w:spacing w:before="40" w:after="40"/>
+              <w:jc w:val="left"/>
+            </w:pPr>
+            <w:r>
+              <w:rPr>
+                <w:rFonts w:ascii="Calibri" w:hAnsi="Calibri" w:eastAsia="Calibri"/>
+                <w:b w:val="0"/>
+                <w:color w:val="222222"/>
+                <w:sz w:val="16"/>
+              </w:rPr>
+              <w:t>Musculoskeletal injury or fatigue</w:t>
+            </w:r>
+          </w:p>
+        </w:tc>
+        <w:tc>
+          <w:tcPr>
+            <w:tcW w:type="dxa" w:w="1994"/>
+            <w:shd w:fill="F3F7F6" w:val="clear"/>
+            <w:tcBorders>
+              <w:top w:val="single" w:sz="4" w:space="0" w:color="CCCCCC"/>
+              <w:left w:val="single" w:sz="4" w:space="0" w:color="CCCCCC"/>
+              <w:bottom w:val="single" w:sz="4" w:space="0" w:color="CCCCCC"/>
+              <w:right w:val="single" w:sz="4" w:space="0" w:color="CCCCCC"/>
+            </w:tcBorders>
+          </w:tcPr>
+          <w:p>
+            <w:pPr>
+              <w:spacing w:before="40" w:after="40"/>
+              <w:jc w:val="center"/>
+            </w:pPr>
+            <w:r>
+              <w:rPr>
+                <w:rFonts w:ascii="Calibri" w:hAnsi="Calibri" w:eastAsia="Calibri"/>
+                <w:b/>
+                <w:color w:val="2F6F6A"/>
+                <w:sz w:val="16"/>
+              </w:rPr>
+              <w:t>6 – Medium</w:t>
+            </w:r>
+          </w:p>
+        </w:tc>
+        <w:tc>
+          <w:tcPr>
+            <w:tcW w:type="dxa" w:w="1994"/>
+            <w:shd w:fill="F3F7F6" w:val="clear"/>
+            <w:tcBorders>
+              <w:top w:val="single" w:sz="4" w:space="0" w:color="CCCCCC"/>
+              <w:left w:val="single" w:sz="4" w:space="0" w:color="CCCCCC"/>
+              <w:bottom w:val="single" w:sz="4" w:space="0" w:color="CCCCCC"/>
+              <w:right w:val="single" w:sz="4" w:space="0" w:color="CCCCCC"/>
+            </w:tcBorders>
+          </w:tcPr>
+          <w:p>
+            <w:pPr>
+              <w:spacing w:before="40" w:after="40"/>
+              <w:jc w:val="left"/>
+            </w:pPr>
+            <w:r>
+              <w:rPr>
+                <w:rFonts w:ascii="Calibri" w:hAnsi="Calibri" w:eastAsia="Calibri"/>
+                <w:b w:val="0"/>
+                <w:color w:val="222222"/>
+                <w:sz w:val="16"/>
+              </w:rPr>
+              <w:t>Position the machine at a suitable height. Keep ingredients close to the operator. Avoid twisting or overreaching. Rotate tasks during prolonged production and take appropriate breaks.</w:t>
+            </w:r>
+          </w:p>
+        </w:tc>
+        <w:tc>
+          <w:tcPr>
+            <w:tcW w:type="dxa" w:w="1994"/>
+            <w:shd w:fill="F3F7F6" w:val="clear"/>
+            <w:tcBorders>
+              <w:top w:val="single" w:sz="4" w:space="0" w:color="CCCCCC"/>
+              <w:left w:val="single" w:sz="4" w:space="0" w:color="CCCCCC"/>
+              <w:bottom w:val="single" w:sz="4" w:space="0" w:color="CCCCCC"/>
+              <w:right w:val="single" w:sz="4" w:space="0" w:color="CCCCCC"/>
+            </w:tcBorders>
+          </w:tcPr>
+          <w:p>
+            <w:pPr>
+              <w:spacing w:before="40" w:after="40"/>
+              <w:jc w:val="center"/>
+            </w:pPr>
+            <w:r>
+              <w:rPr>
+                <w:rFonts w:ascii="Calibri" w:hAnsi="Calibri" w:eastAsia="Calibri"/>
+                <w:b/>
+                <w:color w:val="2F6F6A"/>
+                <w:sz w:val="16"/>
+              </w:rPr>
+              <w:t>2 – Low</w:t>
+            </w:r>
+          </w:p>
+        </w:tc>
+      </w:tr>
+      <w:tr>
+        <w:tc>
+          <w:tcPr>
+            <w:tcW w:type="dxa" w:w="1994"/>
+            <w:tcBorders>
+              <w:top w:val="single" w:sz="4" w:space="0" w:color="CCCCCC"/>
+              <w:left w:val="single" w:sz="4" w:space="0" w:color="CCCCCC"/>
+              <w:bottom w:val="single" w:sz="4" w:space="0" w:color="CCCCCC"/>
+              <w:right w:val="single" w:sz="4" w:space="0" w:color="CCCCCC"/>
+            </w:tcBorders>
+          </w:tcPr>
+          <w:p>
+            <w:pPr>
+              <w:spacing w:before="40" w:after="40"/>
+              <w:jc w:val="left"/>
+            </w:pPr>
+            <w:r>
+              <w:rPr>
+                <w:rFonts w:ascii="Calibri" w:hAnsi="Calibri" w:eastAsia="Calibri"/>
+                <w:b w:val="0"/>
+                <w:color w:val="222222"/>
+                <w:sz w:val="16"/>
+              </w:rPr>
+              <w:t>Excessive machine noise, vibration or overheating</w:t>
+            </w:r>
+          </w:p>
+        </w:tc>
+        <w:tc>
+          <w:tcPr>
+            <w:tcW w:type="dxa" w:w="1994"/>
+            <w:tcBorders>
+              <w:top w:val="single" w:sz="4" w:space="0" w:color="CCCCCC"/>
+              <w:left w:val="single" w:sz="4" w:space="0" w:color="CCCCCC"/>
+              <w:bottom w:val="single" w:sz="4" w:space="0" w:color="CCCCCC"/>
+              <w:right w:val="single" w:sz="4" w:space="0" w:color="CCCCCC"/>
+            </w:tcBorders>
+          </w:tcPr>
+          <w:p>
+            <w:pPr>
+              <w:spacing w:before="40" w:after="40"/>
+              <w:jc w:val="left"/>
+            </w:pPr>
+            <w:r>
+              <w:rPr>
+                <w:rFonts w:ascii="Calibri" w:hAnsi="Calibri" w:eastAsia="Calibri"/>
+                <w:b w:val="0"/>
+                <w:color w:val="222222"/>
+                <w:sz w:val="16"/>
+              </w:rPr>
+              <w:t>Hearing discomfort, equipment failure or fire</w:t>
+            </w:r>
+          </w:p>
+        </w:tc>
+        <w:tc>
+          <w:tcPr>
+            <w:tcW w:type="dxa" w:w="1994"/>
+            <w:tcBorders>
+              <w:top w:val="single" w:sz="4" w:space="0" w:color="CCCCCC"/>
+              <w:left w:val="single" w:sz="4" w:space="0" w:color="CCCCCC"/>
+              <w:bottom w:val="single" w:sz="4" w:space="0" w:color="CCCCCC"/>
+              <w:right w:val="single" w:sz="4" w:space="0" w:color="CCCCCC"/>
+            </w:tcBorders>
+          </w:tcPr>
+          <w:p>
+            <w:pPr>
+              <w:spacing w:before="40" w:after="40"/>
+              <w:jc w:val="center"/>
+            </w:pPr>
+            <w:r>
+              <w:rPr>
+                <w:rFonts w:ascii="Calibri" w:hAnsi="Calibri" w:eastAsia="Calibri"/>
+                <w:b/>
+                <w:color w:val="2F6F6A"/>
+                <w:sz w:val="16"/>
+              </w:rPr>
+              <w:t>6 – Medium</w:t>
+            </w:r>
+          </w:p>
+        </w:tc>
+        <w:tc>
+          <w:tcPr>
+            <w:tcW w:type="dxa" w:w="1994"/>
+            <w:tcBorders>
+              <w:top w:val="single" w:sz="4" w:space="0" w:color="CCCCCC"/>
+              <w:left w:val="single" w:sz="4" w:space="0" w:color="CCCCCC"/>
+              <w:bottom w:val="single" w:sz="4" w:space="0" w:color="CCCCCC"/>
+              <w:right w:val="single" w:sz="4" w:space="0" w:color="CCCCCC"/>
+            </w:tcBorders>
+          </w:tcPr>
+          <w:p>
+            <w:pPr>
+              <w:spacing w:before="40" w:after="40"/>
+              <w:jc w:val="left"/>
+            </w:pPr>
+            <w:r>
+              <w:rPr>
+                <w:rFonts w:ascii="Calibri" w:hAnsi="Calibri" w:eastAsia="Calibri"/>
+                <w:b w:val="0"/>
+                <w:color w:val="222222"/>
+                <w:sz w:val="16"/>
+              </w:rPr>
+              <w:t>Stop if unusual noise, vibration, smell, smoke or overheating occurs. Unplug and report the fault. Do not continue operating damaged equipment. Keep ventilation openings clear.</w:t>
+            </w:r>
+          </w:p>
+        </w:tc>
+        <w:tc>
+          <w:tcPr>
+            <w:tcW w:type="dxa" w:w="1994"/>
+            <w:tcBorders>
+              <w:top w:val="single" w:sz="4" w:space="0" w:color="CCCCCC"/>
+              <w:left w:val="single" w:sz="4" w:space="0" w:color="CCCCCC"/>
+              <w:bottom w:val="single" w:sz="4" w:space="0" w:color="CCCCCC"/>
+              <w:right w:val="single" w:sz="4" w:space="0" w:color="CCCCCC"/>
+            </w:tcBorders>
+          </w:tcPr>
+          <w:p>
+            <w:pPr>
+              <w:spacing w:before="40" w:after="40"/>
+              <w:jc w:val="center"/>
+            </w:pPr>
+            <w:r>
+              <w:rPr>
+                <w:rFonts w:ascii="Calibri" w:hAnsi="Calibri" w:eastAsia="Calibri"/>
+                <w:b/>
+                <w:color w:val="2F6F6A"/>
+                <w:sz w:val="16"/>
+              </w:rPr>
+              <w:t>2 – Low</w:t>
+            </w:r>
+          </w:p>
+        </w:tc>
+      </w:tr>
+      <w:tr>
+        <w:tc>
+          <w:tcPr>
+            <w:tcW w:type="dxa" w:w="1994"/>
+            <w:shd w:fill="F3F7F6" w:val="clear"/>
+            <w:tcBorders>
+              <w:top w:val="single" w:sz="4" w:space="0" w:color="CCCCCC"/>
+              <w:left w:val="single" w:sz="4" w:space="0" w:color="CCCCCC"/>
+              <w:bottom w:val="single" w:sz="4" w:space="0" w:color="CCCCCC"/>
+              <w:right w:val="single" w:sz="4" w:space="0" w:color="CCCCCC"/>
+            </w:tcBorders>
+          </w:tcPr>
+          <w:p>
+            <w:pPr>
+              <w:spacing w:before="40" w:after="40"/>
+              <w:jc w:val="left"/>
+            </w:pPr>
+            <w:r>
+              <w:rPr>
+                <w:rFonts w:ascii="Calibri" w:hAnsi="Calibri" w:eastAsia="Calibri"/>
+                <w:b w:val="0"/>
+                <w:color w:val="222222"/>
+                <w:sz w:val="16"/>
+              </w:rPr>
+              <w:t>Poor cleaning or food remaining inside attachments</w:t>
+            </w:r>
+          </w:p>
+        </w:tc>
+        <w:tc>
+          <w:tcPr>
+            <w:tcW w:type="dxa" w:w="1994"/>
+            <w:shd w:fill="F3F7F6" w:val="clear"/>
+            <w:tcBorders>
+              <w:top w:val="single" w:sz="4" w:space="0" w:color="CCCCCC"/>
+              <w:left w:val="single" w:sz="4" w:space="0" w:color="CCCCCC"/>
+              <w:bottom w:val="single" w:sz="4" w:space="0" w:color="CCCCCC"/>
+              <w:right w:val="single" w:sz="4" w:space="0" w:color="CCCCCC"/>
+            </w:tcBorders>
+          </w:tcPr>
+          <w:p>
+            <w:pPr>
+              <w:spacing w:before="40" w:after="40"/>
+              <w:jc w:val="left"/>
+            </w:pPr>
+            <w:r>
+              <w:rPr>
+                <w:rFonts w:ascii="Calibri" w:hAnsi="Calibri" w:eastAsia="Calibri"/>
+                <w:b w:val="0"/>
+                <w:color w:val="222222"/>
+                <w:sz w:val="16"/>
+              </w:rPr>
+              <w:t>Bacterial contamination and food poisoning</w:t>
+            </w:r>
+          </w:p>
+        </w:tc>
+        <w:tc>
+          <w:tcPr>
+            <w:tcW w:type="dxa" w:w="1994"/>
+            <w:shd w:fill="F3F7F6" w:val="clear"/>
+            <w:tcBorders>
+              <w:top w:val="single" w:sz="4" w:space="0" w:color="CCCCCC"/>
+              <w:left w:val="single" w:sz="4" w:space="0" w:color="CCCCCC"/>
+              <w:bottom w:val="single" w:sz="4" w:space="0" w:color="CCCCCC"/>
+              <w:right w:val="single" w:sz="4" w:space="0" w:color="CCCCCC"/>
+            </w:tcBorders>
+          </w:tcPr>
+          <w:p>
+            <w:pPr>
+              <w:spacing w:before="40" w:after="40"/>
+              <w:jc w:val="center"/>
+            </w:pPr>
+            <w:r>
+              <w:rPr>
+                <w:rFonts w:ascii="Calibri" w:hAnsi="Calibri" w:eastAsia="Calibri"/>
+                <w:b/>
+                <w:color w:val="2F6F6A"/>
+                <w:sz w:val="16"/>
+              </w:rPr>
+              <w:t>12 – High</w:t>
+            </w:r>
+          </w:p>
+        </w:tc>
+        <w:tc>
+          <w:tcPr>
+            <w:tcW w:type="dxa" w:w="1994"/>
+            <w:shd w:fill="F3F7F6" w:val="clear"/>
+            <w:tcBorders>
+              <w:top w:val="single" w:sz="4" w:space="0" w:color="CCCCCC"/>
+              <w:left w:val="single" w:sz="4" w:space="0" w:color="CCCCCC"/>
+              <w:bottom w:val="single" w:sz="4" w:space="0" w:color="CCCCCC"/>
+              <w:right w:val="single" w:sz="4" w:space="0" w:color="CCCCCC"/>
+            </w:tcBorders>
+          </w:tcPr>
+          <w:p>
+            <w:pPr>
+              <w:spacing w:before="40" w:after="40"/>
+              <w:jc w:val="left"/>
+            </w:pPr>
+            <w:r>
+              <w:rPr>
+                <w:rFonts w:ascii="Calibri" w:hAnsi="Calibri" w:eastAsia="Calibri"/>
+                <w:b w:val="0"/>
+                <w:color w:val="222222"/>
+                <w:sz w:val="16"/>
+              </w:rPr>
+              <w:t>Dismantle and clean food-contact parts after every use and between incompatible foods. Inspect hidden areas, shafts, seals, lids and feed components. Sanitise using the approved kitchen procedure and dry before reassembly.</w:t>
+            </w:r>
+          </w:p>
+        </w:tc>
+        <w:tc>
+          <w:tcPr>
+            <w:tcW w:type="dxa" w:w="1994"/>
+            <w:shd w:fill="F3F7F6" w:val="clear"/>
+            <w:tcBorders>
+              <w:top w:val="single" w:sz="4" w:space="0" w:color="CCCCCC"/>
+              <w:left w:val="single" w:sz="4" w:space="0" w:color="CCCCCC"/>
+              <w:bottom w:val="single" w:sz="4" w:space="0" w:color="CCCCCC"/>
+              <w:right w:val="single" w:sz="4" w:space="0" w:color="CCCCCC"/>
+            </w:tcBorders>
+          </w:tcPr>
+          <w:p>
+            <w:pPr>
+              <w:spacing w:before="40" w:after="40"/>
+              <w:jc w:val="center"/>
+            </w:pPr>
+            <w:r>
+              <w:rPr>
+                <w:rFonts w:ascii="Calibri" w:hAnsi="Calibri" w:eastAsia="Calibri"/>
+                <w:b/>
+                <w:color w:val="2F6F6A"/>
+                <w:sz w:val="16"/>
+              </w:rPr>
+              <w:t>4 – Low</w:t>
+            </w:r>
+          </w:p>
+        </w:tc>
+      </w:tr>
+      <w:tr>
+        <w:tc>
+          <w:tcPr>
+            <w:tcW w:type="dxa" w:w="1994"/>
+            <w:tcBorders>
+              <w:top w:val="single" w:sz="4" w:space="0" w:color="CCCCCC"/>
+              <w:left w:val="single" w:sz="4" w:space="0" w:color="CCCCCC"/>
+              <w:bottom w:val="single" w:sz="4" w:space="0" w:color="CCCCCC"/>
+              <w:right w:val="single" w:sz="4" w:space="0" w:color="CCCCCC"/>
+            </w:tcBorders>
+          </w:tcPr>
+          <w:p>
+            <w:pPr>
+              <w:spacing w:before="40" w:after="40"/>
+              <w:jc w:val="left"/>
+            </w:pPr>
+            <w:r>
+              <w:rPr>
+                <w:rFonts w:ascii="Calibri" w:hAnsi="Calibri" w:eastAsia="Calibri"/>
+                <w:b w:val="0"/>
+                <w:color w:val="222222"/>
+                <w:sz w:val="16"/>
+              </w:rPr>
+              <w:t>Allergen cross-contamination</w:t>
+            </w:r>
+          </w:p>
+        </w:tc>
+        <w:tc>
+          <w:tcPr>
+            <w:tcW w:type="dxa" w:w="1994"/>
+            <w:tcBorders>
+              <w:top w:val="single" w:sz="4" w:space="0" w:color="CCCCCC"/>
+              <w:left w:val="single" w:sz="4" w:space="0" w:color="CCCCCC"/>
+              <w:bottom w:val="single" w:sz="4" w:space="0" w:color="CCCCCC"/>
+              <w:right w:val="single" w:sz="4" w:space="0" w:color="CCCCCC"/>
+            </w:tcBorders>
+          </w:tcPr>
+          <w:p>
+            <w:pPr>
+              <w:spacing w:before="40" w:after="40"/>
+              <w:jc w:val="left"/>
+            </w:pPr>
+            <w:r>
+              <w:rPr>
+                <w:rFonts w:ascii="Calibri" w:hAnsi="Calibri" w:eastAsia="Calibri"/>
+                <w:b w:val="0"/>
+                <w:color w:val="222222"/>
+                <w:sz w:val="16"/>
+              </w:rPr>
+              <w:t>Allergic reaction, potentially severe or fatal</w:t>
+            </w:r>
+          </w:p>
+        </w:tc>
+        <w:tc>
+          <w:tcPr>
+            <w:tcW w:type="dxa" w:w="1994"/>
+            <w:tcBorders>
+              <w:top w:val="single" w:sz="4" w:space="0" w:color="CCCCCC"/>
+              <w:left w:val="single" w:sz="4" w:space="0" w:color="CCCCCC"/>
+              <w:bottom w:val="single" w:sz="4" w:space="0" w:color="CCCCCC"/>
+              <w:right w:val="single" w:sz="4" w:space="0" w:color="CCCCCC"/>
+            </w:tcBorders>
+          </w:tcPr>
+          <w:p>
+            <w:pPr>
+              <w:spacing w:before="40" w:after="40"/>
+              <w:jc w:val="center"/>
+            </w:pPr>
+            <w:r>
+              <w:rPr>
+                <w:rFonts w:ascii="Calibri" w:hAnsi="Calibri" w:eastAsia="Calibri"/>
+                <w:b/>
+                <w:color w:val="2F6F6A"/>
+                <w:sz w:val="16"/>
+              </w:rPr>
+              <w:t>12 – High</w:t>
+            </w:r>
+          </w:p>
+        </w:tc>
+        <w:tc>
+          <w:tcPr>
+            <w:tcW w:type="dxa" w:w="1994"/>
+            <w:tcBorders>
+              <w:top w:val="single" w:sz="4" w:space="0" w:color="CCCCCC"/>
+              <w:left w:val="single" w:sz="4" w:space="0" w:color="CCCCCC"/>
+              <w:bottom w:val="single" w:sz="4" w:space="0" w:color="CCCCCC"/>
+              <w:right w:val="single" w:sz="4" w:space="0" w:color="CCCCCC"/>
+            </w:tcBorders>
+          </w:tcPr>
+          <w:p>
+            <w:pPr>
+              <w:spacing w:before="40" w:after="40"/>
+              <w:jc w:val="left"/>
+            </w:pPr>
+            <w:r>
+              <w:rPr>
+                <w:rFonts w:ascii="Calibri" w:hAnsi="Calibri" w:eastAsia="Calibri"/>
+                <w:b w:val="0"/>
+                <w:color w:val="222222"/>
+                <w:sz w:val="16"/>
+              </w:rPr>
+              <w:t>Follow the kitchen allergen-management procedure. Clean and sanitise bowl, blades, discs, hopper, pushers, utensils and surrounding work surface between allergen and non-allergen recipes. Use dedicated equipment where required and verify cleaning before production begins.</w:t>
+            </w:r>
+          </w:p>
+        </w:tc>
+        <w:tc>
+          <w:tcPr>
+            <w:tcW w:type="dxa" w:w="1994"/>
+            <w:tcBorders>
+              <w:top w:val="single" w:sz="4" w:space="0" w:color="CCCCCC"/>
+              <w:left w:val="single" w:sz="4" w:space="0" w:color="CCCCCC"/>
+              <w:bottom w:val="single" w:sz="4" w:space="0" w:color="CCCCCC"/>
+              <w:right w:val="single" w:sz="4" w:space="0" w:color="CCCCCC"/>
+            </w:tcBorders>
+          </w:tcPr>
+          <w:p>
+            <w:pPr>
+              <w:spacing w:before="40" w:after="40"/>
+              <w:jc w:val="center"/>
+            </w:pPr>
+            <w:r>
+              <w:rPr>
+                <w:rFonts w:ascii="Calibri" w:hAnsi="Calibri" w:eastAsia="Calibri"/>
+                <w:b/>
+                <w:color w:val="2F6F6A"/>
+                <w:sz w:val="16"/>
+              </w:rPr>
+              <w:t>4 – Low</w:t>
+            </w:r>
+          </w:p>
+        </w:tc>
+      </w:tr>
+      <w:tr>
+        <w:tc>
+          <w:tcPr>
+            <w:tcW w:type="dxa" w:w="1994"/>
+            <w:shd w:fill="F3F7F6" w:val="clear"/>
+            <w:tcBorders>
+              <w:top w:val="single" w:sz="4" w:space="0" w:color="CCCCCC"/>
+              <w:left w:val="single" w:sz="4" w:space="0" w:color="CCCCCC"/>
+              <w:bottom w:val="single" w:sz="4" w:space="0" w:color="CCCCCC"/>
+              <w:right w:val="single" w:sz="4" w:space="0" w:color="CCCCCC"/>
+            </w:tcBorders>
+          </w:tcPr>
+          <w:p>
+            <w:pPr>
+              <w:spacing w:before="40" w:after="40"/>
+              <w:jc w:val="left"/>
+            </w:pPr>
+            <w:r>
+              <w:rPr>
+                <w:rFonts w:ascii="Calibri" w:hAnsi="Calibri" w:eastAsia="Calibri"/>
+                <w:b w:val="0"/>
+                <w:color w:val="222222"/>
+                <w:sz w:val="16"/>
+              </w:rPr>
+              <w:t>Use by an untrained or unauthorised person</w:t>
+            </w:r>
+          </w:p>
+        </w:tc>
+        <w:tc>
+          <w:tcPr>
+            <w:tcW w:type="dxa" w:w="1994"/>
+            <w:shd w:fill="F3F7F6" w:val="clear"/>
+            <w:tcBorders>
+              <w:top w:val="single" w:sz="4" w:space="0" w:color="CCCCCC"/>
+              <w:left w:val="single" w:sz="4" w:space="0" w:color="CCCCCC"/>
+              <w:bottom w:val="single" w:sz="4" w:space="0" w:color="CCCCCC"/>
+              <w:right w:val="single" w:sz="4" w:space="0" w:color="CCCCCC"/>
+            </w:tcBorders>
+          </w:tcPr>
+          <w:p>
+            <w:pPr>
+              <w:spacing w:before="40" w:after="40"/>
+              <w:jc w:val="left"/>
+            </w:pPr>
+            <w:r>
+              <w:rPr>
+                <w:rFonts w:ascii="Calibri" w:hAnsi="Calibri" w:eastAsia="Calibri"/>
+                <w:b w:val="0"/>
+                <w:color w:val="222222"/>
+                <w:sz w:val="16"/>
+              </w:rPr>
+              <w:t>Incorrect assembly, unsafe operation or serious injury</w:t>
+            </w:r>
+          </w:p>
+        </w:tc>
+        <w:tc>
+          <w:tcPr>
+            <w:tcW w:type="dxa" w:w="1994"/>
+            <w:shd w:fill="F3F7F6" w:val="clear"/>
+            <w:tcBorders>
+              <w:top w:val="single" w:sz="4" w:space="0" w:color="CCCCCC"/>
+              <w:left w:val="single" w:sz="4" w:space="0" w:color="CCCCCC"/>
+              <w:bottom w:val="single" w:sz="4" w:space="0" w:color="CCCCCC"/>
+              <w:right w:val="single" w:sz="4" w:space="0" w:color="CCCCCC"/>
+            </w:tcBorders>
+          </w:tcPr>
+          <w:p>
+            <w:pPr>
+              <w:spacing w:before="40" w:after="40"/>
+              <w:jc w:val="center"/>
+            </w:pPr>
+            <w:r>
+              <w:rPr>
+                <w:rFonts w:ascii="Calibri" w:hAnsi="Calibri" w:eastAsia="Calibri"/>
+                <w:b/>
+                <w:color w:val="2F6F6A"/>
+                <w:sz w:val="16"/>
+              </w:rPr>
+              <w:t>15 – High</w:t>
+            </w:r>
+          </w:p>
+        </w:tc>
+        <w:tc>
+          <w:tcPr>
+            <w:tcW w:type="dxa" w:w="1994"/>
+            <w:shd w:fill="F3F7F6" w:val="clear"/>
+            <w:tcBorders>
+              <w:top w:val="single" w:sz="4" w:space="0" w:color="CCCCCC"/>
+              <w:left w:val="single" w:sz="4" w:space="0" w:color="CCCCCC"/>
+              <w:bottom w:val="single" w:sz="4" w:space="0" w:color="CCCCCC"/>
+              <w:right w:val="single" w:sz="4" w:space="0" w:color="CCCCCC"/>
+            </w:tcBorders>
+          </w:tcPr>
+          <w:p>
+            <w:pPr>
+              <w:spacing w:before="40" w:after="40"/>
+              <w:jc w:val="left"/>
+            </w:pPr>
+            <w:r>
+              <w:rPr>
+                <w:rFonts w:ascii="Calibri" w:hAnsi="Calibri" w:eastAsia="Calibri"/>
+                <w:b w:val="0"/>
+                <w:color w:val="222222"/>
+                <w:sz w:val="16"/>
+              </w:rPr>
+              <w:t>Operators must receive practical training and be assessed as competent. New employees must be directly supervised. Cleaning staff must be trained in isolation and safe blade handling. Operating instructions and this assessment must remain accessible.</w:t>
+            </w:r>
+          </w:p>
+        </w:tc>
+        <w:tc>
+          <w:tcPr>
+            <w:tcW w:type="dxa" w:w="1994"/>
+            <w:shd w:fill="F3F7F6" w:val="clear"/>
+            <w:tcBorders>
+              <w:top w:val="single" w:sz="4" w:space="0" w:color="CCCCCC"/>
+              <w:left w:val="single" w:sz="4" w:space="0" w:color="CCCCCC"/>
+              <w:bottom w:val="single" w:sz="4" w:space="0" w:color="CCCCCC"/>
+              <w:right w:val="single" w:sz="4" w:space="0" w:color="CCCCCC"/>
+            </w:tcBorders>
+          </w:tcPr>
+          <w:p>
+            <w:pPr>
+              <w:spacing w:before="40" w:after="40"/>
+              <w:jc w:val="center"/>
+            </w:pPr>
+            <w:r>
+              <w:rPr>
+                <w:rFonts w:ascii="Calibri" w:hAnsi="Calibri" w:eastAsia="Calibri"/>
+                <w:b/>
+                <w:color w:val="2F6F6A"/>
+                <w:sz w:val="16"/>
+              </w:rPr>
+              <w:t>5 – Medium</w:t>
+            </w:r>
+          </w:p>
+        </w:tc>
+      </w:tr>
+      <w:tr>
+        <w:tc>
+          <w:tcPr>
+            <w:tcW w:type="dxa" w:w="1994"/>
+            <w:tcBorders>
+              <w:top w:val="single" w:sz="4" w:space="0" w:color="CCCCCC"/>
+              <w:left w:val="single" w:sz="4" w:space="0" w:color="CCCCCC"/>
+              <w:bottom w:val="single" w:sz="4" w:space="0" w:color="CCCCCC"/>
+              <w:right w:val="single" w:sz="4" w:space="0" w:color="CCCCCC"/>
+            </w:tcBorders>
+          </w:tcPr>
+          <w:p>
+            <w:pPr>
+              <w:spacing w:before="40" w:after="40"/>
+              <w:jc w:val="left"/>
+            </w:pPr>
+            <w:r>
+              <w:rPr>
+                <w:rFonts w:ascii="Calibri" w:hAnsi="Calibri" w:eastAsia="Calibri"/>
+                <w:b w:val="0"/>
+                <w:color w:val="222222"/>
+                <w:sz w:val="16"/>
+              </w:rPr>
+              <w:t>Maintenance or repairs by an unauthorised person</w:t>
+            </w:r>
+          </w:p>
+        </w:tc>
+        <w:tc>
+          <w:tcPr>
+            <w:tcW w:type="dxa" w:w="1994"/>
+            <w:tcBorders>
+              <w:top w:val="single" w:sz="4" w:space="0" w:color="CCCCCC"/>
+              <w:left w:val="single" w:sz="4" w:space="0" w:color="CCCCCC"/>
+              <w:bottom w:val="single" w:sz="4" w:space="0" w:color="CCCCCC"/>
+              <w:right w:val="single" w:sz="4" w:space="0" w:color="CCCCCC"/>
+            </w:tcBorders>
+          </w:tcPr>
+          <w:p>
+            <w:pPr>
+              <w:spacing w:before="40" w:after="40"/>
+              <w:jc w:val="left"/>
+            </w:pPr>
+            <w:r>
+              <w:rPr>
+                <w:rFonts w:ascii="Calibri" w:hAnsi="Calibri" w:eastAsia="Calibri"/>
+                <w:b w:val="0"/>
+                <w:color w:val="222222"/>
+                <w:sz w:val="16"/>
+              </w:rPr>
+              <w:t>Electric shock, unexpected movement or defective safety systems</w:t>
+            </w:r>
+          </w:p>
+        </w:tc>
+        <w:tc>
+          <w:tcPr>
+            <w:tcW w:type="dxa" w:w="1994"/>
+            <w:tcBorders>
+              <w:top w:val="single" w:sz="4" w:space="0" w:color="CCCCCC"/>
+              <w:left w:val="single" w:sz="4" w:space="0" w:color="CCCCCC"/>
+              <w:bottom w:val="single" w:sz="4" w:space="0" w:color="CCCCCC"/>
+              <w:right w:val="single" w:sz="4" w:space="0" w:color="CCCCCC"/>
+            </w:tcBorders>
+          </w:tcPr>
+          <w:p>
+            <w:pPr>
+              <w:spacing w:before="40" w:after="40"/>
+              <w:jc w:val="center"/>
+            </w:pPr>
+            <w:r>
+              <w:rPr>
+                <w:rFonts w:ascii="Calibri" w:hAnsi="Calibri" w:eastAsia="Calibri"/>
+                <w:b/>
+                <w:color w:val="2F6F6A"/>
+                <w:sz w:val="16"/>
+              </w:rPr>
+              <w:t>15 – High</w:t>
+            </w:r>
+          </w:p>
+        </w:tc>
+        <w:tc>
+          <w:tcPr>
+            <w:tcW w:type="dxa" w:w="1994"/>
+            <w:tcBorders>
+              <w:top w:val="single" w:sz="4" w:space="0" w:color="CCCCCC"/>
+              <w:left w:val="single" w:sz="4" w:space="0" w:color="CCCCCC"/>
+              <w:bottom w:val="single" w:sz="4" w:space="0" w:color="CCCCCC"/>
+              <w:right w:val="single" w:sz="4" w:space="0" w:color="CCCCCC"/>
+            </w:tcBorders>
+          </w:tcPr>
+          <w:p>
+            <w:pPr>
+              <w:spacing w:before="40" w:after="40"/>
+              <w:jc w:val="left"/>
+            </w:pPr>
+            <w:r>
+              <w:rPr>
+                <w:rFonts w:ascii="Calibri" w:hAnsi="Calibri" w:eastAsia="Calibri"/>
+                <w:b w:val="0"/>
+                <w:color w:val="222222"/>
+                <w:sz w:val="16"/>
+              </w:rPr>
+              <w:t>Operators may only perform normal cleaning and user checks. Electrical repairs, motor work, interlock adjustments and internal maintenance must be completed by an authorised competent engineer.</w:t>
+            </w:r>
+          </w:p>
+        </w:tc>
+        <w:tc>
+          <w:tcPr>
+            <w:tcW w:type="dxa" w:w="1994"/>
+            <w:tcBorders>
+              <w:top w:val="single" w:sz="4" w:space="0" w:color="CCCCCC"/>
+              <w:left w:val="single" w:sz="4" w:space="0" w:color="CCCCCC"/>
+              <w:bottom w:val="single" w:sz="4" w:space="0" w:color="CCCCCC"/>
+              <w:right w:val="single" w:sz="4" w:space="0" w:color="CCCCCC"/>
+            </w:tcBorders>
+          </w:tcPr>
+          <w:p>
+            <w:pPr>
+              <w:spacing w:before="40" w:after="40"/>
+              <w:jc w:val="center"/>
+            </w:pPr>
+            <w:r>
+              <w:rPr>
+                <w:rFonts w:ascii="Calibri" w:hAnsi="Calibri" w:eastAsia="Calibri"/>
+                <w:b/>
+                <w:color w:val="2F6F6A"/>
+                <w:sz w:val="16"/>
+              </w:rPr>
+              <w:t>5 – Medium</w:t>
+            </w:r>
+          </w:p>
+        </w:tc>
+      </w:tr>
+    </w:tbl>
+    <w:p/>
+    <w:p>
+      <w:pPr>
+        <w:spacing w:before="200" w:after="160"/>
+      </w:pPr>
+      <w:r>
+        <w:rPr>
+          <w:rFonts w:ascii="Georgia" w:hAnsi="Georgia" w:eastAsia="Georgia"/>
+          <w:b/>
+          <w:color w:val="2F6F6A"/>
+          <w:sz w:val="26"/>
+        </w:rPr>
+        <w:t>6. Safe Operating Procedure</w:t>
+      </w:r>
+    </w:p>
+    <w:p>
+      <w:pPr>
+        <w:spacing w:before="160" w:after="80"/>
+      </w:pPr>
+      <w:r>
+        <w:rPr>
+          <w:rFonts w:ascii="Calibri" w:hAnsi="Calibri" w:eastAsia="Calibri"/>
+          <w:b/>
+          <w:color w:val="1B3A4B"/>
+          <w:sz w:val="22"/>
+        </w:rPr>
+        <w:t>Before use</w:t>
+      </w:r>
+    </w:p>
+    <w:p>
+      <w:pPr>
+        <w:spacing w:after="80"/>
+        <w:ind w:left="283"/>
+      </w:pPr>
+      <w:r>
+        <w:rPr>
+          <w:rFonts w:ascii="Calibri" w:hAnsi="Calibri" w:eastAsia="Calibri"/>
+          <w:b w:val="0"/>
+          <w:color w:val="222222"/>
+          <w:sz w:val="22"/>
+        </w:rPr>
+        <w:t>1. Confirm that the operator is trained and authorised.</w:t>
+      </w:r>
+    </w:p>
+    <w:p>
+      <w:pPr>
+        <w:spacing w:after="80"/>
+        <w:ind w:left="283"/>
+      </w:pPr>
+      <w:r>
+        <w:rPr>
+          <w:rFonts w:ascii="Calibri" w:hAnsi="Calibri" w:eastAsia="Calibri"/>
+          <w:b w:val="0"/>
+          <w:color w:val="222222"/>
+          <w:sz w:val="22"/>
+        </w:rPr>
+        <w:t>2. Check that the machine is clean, dry and correctly positioned.</w:t>
+      </w:r>
+    </w:p>
+    <w:p>
+      <w:pPr>
+        <w:spacing w:after="80"/>
+        <w:ind w:left="283"/>
+      </w:pPr>
+      <w:r>
+        <w:rPr>
+          <w:rFonts w:ascii="Calibri" w:hAnsi="Calibri" w:eastAsia="Calibri"/>
+          <w:b w:val="0"/>
+          <w:color w:val="222222"/>
+          <w:sz w:val="22"/>
+        </w:rPr>
+        <w:t>3. Inspect the plug, cable, controls, bowl, lid, hopper, pusher, blades and discs.</w:t>
+      </w:r>
+    </w:p>
+    <w:p>
+      <w:pPr>
+        <w:spacing w:after="80"/>
+        <w:ind w:left="283"/>
+      </w:pPr>
+      <w:r>
+        <w:rPr>
+          <w:rFonts w:ascii="Calibri" w:hAnsi="Calibri" w:eastAsia="Calibri"/>
+          <w:b w:val="0"/>
+          <w:color w:val="222222"/>
+          <w:sz w:val="22"/>
+        </w:rPr>
+        <w:t>4. Confirm that all guards and safety interlocks are present and undamaged.</w:t>
+      </w:r>
+    </w:p>
+    <w:p>
+      <w:pPr>
+        <w:spacing w:after="80"/>
+        <w:ind w:left="283"/>
+      </w:pPr>
+      <w:r>
+        <w:rPr>
+          <w:rFonts w:ascii="Calibri" w:hAnsi="Calibri" w:eastAsia="Calibri"/>
+          <w:b w:val="0"/>
+          <w:color w:val="222222"/>
+          <w:sz w:val="22"/>
+        </w:rPr>
+        <w:t>5. Select the correct blade, disc and speed for the food being processed.</w:t>
+      </w:r>
+    </w:p>
+    <w:p>
+      <w:pPr>
+        <w:spacing w:after="80"/>
+        <w:ind w:left="283"/>
+      </w:pPr>
+      <w:r>
+        <w:rPr>
+          <w:rFonts w:ascii="Calibri" w:hAnsi="Calibri" w:eastAsia="Calibri"/>
+          <w:b w:val="0"/>
+          <w:color w:val="222222"/>
+          <w:sz w:val="22"/>
+        </w:rPr>
+        <w:t>6. Fit the attachment while the machine is unplugged.</w:t>
+      </w:r>
+    </w:p>
+    <w:p>
+      <w:pPr>
+        <w:spacing w:after="80"/>
+        <w:ind w:left="283"/>
+      </w:pPr>
+      <w:r>
+        <w:rPr>
+          <w:rFonts w:ascii="Calibri" w:hAnsi="Calibri" w:eastAsia="Calibri"/>
+          <w:b w:val="0"/>
+          <w:color w:val="222222"/>
+          <w:sz w:val="22"/>
+        </w:rPr>
+        <w:t>7. Confirm that the blade or disc is properly secured.</w:t>
+      </w:r>
+    </w:p>
+    <w:p>
+      <w:pPr>
+        <w:spacing w:after="80"/>
+        <w:ind w:left="283"/>
+      </w:pPr>
+      <w:r>
+        <w:rPr>
+          <w:rFonts w:ascii="Calibri" w:hAnsi="Calibri" w:eastAsia="Calibri"/>
+          <w:b w:val="0"/>
+          <w:color w:val="222222"/>
+          <w:sz w:val="22"/>
+        </w:rPr>
+        <w:t>8. Secure long hair and remove loose jewellery.</w:t>
+      </w:r>
+    </w:p>
+    <w:p>
+      <w:pPr>
+        <w:spacing w:after="80"/>
+        <w:ind w:left="283"/>
+      </w:pPr>
+      <w:r>
+        <w:rPr>
+          <w:rFonts w:ascii="Calibri" w:hAnsi="Calibri" w:eastAsia="Calibri"/>
+          <w:b w:val="0"/>
+          <w:color w:val="222222"/>
+          <w:sz w:val="22"/>
+        </w:rPr>
+        <w:t>9. Keep the floor and surrounding work area clean and dry.</w:t>
+      </w:r>
+    </w:p>
+    <w:p>
+      <w:pPr>
+        <w:spacing w:after="80"/>
+        <w:ind w:left="283"/>
+      </w:pPr>
+      <w:r>
+        <w:rPr>
+          <w:rFonts w:ascii="Calibri" w:hAnsi="Calibri" w:eastAsia="Calibri"/>
+          <w:b w:val="0"/>
+          <w:color w:val="222222"/>
+          <w:sz w:val="22"/>
+        </w:rPr>
+        <w:t>10. Do not operate the machine if any component is missing, loose or damaged.</w:t>
+      </w:r>
+    </w:p>
+    <w:p>
+      <w:pPr>
+        <w:spacing w:before="160" w:after="80"/>
+      </w:pPr>
+      <w:r>
+        <w:rPr>
+          <w:rFonts w:ascii="Calibri" w:hAnsi="Calibri" w:eastAsia="Calibri"/>
+          <w:b/>
+          <w:color w:val="1B3A4B"/>
+          <w:sz w:val="22"/>
+        </w:rPr>
+        <w:t>During operation</w:t>
+      </w:r>
+    </w:p>
+    <w:p>
+      <w:pPr>
+        <w:spacing w:after="80"/>
+        <w:ind w:left="283"/>
+      </w:pPr>
+      <w:r>
+        <w:rPr>
+          <w:rFonts w:ascii="Calibri" w:hAnsi="Calibri" w:eastAsia="Calibri"/>
+          <w:b w:val="0"/>
+          <w:color w:val="222222"/>
+          <w:sz w:val="22"/>
+        </w:rPr>
+        <w:t>1. Close and secure the bowl lid or vegetable-slicer hopper.</w:t>
+      </w:r>
+    </w:p>
+    <w:p>
+      <w:pPr>
+        <w:spacing w:after="80"/>
+        <w:ind w:left="283"/>
+      </w:pPr>
+      <w:r>
+        <w:rPr>
+          <w:rFonts w:ascii="Calibri" w:hAnsi="Calibri" w:eastAsia="Calibri"/>
+          <w:b w:val="0"/>
+          <w:color w:val="222222"/>
+          <w:sz w:val="22"/>
+        </w:rPr>
+        <w:t>2. Start the machine only after checking that no person is touching the attachments.</w:t>
+      </w:r>
+    </w:p>
+    <w:p>
+      <w:pPr>
+        <w:spacing w:after="80"/>
+        <w:ind w:left="283"/>
+      </w:pPr>
+      <w:r>
+        <w:rPr>
+          <w:rFonts w:ascii="Calibri" w:hAnsi="Calibri" w:eastAsia="Calibri"/>
+          <w:b w:val="0"/>
+          <w:color w:val="222222"/>
+          <w:sz w:val="22"/>
+        </w:rPr>
+        <w:t>3. Use only the supplied pusher to feed food.</w:t>
+      </w:r>
+    </w:p>
+    <w:p>
+      <w:pPr>
+        <w:spacing w:after="80"/>
+        <w:ind w:left="283"/>
+      </w:pPr>
+      <w:r>
+        <w:rPr>
+          <w:rFonts w:ascii="Calibri" w:hAnsi="Calibri" w:eastAsia="Calibri"/>
+          <w:b w:val="0"/>
+          <w:color w:val="222222"/>
+          <w:sz w:val="22"/>
+        </w:rPr>
+        <w:t>4. Never place hands or utensils inside the feed opening or bowl.</w:t>
+      </w:r>
+    </w:p>
+    <w:p>
+      <w:pPr>
+        <w:spacing w:after="80"/>
+        <w:ind w:left="283"/>
+      </w:pPr>
+      <w:r>
+        <w:rPr>
+          <w:rFonts w:ascii="Calibri" w:hAnsi="Calibri" w:eastAsia="Calibri"/>
+          <w:b w:val="0"/>
+          <w:color w:val="222222"/>
+          <w:sz w:val="22"/>
+        </w:rPr>
+        <w:t>5. Do not overload the machine.</w:t>
+      </w:r>
+    </w:p>
+    <w:p>
+      <w:pPr>
+        <w:spacing w:after="80"/>
+        <w:ind w:left="283"/>
+      </w:pPr>
+      <w:r>
+        <w:rPr>
+          <w:rFonts w:ascii="Calibri" w:hAnsi="Calibri" w:eastAsia="Calibri"/>
+          <w:b w:val="0"/>
+          <w:color w:val="222222"/>
+          <w:sz w:val="22"/>
+        </w:rPr>
+        <w:t>6. Remain with the machine while it is operating.</w:t>
+      </w:r>
+    </w:p>
+    <w:p>
+      <w:pPr>
+        <w:spacing w:after="80"/>
+        <w:ind w:left="283"/>
+      </w:pPr>
+      <w:r>
+        <w:rPr>
+          <w:rFonts w:ascii="Calibri" w:hAnsi="Calibri" w:eastAsia="Calibri"/>
+          <w:b w:val="0"/>
+          <w:color w:val="222222"/>
+          <w:sz w:val="22"/>
+        </w:rPr>
+        <w:t>7. Stop immediately if there is unusual noise, vibration, smell, heat or movement.</w:t>
+      </w:r>
+    </w:p>
+    <w:p>
+      <w:pPr>
+        <w:spacing w:after="80"/>
+        <w:ind w:left="283"/>
+      </w:pPr>
+      <w:r>
+        <w:rPr>
+          <w:rFonts w:ascii="Calibri" w:hAnsi="Calibri" w:eastAsia="Calibri"/>
+          <w:b w:val="0"/>
+          <w:color w:val="222222"/>
+          <w:sz w:val="22"/>
+        </w:rPr>
+        <w:t>8. Do not remove any guard until the machine has stopped completely and has been unplugged.</w:t>
+      </w:r>
+    </w:p>
+    <w:p>
+      <w:pPr>
+        <w:spacing w:before="160" w:after="80"/>
+      </w:pPr>
+      <w:r>
+        <w:rPr>
+          <w:rFonts w:ascii="Calibri" w:hAnsi="Calibri" w:eastAsia="Calibri"/>
+          <w:b/>
+          <w:color w:val="1B3A4B"/>
+          <w:sz w:val="22"/>
+        </w:rPr>
+        <w:t>Blade or disc changes</w:t>
+      </w:r>
+    </w:p>
+    <w:p>
+      <w:pPr>
+        <w:spacing w:after="80"/>
+        <w:ind w:left="283"/>
+      </w:pPr>
+      <w:r>
+        <w:rPr>
+          <w:rFonts w:ascii="Calibri" w:hAnsi="Calibri" w:eastAsia="Calibri"/>
+          <w:b w:val="0"/>
+          <w:color w:val="222222"/>
+          <w:sz w:val="22"/>
+        </w:rPr>
+        <w:t>1. Switch the machine off.</w:t>
+      </w:r>
+    </w:p>
+    <w:p>
+      <w:pPr>
+        <w:spacing w:after="80"/>
+        <w:ind w:left="283"/>
+      </w:pPr>
+      <w:r>
+        <w:rPr>
+          <w:rFonts w:ascii="Calibri" w:hAnsi="Calibri" w:eastAsia="Calibri"/>
+          <w:b w:val="0"/>
+          <w:color w:val="222222"/>
+          <w:sz w:val="22"/>
+        </w:rPr>
+        <w:t>2. Turn off the rear isolation switch.</w:t>
+      </w:r>
+    </w:p>
+    <w:p>
+      <w:pPr>
+        <w:spacing w:after="80"/>
+        <w:ind w:left="283"/>
+      </w:pPr>
+      <w:r>
+        <w:rPr>
+          <w:rFonts w:ascii="Calibri" w:hAnsi="Calibri" w:eastAsia="Calibri"/>
+          <w:b w:val="0"/>
+          <w:color w:val="222222"/>
+          <w:sz w:val="22"/>
+        </w:rPr>
+        <w:t>3. Unplug the machine.</w:t>
+      </w:r>
+    </w:p>
+    <w:p>
+      <w:pPr>
+        <w:spacing w:after="80"/>
+        <w:ind w:left="283"/>
+      </w:pPr>
+      <w:r>
+        <w:rPr>
+          <w:rFonts w:ascii="Calibri" w:hAnsi="Calibri" w:eastAsia="Calibri"/>
+          <w:b w:val="0"/>
+          <w:color w:val="222222"/>
+          <w:sz w:val="22"/>
+        </w:rPr>
+        <w:t>4. Wait until all movement has stopped.</w:t>
+      </w:r>
+    </w:p>
+    <w:p>
+      <w:pPr>
+        <w:spacing w:after="80"/>
+        <w:ind w:left="283"/>
+      </w:pPr>
+      <w:r>
+        <w:rPr>
+          <w:rFonts w:ascii="Calibri" w:hAnsi="Calibri" w:eastAsia="Calibri"/>
+          <w:b w:val="0"/>
+          <w:color w:val="222222"/>
+          <w:sz w:val="22"/>
+        </w:rPr>
+        <w:t>5. Wear suitable cut-resistant gloves.</w:t>
+      </w:r>
+    </w:p>
+    <w:p>
+      <w:pPr>
+        <w:spacing w:after="80"/>
+        <w:ind w:left="283"/>
+      </w:pPr>
+      <w:r>
+        <w:rPr>
+          <w:rFonts w:ascii="Calibri" w:hAnsi="Calibri" w:eastAsia="Calibri"/>
+          <w:b w:val="0"/>
+          <w:color w:val="222222"/>
+          <w:sz w:val="22"/>
+        </w:rPr>
+        <w:t>6. Hold the blade or disc by its hub or non-cutting edge.</w:t>
+      </w:r>
+    </w:p>
+    <w:p>
+      <w:pPr>
+        <w:spacing w:after="80"/>
+        <w:ind w:left="283"/>
+      </w:pPr>
+      <w:r>
+        <w:rPr>
+          <w:rFonts w:ascii="Calibri" w:hAnsi="Calibri" w:eastAsia="Calibri"/>
+          <w:b w:val="0"/>
+          <w:color w:val="222222"/>
+          <w:sz w:val="22"/>
+        </w:rPr>
+        <w:t>7. Place the removed blade directly into its protective storage rack.</w:t>
+      </w:r>
+    </w:p>
+    <w:p>
+      <w:pPr>
+        <w:spacing w:after="80"/>
+        <w:ind w:left="283"/>
+      </w:pPr>
+      <w:r>
+        <w:rPr>
+          <w:rFonts w:ascii="Calibri" w:hAnsi="Calibri" w:eastAsia="Calibri"/>
+          <w:b w:val="0"/>
+          <w:color w:val="222222"/>
+          <w:sz w:val="22"/>
+        </w:rPr>
+        <w:t>8. Fit the replacement securely before reconnecting the machine.</w:t>
+      </w:r>
+    </w:p>
+    <w:p>
+      <w:pPr>
+        <w:spacing w:before="160" w:after="80"/>
+      </w:pPr>
+      <w:r>
+        <w:rPr>
+          <w:rFonts w:ascii="Calibri" w:hAnsi="Calibri" w:eastAsia="Calibri"/>
+          <w:b/>
+          <w:color w:val="1B3A4B"/>
+          <w:sz w:val="22"/>
+        </w:rPr>
+        <w:t>Clearing a blockage</w:t>
+      </w:r>
+    </w:p>
+    <w:p>
+      <w:pPr>
+        <w:spacing w:after="80"/>
+        <w:ind w:left="283"/>
+      </w:pPr>
+      <w:r>
+        <w:rPr>
+          <w:rFonts w:ascii="Calibri" w:hAnsi="Calibri" w:eastAsia="Calibri"/>
+          <w:b w:val="0"/>
+          <w:color w:val="222222"/>
+          <w:sz w:val="22"/>
+        </w:rPr>
+        <w:t>1. Press the stop control.</w:t>
+      </w:r>
+    </w:p>
+    <w:p>
+      <w:pPr>
+        <w:spacing w:after="80"/>
+        <w:ind w:left="283"/>
+      </w:pPr>
+      <w:r>
+        <w:rPr>
+          <w:rFonts w:ascii="Calibri" w:hAnsi="Calibri" w:eastAsia="Calibri"/>
+          <w:b w:val="0"/>
+          <w:color w:val="222222"/>
+          <w:sz w:val="22"/>
+        </w:rPr>
+        <w:t>2. Switch off the main isolation switch.</w:t>
+      </w:r>
+    </w:p>
+    <w:p>
+      <w:pPr>
+        <w:spacing w:after="80"/>
+        <w:ind w:left="283"/>
+      </w:pPr>
+      <w:r>
+        <w:rPr>
+          <w:rFonts w:ascii="Calibri" w:hAnsi="Calibri" w:eastAsia="Calibri"/>
+          <w:b w:val="0"/>
+          <w:color w:val="222222"/>
+          <w:sz w:val="22"/>
+        </w:rPr>
+        <w:t>3. Unplug the machine.</w:t>
+      </w:r>
+    </w:p>
+    <w:p>
+      <w:pPr>
+        <w:spacing w:after="80"/>
+        <w:ind w:left="283"/>
+      </w:pPr>
+      <w:r>
+        <w:rPr>
+          <w:rFonts w:ascii="Calibri" w:hAnsi="Calibri" w:eastAsia="Calibri"/>
+          <w:b w:val="0"/>
+          <w:color w:val="222222"/>
+          <w:sz w:val="22"/>
+        </w:rPr>
+        <w:t>4. Keep control of the plug.</w:t>
+      </w:r>
+    </w:p>
+    <w:p>
+      <w:pPr>
+        <w:spacing w:after="80"/>
+        <w:ind w:left="283"/>
+      </w:pPr>
+      <w:r>
+        <w:rPr>
+          <w:rFonts w:ascii="Calibri" w:hAnsi="Calibri" w:eastAsia="Calibri"/>
+          <w:b w:val="0"/>
+          <w:color w:val="222222"/>
+          <w:sz w:val="22"/>
+        </w:rPr>
+        <w:t>5. Wait for the blade or disc to stop completely.</w:t>
+      </w:r>
+    </w:p>
+    <w:p>
+      <w:pPr>
+        <w:spacing w:after="80"/>
+        <w:ind w:left="283"/>
+      </w:pPr>
+      <w:r>
+        <w:rPr>
+          <w:rFonts w:ascii="Calibri" w:hAnsi="Calibri" w:eastAsia="Calibri"/>
+          <w:b w:val="0"/>
+          <w:color w:val="222222"/>
+          <w:sz w:val="22"/>
+        </w:rPr>
+        <w:t>6. Carefully dismantle the appropriate attachment.</w:t>
+      </w:r>
+    </w:p>
+    <w:p>
+      <w:pPr>
+        <w:spacing w:after="80"/>
+        <w:ind w:left="283"/>
+      </w:pPr>
+      <w:r>
+        <w:rPr>
+          <w:rFonts w:ascii="Calibri" w:hAnsi="Calibri" w:eastAsia="Calibri"/>
+          <w:b w:val="0"/>
+          <w:color w:val="222222"/>
+          <w:sz w:val="22"/>
+        </w:rPr>
+        <w:t>7. Remove the blockage without placing fingers against cutting edges.</w:t>
+      </w:r>
+    </w:p>
+    <w:p>
+      <w:pPr>
+        <w:spacing w:after="80"/>
+        <w:ind w:left="283"/>
+      </w:pPr>
+      <w:r>
+        <w:rPr>
+          <w:rFonts w:ascii="Calibri" w:hAnsi="Calibri" w:eastAsia="Calibri"/>
+          <w:b w:val="0"/>
+          <w:color w:val="222222"/>
+          <w:sz w:val="22"/>
+        </w:rPr>
+        <w:t>8. Inspect for blade damage before reassembling.</w:t>
+      </w:r>
+    </w:p>
+    <w:p>
+      <w:pPr>
+        <w:spacing w:after="80"/>
+        <w:ind w:left="283"/>
+      </w:pPr>
+      <w:r>
+        <w:rPr>
+          <w:rFonts w:ascii="Calibri" w:hAnsi="Calibri" w:eastAsia="Calibri"/>
+          <w:b w:val="0"/>
+          <w:color w:val="222222"/>
+          <w:sz w:val="22"/>
+        </w:rPr>
+        <w:t>9. Do not restart the machine until all guards are correctly fitted.</w:t>
+      </w:r>
+    </w:p>
+    <w:p>
+      <w:pPr>
+        <w:spacing w:before="160" w:after="80"/>
+      </w:pPr>
+      <w:r>
+        <w:rPr>
+          <w:rFonts w:ascii="Calibri" w:hAnsi="Calibri" w:eastAsia="Calibri"/>
+          <w:b/>
+          <w:color w:val="1B3A4B"/>
+          <w:sz w:val="22"/>
+        </w:rPr>
+        <w:t>Cleaning</w:t>
+      </w:r>
+    </w:p>
+    <w:p>
+      <w:pPr>
+        <w:spacing w:after="80"/>
+        <w:ind w:left="283"/>
+      </w:pPr>
+      <w:r>
+        <w:rPr>
+          <w:rFonts w:ascii="Calibri" w:hAnsi="Calibri" w:eastAsia="Calibri"/>
+          <w:b w:val="0"/>
+          <w:color w:val="222222"/>
+          <w:sz w:val="22"/>
+        </w:rPr>
+        <w:t>1. Switch off and unplug the machine.</w:t>
+      </w:r>
+    </w:p>
+    <w:p>
+      <w:pPr>
+        <w:spacing w:after="80"/>
+        <w:ind w:left="283"/>
+      </w:pPr>
+      <w:r>
+        <w:rPr>
+          <w:rFonts w:ascii="Calibri" w:hAnsi="Calibri" w:eastAsia="Calibri"/>
+          <w:b w:val="0"/>
+          <w:color w:val="222222"/>
+          <w:sz w:val="22"/>
+        </w:rPr>
+        <w:t>2. Wear cut-resistant gloves when handling blades.</w:t>
+      </w:r>
+    </w:p>
+    <w:p>
+      <w:pPr>
+        <w:spacing w:after="80"/>
+        <w:ind w:left="283"/>
+      </w:pPr>
+      <w:r>
+        <w:rPr>
+          <w:rFonts w:ascii="Calibri" w:hAnsi="Calibri" w:eastAsia="Calibri"/>
+          <w:b w:val="0"/>
+          <w:color w:val="222222"/>
+          <w:sz w:val="22"/>
+        </w:rPr>
+        <w:t>3. Remove the blade or disc first and place it in a safe position.</w:t>
+      </w:r>
+    </w:p>
+    <w:p>
+      <w:pPr>
+        <w:spacing w:after="80"/>
+        <w:ind w:left="283"/>
+      </w:pPr>
+      <w:r>
+        <w:rPr>
+          <w:rFonts w:ascii="Calibri" w:hAnsi="Calibri" w:eastAsia="Calibri"/>
+          <w:b w:val="0"/>
+          <w:color w:val="222222"/>
+          <w:sz w:val="22"/>
+        </w:rPr>
+        <w:t>4. Never leave a blade hidden or submerged in washing-up water.</w:t>
+      </w:r>
+    </w:p>
+    <w:p>
+      <w:pPr>
+        <w:spacing w:after="80"/>
+        <w:ind w:left="283"/>
+      </w:pPr>
+      <w:r>
+        <w:rPr>
+          <w:rFonts w:ascii="Calibri" w:hAnsi="Calibri" w:eastAsia="Calibri"/>
+          <w:b w:val="0"/>
+          <w:color w:val="222222"/>
+          <w:sz w:val="22"/>
+        </w:rPr>
+        <w:t>5. Dismantle removable food-contact components.</w:t>
+      </w:r>
+    </w:p>
+    <w:p>
+      <w:pPr>
+        <w:spacing w:after="80"/>
+        <w:ind w:left="283"/>
+      </w:pPr>
+      <w:r>
+        <w:rPr>
+          <w:rFonts w:ascii="Calibri" w:hAnsi="Calibri" w:eastAsia="Calibri"/>
+          <w:b w:val="0"/>
+          <w:color w:val="222222"/>
+          <w:sz w:val="22"/>
+        </w:rPr>
+        <w:t>6. Wash, rinse, sanitise and dry components according to the kitchen cleaning procedure.</w:t>
+      </w:r>
+    </w:p>
+    <w:p>
+      <w:pPr>
+        <w:spacing w:after="80"/>
+        <w:ind w:left="283"/>
+      </w:pPr>
+      <w:r>
+        <w:rPr>
+          <w:rFonts w:ascii="Calibri" w:hAnsi="Calibri" w:eastAsia="Calibri"/>
+          <w:b w:val="0"/>
+          <w:color w:val="222222"/>
+          <w:sz w:val="22"/>
+        </w:rPr>
+        <w:t>7. Do not immerse or hose down the motor base.</w:t>
+      </w:r>
+    </w:p>
+    <w:p>
+      <w:pPr>
+        <w:spacing w:after="80"/>
+        <w:ind w:left="283"/>
+      </w:pPr>
+      <w:r>
+        <w:rPr>
+          <w:rFonts w:ascii="Calibri" w:hAnsi="Calibri" w:eastAsia="Calibri"/>
+          <w:b w:val="0"/>
+          <w:color w:val="222222"/>
+          <w:sz w:val="22"/>
+        </w:rPr>
+        <w:t>8. Inspect components for cracks, damage or food deposits.</w:t>
+      </w:r>
+    </w:p>
+    <w:p>
+      <w:pPr>
+        <w:spacing w:after="80"/>
+        <w:ind w:left="283"/>
+      </w:pPr>
+      <w:r>
+        <w:rPr>
+          <w:rFonts w:ascii="Calibri" w:hAnsi="Calibri" w:eastAsia="Calibri"/>
+          <w:b w:val="0"/>
+          <w:color w:val="222222"/>
+          <w:sz w:val="22"/>
+        </w:rPr>
+        <w:t>9. Reassemble only when all parts are clean and dry.</w:t>
+      </w:r>
+    </w:p>
+    <w:p>
+      <w:pPr>
+        <w:spacing w:after="80"/>
+        <w:ind w:left="283"/>
+      </w:pPr>
+      <w:r>
+        <w:rPr>
+          <w:rFonts w:ascii="Calibri" w:hAnsi="Calibri" w:eastAsia="Calibri"/>
+          <w:b w:val="0"/>
+          <w:color w:val="222222"/>
+          <w:sz w:val="22"/>
+        </w:rPr>
+        <w:t>10. Store blades and discs in their designated protective rack.</w:t>
+      </w:r>
+    </w:p>
+    <w:p>
+      <w:pPr>
+        <w:spacing w:before="200" w:after="160"/>
+      </w:pPr>
+      <w:r>
+        <w:rPr>
+          <w:rFonts w:ascii="Georgia" w:hAnsi="Georgia" w:eastAsia="Georgia"/>
+          <w:b/>
+          <w:color w:val="2F6F6A"/>
+          <w:sz w:val="26"/>
+        </w:rPr>
+        <w:t>7. Emergency Arrangements</w:t>
+      </w:r>
+    </w:p>
+    <w:p>
+      <w:pPr>
+        <w:spacing w:before="160" w:after="80"/>
+      </w:pPr>
+      <w:r>
+        <w:rPr>
+          <w:rFonts w:ascii="Calibri" w:hAnsi="Calibri" w:eastAsia="Calibri"/>
+          <w:b/>
+          <w:color w:val="1B3A4B"/>
+          <w:sz w:val="22"/>
+        </w:rPr>
+        <w:t>Serious cut or amputation</w:t>
+      </w:r>
+    </w:p>
+    <w:p>
+      <w:pPr>
+        <w:pStyle w:val="ListBullet"/>
+        <w:spacing w:after="60"/>
+      </w:pPr>
+      <w:r>
+        <w:rPr>
+          <w:rFonts w:ascii="Calibri" w:hAnsi="Calibri" w:eastAsia="Calibri"/>
+          <w:b w:val="0"/>
+          <w:color w:val="222222"/>
+          <w:sz w:val="22"/>
+        </w:rPr>
+        <w:t>Stop and isolate the machine immediately.</w:t>
+      </w:r>
+    </w:p>
+    <w:p>
+      <w:pPr>
+        <w:pStyle w:val="ListBullet"/>
+        <w:spacing w:after="60"/>
+      </w:pPr>
+      <w:r>
+        <w:rPr>
+          <w:rFonts w:ascii="Calibri" w:hAnsi="Calibri" w:eastAsia="Calibri"/>
+          <w:b w:val="0"/>
+          <w:color w:val="222222"/>
+          <w:sz w:val="22"/>
+        </w:rPr>
+        <w:t>Call 999 for a serious or uncontrolled injury.</w:t>
+      </w:r>
+    </w:p>
+    <w:p>
+      <w:pPr>
+        <w:pStyle w:val="ListBullet"/>
+        <w:spacing w:after="60"/>
+      </w:pPr>
+      <w:r>
+        <w:rPr>
+          <w:rFonts w:ascii="Calibri" w:hAnsi="Calibri" w:eastAsia="Calibri"/>
+          <w:b w:val="0"/>
+          <w:color w:val="222222"/>
+          <w:sz w:val="22"/>
+        </w:rPr>
+        <w:t>Apply firm pressure using a sterile dressing.</w:t>
+      </w:r>
+    </w:p>
+    <w:p>
+      <w:pPr>
+        <w:pStyle w:val="ListBullet"/>
+        <w:spacing w:after="60"/>
+      </w:pPr>
+      <w:r>
+        <w:rPr>
+          <w:rFonts w:ascii="Calibri" w:hAnsi="Calibri" w:eastAsia="Calibri"/>
+          <w:b w:val="0"/>
+          <w:color w:val="222222"/>
+          <w:sz w:val="22"/>
+        </w:rPr>
+        <w:t>Do not remove embedded objects.</w:t>
+      </w:r>
+    </w:p>
+    <w:p>
+      <w:pPr>
+        <w:pStyle w:val="ListBullet"/>
+        <w:spacing w:after="60"/>
+      </w:pPr>
+      <w:r>
+        <w:rPr>
+          <w:rFonts w:ascii="Calibri" w:hAnsi="Calibri" w:eastAsia="Calibri"/>
+          <w:b w:val="0"/>
+          <w:color w:val="222222"/>
+          <w:sz w:val="22"/>
+        </w:rPr>
+        <w:t>Preserve any severed part in a clean sealed bag, place that bag within another bag containing ice, and send it with the injured person.</w:t>
+      </w:r>
+    </w:p>
+    <w:p>
+      <w:pPr>
+        <w:pStyle w:val="ListBullet"/>
+        <w:spacing w:after="60"/>
+      </w:pPr>
+      <w:r>
+        <w:rPr>
+          <w:rFonts w:ascii="Calibri" w:hAnsi="Calibri" w:eastAsia="Calibri"/>
+          <w:b w:val="0"/>
+          <w:color w:val="222222"/>
+          <w:sz w:val="22"/>
+        </w:rPr>
+        <w:t>Report the accident immediately and secure the machine for investigation.</w:t>
+      </w:r>
+    </w:p>
+    <w:p>
+      <w:pPr>
+        <w:spacing w:before="160" w:after="80"/>
+      </w:pPr>
+      <w:r>
+        <w:rPr>
+          <w:rFonts w:ascii="Calibri" w:hAnsi="Calibri" w:eastAsia="Calibri"/>
+          <w:b/>
+          <w:color w:val="1B3A4B"/>
+          <w:sz w:val="22"/>
+        </w:rPr>
+        <w:t>Electric shock</w:t>
+      </w:r>
+    </w:p>
+    <w:p>
+      <w:pPr>
+        <w:pStyle w:val="ListBullet"/>
+        <w:spacing w:after="60"/>
+      </w:pPr>
+      <w:r>
+        <w:rPr>
+          <w:rFonts w:ascii="Calibri" w:hAnsi="Calibri" w:eastAsia="Calibri"/>
+          <w:b w:val="0"/>
+          <w:color w:val="222222"/>
+          <w:sz w:val="22"/>
+        </w:rPr>
+        <w:t>Do not touch the injured person until the electrical supply has been safely isolated.</w:t>
+      </w:r>
+    </w:p>
+    <w:p>
+      <w:pPr>
+        <w:pStyle w:val="ListBullet"/>
+        <w:spacing w:after="60"/>
+      </w:pPr>
+      <w:r>
+        <w:rPr>
+          <w:rFonts w:ascii="Calibri" w:hAnsi="Calibri" w:eastAsia="Calibri"/>
+          <w:b w:val="0"/>
+          <w:color w:val="222222"/>
+          <w:sz w:val="22"/>
+        </w:rPr>
+        <w:t>Switch off the supply or unplug the machine where safe.</w:t>
+      </w:r>
+    </w:p>
+    <w:p>
+      <w:pPr>
+        <w:pStyle w:val="ListBullet"/>
+        <w:spacing w:after="60"/>
+      </w:pPr>
+      <w:r>
+        <w:rPr>
+          <w:rFonts w:ascii="Calibri" w:hAnsi="Calibri" w:eastAsia="Calibri"/>
+          <w:b w:val="0"/>
+          <w:color w:val="222222"/>
+          <w:sz w:val="22"/>
+        </w:rPr>
+        <w:t>Call 999.</w:t>
+      </w:r>
+    </w:p>
+    <w:p>
+      <w:pPr>
+        <w:pStyle w:val="ListBullet"/>
+        <w:spacing w:after="60"/>
+      </w:pPr>
+      <w:r>
+        <w:rPr>
+          <w:rFonts w:ascii="Calibri" w:hAnsi="Calibri" w:eastAsia="Calibri"/>
+          <w:b w:val="0"/>
+          <w:color w:val="222222"/>
+          <w:sz w:val="22"/>
+        </w:rPr>
+        <w:t>Begin first aid or CPR if trained and instructed to do so.</w:t>
+      </w:r>
+    </w:p>
+    <w:p>
+      <w:pPr>
+        <w:spacing w:before="160" w:after="80"/>
+      </w:pPr>
+      <w:r>
+        <w:rPr>
+          <w:rFonts w:ascii="Calibri" w:hAnsi="Calibri" w:eastAsia="Calibri"/>
+          <w:b/>
+          <w:color w:val="1B3A4B"/>
+          <w:sz w:val="22"/>
+        </w:rPr>
+        <w:t>Equipment malfunction</w:t>
+      </w:r>
+    </w:p>
+    <w:p>
+      <w:pPr>
+        <w:pStyle w:val="ListBullet"/>
+        <w:spacing w:after="60"/>
+      </w:pPr>
+      <w:r>
+        <w:rPr>
+          <w:rFonts w:ascii="Calibri" w:hAnsi="Calibri" w:eastAsia="Calibri"/>
+          <w:b w:val="0"/>
+          <w:color w:val="222222"/>
+          <w:sz w:val="22"/>
+        </w:rPr>
+        <w:t>Press stop and disconnect the power.</w:t>
+      </w:r>
+    </w:p>
+    <w:p>
+      <w:pPr>
+        <w:pStyle w:val="ListBullet"/>
+        <w:spacing w:after="60"/>
+      </w:pPr>
+      <w:r>
+        <w:rPr>
+          <w:rFonts w:ascii="Calibri" w:hAnsi="Calibri" w:eastAsia="Calibri"/>
+          <w:b w:val="0"/>
+          <w:color w:val="222222"/>
+          <w:sz w:val="22"/>
+        </w:rPr>
+        <w:t>Label the machine “DO NOT USE – FAULTY.”</w:t>
+      </w:r>
+    </w:p>
+    <w:p>
+      <w:pPr>
+        <w:pStyle w:val="ListBullet"/>
+        <w:spacing w:after="60"/>
+      </w:pPr>
+      <w:r>
+        <w:rPr>
+          <w:rFonts w:ascii="Calibri" w:hAnsi="Calibri" w:eastAsia="Calibri"/>
+          <w:b w:val="0"/>
+          <w:color w:val="222222"/>
+          <w:sz w:val="22"/>
+        </w:rPr>
+        <w:t>Inform the kitchen manager.</w:t>
+      </w:r>
+    </w:p>
+    <w:p>
+      <w:pPr>
+        <w:pStyle w:val="ListBullet"/>
+        <w:spacing w:after="60"/>
+      </w:pPr>
+      <w:r>
+        <w:rPr>
+          <w:rFonts w:ascii="Calibri" w:hAnsi="Calibri" w:eastAsia="Calibri"/>
+          <w:b w:val="0"/>
+          <w:color w:val="222222"/>
+          <w:sz w:val="22"/>
+        </w:rPr>
+        <w:t>Arrange inspection by a competent engineer.</w:t>
+      </w:r>
+    </w:p>
+    <w:p>
+      <w:pPr>
+        <w:pStyle w:val="ListBullet"/>
+        <w:spacing w:after="60"/>
+      </w:pPr>
+      <w:r>
+        <w:rPr>
+          <w:rFonts w:ascii="Calibri" w:hAnsi="Calibri" w:eastAsia="Calibri"/>
+          <w:b w:val="0"/>
+          <w:color w:val="222222"/>
+          <w:sz w:val="22"/>
+        </w:rPr>
+        <w:t>Do not return the machine to service until formally declared safe.</w:t>
+      </w:r>
+    </w:p>
+    <w:p>
+      <w:pPr>
+        <w:spacing w:before="200" w:after="160"/>
+      </w:pPr>
+      <w:r>
+        <w:rPr>
+          <w:rFonts w:ascii="Georgia" w:hAnsi="Georgia" w:eastAsia="Georgia"/>
+          <w:b/>
+          <w:color w:val="2F6F6A"/>
+          <w:sz w:val="26"/>
+        </w:rPr>
+        <w:t>8. Training Requirements</w:t>
+      </w:r>
+    </w:p>
+    <w:p>
+      <w:pPr>
+        <w:spacing w:after="120" w:line="240" w:lineRule="auto"/>
+      </w:pPr>
+      <w:r>
+        <w:rPr>
+          <w:rFonts w:ascii="Calibri" w:hAnsi="Calibri" w:eastAsia="Calibri"/>
+          <w:b w:val="0"/>
+          <w:color w:val="222222"/>
+          <w:sz w:val="22"/>
+        </w:rPr>
+        <w:t>Operators must be trained in:</w:t>
+      </w:r>
+    </w:p>
+    <w:p>
+      <w:pPr>
+        <w:pStyle w:val="ListBullet"/>
+        <w:spacing w:after="60"/>
+      </w:pPr>
+      <w:r>
+        <w:rPr>
+          <w:rFonts w:ascii="Calibri" w:hAnsi="Calibri" w:eastAsia="Calibri"/>
+          <w:b w:val="0"/>
+          <w:color w:val="222222"/>
+          <w:sz w:val="22"/>
+        </w:rPr>
+        <w:t>Correct assembly and attachment selection</w:t>
+      </w:r>
+    </w:p>
+    <w:p>
+      <w:pPr>
+        <w:pStyle w:val="ListBullet"/>
+        <w:spacing w:after="60"/>
+      </w:pPr>
+      <w:r>
+        <w:rPr>
+          <w:rFonts w:ascii="Calibri" w:hAnsi="Calibri" w:eastAsia="Calibri"/>
+          <w:b w:val="0"/>
+          <w:color w:val="222222"/>
+          <w:sz w:val="22"/>
+        </w:rPr>
+        <w:t>Operation of the controls and isolation switch</w:t>
+      </w:r>
+    </w:p>
+    <w:p>
+      <w:pPr>
+        <w:pStyle w:val="ListBullet"/>
+        <w:spacing w:after="60"/>
+      </w:pPr>
+      <w:r>
+        <w:rPr>
+          <w:rFonts w:ascii="Calibri" w:hAnsi="Calibri" w:eastAsia="Calibri"/>
+          <w:b w:val="0"/>
+          <w:color w:val="222222"/>
+          <w:sz w:val="22"/>
+        </w:rPr>
+        <w:t>Use of guards, hopper and food pushers</w:t>
+      </w:r>
+    </w:p>
+    <w:p>
+      <w:pPr>
+        <w:pStyle w:val="ListBullet"/>
+        <w:spacing w:after="60"/>
+      </w:pPr>
+      <w:r>
+        <w:rPr>
+          <w:rFonts w:ascii="Calibri" w:hAnsi="Calibri" w:eastAsia="Calibri"/>
+          <w:b w:val="0"/>
+          <w:color w:val="222222"/>
+          <w:sz w:val="22"/>
+        </w:rPr>
+        <w:t>Safe blade and disc handling</w:t>
+      </w:r>
+    </w:p>
+    <w:p>
+      <w:pPr>
+        <w:pStyle w:val="ListBullet"/>
+        <w:spacing w:after="60"/>
+      </w:pPr>
+      <w:r>
+        <w:rPr>
+          <w:rFonts w:ascii="Calibri" w:hAnsi="Calibri" w:eastAsia="Calibri"/>
+          <w:b w:val="0"/>
+          <w:color w:val="222222"/>
+          <w:sz w:val="22"/>
+        </w:rPr>
+        <w:t>Blockage-clearing procedure</w:t>
+      </w:r>
+    </w:p>
+    <w:p>
+      <w:pPr>
+        <w:pStyle w:val="ListBullet"/>
+        <w:spacing w:after="60"/>
+      </w:pPr>
+      <w:r>
+        <w:rPr>
+          <w:rFonts w:ascii="Calibri" w:hAnsi="Calibri" w:eastAsia="Calibri"/>
+          <w:b w:val="0"/>
+          <w:color w:val="222222"/>
+          <w:sz w:val="22"/>
+        </w:rPr>
+        <w:t>Cleaning and sanitising</w:t>
+      </w:r>
+    </w:p>
+    <w:p>
+      <w:pPr>
+        <w:pStyle w:val="ListBullet"/>
+        <w:spacing w:after="60"/>
+      </w:pPr>
+      <w:r>
+        <w:rPr>
+          <w:rFonts w:ascii="Calibri" w:hAnsi="Calibri" w:eastAsia="Calibri"/>
+          <w:b w:val="0"/>
+          <w:color w:val="222222"/>
+          <w:sz w:val="22"/>
+        </w:rPr>
+        <w:t>Allergen cross-contamination controls</w:t>
+      </w:r>
+    </w:p>
+    <w:p>
+      <w:pPr>
+        <w:pStyle w:val="ListBullet"/>
+        <w:spacing w:after="60"/>
+      </w:pPr>
+      <w:r>
+        <w:rPr>
+          <w:rFonts w:ascii="Calibri" w:hAnsi="Calibri" w:eastAsia="Calibri"/>
+          <w:b w:val="0"/>
+          <w:color w:val="222222"/>
+          <w:sz w:val="22"/>
+        </w:rPr>
+        <w:t>Pre-use inspection and fault reporting</w:t>
+      </w:r>
+    </w:p>
+    <w:p>
+      <w:pPr>
+        <w:pStyle w:val="ListBullet"/>
+        <w:spacing w:after="60"/>
+      </w:pPr>
+      <w:r>
+        <w:rPr>
+          <w:rFonts w:ascii="Calibri" w:hAnsi="Calibri" w:eastAsia="Calibri"/>
+          <w:b w:val="0"/>
+          <w:color w:val="222222"/>
+          <w:sz w:val="22"/>
+        </w:rPr>
+        <w:t>Emergency procedures</w:t>
+      </w:r>
+    </w:p>
+    <w:p>
+      <w:pPr>
+        <w:spacing w:after="120" w:line="240" w:lineRule="auto"/>
+      </w:pPr>
+      <w:r>
+        <w:rPr>
+          <w:rFonts w:ascii="Calibri" w:hAnsi="Calibri" w:eastAsia="Calibri"/>
+          <w:b w:val="0"/>
+          <w:color w:val="222222"/>
+          <w:sz w:val="22"/>
+        </w:rPr>
+        <w:t>Training must be recorded and refreshed following an accident, near miss, unsafe practice, equipment modification or significant period without using the machine.</w:t>
+      </w:r>
+    </w:p>
+    <w:p>
+      <w:pPr>
+        <w:spacing w:before="200" w:after="160"/>
+      </w:pPr>
+      <w:r>
+        <w:rPr>
+          <w:rFonts w:ascii="Georgia" w:hAnsi="Georgia" w:eastAsia="Georgia"/>
+          <w:b/>
+          <w:color w:val="2F6F6A"/>
+          <w:sz w:val="26"/>
+        </w:rPr>
+        <w:t>9. Inspection and Maintenance</w:t>
+      </w:r>
+    </w:p>
+    <w:p>
+      <w:pPr>
+        <w:pStyle w:val="ListBullet"/>
+        <w:spacing w:after="60"/>
+      </w:pPr>
+      <w:r>
+        <w:rPr>
+          <w:rFonts w:ascii="Calibri" w:hAnsi="Calibri" w:eastAsia="Calibri"/>
+          <w:b w:val="0"/>
+          <w:color w:val="222222"/>
+          <w:sz w:val="22"/>
+        </w:rPr>
+        <w:t>Carry out a visual pre-use check before every shift.</w:t>
+      </w:r>
+    </w:p>
+    <w:p>
+      <w:pPr>
+        <w:pStyle w:val="ListBullet"/>
+        <w:spacing w:after="60"/>
+      </w:pPr>
+      <w:r>
+        <w:rPr>
+          <w:rFonts w:ascii="Calibri" w:hAnsi="Calibri" w:eastAsia="Calibri"/>
+          <w:b w:val="0"/>
+          <w:color w:val="222222"/>
+          <w:sz w:val="22"/>
+        </w:rPr>
+        <w:t>Inspect guards, lids, pushers and interlocks before every use.</w:t>
+      </w:r>
+    </w:p>
+    <w:p>
+      <w:pPr>
+        <w:pStyle w:val="ListBullet"/>
+        <w:spacing w:after="60"/>
+      </w:pPr>
+      <w:r>
+        <w:rPr>
+          <w:rFonts w:ascii="Calibri" w:hAnsi="Calibri" w:eastAsia="Calibri"/>
+          <w:b w:val="0"/>
+          <w:color w:val="222222"/>
+          <w:sz w:val="22"/>
+        </w:rPr>
+        <w:t>Record and report damage immediately.</w:t>
+      </w:r>
+    </w:p>
+    <w:p>
+      <w:pPr>
+        <w:pStyle w:val="ListBullet"/>
+        <w:spacing w:after="60"/>
+      </w:pPr>
+      <w:r>
+        <w:rPr>
+          <w:rFonts w:ascii="Calibri" w:hAnsi="Calibri" w:eastAsia="Calibri"/>
+          <w:b w:val="0"/>
+          <w:color w:val="222222"/>
+          <w:sz w:val="22"/>
+        </w:rPr>
+        <w:t>Maintain the machine according to the manufacturer’s instructions.</w:t>
+      </w:r>
+    </w:p>
+    <w:p>
+      <w:pPr>
+        <w:pStyle w:val="ListBullet"/>
+        <w:spacing w:after="60"/>
+      </w:pPr>
+      <w:r>
+        <w:rPr>
+          <w:rFonts w:ascii="Calibri" w:hAnsi="Calibri" w:eastAsia="Calibri"/>
+          <w:b w:val="0"/>
+          <w:color w:val="222222"/>
+          <w:sz w:val="22"/>
+        </w:rPr>
+        <w:t>Arrange electrical inspection and testing based on usage, environment and previous inspection results.</w:t>
+      </w:r>
+    </w:p>
+    <w:p>
+      <w:pPr>
+        <w:pStyle w:val="ListBullet"/>
+        <w:spacing w:after="60"/>
+      </w:pPr>
+      <w:r>
+        <w:rPr>
+          <w:rFonts w:ascii="Calibri" w:hAnsi="Calibri" w:eastAsia="Calibri"/>
+          <w:b w:val="0"/>
+          <w:color w:val="222222"/>
+          <w:sz w:val="22"/>
+        </w:rPr>
+        <w:t>Only competent authorised persons may repair or adjust the machine.</w:t>
+      </w:r>
+    </w:p>
+    <w:p>
+      <w:pPr>
+        <w:pStyle w:val="ListBullet"/>
+        <w:spacing w:after="60"/>
+      </w:pPr>
+      <w:r>
+        <w:rPr>
+          <w:rFonts w:ascii="Calibri" w:hAnsi="Calibri" w:eastAsia="Calibri"/>
+          <w:b w:val="0"/>
+          <w:color w:val="222222"/>
+          <w:sz w:val="22"/>
+        </w:rPr>
+        <w:t>Keep servicing, repair and inspection records.</w:t>
+      </w:r>
+    </w:p>
+    <w:p>
+      <w:pPr>
+        <w:spacing w:before="200" w:after="160"/>
+      </w:pPr>
+      <w:r>
+        <w:rPr>
+          <w:rFonts w:ascii="Georgia" w:hAnsi="Georgia" w:eastAsia="Georgia"/>
+          <w:b/>
+          <w:color w:val="2F6F6A"/>
+          <w:sz w:val="26"/>
+        </w:rPr>
+        <w:t>10. Residual Risk Statement</w:t>
+      </w:r>
+    </w:p>
+    <w:p>
+      <w:pPr>
+        <w:spacing w:after="120" w:line="240" w:lineRule="auto"/>
+      </w:pPr>
+      <w:r>
+        <w:rPr>
+          <w:rFonts w:ascii="Calibri" w:hAnsi="Calibri" w:eastAsia="Calibri"/>
+          <w:b w:val="0"/>
+          <w:color w:val="222222"/>
+          <w:sz w:val="22"/>
+        </w:rPr>
+        <w:t>Provided that all listed controls are implemented, operators are trained, guards and interlocks remain functional, and the machine is isolated before blade handling, cleaning or blockage removal, the remaining risk is considered medium to low and tolerable with continued supervision.</w:t>
+      </w:r>
+    </w:p>
+    <w:p>
+      <w:pPr>
+        <w:spacing w:after="40" w:line="240" w:lineRule="auto"/>
+      </w:pPr>
+      <w:r>
+        <w:rPr>
+          <w:rFonts w:ascii="Calibri" w:hAnsi="Calibri" w:eastAsia="Calibri"/>
+          <w:b/>
+          <w:color w:val="222222"/>
+          <w:sz w:val="22"/>
+        </w:rPr>
+        <w:t>The machine must not be used where:</w:t>
+      </w:r>
+    </w:p>
+    <w:p>
+      <w:pPr>
+        <w:pStyle w:val="ListBullet"/>
+        <w:spacing w:after="60"/>
+      </w:pPr>
+      <w:r>
+        <w:rPr>
+          <w:rFonts w:ascii="Calibri" w:hAnsi="Calibri" w:eastAsia="Calibri"/>
+          <w:b w:val="0"/>
+          <w:color w:val="222222"/>
+          <w:sz w:val="22"/>
+        </w:rPr>
+        <w:t>A guard, lid, hopper or pusher is missing</w:t>
+      </w:r>
+    </w:p>
+    <w:p>
+      <w:pPr>
+        <w:pStyle w:val="ListBullet"/>
+        <w:spacing w:after="60"/>
+      </w:pPr>
+      <w:r>
+        <w:rPr>
+          <w:rFonts w:ascii="Calibri" w:hAnsi="Calibri" w:eastAsia="Calibri"/>
+          <w:b w:val="0"/>
+          <w:color w:val="222222"/>
+          <w:sz w:val="22"/>
+        </w:rPr>
+        <w:t>A safety interlock is defective</w:t>
+      </w:r>
+    </w:p>
+    <w:p>
+      <w:pPr>
+        <w:pStyle w:val="ListBullet"/>
+        <w:spacing w:after="60"/>
+      </w:pPr>
+      <w:r>
+        <w:rPr>
+          <w:rFonts w:ascii="Calibri" w:hAnsi="Calibri" w:eastAsia="Calibri"/>
+          <w:b w:val="0"/>
+          <w:color w:val="222222"/>
+          <w:sz w:val="22"/>
+        </w:rPr>
+        <w:t>The blade or disc is damaged</w:t>
+      </w:r>
+    </w:p>
+    <w:p>
+      <w:pPr>
+        <w:pStyle w:val="ListBullet"/>
+        <w:spacing w:after="60"/>
+      </w:pPr>
+      <w:r>
+        <w:rPr>
+          <w:rFonts w:ascii="Calibri" w:hAnsi="Calibri" w:eastAsia="Calibri"/>
+          <w:b w:val="0"/>
+          <w:color w:val="222222"/>
+          <w:sz w:val="22"/>
+        </w:rPr>
+        <w:t>The machine starts while a guard is open</w:t>
+      </w:r>
+    </w:p>
+    <w:p>
+      <w:pPr>
+        <w:pStyle w:val="ListBullet"/>
+        <w:spacing w:after="60"/>
+      </w:pPr>
+      <w:r>
+        <w:rPr>
+          <w:rFonts w:ascii="Calibri" w:hAnsi="Calibri" w:eastAsia="Calibri"/>
+          <w:b w:val="0"/>
+          <w:color w:val="222222"/>
+          <w:sz w:val="22"/>
+        </w:rPr>
+        <w:t>The cable, plug or controls are damaged</w:t>
+      </w:r>
+    </w:p>
+    <w:p>
+      <w:pPr>
+        <w:pStyle w:val="ListBullet"/>
+        <w:spacing w:after="60"/>
+      </w:pPr>
+      <w:r>
+        <w:rPr>
+          <w:rFonts w:ascii="Calibri" w:hAnsi="Calibri" w:eastAsia="Calibri"/>
+          <w:b w:val="0"/>
+          <w:color w:val="222222"/>
+          <w:sz w:val="22"/>
+        </w:rPr>
+        <w:t>There is unusual noise, vibration, heat, smoke or smell</w:t>
+      </w:r>
+    </w:p>
+    <w:p>
+      <w:pPr>
+        <w:pStyle w:val="ListBullet"/>
+        <w:spacing w:after="60"/>
+      </w:pPr>
+      <w:r>
+        <w:rPr>
+          <w:rFonts w:ascii="Calibri" w:hAnsi="Calibri" w:eastAsia="Calibri"/>
+          <w:b w:val="0"/>
+          <w:color w:val="222222"/>
+          <w:sz w:val="22"/>
+        </w:rPr>
+        <w:t>The operator has not received suitable training</w:t>
+      </w:r>
+    </w:p>
+    <w:p>
+      <w:pPr>
+        <w:spacing w:before="200" w:after="160"/>
+      </w:pPr>
+      <w:r>
+        <w:rPr>
+          <w:rFonts w:ascii="Georgia" w:hAnsi="Georgia" w:eastAsia="Georgia"/>
+          <w:b/>
+          <w:color w:val="2F6F6A"/>
+          <w:sz w:val="26"/>
+        </w:rPr>
+        <w:t>11. Required PPE</w:t>
+      </w:r>
+    </w:p>
+    <w:p>
+      <w:pPr>
+        <w:pStyle w:val="ListBullet"/>
+        <w:spacing w:after="60"/>
+      </w:pPr>
+      <w:r>
+        <w:rPr>
+          <w:rFonts w:ascii="Calibri" w:hAnsi="Calibri" w:eastAsia="Calibri"/>
+          <w:b w:val="0"/>
+          <w:color w:val="222222"/>
+          <w:sz w:val="22"/>
+        </w:rPr>
+        <w:t>Apron / chef whites</w:t>
+      </w:r>
+    </w:p>
+    <w:p>
+      <w:pPr>
+        <w:pStyle w:val="ListBullet"/>
+        <w:spacing w:after="60"/>
+      </w:pPr>
+      <w:r>
+        <w:rPr>
+          <w:rFonts w:ascii="Calibri" w:hAnsi="Calibri" w:eastAsia="Calibri"/>
+          <w:b w:val="0"/>
+          <w:color w:val="222222"/>
+          <w:sz w:val="22"/>
+        </w:rPr>
+        <w:t>Non-slip / slip-resistant footwear</w:t>
+      </w:r>
+    </w:p>
+    <w:p>
+      <w:pPr>
+        <w:pStyle w:val="ListBullet"/>
+        <w:spacing w:after="60"/>
+      </w:pPr>
+      <w:r>
+        <w:rPr>
+          <w:rFonts w:ascii="Calibri" w:hAnsi="Calibri" w:eastAsia="Calibri"/>
+          <w:b w:val="0"/>
+          <w:color w:val="222222"/>
+          <w:sz w:val="22"/>
+        </w:rPr>
+        <w:t>Cut-resistant gloves when changing, transporting or manually cleaning blades and discs</w:t>
+      </w:r>
+    </w:p>
+    <w:p>
+      <w:pPr>
+        <w:pStyle w:val="ListBullet"/>
+        <w:spacing w:after="60"/>
+      </w:pPr>
+      <w:r>
+        <w:rPr>
+          <w:rFonts w:ascii="Calibri" w:hAnsi="Calibri" w:eastAsia="Calibri"/>
+          <w:b w:val="0"/>
+          <w:color w:val="222222"/>
+          <w:sz w:val="22"/>
+        </w:rPr>
+        <w:t>Eye protection and chemical gloves where specified by COSHH for cleaning chemicals</w:t>
+      </w:r>
+    </w:p>
+    <w:p>
+      <w:pPr>
+        <w:spacing w:before="200" w:after="160"/>
+      </w:pPr>
+      <w:r>
+        <w:rPr>
+          <w:rFonts w:ascii="Georgia" w:hAnsi="Georgia" w:eastAsia="Georgia"/>
+          <w:b/>
+          <w:color w:val="2F6F6A"/>
+          <w:sz w:val="26"/>
+        </w:rPr>
+        <w:t>12. Approval</w:t>
+      </w:r>
+    </w:p>
+    <w:tbl>
+      <w:tblPr>
+        <w:tblW w:type="auto" w:w="0"/>
+        <w:jc w:val="center"/>
+        <w:tblLayout w:type="autofit"/>
+        <w:tblLook w:firstColumn="1" w:firstRow="1" w:lastColumn="0" w:lastRow="0" w:noHBand="0" w:noVBand="1" w:val="04A0"/>
+      </w:tblPr>
+      <w:tblGrid>
+        <w:gridCol w:w="4986"/>
+        <w:gridCol w:w="4986"/>
+      </w:tblGrid>
+      <w:tr>
+        <w:tc>
+          <w:tcPr>
+            <w:tcW w:type="dxa" w:w="3118"/>
+            <w:shd w:fill="F3F7F6" w:val="clear"/>
+            <w:tcBorders>
+              <w:top w:val="single" w:sz="4" w:space="0" w:color="CCCCCC"/>
+              <w:left w:val="single" w:sz="4" w:space="0" w:color="CCCCCC"/>
+              <w:bottom w:val="single" w:sz="4" w:space="0" w:color="CCCCCC"/>
+              <w:right w:val="single" w:sz="4" w:space="0" w:color="CCCCCC"/>
+            </w:tcBorders>
+          </w:tcPr>
+          <w:p>
+            <w:pPr>
+              <w:spacing w:before="40" w:after="40"/>
+              <w:jc w:val="left"/>
+            </w:pPr>
+            <w:r>
+              <w:rPr>
+                <w:rFonts w:ascii="Calibri" w:hAnsi="Calibri" w:eastAsia="Calibri"/>
+                <w:b/>
+                <w:color w:val="1B3A4B"/>
+                <w:sz w:val="20"/>
+              </w:rPr>
+              <w:t>Assessor’s name</w:t>
+            </w:r>
+          </w:p>
+        </w:tc>
+        <w:tc>
+          <w:tcPr>
+            <w:tcW w:type="dxa" w:w="6236"/>
+            <w:tcBorders>
+              <w:top w:val="single" w:sz="4" w:space="0" w:color="CCCCCC"/>
+              <w:left w:val="single" w:sz="4" w:space="0" w:color="CCCCCC"/>
+              <w:bottom w:val="single" w:sz="4" w:space="0" w:color="CCCCCC"/>
+              <w:right w:val="single" w:sz="4" w:space="0" w:color="CCCCCC"/>
+            </w:tcBorders>
+          </w:tcPr>
+          <w:p>
+            <w:pPr>
+              <w:spacing w:before="40" w:after="40"/>
+              <w:jc w:val="left"/>
+            </w:pPr>
+            <w:r>
+              <w:rPr>
+                <w:rFonts w:ascii="Calibri" w:hAnsi="Calibri" w:eastAsia="Calibri"/>
+                <w:b w:val="0"/>
+                <w:color w:val="222222"/>
+                <w:sz w:val="20"/>
+              </w:rPr>
+              <w:t>Shyam Prasad</w:t>
+            </w:r>
+          </w:p>
+        </w:tc>
+      </w:tr>
+      <w:tr>
+        <w:tc>
+          <w:tcPr>
+            <w:tcW w:type="dxa" w:w="3118"/>
+            <w:shd w:fill="F3F7F6" w:val="clear"/>
+            <w:tcBorders>
+              <w:top w:val="single" w:sz="4" w:space="0" w:color="CCCCCC"/>
+              <w:left w:val="single" w:sz="4" w:space="0" w:color="CCCCCC"/>
+              <w:bottom w:val="single" w:sz="4" w:space="0" w:color="CCCCCC"/>
+              <w:right w:val="single" w:sz="4" w:space="0" w:color="CCCCCC"/>
+            </w:tcBorders>
+          </w:tcPr>
+          <w:p>
+            <w:pPr>
+              <w:spacing w:before="40" w:after="40"/>
+              <w:jc w:val="left"/>
+            </w:pPr>
+            <w:r>
+              <w:rPr>
+                <w:rFonts w:ascii="Calibri" w:hAnsi="Calibri" w:eastAsia="Calibri"/>
+                <w:b/>
+                <w:color w:val="1B3A4B"/>
+                <w:sz w:val="20"/>
+              </w:rPr>
+              <w:t>Assessor signature</w:t>
+            </w:r>
+          </w:p>
+        </w:tc>
+        <w:tc>
+          <w:tcPr>
+            <w:tcW w:type="dxa" w:w="6236"/>
+            <w:tcBorders>
+              <w:top w:val="single" w:sz="4" w:space="0" w:color="CCCCCC"/>
+              <w:left w:val="single" w:sz="4" w:space="0" w:color="CCCCCC"/>
+              <w:bottom w:val="single" w:sz="4" w:space="0" w:color="CCCCCC"/>
+              <w:right w:val="single" w:sz="4" w:space="0" w:color="CCCCCC"/>
+            </w:tcBorders>
+          </w:tcPr>
+          <w:p>
+            <w:pPr>
+              <w:spacing w:before="40" w:after="40"/>
+              <w:jc w:val="left"/>
+            </w:pPr>
+            <w:r>
+              <w:rPr>
+                <w:rFonts w:ascii="Calibri" w:hAnsi="Calibri" w:eastAsia="Calibri"/>
+                <w:b w:val="0"/>
+                <w:color w:val="222222"/>
+                <w:sz w:val="20"/>
+              </w:rPr>
+            </w:r>
+          </w:p>
+        </w:tc>
+      </w:tr>
+      <w:tr>
+        <w:tc>
+          <w:tcPr>
+            <w:tcW w:type="dxa" w:w="3118"/>
+            <w:shd w:fill="F3F7F6" w:val="clear"/>
+            <w:tcBorders>
+              <w:top w:val="single" w:sz="4" w:space="0" w:color="CCCCCC"/>
+              <w:left w:val="single" w:sz="4" w:space="0" w:color="CCCCCC"/>
+              <w:bottom w:val="single" w:sz="4" w:space="0" w:color="CCCCCC"/>
+              <w:right w:val="single" w:sz="4" w:space="0" w:color="CCCCCC"/>
+            </w:tcBorders>
+          </w:tcPr>
+          <w:p>
+            <w:pPr>
+              <w:spacing w:before="40" w:after="40"/>
+              <w:jc w:val="left"/>
+            </w:pPr>
+            <w:r>
+              <w:rPr>
+                <w:rFonts w:ascii="Calibri" w:hAnsi="Calibri" w:eastAsia="Calibri"/>
+                <w:b/>
+                <w:color w:val="1B3A4B"/>
+                <w:sz w:val="20"/>
+              </w:rPr>
+              <w:t>Assessor date</w:t>
+            </w:r>
+          </w:p>
+        </w:tc>
+        <w:tc>
+          <w:tcPr>
+            <w:tcW w:type="dxa" w:w="6236"/>
+            <w:tcBorders>
+              <w:top w:val="single" w:sz="4" w:space="0" w:color="CCCCCC"/>
+              <w:left w:val="single" w:sz="4" w:space="0" w:color="CCCCCC"/>
+              <w:bottom w:val="single" w:sz="4" w:space="0" w:color="CCCCCC"/>
+              <w:right w:val="single" w:sz="4" w:space="0" w:color="CCCCCC"/>
+            </w:tcBorders>
+          </w:tcPr>
+          <w:p>
+            <w:pPr>
+              <w:spacing w:before="40" w:after="40"/>
+              <w:jc w:val="left"/>
+            </w:pPr>
+            <w:r>
+              <w:rPr>
+                <w:rFonts w:ascii="Calibri" w:hAnsi="Calibri" w:eastAsia="Calibri"/>
+                <w:b w:val="0"/>
+                <w:color w:val="222222"/>
+                <w:sz w:val="20"/>
+              </w:rPr>
+              <w:t>27 July 2026</w:t>
+            </w:r>
+          </w:p>
+        </w:tc>
+      </w:tr>
+      <w:tr>
+        <w:tc>
+          <w:tcPr>
+            <w:tcW w:type="dxa" w:w="3118"/>
+            <w:shd w:fill="F3F7F6" w:val="clear"/>
+            <w:tcBorders>
+              <w:top w:val="single" w:sz="4" w:space="0" w:color="CCCCCC"/>
+              <w:left w:val="single" w:sz="4" w:space="0" w:color="CCCCCC"/>
+              <w:bottom w:val="single" w:sz="4" w:space="0" w:color="CCCCCC"/>
+              <w:right w:val="single" w:sz="4" w:space="0" w:color="CCCCCC"/>
+            </w:tcBorders>
+          </w:tcPr>
+          <w:p>
+            <w:pPr>
+              <w:spacing w:before="40" w:after="40"/>
+              <w:jc w:val="left"/>
+            </w:pPr>
+            <w:r>
+              <w:rPr>
+                <w:rFonts w:ascii="Calibri" w:hAnsi="Calibri" w:eastAsia="Calibri"/>
+                <w:b/>
+                <w:color w:val="1B3A4B"/>
+                <w:sz w:val="20"/>
+              </w:rPr>
+              <w:t>Manager’s name</w:t>
+            </w:r>
+          </w:p>
+        </w:tc>
+        <w:tc>
+          <w:tcPr>
+            <w:tcW w:type="dxa" w:w="6236"/>
+            <w:tcBorders>
+              <w:top w:val="single" w:sz="4" w:space="0" w:color="CCCCCC"/>
+              <w:left w:val="single" w:sz="4" w:space="0" w:color="CCCCCC"/>
+              <w:bottom w:val="single" w:sz="4" w:space="0" w:color="CCCCCC"/>
+              <w:right w:val="single" w:sz="4" w:space="0" w:color="CCCCCC"/>
+            </w:tcBorders>
+          </w:tcPr>
+          <w:p>
+            <w:pPr>
+              <w:spacing w:before="40" w:after="40"/>
+              <w:jc w:val="left"/>
+            </w:pPr>
+            <w:r>
+              <w:rPr>
+                <w:rFonts w:ascii="Calibri" w:hAnsi="Calibri" w:eastAsia="Calibri"/>
+                <w:b w:val="0"/>
+                <w:color w:val="222222"/>
+                <w:sz w:val="20"/>
+              </w:rPr>
+            </w:r>
+          </w:p>
+        </w:tc>
+      </w:tr>
+      <w:tr>
+        <w:tc>
+          <w:tcPr>
+            <w:tcW w:type="dxa" w:w="3118"/>
+            <w:shd w:fill="F3F7F6" w:val="clear"/>
+            <w:tcBorders>
+              <w:top w:val="single" w:sz="4" w:space="0" w:color="CCCCCC"/>
+              <w:left w:val="single" w:sz="4" w:space="0" w:color="CCCCCC"/>
+              <w:bottom w:val="single" w:sz="4" w:space="0" w:color="CCCCCC"/>
+              <w:right w:val="single" w:sz="4" w:space="0" w:color="CCCCCC"/>
+            </w:tcBorders>
+          </w:tcPr>
+          <w:p>
+            <w:pPr>
+              <w:spacing w:before="40" w:after="40"/>
+              <w:jc w:val="left"/>
+            </w:pPr>
+            <w:r>
+              <w:rPr>
+                <w:rFonts w:ascii="Calibri" w:hAnsi="Calibri" w:eastAsia="Calibri"/>
+                <w:b/>
+                <w:color w:val="1B3A4B"/>
+                <w:sz w:val="20"/>
+              </w:rPr>
+              <w:t>Manager signature</w:t>
+            </w:r>
+          </w:p>
+        </w:tc>
+        <w:tc>
+          <w:tcPr>
+            <w:tcW w:type="dxa" w:w="6236"/>
+            <w:tcBorders>
+              <w:top w:val="single" w:sz="4" w:space="0" w:color="CCCCCC"/>
+              <w:left w:val="single" w:sz="4" w:space="0" w:color="CCCCCC"/>
+              <w:bottom w:val="single" w:sz="4" w:space="0" w:color="CCCCCC"/>
+              <w:right w:val="single" w:sz="4" w:space="0" w:color="CCCCCC"/>
+            </w:tcBorders>
+          </w:tcPr>
+          <w:p>
+            <w:pPr>
+              <w:spacing w:before="40" w:after="40"/>
+              <w:jc w:val="left"/>
+            </w:pPr>
+            <w:r>
+              <w:rPr>
+                <w:rFonts w:ascii="Calibri" w:hAnsi="Calibri" w:eastAsia="Calibri"/>
+                <w:b w:val="0"/>
+                <w:color w:val="222222"/>
+                <w:sz w:val="20"/>
+              </w:rPr>
+            </w:r>
+          </w:p>
+        </w:tc>
+      </w:tr>
+      <w:tr>
+        <w:tc>
+          <w:tcPr>
+            <w:tcW w:type="dxa" w:w="3118"/>
+            <w:shd w:fill="F3F7F6" w:val="clear"/>
+            <w:tcBorders>
+              <w:top w:val="single" w:sz="4" w:space="0" w:color="CCCCCC"/>
+              <w:left w:val="single" w:sz="4" w:space="0" w:color="CCCCCC"/>
+              <w:bottom w:val="single" w:sz="4" w:space="0" w:color="CCCCCC"/>
+              <w:right w:val="single" w:sz="4" w:space="0" w:color="CCCCCC"/>
+            </w:tcBorders>
+          </w:tcPr>
+          <w:p>
+            <w:pPr>
+              <w:spacing w:before="40" w:after="40"/>
+              <w:jc w:val="left"/>
+            </w:pPr>
+            <w:r>
+              <w:rPr>
+                <w:rFonts w:ascii="Calibri" w:hAnsi="Calibri" w:eastAsia="Calibri"/>
+                <w:b/>
+                <w:color w:val="1B3A4B"/>
+                <w:sz w:val="20"/>
+              </w:rPr>
+              <w:t>Manager date</w:t>
+            </w:r>
+          </w:p>
+        </w:tc>
+        <w:tc>
+          <w:tcPr>
+            <w:tcW w:type="dxa" w:w="6236"/>
+            <w:tcBorders>
+              <w:top w:val="single" w:sz="4" w:space="0" w:color="CCCCCC"/>
+              <w:left w:val="single" w:sz="4" w:space="0" w:color="CCCCCC"/>
+              <w:bottom w:val="single" w:sz="4" w:space="0" w:color="CCCCCC"/>
+              <w:right w:val="single" w:sz="4" w:space="0" w:color="CCCCCC"/>
+            </w:tcBorders>
+          </w:tcPr>
+          <w:p>
+            <w:pPr>
+              <w:spacing w:before="40" w:after="40"/>
+              <w:jc w:val="left"/>
+            </w:pPr>
+            <w:r>
+              <w:rPr>
+                <w:rFonts w:ascii="Calibri" w:hAnsi="Calibri" w:eastAsia="Calibri"/>
+                <w:b w:val="0"/>
+                <w:color w:val="222222"/>
+                <w:sz w:val="20"/>
+              </w:rPr>
+            </w:r>
+          </w:p>
+        </w:tc>
+      </w:tr>
+    </w:tbl>
+    <w:p/>
+    <w:p>
+      <w:pPr>
+        <w:spacing w:before="200" w:after="160"/>
+      </w:pPr>
+      <w:r>
+        <w:rPr>
+          <w:rFonts w:ascii="Georgia" w:hAnsi="Georgia" w:eastAsia="Georgia"/>
+          <w:b/>
+          <w:color w:val="2F6F6A"/>
+          <w:sz w:val="26"/>
+        </w:rPr>
+        <w:t>13. Employee Acknowledgement</w:t>
+      </w:r>
+    </w:p>
+    <w:p>
+      <w:pPr>
+        <w:spacing w:after="120" w:line="240" w:lineRule="auto"/>
+      </w:pPr>
+      <w:r>
+        <w:rPr>
+          <w:rFonts w:ascii="Calibri" w:hAnsi="Calibri" w:eastAsia="Calibri"/>
+          <w:b w:val="0"/>
+          <w:color w:val="222222"/>
+          <w:sz w:val="22"/>
+        </w:rPr>
+        <w:t>I confirm that I have read and understood this risk assessment, received suitable instruction and training, and agree to follow the stated control measures and safe operating procedure.</w:t>
+      </w:r>
+    </w:p>
+    <w:tbl>
+      <w:tblPr>
+        <w:tblW w:type="auto" w:w="0"/>
+        <w:tblLook w:firstColumn="1" w:firstRow="1" w:lastColumn="0" w:lastRow="0" w:noHBand="0" w:noVBand="1" w:val="04A0"/>
+      </w:tblPr>
+      <w:tblGrid>
+        <w:gridCol w:w="3324"/>
+        <w:gridCol w:w="3324"/>
+        <w:gridCol w:w="3324"/>
+      </w:tblGrid>
+      <w:tr>
+        <w:tc>
+          <w:tcPr>
+            <w:tcW w:type="dxa" w:w="3324"/>
+            <w:shd w:fill="2F6F6A" w:val="clear"/>
+            <w:tcBorders>
+              <w:top w:val="single" w:sz="4" w:space="0" w:color="CCCCCC"/>
+              <w:left w:val="single" w:sz="4" w:space="0" w:color="CCCCCC"/>
+              <w:bottom w:val="single" w:sz="4" w:space="0" w:color="CCCCCC"/>
+              <w:right w:val="single" w:sz="4" w:space="0" w:color="CCCCCC"/>
+            </w:tcBorders>
+          </w:tcPr>
+          <w:p>
+            <w:pPr>
+              <w:spacing w:before="40" w:after="40"/>
+              <w:jc w:val="center"/>
+            </w:pPr>
+            <w:r>
+              <w:rPr>
+                <w:rFonts w:ascii="Calibri" w:hAnsi="Calibri" w:eastAsia="Calibri"/>
+                <w:b/>
+                <w:color w:val="FFFFFF"/>
+                <w:sz w:val="20"/>
+              </w:rPr>
+              <w:t>Employee name</w:t>
+            </w:r>
+          </w:p>
+        </w:tc>
+        <w:tc>
+          <w:tcPr>
+            <w:tcW w:type="dxa" w:w="3324"/>
+            <w:shd w:fill="2F6F6A" w:val="clear"/>
+            <w:tcBorders>
+              <w:top w:val="single" w:sz="4" w:space="0" w:color="CCCCCC"/>
+              <w:left w:val="single" w:sz="4" w:space="0" w:color="CCCCCC"/>
+              <w:bottom w:val="single" w:sz="4" w:space="0" w:color="CCCCCC"/>
+              <w:right w:val="single" w:sz="4" w:space="0" w:color="CCCCCC"/>
+            </w:tcBorders>
+          </w:tcPr>
+          <w:p>
+            <w:pPr>
+              <w:spacing w:before="40" w:after="40"/>
+              <w:jc w:val="center"/>
+            </w:pPr>
+            <w:r>
+              <w:rPr>
+                <w:rFonts w:ascii="Calibri" w:hAnsi="Calibri" w:eastAsia="Calibri"/>
+                <w:b/>
+                <w:color w:val="FFFFFF"/>
+                <w:sz w:val="20"/>
+              </w:rPr>
+              <w:t>Signature</w:t>
+            </w:r>
+          </w:p>
+        </w:tc>
+        <w:tc>
+          <w:tcPr>
+            <w:tcW w:type="dxa" w:w="3324"/>
+            <w:shd w:fill="2F6F6A" w:val="clear"/>
+            <w:tcBorders>
+              <w:top w:val="single" w:sz="4" w:space="0" w:color="CCCCCC"/>
+              <w:left w:val="single" w:sz="4" w:space="0" w:color="CCCCCC"/>
+              <w:bottom w:val="single" w:sz="4" w:space="0" w:color="CCCCCC"/>
+              <w:right w:val="single" w:sz="4" w:space="0" w:color="CCCCCC"/>
+            </w:tcBorders>
+          </w:tcPr>
+          <w:p>
+            <w:pPr>
+              <w:spacing w:before="40" w:after="40"/>
+              <w:jc w:val="center"/>
+            </w:pPr>
+            <w:r>
+              <w:rPr>
+                <w:rFonts w:ascii="Calibri" w:hAnsi="Calibri" w:eastAsia="Calibri"/>
+                <w:b/>
+                <w:color w:val="FFFFFF"/>
+                <w:sz w:val="20"/>
+              </w:rPr>
+              <w:t>Date</w:t>
+            </w:r>
+          </w:p>
+        </w:tc>
+      </w:tr>
+      <w:tr>
+        <w:tc>
+          <w:tcPr>
+            <w:tcW w:type="dxa" w:w="3324"/>
+            <w:tcBorders>
+              <w:top w:val="single" w:sz="4" w:space="0" w:color="CCCCCC"/>
+              <w:left w:val="single" w:sz="4" w:space="0" w:color="CCCCCC"/>
+              <w:bottom w:val="single" w:sz="4" w:space="0" w:color="CCCCCC"/>
+              <w:right w:val="single" w:sz="4" w:space="0" w:color="CCCCCC"/>
+            </w:tcBorders>
+          </w:tcPr>
+          <w:p>
+            <w:pPr>
+              <w:spacing w:before="40" w:after="40"/>
+              <w:jc w:val="left"/>
+            </w:pPr>
+            <w:r>
+              <w:rPr>
+                <w:rFonts w:ascii="Calibri" w:hAnsi="Calibri" w:eastAsia="Calibri"/>
+                <w:b w:val="0"/>
+                <w:color w:val="222222"/>
+                <w:sz w:val="20"/>
+              </w:rPr>
+            </w:r>
+          </w:p>
+        </w:tc>
+        <w:tc>
+          <w:tcPr>
+            <w:tcW w:type="dxa" w:w="3324"/>
+            <w:tcBorders>
+              <w:top w:val="single" w:sz="4" w:space="0" w:color="CCCCCC"/>
+              <w:left w:val="single" w:sz="4" w:space="0" w:color="CCCCCC"/>
+              <w:bottom w:val="single" w:sz="4" w:space="0" w:color="CCCCCC"/>
+              <w:right w:val="single" w:sz="4" w:space="0" w:color="CCCCCC"/>
+            </w:tcBorders>
+          </w:tcPr>
+          <w:p>
+            <w:pPr>
+              <w:spacing w:before="40" w:after="40"/>
+              <w:jc w:val="left"/>
+            </w:pPr>
+            <w:r>
+              <w:rPr>
+                <w:rFonts w:ascii="Calibri" w:hAnsi="Calibri" w:eastAsia="Calibri"/>
+                <w:b w:val="0"/>
+                <w:color w:val="222222"/>
+                <w:sz w:val="20"/>
+              </w:rPr>
+            </w:r>
+          </w:p>
+        </w:tc>
+        <w:tc>
+          <w:tcPr>
+            <w:tcW w:type="dxa" w:w="3324"/>
+            <w:tcBorders>
+              <w:top w:val="single" w:sz="4" w:space="0" w:color="CCCCCC"/>
+              <w:left w:val="single" w:sz="4" w:space="0" w:color="CCCCCC"/>
+              <w:bottom w:val="single" w:sz="4" w:space="0" w:color="CCCCCC"/>
+              <w:right w:val="single" w:sz="4" w:space="0" w:color="CCCCCC"/>
+            </w:tcBorders>
+          </w:tcPr>
+          <w:p>
+            <w:pPr>
+              <w:spacing w:before="40" w:after="40"/>
+              <w:jc w:val="left"/>
+            </w:pPr>
+            <w:r>
+              <w:rPr>
+                <w:rFonts w:ascii="Calibri" w:hAnsi="Calibri" w:eastAsia="Calibri"/>
+                <w:b w:val="0"/>
+                <w:color w:val="222222"/>
+                <w:sz w:val="20"/>
+              </w:rPr>
+            </w:r>
+          </w:p>
+        </w:tc>
+      </w:tr>
+      <w:tr>
+        <w:tc>
+          <w:tcPr>
+            <w:tcW w:type="dxa" w:w="3324"/>
+            <w:shd w:fill="F3F7F6" w:val="clear"/>
+            <w:tcBorders>
+              <w:top w:val="single" w:sz="4" w:space="0" w:color="CCCCCC"/>
+              <w:left w:val="single" w:sz="4" w:space="0" w:color="CCCCCC"/>
+              <w:bottom w:val="single" w:sz="4" w:space="0" w:color="CCCCCC"/>
+              <w:right w:val="single" w:sz="4" w:space="0" w:color="CCCCCC"/>
+            </w:tcBorders>
+          </w:tcPr>
+          <w:p>
+            <w:pPr>
+              <w:spacing w:before="40" w:after="40"/>
+              <w:jc w:val="left"/>
+            </w:pPr>
+            <w:r>
+              <w:rPr>
+                <w:rFonts w:ascii="Calibri" w:hAnsi="Calibri" w:eastAsia="Calibri"/>
+                <w:b w:val="0"/>
+                <w:color w:val="222222"/>
+                <w:sz w:val="20"/>
+              </w:rPr>
+            </w:r>
+          </w:p>
+        </w:tc>
+        <w:tc>
+          <w:tcPr>
+            <w:tcW w:type="dxa" w:w="3324"/>
+            <w:shd w:fill="F3F7F6" w:val="clear"/>
+            <w:tcBorders>
+              <w:top w:val="single" w:sz="4" w:space="0" w:color="CCCCCC"/>
+              <w:left w:val="single" w:sz="4" w:space="0" w:color="CCCCCC"/>
+              <w:bottom w:val="single" w:sz="4" w:space="0" w:color="CCCCCC"/>
+              <w:right w:val="single" w:sz="4" w:space="0" w:color="CCCCCC"/>
+            </w:tcBorders>
+          </w:tcPr>
+          <w:p>
+            <w:pPr>
+              <w:spacing w:before="40" w:after="40"/>
+              <w:jc w:val="left"/>
+            </w:pPr>
+            <w:r>
+              <w:rPr>
+                <w:rFonts w:ascii="Calibri" w:hAnsi="Calibri" w:eastAsia="Calibri"/>
+                <w:b w:val="0"/>
+                <w:color w:val="222222"/>
+                <w:sz w:val="20"/>
+              </w:rPr>
+            </w:r>
+          </w:p>
+        </w:tc>
+        <w:tc>
+          <w:tcPr>
+            <w:tcW w:type="dxa" w:w="3324"/>
+            <w:shd w:fill="F3F7F6" w:val="clear"/>
+            <w:tcBorders>
+              <w:top w:val="single" w:sz="4" w:space="0" w:color="CCCCCC"/>
+              <w:left w:val="single" w:sz="4" w:space="0" w:color="CCCCCC"/>
+              <w:bottom w:val="single" w:sz="4" w:space="0" w:color="CCCCCC"/>
+              <w:right w:val="single" w:sz="4" w:space="0" w:color="CCCCCC"/>
+            </w:tcBorders>
+          </w:tcPr>
+          <w:p>
+            <w:pPr>
+              <w:spacing w:before="40" w:after="40"/>
+              <w:jc w:val="left"/>
+            </w:pPr>
+            <w:r>
+              <w:rPr>
+                <w:rFonts w:ascii="Calibri" w:hAnsi="Calibri" w:eastAsia="Calibri"/>
+                <w:b w:val="0"/>
+                <w:color w:val="222222"/>
+                <w:sz w:val="20"/>
+              </w:rPr>
+            </w:r>
+          </w:p>
+        </w:tc>
+      </w:tr>
+      <w:tr>
+        <w:tc>
+          <w:tcPr>
+            <w:tcW w:type="dxa" w:w="3324"/>
+            <w:tcBorders>
+              <w:top w:val="single" w:sz="4" w:space="0" w:color="CCCCCC"/>
+              <w:left w:val="single" w:sz="4" w:space="0" w:color="CCCCCC"/>
+              <w:bottom w:val="single" w:sz="4" w:space="0" w:color="CCCCCC"/>
+              <w:right w:val="single" w:sz="4" w:space="0" w:color="CCCCCC"/>
+            </w:tcBorders>
+          </w:tcPr>
+          <w:p>
+            <w:pPr>
+              <w:spacing w:before="40" w:after="40"/>
+              <w:jc w:val="left"/>
+            </w:pPr>
+            <w:r>
+              <w:rPr>
+                <w:rFonts w:ascii="Calibri" w:hAnsi="Calibri" w:eastAsia="Calibri"/>
+                <w:b w:val="0"/>
+                <w:color w:val="222222"/>
+                <w:sz w:val="20"/>
+              </w:rPr>
+            </w:r>
+          </w:p>
+        </w:tc>
+        <w:tc>
+          <w:tcPr>
+            <w:tcW w:type="dxa" w:w="3324"/>
+            <w:tcBorders>
+              <w:top w:val="single" w:sz="4" w:space="0" w:color="CCCCCC"/>
+              <w:left w:val="single" w:sz="4" w:space="0" w:color="CCCCCC"/>
+              <w:bottom w:val="single" w:sz="4" w:space="0" w:color="CCCCCC"/>
+              <w:right w:val="single" w:sz="4" w:space="0" w:color="CCCCCC"/>
+            </w:tcBorders>
+          </w:tcPr>
+          <w:p>
+            <w:pPr>
+              <w:spacing w:before="40" w:after="40"/>
+              <w:jc w:val="left"/>
+            </w:pPr>
+            <w:r>
+              <w:rPr>
+                <w:rFonts w:ascii="Calibri" w:hAnsi="Calibri" w:eastAsia="Calibri"/>
+                <w:b w:val="0"/>
+                <w:color w:val="222222"/>
+                <w:sz w:val="20"/>
+              </w:rPr>
+            </w:r>
+          </w:p>
+        </w:tc>
+        <w:tc>
+          <w:tcPr>
+            <w:tcW w:type="dxa" w:w="3324"/>
+            <w:tcBorders>
+              <w:top w:val="single" w:sz="4" w:space="0" w:color="CCCCCC"/>
+              <w:left w:val="single" w:sz="4" w:space="0" w:color="CCCCCC"/>
+              <w:bottom w:val="single" w:sz="4" w:space="0" w:color="CCCCCC"/>
+              <w:right w:val="single" w:sz="4" w:space="0" w:color="CCCCCC"/>
+            </w:tcBorders>
+          </w:tcPr>
+          <w:p>
+            <w:pPr>
+              <w:spacing w:before="40" w:after="40"/>
+              <w:jc w:val="left"/>
+            </w:pPr>
+            <w:r>
+              <w:rPr>
+                <w:rFonts w:ascii="Calibri" w:hAnsi="Calibri" w:eastAsia="Calibri"/>
+                <w:b w:val="0"/>
+                <w:color w:val="222222"/>
+                <w:sz w:val="20"/>
+              </w:rPr>
+            </w:r>
+          </w:p>
+        </w:tc>
+      </w:tr>
+      <w:tr>
+        <w:tc>
+          <w:tcPr>
+            <w:tcW w:type="dxa" w:w="3324"/>
+            <w:shd w:fill="F3F7F6" w:val="clear"/>
+            <w:tcBorders>
+              <w:top w:val="single" w:sz="4" w:space="0" w:color="CCCCCC"/>
+              <w:left w:val="single" w:sz="4" w:space="0" w:color="CCCCCC"/>
+              <w:bottom w:val="single" w:sz="4" w:space="0" w:color="CCCCCC"/>
+              <w:right w:val="single" w:sz="4" w:space="0" w:color="CCCCCC"/>
+            </w:tcBorders>
+          </w:tcPr>
+          <w:p>
+            <w:pPr>
+              <w:spacing w:before="40" w:after="40"/>
+              <w:jc w:val="left"/>
+            </w:pPr>
+            <w:r>
+              <w:rPr>
+                <w:rFonts w:ascii="Calibri" w:hAnsi="Calibri" w:eastAsia="Calibri"/>
+                <w:b w:val="0"/>
+                <w:color w:val="222222"/>
+                <w:sz w:val="20"/>
+              </w:rPr>
+            </w:r>
+          </w:p>
+        </w:tc>
+        <w:tc>
+          <w:tcPr>
+            <w:tcW w:type="dxa" w:w="3324"/>
+            <w:shd w:fill="F3F7F6" w:val="clear"/>
+            <w:tcBorders>
+              <w:top w:val="single" w:sz="4" w:space="0" w:color="CCCCCC"/>
+              <w:left w:val="single" w:sz="4" w:space="0" w:color="CCCCCC"/>
+              <w:bottom w:val="single" w:sz="4" w:space="0" w:color="CCCCCC"/>
+              <w:right w:val="single" w:sz="4" w:space="0" w:color="CCCCCC"/>
+            </w:tcBorders>
+          </w:tcPr>
+          <w:p>
+            <w:pPr>
+              <w:spacing w:before="40" w:after="40"/>
+              <w:jc w:val="left"/>
+            </w:pPr>
+            <w:r>
+              <w:rPr>
+                <w:rFonts w:ascii="Calibri" w:hAnsi="Calibri" w:eastAsia="Calibri"/>
+                <w:b w:val="0"/>
+                <w:color w:val="222222"/>
+                <w:sz w:val="20"/>
+              </w:rPr>
+            </w:r>
+          </w:p>
+        </w:tc>
+        <w:tc>
+          <w:tcPr>
+            <w:tcW w:type="dxa" w:w="3324"/>
+            <w:shd w:fill="F3F7F6" w:val="clear"/>
+            <w:tcBorders>
+              <w:top w:val="single" w:sz="4" w:space="0" w:color="CCCCCC"/>
+              <w:left w:val="single" w:sz="4" w:space="0" w:color="CCCCCC"/>
+              <w:bottom w:val="single" w:sz="4" w:space="0" w:color="CCCCCC"/>
+              <w:right w:val="single" w:sz="4" w:space="0" w:color="CCCCCC"/>
+            </w:tcBorders>
+          </w:tcPr>
+          <w:p>
+            <w:pPr>
+              <w:spacing w:before="40" w:after="40"/>
+              <w:jc w:val="left"/>
+            </w:pPr>
+            <w:r>
+              <w:rPr>
+                <w:rFonts w:ascii="Calibri" w:hAnsi="Calibri" w:eastAsia="Calibri"/>
+                <w:b w:val="0"/>
+                <w:color w:val="222222"/>
+                <w:sz w:val="20"/>
+              </w:rPr>
+            </w:r>
+          </w:p>
+        </w:tc>
+      </w:tr>
+      <w:tr>
+        <w:tc>
+          <w:tcPr>
+            <w:tcW w:type="dxa" w:w="3324"/>
+            <w:tcBorders>
+              <w:top w:val="single" w:sz="4" w:space="0" w:color="CCCCCC"/>
+              <w:left w:val="single" w:sz="4" w:space="0" w:color="CCCCCC"/>
+              <w:bottom w:val="single" w:sz="4" w:space="0" w:color="CCCCCC"/>
+              <w:right w:val="single" w:sz="4" w:space="0" w:color="CCCCCC"/>
+            </w:tcBorders>
+          </w:tcPr>
+          <w:p>
+            <w:pPr>
+              <w:spacing w:before="40" w:after="40"/>
+              <w:jc w:val="left"/>
+            </w:pPr>
+            <w:r>
+              <w:rPr>
+                <w:rFonts w:ascii="Calibri" w:hAnsi="Calibri" w:eastAsia="Calibri"/>
+                <w:b w:val="0"/>
+                <w:color w:val="222222"/>
+                <w:sz w:val="20"/>
+              </w:rPr>
+            </w:r>
+          </w:p>
+        </w:tc>
+        <w:tc>
+          <w:tcPr>
+            <w:tcW w:type="dxa" w:w="3324"/>
+            <w:tcBorders>
+              <w:top w:val="single" w:sz="4" w:space="0" w:color="CCCCCC"/>
+              <w:left w:val="single" w:sz="4" w:space="0" w:color="CCCCCC"/>
+              <w:bottom w:val="single" w:sz="4" w:space="0" w:color="CCCCCC"/>
+              <w:right w:val="single" w:sz="4" w:space="0" w:color="CCCCCC"/>
+            </w:tcBorders>
+          </w:tcPr>
+          <w:p>
+            <w:pPr>
+              <w:spacing w:before="40" w:after="40"/>
+              <w:jc w:val="left"/>
+            </w:pPr>
+            <w:r>
+              <w:rPr>
+                <w:rFonts w:ascii="Calibri" w:hAnsi="Calibri" w:eastAsia="Calibri"/>
+                <w:b w:val="0"/>
+                <w:color w:val="222222"/>
+                <w:sz w:val="20"/>
+              </w:rPr>
+            </w:r>
+          </w:p>
+        </w:tc>
+        <w:tc>
+          <w:tcPr>
+            <w:tcW w:type="dxa" w:w="3324"/>
+            <w:tcBorders>
+              <w:top w:val="single" w:sz="4" w:space="0" w:color="CCCCCC"/>
+              <w:left w:val="single" w:sz="4" w:space="0" w:color="CCCCCC"/>
+              <w:bottom w:val="single" w:sz="4" w:space="0" w:color="CCCCCC"/>
+              <w:right w:val="single" w:sz="4" w:space="0" w:color="CCCCCC"/>
+            </w:tcBorders>
+          </w:tcPr>
+          <w:p>
+            <w:pPr>
+              <w:spacing w:before="40" w:after="40"/>
+              <w:jc w:val="left"/>
+            </w:pPr>
+            <w:r>
+              <w:rPr>
+                <w:rFonts w:ascii="Calibri" w:hAnsi="Calibri" w:eastAsia="Calibri"/>
+                <w:b w:val="0"/>
+                <w:color w:val="222222"/>
+                <w:sz w:val="20"/>
+              </w:rPr>
+            </w:r>
+          </w:p>
+        </w:tc>
+      </w:tr>
+    </w:tbl>
     <w:p>
       <w:r>
         <w:br w:type="page"/>
@@ -598,7 +6976,7 @@
                 <w:color w:val="222222"/>
                 <w:sz w:val="20"/>
               </w:rPr>
-              <w:t>25/07/2026</w:t>
+              <w:t>27/07/2026</w:t>
             </w:r>
           </w:p>
         </w:tc>
@@ -2046,7 +8424,7 @@
                 <w:color w:val="222222"/>
                 <w:sz w:val="20"/>
               </w:rPr>
-              <w:t>25/07/2026</w:t>
+              <w:t>27/07/2026</w:t>
             </w:r>
           </w:p>
         </w:tc>
@@ -3494,7 +9872,7 @@
                 <w:color w:val="222222"/>
                 <w:sz w:val="20"/>
               </w:rPr>
-              <w:t>25/07/2026</w:t>
+              <w:t>27/07/2026</w:t>
             </w:r>
           </w:p>
         </w:tc>
@@ -4942,7 +11320,7 @@
                 <w:color w:val="222222"/>
                 <w:sz w:val="20"/>
               </w:rPr>
-              <w:t>25/07/2026</w:t>
+              <w:t>27/07/2026</w:t>
             </w:r>
           </w:p>
         </w:tc>
@@ -6390,7 +12768,7 @@
                 <w:color w:val="222222"/>
                 <w:sz w:val="20"/>
               </w:rPr>
-              <w:t>25/07/2026</w:t>
+              <w:t>27/07/2026</w:t>
             </w:r>
           </w:p>
         </w:tc>
@@ -7867,7 +14245,7 @@
                 <w:color w:val="222222"/>
                 <w:sz w:val="20"/>
               </w:rPr>
-              <w:t>25/07/2026</w:t>
+              <w:t>27/07/2026</w:t>
             </w:r>
           </w:p>
         </w:tc>
@@ -9288,7 +15666,7 @@
                 <w:color w:val="222222"/>
                 <w:sz w:val="20"/>
               </w:rPr>
-              <w:t>25/07/2026</w:t>
+              <w:t>27/07/2026</w:t>
             </w:r>
           </w:p>
         </w:tc>
@@ -10758,7 +17136,7 @@
                 <w:color w:val="222222"/>
                 <w:sz w:val="20"/>
               </w:rPr>
-              <w:t>25/07/2026</w:t>
+              <w:t>27/07/2026</w:t>
             </w:r>
           </w:p>
         </w:tc>
@@ -12076,7 +18454,7 @@
                 <w:color w:val="222222"/>
                 <w:sz w:val="20"/>
               </w:rPr>
-              <w:t>25/07/2026</w:t>
+              <w:t>27/07/2026</w:t>
             </w:r>
           </w:p>
         </w:tc>
@@ -13379,7 +19757,7 @@
                 <w:color w:val="222222"/>
                 <w:sz w:val="20"/>
               </w:rPr>
-              <w:t>25/07/2026</w:t>
+              <w:t>27/07/2026</w:t>
             </w:r>
           </w:p>
         </w:tc>
@@ -14696,7 +21074,7 @@
                 <w:color w:val="222222"/>
                 <w:sz w:val="20"/>
               </w:rPr>
-              <w:t>04/11/2025</w:t>
+              <w:t>27/07/2027</w:t>
             </w:r>
           </w:p>
         </w:tc>
@@ -14751,7 +21129,7 @@
                 <w:color w:val="222222"/>
                 <w:sz w:val="20"/>
               </w:rPr>
-              <w:t>1.0 Combined Pack</w:t>
+              <w:t>1.1 Combined Pack (includes TRK70)</w:t>
             </w:r>
           </w:p>
         </w:tc>

--- a/vedanta-risk-assessments/Vedanta_Combined_Kitchen_Risk_Assessments.docx
+++ b/vedanta-risk-assessments/Vedanta_Combined_Kitchen_Risk_Assessments.docx
@@ -88,9 +88,11 @@
         </w:rPr>
         <w:t>Sources merged into this pack:</w:t>
         <w:br/>
-        <w:t>Electrolux / Dito Sama TRK70 · Thermomix TM6 · Caso Ice Creamer ·</w:t>
+        <w:t>Electrolux / Dito Sama TRK70 · Rational Oven · Kitchen Chemicals (COSHH) ·</w:t>
         <w:br/>
-        <w:t>Ninja Hand Blender · KitchenAid Professional Stand Mixer · Waring Stick Blender ·</w:t>
+        <w:t>Thermomix TM6 · Caso Ice Creamer · Ninja Hand Blender ·</w:t>
+        <w:br/>
+        <w:t>KitchenAid Professional Stand Mixer · Waring Stick Blender ·</w:t>
         <w:br/>
         <w:t>Knives / Mandoline / Slicers / Peelers ·</w:t>
         <w:br/>
@@ -155,7 +157,7 @@
           <w:color w:val="222222"/>
           <w:sz w:val="22"/>
         </w:rPr>
-        <w:t>2.  Thermomix TM6</w:t>
+        <w:t>2.  Rational Combi Oven</w:t>
       </w:r>
     </w:p>
     <w:p>
@@ -169,7 +171,7 @@
           <w:color w:val="222222"/>
           <w:sz w:val="22"/>
         </w:rPr>
-        <w:t>3.  Caso Ice Creamer</w:t>
+        <w:t>3.  Kitchen Chemicals (COSHH)</w:t>
       </w:r>
     </w:p>
     <w:p>
@@ -183,7 +185,7 @@
           <w:color w:val="222222"/>
           <w:sz w:val="22"/>
         </w:rPr>
-        <w:t>4.  Ninja Hand Blender</w:t>
+        <w:t>4.  Thermomix TM6</w:t>
       </w:r>
     </w:p>
     <w:p>
@@ -197,7 +199,7 @@
           <w:color w:val="222222"/>
           <w:sz w:val="22"/>
         </w:rPr>
-        <w:t>5.  KitchenAid Professional Stand Mixer</w:t>
+        <w:t>5.  Caso Ice Creamer</w:t>
       </w:r>
     </w:p>
     <w:p>
@@ -211,7 +213,7 @@
           <w:color w:val="222222"/>
           <w:sz w:val="22"/>
         </w:rPr>
-        <w:t>6.  Waring Stick Blender</w:t>
+        <w:t>6.  Ninja Hand Blender</w:t>
       </w:r>
     </w:p>
     <w:p>
@@ -225,7 +227,7 @@
           <w:color w:val="222222"/>
           <w:sz w:val="22"/>
         </w:rPr>
-        <w:t>7.  Knives, Mandoline, Slicers &amp; Peelers</w:t>
+        <w:t>7.  KitchenAid Professional Stand Mixer</w:t>
       </w:r>
     </w:p>
     <w:p>
@@ -239,7 +241,7 @@
           <w:color w:val="222222"/>
           <w:sz w:val="22"/>
         </w:rPr>
-        <w:t>8.  Vedanta Kitchen Risk Assessment</w:t>
+        <w:t>8.  Waring Stick Blender</w:t>
       </w:r>
     </w:p>
     <w:p>
@@ -253,7 +255,7 @@
           <w:color w:val="222222"/>
           <w:sz w:val="22"/>
         </w:rPr>
-        <w:t>9.  Vedanta Catering Services Risk Assessment</w:t>
+        <w:t>9.  Knives, Mandoline, Slicers &amp; Peelers</w:t>
       </w:r>
     </w:p>
     <w:p>
@@ -267,7 +269,7 @@
           <w:color w:val="222222"/>
           <w:sz w:val="22"/>
         </w:rPr>
-        <w:t>10.  Vedanta Front of House &amp; Kitchen Risk Assessment</w:t>
+        <w:t>10.  Vedanta Kitchen Risk Assessment</w:t>
       </w:r>
     </w:p>
     <w:p>
@@ -281,7 +283,7 @@
           <w:color w:val="222222"/>
           <w:sz w:val="22"/>
         </w:rPr>
-        <w:t>11.  Vedanta Generic Kitchen Risk Assessment (June 2024)</w:t>
+        <w:t>11.  Vedanta Catering Services Risk Assessment</w:t>
       </w:r>
     </w:p>
     <w:p>
@@ -295,7 +297,35 @@
           <w:color w:val="222222"/>
           <w:sz w:val="22"/>
         </w:rPr>
-        <w:t>12.  Document Control &amp; Sign-Off</w:t>
+        <w:t>12.  Vedanta Front of House &amp; Kitchen Risk Assessment</w:t>
+      </w:r>
+    </w:p>
+    <w:p>
+      <w:pPr>
+        <w:spacing w:after="80"/>
+      </w:pPr>
+      <w:r>
+        <w:rPr>
+          <w:rFonts w:ascii="Calibri" w:hAnsi="Calibri" w:eastAsia="Calibri"/>
+          <w:b w:val="0"/>
+          <w:color w:val="222222"/>
+          <w:sz w:val="22"/>
+        </w:rPr>
+        <w:t>13.  Vedanta Generic Kitchen Risk Assessment (June 2024)</w:t>
+      </w:r>
+    </w:p>
+    <w:p>
+      <w:pPr>
+        <w:spacing w:after="80"/>
+      </w:pPr>
+      <w:r>
+        <w:rPr>
+          <w:rFonts w:ascii="Calibri" w:hAnsi="Calibri" w:eastAsia="Calibri"/>
+          <w:b w:val="0"/>
+          <w:color w:val="222222"/>
+          <w:sz w:val="22"/>
+        </w:rPr>
+        <w:t>14.  Document Control &amp; Sign-Off</w:t>
       </w:r>
     </w:p>
     <w:p>
@@ -6678,6 +6708,5574 @@
           <w:color w:val="1B3A4B"/>
           <w:sz w:val="32"/>
         </w:rPr>
+        <w:t>Rational Combi Oven — Equipment Risk Assessment &amp; Operating Procedures</w:t>
+      </w:r>
+    </w:p>
+    <w:p>
+      <w:pPr>
+        <w:spacing w:before="200" w:after="160"/>
+      </w:pPr>
+      <w:r>
+        <w:rPr>
+          <w:rFonts w:ascii="Georgia" w:hAnsi="Georgia" w:eastAsia="Georgia"/>
+          <w:b/>
+          <w:color w:val="2F6F6A"/>
+          <w:sz w:val="26"/>
+        </w:rPr>
+        <w:t>1. Equipment Information</w:t>
+      </w:r>
+    </w:p>
+    <w:tbl>
+      <w:tblPr>
+        <w:tblW w:type="auto" w:w="0"/>
+        <w:jc w:val="center"/>
+        <w:tblLayout w:type="autofit"/>
+        <w:tblLook w:firstColumn="1" w:firstRow="1" w:lastColumn="0" w:lastRow="0" w:noHBand="0" w:noVBand="1" w:val="04A0"/>
+      </w:tblPr>
+      <w:tblGrid>
+        <w:gridCol w:w="4986"/>
+        <w:gridCol w:w="4986"/>
+      </w:tblGrid>
+      <w:tr>
+        <w:tc>
+          <w:tcPr>
+            <w:tcW w:type="dxa" w:w="3118"/>
+            <w:shd w:fill="F3F7F6" w:val="clear"/>
+            <w:tcBorders>
+              <w:top w:val="single" w:sz="4" w:space="0" w:color="CCCCCC"/>
+              <w:left w:val="single" w:sz="4" w:space="0" w:color="CCCCCC"/>
+              <w:bottom w:val="single" w:sz="4" w:space="0" w:color="CCCCCC"/>
+              <w:right w:val="single" w:sz="4" w:space="0" w:color="CCCCCC"/>
+            </w:tcBorders>
+          </w:tcPr>
+          <w:p>
+            <w:pPr>
+              <w:spacing w:before="40" w:after="40"/>
+              <w:jc w:val="left"/>
+            </w:pPr>
+            <w:r>
+              <w:rPr>
+                <w:rFonts w:ascii="Calibri" w:hAnsi="Calibri" w:eastAsia="Calibri"/>
+                <w:b/>
+                <w:color w:val="1B3A4B"/>
+                <w:sz w:val="20"/>
+              </w:rPr>
+              <w:t>Workplace</w:t>
+            </w:r>
+          </w:p>
+        </w:tc>
+        <w:tc>
+          <w:tcPr>
+            <w:tcW w:type="dxa" w:w="6236"/>
+            <w:tcBorders>
+              <w:top w:val="single" w:sz="4" w:space="0" w:color="CCCCCC"/>
+              <w:left w:val="single" w:sz="4" w:space="0" w:color="CCCCCC"/>
+              <w:bottom w:val="single" w:sz="4" w:space="0" w:color="CCCCCC"/>
+              <w:right w:val="single" w:sz="4" w:space="0" w:color="CCCCCC"/>
+            </w:tcBorders>
+          </w:tcPr>
+          <w:p>
+            <w:pPr>
+              <w:spacing w:before="40" w:after="40"/>
+              <w:jc w:val="left"/>
+            </w:pPr>
+            <w:r>
+              <w:rPr>
+                <w:rFonts w:ascii="Calibri" w:hAnsi="Calibri" w:eastAsia="Calibri"/>
+                <w:b w:val="0"/>
+                <w:color w:val="222222"/>
+                <w:sz w:val="20"/>
+              </w:rPr>
+              <w:t>The Vedanta Kitchen &amp; Retreat Centre</w:t>
+            </w:r>
+          </w:p>
+        </w:tc>
+      </w:tr>
+      <w:tr>
+        <w:tc>
+          <w:tcPr>
+            <w:tcW w:type="dxa" w:w="3118"/>
+            <w:shd w:fill="F3F7F6" w:val="clear"/>
+            <w:tcBorders>
+              <w:top w:val="single" w:sz="4" w:space="0" w:color="CCCCCC"/>
+              <w:left w:val="single" w:sz="4" w:space="0" w:color="CCCCCC"/>
+              <w:bottom w:val="single" w:sz="4" w:space="0" w:color="CCCCCC"/>
+              <w:right w:val="single" w:sz="4" w:space="0" w:color="CCCCCC"/>
+            </w:tcBorders>
+          </w:tcPr>
+          <w:p>
+            <w:pPr>
+              <w:spacing w:before="40" w:after="40"/>
+              <w:jc w:val="left"/>
+            </w:pPr>
+            <w:r>
+              <w:rPr>
+                <w:rFonts w:ascii="Calibri" w:hAnsi="Calibri" w:eastAsia="Calibri"/>
+                <w:b/>
+                <w:color w:val="1B3A4B"/>
+                <w:sz w:val="20"/>
+              </w:rPr>
+              <w:t>Department</w:t>
+            </w:r>
+          </w:p>
+        </w:tc>
+        <w:tc>
+          <w:tcPr>
+            <w:tcW w:type="dxa" w:w="6236"/>
+            <w:tcBorders>
+              <w:top w:val="single" w:sz="4" w:space="0" w:color="CCCCCC"/>
+              <w:left w:val="single" w:sz="4" w:space="0" w:color="CCCCCC"/>
+              <w:bottom w:val="single" w:sz="4" w:space="0" w:color="CCCCCC"/>
+              <w:right w:val="single" w:sz="4" w:space="0" w:color="CCCCCC"/>
+            </w:tcBorders>
+          </w:tcPr>
+          <w:p>
+            <w:pPr>
+              <w:spacing w:before="40" w:after="40"/>
+              <w:jc w:val="left"/>
+            </w:pPr>
+            <w:r>
+              <w:rPr>
+                <w:rFonts w:ascii="Calibri" w:hAnsi="Calibri" w:eastAsia="Calibri"/>
+                <w:b w:val="0"/>
+                <w:color w:val="222222"/>
+                <w:sz w:val="20"/>
+              </w:rPr>
+              <w:t>Main Kitchen</w:t>
+            </w:r>
+          </w:p>
+        </w:tc>
+      </w:tr>
+      <w:tr>
+        <w:tc>
+          <w:tcPr>
+            <w:tcW w:type="dxa" w:w="3118"/>
+            <w:shd w:fill="F3F7F6" w:val="clear"/>
+            <w:tcBorders>
+              <w:top w:val="single" w:sz="4" w:space="0" w:color="CCCCCC"/>
+              <w:left w:val="single" w:sz="4" w:space="0" w:color="CCCCCC"/>
+              <w:bottom w:val="single" w:sz="4" w:space="0" w:color="CCCCCC"/>
+              <w:right w:val="single" w:sz="4" w:space="0" w:color="CCCCCC"/>
+            </w:tcBorders>
+          </w:tcPr>
+          <w:p>
+            <w:pPr>
+              <w:spacing w:before="40" w:after="40"/>
+              <w:jc w:val="left"/>
+            </w:pPr>
+            <w:r>
+              <w:rPr>
+                <w:rFonts w:ascii="Calibri" w:hAnsi="Calibri" w:eastAsia="Calibri"/>
+                <w:b/>
+                <w:color w:val="1B3A4B"/>
+                <w:sz w:val="20"/>
+              </w:rPr>
+              <w:t>Equipment</w:t>
+            </w:r>
+          </w:p>
+        </w:tc>
+        <w:tc>
+          <w:tcPr>
+            <w:tcW w:type="dxa" w:w="6236"/>
+            <w:tcBorders>
+              <w:top w:val="single" w:sz="4" w:space="0" w:color="CCCCCC"/>
+              <w:left w:val="single" w:sz="4" w:space="0" w:color="CCCCCC"/>
+              <w:bottom w:val="single" w:sz="4" w:space="0" w:color="CCCCCC"/>
+              <w:right w:val="single" w:sz="4" w:space="0" w:color="CCCCCC"/>
+            </w:tcBorders>
+          </w:tcPr>
+          <w:p>
+            <w:pPr>
+              <w:spacing w:before="40" w:after="40"/>
+              <w:jc w:val="left"/>
+            </w:pPr>
+            <w:r>
+              <w:rPr>
+                <w:rFonts w:ascii="Calibri" w:hAnsi="Calibri" w:eastAsia="Calibri"/>
+                <w:b w:val="0"/>
+                <w:color w:val="222222"/>
+                <w:sz w:val="20"/>
+              </w:rPr>
+              <w:t>Rational Combi Oven (steam / convection / combi modes)</w:t>
+            </w:r>
+          </w:p>
+        </w:tc>
+      </w:tr>
+      <w:tr>
+        <w:tc>
+          <w:tcPr>
+            <w:tcW w:type="dxa" w:w="3118"/>
+            <w:shd w:fill="F3F7F6" w:val="clear"/>
+            <w:tcBorders>
+              <w:top w:val="single" w:sz="4" w:space="0" w:color="CCCCCC"/>
+              <w:left w:val="single" w:sz="4" w:space="0" w:color="CCCCCC"/>
+              <w:bottom w:val="single" w:sz="4" w:space="0" w:color="CCCCCC"/>
+              <w:right w:val="single" w:sz="4" w:space="0" w:color="CCCCCC"/>
+            </w:tcBorders>
+          </w:tcPr>
+          <w:p>
+            <w:pPr>
+              <w:spacing w:before="40" w:after="40"/>
+              <w:jc w:val="left"/>
+            </w:pPr>
+            <w:r>
+              <w:rPr>
+                <w:rFonts w:ascii="Calibri" w:hAnsi="Calibri" w:eastAsia="Calibri"/>
+                <w:b/>
+                <w:color w:val="1B3A4B"/>
+                <w:sz w:val="20"/>
+              </w:rPr>
+              <w:t>Manufacturer / model</w:t>
+            </w:r>
+          </w:p>
+        </w:tc>
+        <w:tc>
+          <w:tcPr>
+            <w:tcW w:type="dxa" w:w="6236"/>
+            <w:tcBorders>
+              <w:top w:val="single" w:sz="4" w:space="0" w:color="CCCCCC"/>
+              <w:left w:val="single" w:sz="4" w:space="0" w:color="CCCCCC"/>
+              <w:bottom w:val="single" w:sz="4" w:space="0" w:color="CCCCCC"/>
+              <w:right w:val="single" w:sz="4" w:space="0" w:color="CCCCCC"/>
+            </w:tcBorders>
+          </w:tcPr>
+          <w:p>
+            <w:pPr>
+              <w:spacing w:before="40" w:after="40"/>
+              <w:jc w:val="left"/>
+            </w:pPr>
+            <w:r>
+              <w:rPr>
+                <w:rFonts w:ascii="Calibri" w:hAnsi="Calibri" w:eastAsia="Calibri"/>
+                <w:b w:val="0"/>
+                <w:color w:val="222222"/>
+                <w:sz w:val="20"/>
+              </w:rPr>
+              <w:t>Rational (model as installed on site)</w:t>
+            </w:r>
+          </w:p>
+        </w:tc>
+      </w:tr>
+      <w:tr>
+        <w:tc>
+          <w:tcPr>
+            <w:tcW w:type="dxa" w:w="3118"/>
+            <w:shd w:fill="F3F7F6" w:val="clear"/>
+            <w:tcBorders>
+              <w:top w:val="single" w:sz="4" w:space="0" w:color="CCCCCC"/>
+              <w:left w:val="single" w:sz="4" w:space="0" w:color="CCCCCC"/>
+              <w:bottom w:val="single" w:sz="4" w:space="0" w:color="CCCCCC"/>
+              <w:right w:val="single" w:sz="4" w:space="0" w:color="CCCCCC"/>
+            </w:tcBorders>
+          </w:tcPr>
+          <w:p>
+            <w:pPr>
+              <w:spacing w:before="40" w:after="40"/>
+              <w:jc w:val="left"/>
+            </w:pPr>
+            <w:r>
+              <w:rPr>
+                <w:rFonts w:ascii="Calibri" w:hAnsi="Calibri" w:eastAsia="Calibri"/>
+                <w:b/>
+                <w:color w:val="1B3A4B"/>
+                <w:sz w:val="20"/>
+              </w:rPr>
+              <w:t>Persons completing the task</w:t>
+            </w:r>
+          </w:p>
+        </w:tc>
+        <w:tc>
+          <w:tcPr>
+            <w:tcW w:type="dxa" w:w="6236"/>
+            <w:tcBorders>
+              <w:top w:val="single" w:sz="4" w:space="0" w:color="CCCCCC"/>
+              <w:left w:val="single" w:sz="4" w:space="0" w:color="CCCCCC"/>
+              <w:bottom w:val="single" w:sz="4" w:space="0" w:color="CCCCCC"/>
+              <w:right w:val="single" w:sz="4" w:space="0" w:color="CCCCCC"/>
+            </w:tcBorders>
+          </w:tcPr>
+          <w:p>
+            <w:pPr>
+              <w:spacing w:before="40" w:after="40"/>
+              <w:jc w:val="left"/>
+            </w:pPr>
+            <w:r>
+              <w:rPr>
+                <w:rFonts w:ascii="Calibri" w:hAnsi="Calibri" w:eastAsia="Calibri"/>
+                <w:b w:val="0"/>
+                <w:color w:val="222222"/>
+                <w:sz w:val="20"/>
+              </w:rPr>
+              <w:t>Trained and authorised kitchen staff</w:t>
+            </w:r>
+          </w:p>
+        </w:tc>
+      </w:tr>
+      <w:tr>
+        <w:tc>
+          <w:tcPr>
+            <w:tcW w:type="dxa" w:w="3118"/>
+            <w:shd w:fill="F3F7F6" w:val="clear"/>
+            <w:tcBorders>
+              <w:top w:val="single" w:sz="4" w:space="0" w:color="CCCCCC"/>
+              <w:left w:val="single" w:sz="4" w:space="0" w:color="CCCCCC"/>
+              <w:bottom w:val="single" w:sz="4" w:space="0" w:color="CCCCCC"/>
+              <w:right w:val="single" w:sz="4" w:space="0" w:color="CCCCCC"/>
+            </w:tcBorders>
+          </w:tcPr>
+          <w:p>
+            <w:pPr>
+              <w:spacing w:before="40" w:after="40"/>
+              <w:jc w:val="left"/>
+            </w:pPr>
+            <w:r>
+              <w:rPr>
+                <w:rFonts w:ascii="Calibri" w:hAnsi="Calibri" w:eastAsia="Calibri"/>
+                <w:b/>
+                <w:color w:val="1B3A4B"/>
+                <w:sz w:val="20"/>
+              </w:rPr>
+              <w:t>Assessor</w:t>
+            </w:r>
+          </w:p>
+        </w:tc>
+        <w:tc>
+          <w:tcPr>
+            <w:tcW w:type="dxa" w:w="6236"/>
+            <w:tcBorders>
+              <w:top w:val="single" w:sz="4" w:space="0" w:color="CCCCCC"/>
+              <w:left w:val="single" w:sz="4" w:space="0" w:color="CCCCCC"/>
+              <w:bottom w:val="single" w:sz="4" w:space="0" w:color="CCCCCC"/>
+              <w:right w:val="single" w:sz="4" w:space="0" w:color="CCCCCC"/>
+            </w:tcBorders>
+          </w:tcPr>
+          <w:p>
+            <w:pPr>
+              <w:spacing w:before="40" w:after="40"/>
+              <w:jc w:val="left"/>
+            </w:pPr>
+            <w:r>
+              <w:rPr>
+                <w:rFonts w:ascii="Calibri" w:hAnsi="Calibri" w:eastAsia="Calibri"/>
+                <w:b w:val="0"/>
+                <w:color w:val="222222"/>
+                <w:sz w:val="20"/>
+              </w:rPr>
+              <w:t>Shyam Prasad</w:t>
+            </w:r>
+          </w:p>
+        </w:tc>
+      </w:tr>
+      <w:tr>
+        <w:tc>
+          <w:tcPr>
+            <w:tcW w:type="dxa" w:w="3118"/>
+            <w:shd w:fill="F3F7F6" w:val="clear"/>
+            <w:tcBorders>
+              <w:top w:val="single" w:sz="4" w:space="0" w:color="CCCCCC"/>
+              <w:left w:val="single" w:sz="4" w:space="0" w:color="CCCCCC"/>
+              <w:bottom w:val="single" w:sz="4" w:space="0" w:color="CCCCCC"/>
+              <w:right w:val="single" w:sz="4" w:space="0" w:color="CCCCCC"/>
+            </w:tcBorders>
+          </w:tcPr>
+          <w:p>
+            <w:pPr>
+              <w:spacing w:before="40" w:after="40"/>
+              <w:jc w:val="left"/>
+            </w:pPr>
+            <w:r>
+              <w:rPr>
+                <w:rFonts w:ascii="Calibri" w:hAnsi="Calibri" w:eastAsia="Calibri"/>
+                <w:b/>
+                <w:color w:val="1B3A4B"/>
+                <w:sz w:val="20"/>
+              </w:rPr>
+              <w:t>Assessment date</w:t>
+            </w:r>
+          </w:p>
+        </w:tc>
+        <w:tc>
+          <w:tcPr>
+            <w:tcW w:type="dxa" w:w="6236"/>
+            <w:tcBorders>
+              <w:top w:val="single" w:sz="4" w:space="0" w:color="CCCCCC"/>
+              <w:left w:val="single" w:sz="4" w:space="0" w:color="CCCCCC"/>
+              <w:bottom w:val="single" w:sz="4" w:space="0" w:color="CCCCCC"/>
+              <w:right w:val="single" w:sz="4" w:space="0" w:color="CCCCCC"/>
+            </w:tcBorders>
+          </w:tcPr>
+          <w:p>
+            <w:pPr>
+              <w:spacing w:before="40" w:after="40"/>
+              <w:jc w:val="left"/>
+            </w:pPr>
+            <w:r>
+              <w:rPr>
+                <w:rFonts w:ascii="Calibri" w:hAnsi="Calibri" w:eastAsia="Calibri"/>
+                <w:b w:val="0"/>
+                <w:color w:val="222222"/>
+                <w:sz w:val="20"/>
+              </w:rPr>
+              <w:t>27 July 2026</w:t>
+            </w:r>
+          </w:p>
+        </w:tc>
+      </w:tr>
+      <w:tr>
+        <w:tc>
+          <w:tcPr>
+            <w:tcW w:type="dxa" w:w="3118"/>
+            <w:shd w:fill="F3F7F6" w:val="clear"/>
+            <w:tcBorders>
+              <w:top w:val="single" w:sz="4" w:space="0" w:color="CCCCCC"/>
+              <w:left w:val="single" w:sz="4" w:space="0" w:color="CCCCCC"/>
+              <w:bottom w:val="single" w:sz="4" w:space="0" w:color="CCCCCC"/>
+              <w:right w:val="single" w:sz="4" w:space="0" w:color="CCCCCC"/>
+            </w:tcBorders>
+          </w:tcPr>
+          <w:p>
+            <w:pPr>
+              <w:spacing w:before="40" w:after="40"/>
+              <w:jc w:val="left"/>
+            </w:pPr>
+            <w:r>
+              <w:rPr>
+                <w:rFonts w:ascii="Calibri" w:hAnsi="Calibri" w:eastAsia="Calibri"/>
+                <w:b/>
+                <w:color w:val="1B3A4B"/>
+                <w:sz w:val="20"/>
+              </w:rPr>
+              <w:t>Review date</w:t>
+            </w:r>
+          </w:p>
+        </w:tc>
+        <w:tc>
+          <w:tcPr>
+            <w:tcW w:type="dxa" w:w="6236"/>
+            <w:tcBorders>
+              <w:top w:val="single" w:sz="4" w:space="0" w:color="CCCCCC"/>
+              <w:left w:val="single" w:sz="4" w:space="0" w:color="CCCCCC"/>
+              <w:bottom w:val="single" w:sz="4" w:space="0" w:color="CCCCCC"/>
+              <w:right w:val="single" w:sz="4" w:space="0" w:color="CCCCCC"/>
+            </w:tcBorders>
+          </w:tcPr>
+          <w:p>
+            <w:pPr>
+              <w:spacing w:before="40" w:after="40"/>
+              <w:jc w:val="left"/>
+            </w:pPr>
+            <w:r>
+              <w:rPr>
+                <w:rFonts w:ascii="Calibri" w:hAnsi="Calibri" w:eastAsia="Calibri"/>
+                <w:b w:val="0"/>
+                <w:color w:val="222222"/>
+                <w:sz w:val="20"/>
+              </w:rPr>
+              <w:t>27 July 2027, or sooner after an accident, near miss, equipment change or safety concern</w:t>
+            </w:r>
+          </w:p>
+        </w:tc>
+      </w:tr>
+      <w:tr>
+        <w:tc>
+          <w:tcPr>
+            <w:tcW w:type="dxa" w:w="3118"/>
+            <w:shd w:fill="F3F7F6" w:val="clear"/>
+            <w:tcBorders>
+              <w:top w:val="single" w:sz="4" w:space="0" w:color="CCCCCC"/>
+              <w:left w:val="single" w:sz="4" w:space="0" w:color="CCCCCC"/>
+              <w:bottom w:val="single" w:sz="4" w:space="0" w:color="CCCCCC"/>
+              <w:right w:val="single" w:sz="4" w:space="0" w:color="CCCCCC"/>
+            </w:tcBorders>
+          </w:tcPr>
+          <w:p>
+            <w:pPr>
+              <w:spacing w:before="40" w:after="40"/>
+              <w:jc w:val="left"/>
+            </w:pPr>
+            <w:r>
+              <w:rPr>
+                <w:rFonts w:ascii="Calibri" w:hAnsi="Calibri" w:eastAsia="Calibri"/>
+                <w:b/>
+                <w:color w:val="1B3A4B"/>
+                <w:sz w:val="20"/>
+              </w:rPr>
+              <w:t>Manager responsible</w:t>
+            </w:r>
+          </w:p>
+        </w:tc>
+        <w:tc>
+          <w:tcPr>
+            <w:tcW w:type="dxa" w:w="6236"/>
+            <w:tcBorders>
+              <w:top w:val="single" w:sz="4" w:space="0" w:color="CCCCCC"/>
+              <w:left w:val="single" w:sz="4" w:space="0" w:color="CCCCCC"/>
+              <w:bottom w:val="single" w:sz="4" w:space="0" w:color="CCCCCC"/>
+              <w:right w:val="single" w:sz="4" w:space="0" w:color="CCCCCC"/>
+            </w:tcBorders>
+          </w:tcPr>
+          <w:p>
+            <w:pPr>
+              <w:spacing w:before="40" w:after="40"/>
+              <w:jc w:val="left"/>
+            </w:pPr>
+            <w:r>
+              <w:rPr>
+                <w:rFonts w:ascii="Calibri" w:hAnsi="Calibri" w:eastAsia="Calibri"/>
+                <w:b w:val="0"/>
+                <w:color w:val="222222"/>
+                <w:sz w:val="20"/>
+              </w:rPr>
+              <w:t>[Name]</w:t>
+            </w:r>
+          </w:p>
+        </w:tc>
+      </w:tr>
+    </w:tbl>
+    <w:p/>
+    <w:p>
+      <w:pPr>
+        <w:spacing w:before="200" w:after="160"/>
+      </w:pPr>
+      <w:r>
+        <w:rPr>
+          <w:rFonts w:ascii="Georgia" w:hAnsi="Georgia" w:eastAsia="Georgia"/>
+          <w:b/>
+          <w:color w:val="2F6F6A"/>
+          <w:sz w:val="26"/>
+        </w:rPr>
+        <w:t>2. Description of Equipment</w:t>
+      </w:r>
+    </w:p>
+    <w:p>
+      <w:pPr>
+        <w:spacing w:after="120" w:line="240" w:lineRule="auto"/>
+      </w:pPr>
+      <w:r>
+        <w:rPr>
+          <w:rFonts w:ascii="Calibri" w:hAnsi="Calibri" w:eastAsia="Calibri"/>
+          <w:b w:val="0"/>
+          <w:color w:val="222222"/>
+          <w:sz w:val="22"/>
+        </w:rPr>
+        <w:t>A commercial Rational combi oven used for roasting, baking, steaming, regenerating and combination cooking. The oven can produce high temperatures, steam, hot surfaces, hot liquids and condensate. Self-cleaning / CareControl programmes may use cleaning chemicals under heat and pressure and must only be run by trained staff following manufacturer instructions.</w:t>
+      </w:r>
+    </w:p>
+    <w:p>
+      <w:pPr>
+        <w:spacing w:before="200" w:after="160"/>
+      </w:pPr>
+      <w:r>
+        <w:rPr>
+          <w:rFonts w:ascii="Georgia" w:hAnsi="Georgia" w:eastAsia="Georgia"/>
+          <w:b/>
+          <w:color w:val="2F6F6A"/>
+          <w:sz w:val="26"/>
+        </w:rPr>
+        <w:t>3. Persons at Risk</w:t>
+      </w:r>
+    </w:p>
+    <w:p>
+      <w:pPr>
+        <w:pStyle w:val="ListBullet"/>
+        <w:spacing w:after="60"/>
+      </w:pPr>
+      <w:r>
+        <w:rPr>
+          <w:rFonts w:ascii="Calibri" w:hAnsi="Calibri" w:eastAsia="Calibri"/>
+          <w:b w:val="0"/>
+          <w:color w:val="222222"/>
+          <w:sz w:val="22"/>
+        </w:rPr>
+        <w:t>Chefs and kitchen assistants</w:t>
+      </w:r>
+    </w:p>
+    <w:p>
+      <w:pPr>
+        <w:pStyle w:val="ListBullet"/>
+        <w:spacing w:after="60"/>
+      </w:pPr>
+      <w:r>
+        <w:rPr>
+          <w:rFonts w:ascii="Calibri" w:hAnsi="Calibri" w:eastAsia="Calibri"/>
+          <w:b w:val="0"/>
+          <w:color w:val="222222"/>
+          <w:sz w:val="22"/>
+        </w:rPr>
+        <w:t>Kitchen porters and cleaning staff</w:t>
+      </w:r>
+    </w:p>
+    <w:p>
+      <w:pPr>
+        <w:pStyle w:val="ListBullet"/>
+        <w:spacing w:after="60"/>
+      </w:pPr>
+      <w:r>
+        <w:rPr>
+          <w:rFonts w:ascii="Calibri" w:hAnsi="Calibri" w:eastAsia="Calibri"/>
+          <w:b w:val="0"/>
+          <w:color w:val="222222"/>
+          <w:sz w:val="22"/>
+        </w:rPr>
+        <w:t>Maintenance contractors</w:t>
+      </w:r>
+    </w:p>
+    <w:p>
+      <w:pPr>
+        <w:pStyle w:val="ListBullet"/>
+        <w:spacing w:after="60"/>
+      </w:pPr>
+      <w:r>
+        <w:rPr>
+          <w:rFonts w:ascii="Calibri" w:hAnsi="Calibri" w:eastAsia="Calibri"/>
+          <w:b w:val="0"/>
+          <w:color w:val="222222"/>
+          <w:sz w:val="22"/>
+        </w:rPr>
+        <w:t>Staff working near the oven during service</w:t>
+      </w:r>
+    </w:p>
+    <w:p>
+      <w:pPr>
+        <w:pStyle w:val="ListBullet"/>
+        <w:spacing w:after="60"/>
+      </w:pPr>
+      <w:r>
+        <w:rPr>
+          <w:rFonts w:ascii="Calibri" w:hAnsi="Calibri" w:eastAsia="Calibri"/>
+          <w:b w:val="0"/>
+          <w:color w:val="222222"/>
+          <w:sz w:val="22"/>
+        </w:rPr>
+        <w:t>New, inexperienced or young workers</w:t>
+      </w:r>
+    </w:p>
+    <w:p>
+      <w:pPr>
+        <w:pStyle w:val="ListBullet"/>
+        <w:spacing w:after="60"/>
+      </w:pPr>
+      <w:r>
+        <w:rPr>
+          <w:rFonts w:ascii="Calibri" w:hAnsi="Calibri" w:eastAsia="Calibri"/>
+          <w:b w:val="0"/>
+          <w:color w:val="222222"/>
+          <w:sz w:val="22"/>
+        </w:rPr>
+        <w:t>Consumers, where poor cooking or cleaning controls affect food safety</w:t>
+      </w:r>
+    </w:p>
+    <w:p>
+      <w:pPr>
+        <w:spacing w:before="200" w:after="160"/>
+      </w:pPr>
+      <w:r>
+        <w:rPr>
+          <w:rFonts w:ascii="Georgia" w:hAnsi="Georgia" w:eastAsia="Georgia"/>
+          <w:b/>
+          <w:color w:val="2F6F6A"/>
+          <w:sz w:val="26"/>
+        </w:rPr>
+        <w:t>4. Operating Procedure (How to Use)</w:t>
+      </w:r>
+    </w:p>
+    <w:p>
+      <w:pPr>
+        <w:spacing w:before="160" w:after="80"/>
+      </w:pPr>
+      <w:r>
+        <w:rPr>
+          <w:rFonts w:ascii="Calibri" w:hAnsi="Calibri" w:eastAsia="Calibri"/>
+          <w:b/>
+          <w:color w:val="1B3A4B"/>
+          <w:sz w:val="22"/>
+        </w:rPr>
+        <w:t>Before use</w:t>
+      </w:r>
+    </w:p>
+    <w:p>
+      <w:pPr>
+        <w:spacing w:after="80"/>
+        <w:ind w:left="283"/>
+      </w:pPr>
+      <w:r>
+        <w:rPr>
+          <w:rFonts w:ascii="Calibri" w:hAnsi="Calibri" w:eastAsia="Calibri"/>
+          <w:b w:val="0"/>
+          <w:color w:val="222222"/>
+          <w:sz w:val="22"/>
+        </w:rPr>
+        <w:t>1. Confirm the operator is trained and authorised on the Rational oven.</w:t>
+      </w:r>
+    </w:p>
+    <w:p>
+      <w:pPr>
+        <w:spacing w:after="80"/>
+        <w:ind w:left="283"/>
+      </w:pPr>
+      <w:r>
+        <w:rPr>
+          <w:rFonts w:ascii="Calibri" w:hAnsi="Calibri" w:eastAsia="Calibri"/>
+          <w:b w:val="0"/>
+          <w:color w:val="222222"/>
+          <w:sz w:val="22"/>
+        </w:rPr>
+        <w:t>2. Check the door seal, handle, racks, trays, probes and controls are clean and undamaged.</w:t>
+      </w:r>
+    </w:p>
+    <w:p>
+      <w:pPr>
+        <w:spacing w:after="80"/>
+        <w:ind w:left="283"/>
+      </w:pPr>
+      <w:r>
+        <w:rPr>
+          <w:rFonts w:ascii="Calibri" w:hAnsi="Calibri" w:eastAsia="Calibri"/>
+          <w:b w:val="0"/>
+          <w:color w:val="222222"/>
+          <w:sz w:val="22"/>
+        </w:rPr>
+        <w:t>3. Ensure the oven is stable, vents are clear and the surrounding floor is dry.</w:t>
+      </w:r>
+    </w:p>
+    <w:p>
+      <w:pPr>
+        <w:spacing w:after="80"/>
+        <w:ind w:left="283"/>
+      </w:pPr>
+      <w:r>
+        <w:rPr>
+          <w:rFonts w:ascii="Calibri" w:hAnsi="Calibri" w:eastAsia="Calibri"/>
+          <w:b w:val="0"/>
+          <w:color w:val="222222"/>
+          <w:sz w:val="22"/>
+        </w:rPr>
+        <w:t>4. Confirm water and power connections are correct where relevant.</w:t>
+      </w:r>
+    </w:p>
+    <w:p>
+      <w:pPr>
+        <w:spacing w:after="80"/>
+        <w:ind w:left="283"/>
+      </w:pPr>
+      <w:r>
+        <w:rPr>
+          <w:rFonts w:ascii="Calibri" w:hAnsi="Calibri" w:eastAsia="Calibri"/>
+          <w:b w:val="0"/>
+          <w:color w:val="222222"/>
+          <w:sz w:val="22"/>
+        </w:rPr>
+        <w:t>5. Select the correct mode, temperature and programme for the product.</w:t>
+      </w:r>
+    </w:p>
+    <w:p>
+      <w:pPr>
+        <w:spacing w:after="80"/>
+        <w:ind w:left="283"/>
+      </w:pPr>
+      <w:r>
+        <w:rPr>
+          <w:rFonts w:ascii="Calibri" w:hAnsi="Calibri" w:eastAsia="Calibri"/>
+          <w:b w:val="0"/>
+          <w:color w:val="222222"/>
+          <w:sz w:val="22"/>
+        </w:rPr>
+        <w:t>6. Do not operate if the door, glass, seal, racks or controls are damaged.</w:t>
+      </w:r>
+    </w:p>
+    <w:p>
+      <w:pPr>
+        <w:spacing w:before="160" w:after="80"/>
+      </w:pPr>
+      <w:r>
+        <w:rPr>
+          <w:rFonts w:ascii="Calibri" w:hAnsi="Calibri" w:eastAsia="Calibri"/>
+          <w:b/>
+          <w:color w:val="1B3A4B"/>
+          <w:sz w:val="22"/>
+        </w:rPr>
+        <w:t>During cooking</w:t>
+      </w:r>
+    </w:p>
+    <w:p>
+      <w:pPr>
+        <w:spacing w:after="80"/>
+        <w:ind w:left="283"/>
+      </w:pPr>
+      <w:r>
+        <w:rPr>
+          <w:rFonts w:ascii="Calibri" w:hAnsi="Calibri" w:eastAsia="Calibri"/>
+          <w:b w:val="0"/>
+          <w:color w:val="222222"/>
+          <w:sz w:val="22"/>
+        </w:rPr>
+        <w:t>1. Load trays carefully; do not overload racks or block airflow.</w:t>
+      </w:r>
+    </w:p>
+    <w:p>
+      <w:pPr>
+        <w:spacing w:after="80"/>
+        <w:ind w:left="283"/>
+      </w:pPr>
+      <w:r>
+        <w:rPr>
+          <w:rFonts w:ascii="Calibri" w:hAnsi="Calibri" w:eastAsia="Calibri"/>
+          <w:b w:val="0"/>
+          <w:color w:val="222222"/>
+          <w:sz w:val="22"/>
+        </w:rPr>
+        <w:t>2. Keep face and forearms clear when opening the door — open slowly to release steam away from the body.</w:t>
+      </w:r>
+    </w:p>
+    <w:p>
+      <w:pPr>
+        <w:spacing w:after="80"/>
+        <w:ind w:left="283"/>
+      </w:pPr>
+      <w:r>
+        <w:rPr>
+          <w:rFonts w:ascii="Calibri" w:hAnsi="Calibri" w:eastAsia="Calibri"/>
+          <w:b w:val="0"/>
+          <w:color w:val="222222"/>
+          <w:sz w:val="22"/>
+        </w:rPr>
+        <w:t>3. Announce “hot” / “steam” when opening during busy service.</w:t>
+      </w:r>
+    </w:p>
+    <w:p>
+      <w:pPr>
+        <w:spacing w:after="80"/>
+        <w:ind w:left="283"/>
+      </w:pPr>
+      <w:r>
+        <w:rPr>
+          <w:rFonts w:ascii="Calibri" w:hAnsi="Calibri" w:eastAsia="Calibri"/>
+          <w:b w:val="0"/>
+          <w:color w:val="222222"/>
+          <w:sz w:val="22"/>
+        </w:rPr>
+        <w:t>4. Use dry oven cloths or heat-resistant gloves for trays and racks.</w:t>
+      </w:r>
+    </w:p>
+    <w:p>
+      <w:pPr>
+        <w:spacing w:after="80"/>
+        <w:ind w:left="283"/>
+      </w:pPr>
+      <w:r>
+        <w:rPr>
+          <w:rFonts w:ascii="Calibri" w:hAnsi="Calibri" w:eastAsia="Calibri"/>
+          <w:b w:val="0"/>
+          <w:color w:val="222222"/>
+          <w:sz w:val="22"/>
+        </w:rPr>
+        <w:t>5. Never leave flammable materials on or against the oven.</w:t>
+      </w:r>
+    </w:p>
+    <w:p>
+      <w:pPr>
+        <w:spacing w:after="80"/>
+        <w:ind w:left="283"/>
+      </w:pPr>
+      <w:r>
+        <w:rPr>
+          <w:rFonts w:ascii="Calibri" w:hAnsi="Calibri" w:eastAsia="Calibri"/>
+          <w:b w:val="0"/>
+          <w:color w:val="222222"/>
+          <w:sz w:val="22"/>
+        </w:rPr>
+        <w:t>6. Remain aware of hot condensate and dripping liquids from trays.</w:t>
+      </w:r>
+    </w:p>
+    <w:p>
+      <w:pPr>
+        <w:spacing w:after="80"/>
+        <w:ind w:left="283"/>
+      </w:pPr>
+      <w:r>
+        <w:rPr>
+          <w:rFonts w:ascii="Calibri" w:hAnsi="Calibri" w:eastAsia="Calibri"/>
+          <w:b w:val="0"/>
+          <w:color w:val="222222"/>
+          <w:sz w:val="22"/>
+        </w:rPr>
+        <w:t>7. Stop the programme and seek help if unusual noise, smell, smoke or error codes occur.</w:t>
+      </w:r>
+    </w:p>
+    <w:p>
+      <w:pPr>
+        <w:spacing w:before="160" w:after="80"/>
+      </w:pPr>
+      <w:r>
+        <w:rPr>
+          <w:rFonts w:ascii="Calibri" w:hAnsi="Calibri" w:eastAsia="Calibri"/>
+          <w:b/>
+          <w:color w:val="1B3A4B"/>
+          <w:sz w:val="22"/>
+        </w:rPr>
+        <w:t>After use / cleaning</w:t>
+      </w:r>
+    </w:p>
+    <w:p>
+      <w:pPr>
+        <w:spacing w:after="80"/>
+        <w:ind w:left="283"/>
+      </w:pPr>
+      <w:r>
+        <w:rPr>
+          <w:rFonts w:ascii="Calibri" w:hAnsi="Calibri" w:eastAsia="Calibri"/>
+          <w:b w:val="0"/>
+          <w:color w:val="222222"/>
+          <w:sz w:val="22"/>
+        </w:rPr>
+        <w:t>1. Allow the oven to cool to a safe temperature before manual cleaning where required.</w:t>
+      </w:r>
+    </w:p>
+    <w:p>
+      <w:pPr>
+        <w:spacing w:after="80"/>
+        <w:ind w:left="283"/>
+      </w:pPr>
+      <w:r>
+        <w:rPr>
+          <w:rFonts w:ascii="Calibri" w:hAnsi="Calibri" w:eastAsia="Calibri"/>
+          <w:b w:val="0"/>
+          <w:color w:val="222222"/>
+          <w:sz w:val="22"/>
+        </w:rPr>
+        <w:t>2. Remove food debris from trays, racks and the cavity using approved methods.</w:t>
+      </w:r>
+    </w:p>
+    <w:p>
+      <w:pPr>
+        <w:spacing w:after="80"/>
+        <w:ind w:left="283"/>
+      </w:pPr>
+      <w:r>
+        <w:rPr>
+          <w:rFonts w:ascii="Calibri" w:hAnsi="Calibri" w:eastAsia="Calibri"/>
+          <w:b w:val="0"/>
+          <w:color w:val="222222"/>
+          <w:sz w:val="22"/>
+        </w:rPr>
+        <w:t>3. Run manufacturer cleaning / rinse programmes only with approved Rational cleaning chemicals and correct dosing.</w:t>
+      </w:r>
+    </w:p>
+    <w:p>
+      <w:pPr>
+        <w:spacing w:after="80"/>
+        <w:ind w:left="283"/>
+      </w:pPr>
+      <w:r>
+        <w:rPr>
+          <w:rFonts w:ascii="Calibri" w:hAnsi="Calibri" w:eastAsia="Calibri"/>
+          <w:b w:val="0"/>
+          <w:color w:val="222222"/>
+          <w:sz w:val="22"/>
+        </w:rPr>
+        <w:t>4. Never mix cleaning tablets/liquids with other chemicals.</w:t>
+      </w:r>
+    </w:p>
+    <w:p>
+      <w:pPr>
+        <w:spacing w:after="80"/>
+        <w:ind w:left="283"/>
+      </w:pPr>
+      <w:r>
+        <w:rPr>
+          <w:rFonts w:ascii="Calibri" w:hAnsi="Calibri" w:eastAsia="Calibri"/>
+          <w:b w:val="0"/>
+          <w:color w:val="222222"/>
+          <w:sz w:val="22"/>
+        </w:rPr>
+        <w:t>5. Wear gloves and eye protection when handling oven cleaner.</w:t>
+      </w:r>
+    </w:p>
+    <w:p>
+      <w:pPr>
+        <w:spacing w:after="80"/>
+        <w:ind w:left="283"/>
+      </w:pPr>
+      <w:r>
+        <w:rPr>
+          <w:rFonts w:ascii="Calibri" w:hAnsi="Calibri" w:eastAsia="Calibri"/>
+          <w:b w:val="0"/>
+          <w:color w:val="222222"/>
+          <w:sz w:val="22"/>
+        </w:rPr>
+        <w:t>6. Keep the door closed during automatic cleaning cycles as instructed.</w:t>
+      </w:r>
+    </w:p>
+    <w:p>
+      <w:pPr>
+        <w:spacing w:after="80"/>
+        <w:ind w:left="283"/>
+      </w:pPr>
+      <w:r>
+        <w:rPr>
+          <w:rFonts w:ascii="Calibri" w:hAnsi="Calibri" w:eastAsia="Calibri"/>
+          <w:b w:val="0"/>
+          <w:color w:val="222222"/>
+          <w:sz w:val="22"/>
+        </w:rPr>
+        <w:t>7. Wipe surrounding floors of condensate and leave the area safe for the next service.</w:t>
+      </w:r>
+    </w:p>
+    <w:p>
+      <w:pPr>
+        <w:spacing w:before="200" w:after="160"/>
+      </w:pPr>
+      <w:r>
+        <w:rPr>
+          <w:rFonts w:ascii="Georgia" w:hAnsi="Georgia" w:eastAsia="Georgia"/>
+          <w:b/>
+          <w:color w:val="2F6F6A"/>
+          <w:sz w:val="26"/>
+        </w:rPr>
+        <w:t>5. Risk Assessment</w:t>
+      </w:r>
+    </w:p>
+    <w:tbl>
+      <w:tblPr>
+        <w:tblW w:type="auto" w:w="0"/>
+        <w:jc w:val="center"/>
+        <w:tblLook w:firstColumn="1" w:firstRow="1" w:lastColumn="0" w:lastRow="0" w:noHBand="0" w:noVBand="1" w:val="04A0"/>
+      </w:tblPr>
+      <w:tblGrid>
+        <w:gridCol w:w="1994"/>
+        <w:gridCol w:w="1994"/>
+        <w:gridCol w:w="1994"/>
+        <w:gridCol w:w="1994"/>
+        <w:gridCol w:w="1994"/>
+      </w:tblGrid>
+      <w:tr>
+        <w:tc>
+          <w:tcPr>
+            <w:tcW w:type="dxa" w:w="1994"/>
+            <w:shd w:fill="1B3A4B" w:val="clear"/>
+            <w:tcBorders>
+              <w:top w:val="single" w:sz="4" w:space="0" w:color="CCCCCC"/>
+              <w:left w:val="single" w:sz="4" w:space="0" w:color="CCCCCC"/>
+              <w:bottom w:val="single" w:sz="4" w:space="0" w:color="CCCCCC"/>
+              <w:right w:val="single" w:sz="4" w:space="0" w:color="CCCCCC"/>
+            </w:tcBorders>
+          </w:tcPr>
+          <w:p>
+            <w:pPr>
+              <w:spacing w:before="40" w:after="40"/>
+              <w:jc w:val="center"/>
+            </w:pPr>
+            <w:r>
+              <w:rPr>
+                <w:rFonts w:ascii="Calibri" w:hAnsi="Calibri" w:eastAsia="Calibri"/>
+                <w:b/>
+                <w:color w:val="FFFFFF"/>
+                <w:sz w:val="16"/>
+              </w:rPr>
+              <w:t>Hazard</w:t>
+            </w:r>
+          </w:p>
+        </w:tc>
+        <w:tc>
+          <w:tcPr>
+            <w:tcW w:type="dxa" w:w="1994"/>
+            <w:shd w:fill="1B3A4B" w:val="clear"/>
+            <w:tcBorders>
+              <w:top w:val="single" w:sz="4" w:space="0" w:color="CCCCCC"/>
+              <w:left w:val="single" w:sz="4" w:space="0" w:color="CCCCCC"/>
+              <w:bottom w:val="single" w:sz="4" w:space="0" w:color="CCCCCC"/>
+              <w:right w:val="single" w:sz="4" w:space="0" w:color="CCCCCC"/>
+            </w:tcBorders>
+          </w:tcPr>
+          <w:p>
+            <w:pPr>
+              <w:spacing w:before="40" w:after="40"/>
+              <w:jc w:val="center"/>
+            </w:pPr>
+            <w:r>
+              <w:rPr>
+                <w:rFonts w:ascii="Calibri" w:hAnsi="Calibri" w:eastAsia="Calibri"/>
+                <w:b/>
+                <w:color w:val="FFFFFF"/>
+                <w:sz w:val="16"/>
+              </w:rPr>
+              <w:t>Possible harm</w:t>
+            </w:r>
+          </w:p>
+        </w:tc>
+        <w:tc>
+          <w:tcPr>
+            <w:tcW w:type="dxa" w:w="1994"/>
+            <w:shd w:fill="1B3A4B" w:val="clear"/>
+            <w:tcBorders>
+              <w:top w:val="single" w:sz="4" w:space="0" w:color="CCCCCC"/>
+              <w:left w:val="single" w:sz="4" w:space="0" w:color="CCCCCC"/>
+              <w:bottom w:val="single" w:sz="4" w:space="0" w:color="CCCCCC"/>
+              <w:right w:val="single" w:sz="4" w:space="0" w:color="CCCCCC"/>
+            </w:tcBorders>
+          </w:tcPr>
+          <w:p>
+            <w:pPr>
+              <w:spacing w:before="40" w:after="40"/>
+              <w:jc w:val="center"/>
+            </w:pPr>
+            <w:r>
+              <w:rPr>
+                <w:rFonts w:ascii="Calibri" w:hAnsi="Calibri" w:eastAsia="Calibri"/>
+                <w:b/>
+                <w:color w:val="FFFFFF"/>
+                <w:sz w:val="16"/>
+              </w:rPr>
+              <w:t>Initial risk</w:t>
+            </w:r>
+          </w:p>
+        </w:tc>
+        <w:tc>
+          <w:tcPr>
+            <w:tcW w:type="dxa" w:w="1994"/>
+            <w:shd w:fill="1B3A4B" w:val="clear"/>
+            <w:tcBorders>
+              <w:top w:val="single" w:sz="4" w:space="0" w:color="CCCCCC"/>
+              <w:left w:val="single" w:sz="4" w:space="0" w:color="CCCCCC"/>
+              <w:bottom w:val="single" w:sz="4" w:space="0" w:color="CCCCCC"/>
+              <w:right w:val="single" w:sz="4" w:space="0" w:color="CCCCCC"/>
+            </w:tcBorders>
+          </w:tcPr>
+          <w:p>
+            <w:pPr>
+              <w:spacing w:before="40" w:after="40"/>
+              <w:jc w:val="center"/>
+            </w:pPr>
+            <w:r>
+              <w:rPr>
+                <w:rFonts w:ascii="Calibri" w:hAnsi="Calibri" w:eastAsia="Calibri"/>
+                <w:b/>
+                <w:color w:val="FFFFFF"/>
+                <w:sz w:val="16"/>
+              </w:rPr>
+              <w:t>Required control measures</w:t>
+            </w:r>
+          </w:p>
+        </w:tc>
+        <w:tc>
+          <w:tcPr>
+            <w:tcW w:type="dxa" w:w="1994"/>
+            <w:shd w:fill="1B3A4B" w:val="clear"/>
+            <w:tcBorders>
+              <w:top w:val="single" w:sz="4" w:space="0" w:color="CCCCCC"/>
+              <w:left w:val="single" w:sz="4" w:space="0" w:color="CCCCCC"/>
+              <w:bottom w:val="single" w:sz="4" w:space="0" w:color="CCCCCC"/>
+              <w:right w:val="single" w:sz="4" w:space="0" w:color="CCCCCC"/>
+            </w:tcBorders>
+          </w:tcPr>
+          <w:p>
+            <w:pPr>
+              <w:spacing w:before="40" w:after="40"/>
+              <w:jc w:val="center"/>
+            </w:pPr>
+            <w:r>
+              <w:rPr>
+                <w:rFonts w:ascii="Calibri" w:hAnsi="Calibri" w:eastAsia="Calibri"/>
+                <w:b/>
+                <w:color w:val="FFFFFF"/>
+                <w:sz w:val="16"/>
+              </w:rPr>
+              <w:t>Residual risk</w:t>
+            </w:r>
+          </w:p>
+        </w:tc>
+      </w:tr>
+      <w:tr>
+        <w:tc>
+          <w:tcPr>
+            <w:tcW w:type="dxa" w:w="1994"/>
+            <w:tcBorders>
+              <w:top w:val="single" w:sz="4" w:space="0" w:color="CCCCCC"/>
+              <w:left w:val="single" w:sz="4" w:space="0" w:color="CCCCCC"/>
+              <w:bottom w:val="single" w:sz="4" w:space="0" w:color="CCCCCC"/>
+              <w:right w:val="single" w:sz="4" w:space="0" w:color="CCCCCC"/>
+            </w:tcBorders>
+          </w:tcPr>
+          <w:p>
+            <w:pPr>
+              <w:spacing w:before="40" w:after="40"/>
+              <w:jc w:val="left"/>
+            </w:pPr>
+            <w:r>
+              <w:rPr>
+                <w:rFonts w:ascii="Calibri" w:hAnsi="Calibri" w:eastAsia="Calibri"/>
+                <w:b w:val="0"/>
+                <w:color w:val="222222"/>
+                <w:sz w:val="16"/>
+              </w:rPr>
+              <w:t>Burns from hot surfaces, trays, racks and door glass</w:t>
+            </w:r>
+          </w:p>
+        </w:tc>
+        <w:tc>
+          <w:tcPr>
+            <w:tcW w:type="dxa" w:w="1994"/>
+            <w:tcBorders>
+              <w:top w:val="single" w:sz="4" w:space="0" w:color="CCCCCC"/>
+              <w:left w:val="single" w:sz="4" w:space="0" w:color="CCCCCC"/>
+              <w:bottom w:val="single" w:sz="4" w:space="0" w:color="CCCCCC"/>
+              <w:right w:val="single" w:sz="4" w:space="0" w:color="CCCCCC"/>
+            </w:tcBorders>
+          </w:tcPr>
+          <w:p>
+            <w:pPr>
+              <w:spacing w:before="40" w:after="40"/>
+              <w:jc w:val="left"/>
+            </w:pPr>
+            <w:r>
+              <w:rPr>
+                <w:rFonts w:ascii="Calibri" w:hAnsi="Calibri" w:eastAsia="Calibri"/>
+                <w:b w:val="0"/>
+                <w:color w:val="222222"/>
+                <w:sz w:val="16"/>
+              </w:rPr>
+              <w:t>Burns to hands, arms or face</w:t>
+            </w:r>
+          </w:p>
+        </w:tc>
+        <w:tc>
+          <w:tcPr>
+            <w:tcW w:type="dxa" w:w="1994"/>
+            <w:tcBorders>
+              <w:top w:val="single" w:sz="4" w:space="0" w:color="CCCCCC"/>
+              <w:left w:val="single" w:sz="4" w:space="0" w:color="CCCCCC"/>
+              <w:bottom w:val="single" w:sz="4" w:space="0" w:color="CCCCCC"/>
+              <w:right w:val="single" w:sz="4" w:space="0" w:color="CCCCCC"/>
+            </w:tcBorders>
+          </w:tcPr>
+          <w:p>
+            <w:pPr>
+              <w:spacing w:before="40" w:after="40"/>
+              <w:jc w:val="center"/>
+            </w:pPr>
+            <w:r>
+              <w:rPr>
+                <w:rFonts w:ascii="Calibri" w:hAnsi="Calibri" w:eastAsia="Calibri"/>
+                <w:b/>
+                <w:color w:val="2F6F6A"/>
+                <w:sz w:val="16"/>
+              </w:rPr>
+              <w:t>15 – High</w:t>
+            </w:r>
+          </w:p>
+        </w:tc>
+        <w:tc>
+          <w:tcPr>
+            <w:tcW w:type="dxa" w:w="1994"/>
+            <w:tcBorders>
+              <w:top w:val="single" w:sz="4" w:space="0" w:color="CCCCCC"/>
+              <w:left w:val="single" w:sz="4" w:space="0" w:color="CCCCCC"/>
+              <w:bottom w:val="single" w:sz="4" w:space="0" w:color="CCCCCC"/>
+              <w:right w:val="single" w:sz="4" w:space="0" w:color="CCCCCC"/>
+            </w:tcBorders>
+          </w:tcPr>
+          <w:p>
+            <w:pPr>
+              <w:spacing w:before="40" w:after="40"/>
+              <w:jc w:val="left"/>
+            </w:pPr>
+            <w:r>
+              <w:rPr>
+                <w:rFonts w:ascii="Calibri" w:hAnsi="Calibri" w:eastAsia="Calibri"/>
+                <w:b w:val="0"/>
+                <w:color w:val="222222"/>
+                <w:sz w:val="16"/>
+              </w:rPr>
+              <w:t>Use dry heat-resistant gloves/cloths; warn others; allow cooling where practical; never touch heating elements or hot racks bare-handed.</w:t>
+            </w:r>
+          </w:p>
+        </w:tc>
+        <w:tc>
+          <w:tcPr>
+            <w:tcW w:type="dxa" w:w="1994"/>
+            <w:tcBorders>
+              <w:top w:val="single" w:sz="4" w:space="0" w:color="CCCCCC"/>
+              <w:left w:val="single" w:sz="4" w:space="0" w:color="CCCCCC"/>
+              <w:bottom w:val="single" w:sz="4" w:space="0" w:color="CCCCCC"/>
+              <w:right w:val="single" w:sz="4" w:space="0" w:color="CCCCCC"/>
+            </w:tcBorders>
+          </w:tcPr>
+          <w:p>
+            <w:pPr>
+              <w:spacing w:before="40" w:after="40"/>
+              <w:jc w:val="center"/>
+            </w:pPr>
+            <w:r>
+              <w:rPr>
+                <w:rFonts w:ascii="Calibri" w:hAnsi="Calibri" w:eastAsia="Calibri"/>
+                <w:b/>
+                <w:color w:val="2F6F6A"/>
+                <w:sz w:val="16"/>
+              </w:rPr>
+              <w:t>5 – Medium</w:t>
+            </w:r>
+          </w:p>
+        </w:tc>
+      </w:tr>
+      <w:tr>
+        <w:tc>
+          <w:tcPr>
+            <w:tcW w:type="dxa" w:w="1994"/>
+            <w:shd w:fill="F3F7F6" w:val="clear"/>
+            <w:tcBorders>
+              <w:top w:val="single" w:sz="4" w:space="0" w:color="CCCCCC"/>
+              <w:left w:val="single" w:sz="4" w:space="0" w:color="CCCCCC"/>
+              <w:bottom w:val="single" w:sz="4" w:space="0" w:color="CCCCCC"/>
+              <w:right w:val="single" w:sz="4" w:space="0" w:color="CCCCCC"/>
+            </w:tcBorders>
+          </w:tcPr>
+          <w:p>
+            <w:pPr>
+              <w:spacing w:before="40" w:after="40"/>
+              <w:jc w:val="left"/>
+            </w:pPr>
+            <w:r>
+              <w:rPr>
+                <w:rFonts w:ascii="Calibri" w:hAnsi="Calibri" w:eastAsia="Calibri"/>
+                <w:b w:val="0"/>
+                <w:color w:val="222222"/>
+                <w:sz w:val="16"/>
+              </w:rPr>
+              <w:t>Steam release when opening the door</w:t>
+            </w:r>
+          </w:p>
+        </w:tc>
+        <w:tc>
+          <w:tcPr>
+            <w:tcW w:type="dxa" w:w="1994"/>
+            <w:shd w:fill="F3F7F6" w:val="clear"/>
+            <w:tcBorders>
+              <w:top w:val="single" w:sz="4" w:space="0" w:color="CCCCCC"/>
+              <w:left w:val="single" w:sz="4" w:space="0" w:color="CCCCCC"/>
+              <w:bottom w:val="single" w:sz="4" w:space="0" w:color="CCCCCC"/>
+              <w:right w:val="single" w:sz="4" w:space="0" w:color="CCCCCC"/>
+            </w:tcBorders>
+          </w:tcPr>
+          <w:p>
+            <w:pPr>
+              <w:spacing w:before="40" w:after="40"/>
+              <w:jc w:val="left"/>
+            </w:pPr>
+            <w:r>
+              <w:rPr>
+                <w:rFonts w:ascii="Calibri" w:hAnsi="Calibri" w:eastAsia="Calibri"/>
+                <w:b w:val="0"/>
+                <w:color w:val="222222"/>
+                <w:sz w:val="16"/>
+              </w:rPr>
+              <w:t>Scalds to face, neck, arms or chest</w:t>
+            </w:r>
+          </w:p>
+        </w:tc>
+        <w:tc>
+          <w:tcPr>
+            <w:tcW w:type="dxa" w:w="1994"/>
+            <w:shd w:fill="F3F7F6" w:val="clear"/>
+            <w:tcBorders>
+              <w:top w:val="single" w:sz="4" w:space="0" w:color="CCCCCC"/>
+              <w:left w:val="single" w:sz="4" w:space="0" w:color="CCCCCC"/>
+              <w:bottom w:val="single" w:sz="4" w:space="0" w:color="CCCCCC"/>
+              <w:right w:val="single" w:sz="4" w:space="0" w:color="CCCCCC"/>
+            </w:tcBorders>
+          </w:tcPr>
+          <w:p>
+            <w:pPr>
+              <w:spacing w:before="40" w:after="40"/>
+              <w:jc w:val="center"/>
+            </w:pPr>
+            <w:r>
+              <w:rPr>
+                <w:rFonts w:ascii="Calibri" w:hAnsi="Calibri" w:eastAsia="Calibri"/>
+                <w:b/>
+                <w:color w:val="2F6F6A"/>
+                <w:sz w:val="16"/>
+              </w:rPr>
+              <w:t>15 – High</w:t>
+            </w:r>
+          </w:p>
+        </w:tc>
+        <w:tc>
+          <w:tcPr>
+            <w:tcW w:type="dxa" w:w="1994"/>
+            <w:shd w:fill="F3F7F6" w:val="clear"/>
+            <w:tcBorders>
+              <w:top w:val="single" w:sz="4" w:space="0" w:color="CCCCCC"/>
+              <w:left w:val="single" w:sz="4" w:space="0" w:color="CCCCCC"/>
+              <w:bottom w:val="single" w:sz="4" w:space="0" w:color="CCCCCC"/>
+              <w:right w:val="single" w:sz="4" w:space="0" w:color="CCCCCC"/>
+            </w:tcBorders>
+          </w:tcPr>
+          <w:p>
+            <w:pPr>
+              <w:spacing w:before="40" w:after="40"/>
+              <w:jc w:val="left"/>
+            </w:pPr>
+            <w:r>
+              <w:rPr>
+                <w:rFonts w:ascii="Calibri" w:hAnsi="Calibri" w:eastAsia="Calibri"/>
+                <w:b w:val="0"/>
+                <w:color w:val="222222"/>
+                <w:sz w:val="16"/>
+              </w:rPr>
+              <w:t>Stand to the side; open door slowly; keep face clear of the opening; announce steam release during service.</w:t>
+            </w:r>
+          </w:p>
+        </w:tc>
+        <w:tc>
+          <w:tcPr>
+            <w:tcW w:type="dxa" w:w="1994"/>
+            <w:shd w:fill="F3F7F6" w:val="clear"/>
+            <w:tcBorders>
+              <w:top w:val="single" w:sz="4" w:space="0" w:color="CCCCCC"/>
+              <w:left w:val="single" w:sz="4" w:space="0" w:color="CCCCCC"/>
+              <w:bottom w:val="single" w:sz="4" w:space="0" w:color="CCCCCC"/>
+              <w:right w:val="single" w:sz="4" w:space="0" w:color="CCCCCC"/>
+            </w:tcBorders>
+          </w:tcPr>
+          <w:p>
+            <w:pPr>
+              <w:spacing w:before="40" w:after="40"/>
+              <w:jc w:val="center"/>
+            </w:pPr>
+            <w:r>
+              <w:rPr>
+                <w:rFonts w:ascii="Calibri" w:hAnsi="Calibri" w:eastAsia="Calibri"/>
+                <w:b/>
+                <w:color w:val="2F6F6A"/>
+                <w:sz w:val="16"/>
+              </w:rPr>
+              <w:t>5 – Medium</w:t>
+            </w:r>
+          </w:p>
+        </w:tc>
+      </w:tr>
+      <w:tr>
+        <w:tc>
+          <w:tcPr>
+            <w:tcW w:type="dxa" w:w="1994"/>
+            <w:tcBorders>
+              <w:top w:val="single" w:sz="4" w:space="0" w:color="CCCCCC"/>
+              <w:left w:val="single" w:sz="4" w:space="0" w:color="CCCCCC"/>
+              <w:bottom w:val="single" w:sz="4" w:space="0" w:color="CCCCCC"/>
+              <w:right w:val="single" w:sz="4" w:space="0" w:color="CCCCCC"/>
+            </w:tcBorders>
+          </w:tcPr>
+          <w:p>
+            <w:pPr>
+              <w:spacing w:before="40" w:after="40"/>
+              <w:jc w:val="left"/>
+            </w:pPr>
+            <w:r>
+              <w:rPr>
+                <w:rFonts w:ascii="Calibri" w:hAnsi="Calibri" w:eastAsia="Calibri"/>
+                <w:b w:val="0"/>
+                <w:color w:val="222222"/>
+                <w:sz w:val="16"/>
+              </w:rPr>
+              <w:t>Hot liquid / grease spill from trays</w:t>
+            </w:r>
+          </w:p>
+        </w:tc>
+        <w:tc>
+          <w:tcPr>
+            <w:tcW w:type="dxa" w:w="1994"/>
+            <w:tcBorders>
+              <w:top w:val="single" w:sz="4" w:space="0" w:color="CCCCCC"/>
+              <w:left w:val="single" w:sz="4" w:space="0" w:color="CCCCCC"/>
+              <w:bottom w:val="single" w:sz="4" w:space="0" w:color="CCCCCC"/>
+              <w:right w:val="single" w:sz="4" w:space="0" w:color="CCCCCC"/>
+            </w:tcBorders>
+          </w:tcPr>
+          <w:p>
+            <w:pPr>
+              <w:spacing w:before="40" w:after="40"/>
+              <w:jc w:val="left"/>
+            </w:pPr>
+            <w:r>
+              <w:rPr>
+                <w:rFonts w:ascii="Calibri" w:hAnsi="Calibri" w:eastAsia="Calibri"/>
+                <w:b w:val="0"/>
+                <w:color w:val="222222"/>
+                <w:sz w:val="16"/>
+              </w:rPr>
+              <w:t>Scalds, slips or secondary burns</w:t>
+            </w:r>
+          </w:p>
+        </w:tc>
+        <w:tc>
+          <w:tcPr>
+            <w:tcW w:type="dxa" w:w="1994"/>
+            <w:tcBorders>
+              <w:top w:val="single" w:sz="4" w:space="0" w:color="CCCCCC"/>
+              <w:left w:val="single" w:sz="4" w:space="0" w:color="CCCCCC"/>
+              <w:bottom w:val="single" w:sz="4" w:space="0" w:color="CCCCCC"/>
+              <w:right w:val="single" w:sz="4" w:space="0" w:color="CCCCCC"/>
+            </w:tcBorders>
+          </w:tcPr>
+          <w:p>
+            <w:pPr>
+              <w:spacing w:before="40" w:after="40"/>
+              <w:jc w:val="center"/>
+            </w:pPr>
+            <w:r>
+              <w:rPr>
+                <w:rFonts w:ascii="Calibri" w:hAnsi="Calibri" w:eastAsia="Calibri"/>
+                <w:b/>
+                <w:color w:val="2F6F6A"/>
+                <w:sz w:val="16"/>
+              </w:rPr>
+              <w:t>12 – High</w:t>
+            </w:r>
+          </w:p>
+        </w:tc>
+        <w:tc>
+          <w:tcPr>
+            <w:tcW w:type="dxa" w:w="1994"/>
+            <w:tcBorders>
+              <w:top w:val="single" w:sz="4" w:space="0" w:color="CCCCCC"/>
+              <w:left w:val="single" w:sz="4" w:space="0" w:color="CCCCCC"/>
+              <w:bottom w:val="single" w:sz="4" w:space="0" w:color="CCCCCC"/>
+              <w:right w:val="single" w:sz="4" w:space="0" w:color="CCCCCC"/>
+            </w:tcBorders>
+          </w:tcPr>
+          <w:p>
+            <w:pPr>
+              <w:spacing w:before="40" w:after="40"/>
+              <w:jc w:val="left"/>
+            </w:pPr>
+            <w:r>
+              <w:rPr>
+                <w:rFonts w:ascii="Calibri" w:hAnsi="Calibri" w:eastAsia="Calibri"/>
+                <w:b w:val="0"/>
+                <w:color w:val="222222"/>
+                <w:sz w:val="16"/>
+              </w:rPr>
+              <w:t>Load trays level; do not overfill; use both hands; wipe spills immediately; non-slip footwear.</w:t>
+            </w:r>
+          </w:p>
+        </w:tc>
+        <w:tc>
+          <w:tcPr>
+            <w:tcW w:type="dxa" w:w="1994"/>
+            <w:tcBorders>
+              <w:top w:val="single" w:sz="4" w:space="0" w:color="CCCCCC"/>
+              <w:left w:val="single" w:sz="4" w:space="0" w:color="CCCCCC"/>
+              <w:bottom w:val="single" w:sz="4" w:space="0" w:color="CCCCCC"/>
+              <w:right w:val="single" w:sz="4" w:space="0" w:color="CCCCCC"/>
+            </w:tcBorders>
+          </w:tcPr>
+          <w:p>
+            <w:pPr>
+              <w:spacing w:before="40" w:after="40"/>
+              <w:jc w:val="center"/>
+            </w:pPr>
+            <w:r>
+              <w:rPr>
+                <w:rFonts w:ascii="Calibri" w:hAnsi="Calibri" w:eastAsia="Calibri"/>
+                <w:b/>
+                <w:color w:val="2F6F6A"/>
+                <w:sz w:val="16"/>
+              </w:rPr>
+              <w:t>4 – Low</w:t>
+            </w:r>
+          </w:p>
+        </w:tc>
+      </w:tr>
+      <w:tr>
+        <w:tc>
+          <w:tcPr>
+            <w:tcW w:type="dxa" w:w="1994"/>
+            <w:shd w:fill="F3F7F6" w:val="clear"/>
+            <w:tcBorders>
+              <w:top w:val="single" w:sz="4" w:space="0" w:color="CCCCCC"/>
+              <w:left w:val="single" w:sz="4" w:space="0" w:color="CCCCCC"/>
+              <w:bottom w:val="single" w:sz="4" w:space="0" w:color="CCCCCC"/>
+              <w:right w:val="single" w:sz="4" w:space="0" w:color="CCCCCC"/>
+            </w:tcBorders>
+          </w:tcPr>
+          <w:p>
+            <w:pPr>
+              <w:spacing w:before="40" w:after="40"/>
+              <w:jc w:val="left"/>
+            </w:pPr>
+            <w:r>
+              <w:rPr>
+                <w:rFonts w:ascii="Calibri" w:hAnsi="Calibri" w:eastAsia="Calibri"/>
+                <w:b w:val="0"/>
+                <w:color w:val="222222"/>
+                <w:sz w:val="16"/>
+              </w:rPr>
+              <w:t>Entrapment / impact from door or falling racks</w:t>
+            </w:r>
+          </w:p>
+        </w:tc>
+        <w:tc>
+          <w:tcPr>
+            <w:tcW w:type="dxa" w:w="1994"/>
+            <w:shd w:fill="F3F7F6" w:val="clear"/>
+            <w:tcBorders>
+              <w:top w:val="single" w:sz="4" w:space="0" w:color="CCCCCC"/>
+              <w:left w:val="single" w:sz="4" w:space="0" w:color="CCCCCC"/>
+              <w:bottom w:val="single" w:sz="4" w:space="0" w:color="CCCCCC"/>
+              <w:right w:val="single" w:sz="4" w:space="0" w:color="CCCCCC"/>
+            </w:tcBorders>
+          </w:tcPr>
+          <w:p>
+            <w:pPr>
+              <w:spacing w:before="40" w:after="40"/>
+              <w:jc w:val="left"/>
+            </w:pPr>
+            <w:r>
+              <w:rPr>
+                <w:rFonts w:ascii="Calibri" w:hAnsi="Calibri" w:eastAsia="Calibri"/>
+                <w:b w:val="0"/>
+                <w:color w:val="222222"/>
+                <w:sz w:val="16"/>
+              </w:rPr>
+              <w:t>Bruising, crush or impact injury</w:t>
+            </w:r>
+          </w:p>
+        </w:tc>
+        <w:tc>
+          <w:tcPr>
+            <w:tcW w:type="dxa" w:w="1994"/>
+            <w:shd w:fill="F3F7F6" w:val="clear"/>
+            <w:tcBorders>
+              <w:top w:val="single" w:sz="4" w:space="0" w:color="CCCCCC"/>
+              <w:left w:val="single" w:sz="4" w:space="0" w:color="CCCCCC"/>
+              <w:bottom w:val="single" w:sz="4" w:space="0" w:color="CCCCCC"/>
+              <w:right w:val="single" w:sz="4" w:space="0" w:color="CCCCCC"/>
+            </w:tcBorders>
+          </w:tcPr>
+          <w:p>
+            <w:pPr>
+              <w:spacing w:before="40" w:after="40"/>
+              <w:jc w:val="center"/>
+            </w:pPr>
+            <w:r>
+              <w:rPr>
+                <w:rFonts w:ascii="Calibri" w:hAnsi="Calibri" w:eastAsia="Calibri"/>
+                <w:b/>
+                <w:color w:val="2F6F6A"/>
+                <w:sz w:val="16"/>
+              </w:rPr>
+              <w:t>9 – Medium</w:t>
+            </w:r>
+          </w:p>
+        </w:tc>
+        <w:tc>
+          <w:tcPr>
+            <w:tcW w:type="dxa" w:w="1994"/>
+            <w:shd w:fill="F3F7F6" w:val="clear"/>
+            <w:tcBorders>
+              <w:top w:val="single" w:sz="4" w:space="0" w:color="CCCCCC"/>
+              <w:left w:val="single" w:sz="4" w:space="0" w:color="CCCCCC"/>
+              <w:bottom w:val="single" w:sz="4" w:space="0" w:color="CCCCCC"/>
+              <w:right w:val="single" w:sz="4" w:space="0" w:color="CCCCCC"/>
+            </w:tcBorders>
+          </w:tcPr>
+          <w:p>
+            <w:pPr>
+              <w:spacing w:before="40" w:after="40"/>
+              <w:jc w:val="left"/>
+            </w:pPr>
+            <w:r>
+              <w:rPr>
+                <w:rFonts w:ascii="Calibri" w:hAnsi="Calibri" w:eastAsia="Calibri"/>
+                <w:b w:val="0"/>
+                <w:color w:val="222222"/>
+                <w:sz w:val="16"/>
+              </w:rPr>
+              <w:t>Open and close door under control; seat racks fully on supports; do not overload shelves.</w:t>
+            </w:r>
+          </w:p>
+        </w:tc>
+        <w:tc>
+          <w:tcPr>
+            <w:tcW w:type="dxa" w:w="1994"/>
+            <w:shd w:fill="F3F7F6" w:val="clear"/>
+            <w:tcBorders>
+              <w:top w:val="single" w:sz="4" w:space="0" w:color="CCCCCC"/>
+              <w:left w:val="single" w:sz="4" w:space="0" w:color="CCCCCC"/>
+              <w:bottom w:val="single" w:sz="4" w:space="0" w:color="CCCCCC"/>
+              <w:right w:val="single" w:sz="4" w:space="0" w:color="CCCCCC"/>
+            </w:tcBorders>
+          </w:tcPr>
+          <w:p>
+            <w:pPr>
+              <w:spacing w:before="40" w:after="40"/>
+              <w:jc w:val="center"/>
+            </w:pPr>
+            <w:r>
+              <w:rPr>
+                <w:rFonts w:ascii="Calibri" w:hAnsi="Calibri" w:eastAsia="Calibri"/>
+                <w:b/>
+                <w:color w:val="2F6F6A"/>
+                <w:sz w:val="16"/>
+              </w:rPr>
+              <w:t>3 – Low</w:t>
+            </w:r>
+          </w:p>
+        </w:tc>
+      </w:tr>
+      <w:tr>
+        <w:tc>
+          <w:tcPr>
+            <w:tcW w:type="dxa" w:w="1994"/>
+            <w:tcBorders>
+              <w:top w:val="single" w:sz="4" w:space="0" w:color="CCCCCC"/>
+              <w:left w:val="single" w:sz="4" w:space="0" w:color="CCCCCC"/>
+              <w:bottom w:val="single" w:sz="4" w:space="0" w:color="CCCCCC"/>
+              <w:right w:val="single" w:sz="4" w:space="0" w:color="CCCCCC"/>
+            </w:tcBorders>
+          </w:tcPr>
+          <w:p>
+            <w:pPr>
+              <w:spacing w:before="40" w:after="40"/>
+              <w:jc w:val="left"/>
+            </w:pPr>
+            <w:r>
+              <w:rPr>
+                <w:rFonts w:ascii="Calibri" w:hAnsi="Calibri" w:eastAsia="Calibri"/>
+                <w:b w:val="0"/>
+                <w:color w:val="222222"/>
+                <w:sz w:val="16"/>
+              </w:rPr>
+              <w:t>Fire from grease build-up or unsuitable items</w:t>
+            </w:r>
+          </w:p>
+        </w:tc>
+        <w:tc>
+          <w:tcPr>
+            <w:tcW w:type="dxa" w:w="1994"/>
+            <w:tcBorders>
+              <w:top w:val="single" w:sz="4" w:space="0" w:color="CCCCCC"/>
+              <w:left w:val="single" w:sz="4" w:space="0" w:color="CCCCCC"/>
+              <w:bottom w:val="single" w:sz="4" w:space="0" w:color="CCCCCC"/>
+              <w:right w:val="single" w:sz="4" w:space="0" w:color="CCCCCC"/>
+            </w:tcBorders>
+          </w:tcPr>
+          <w:p>
+            <w:pPr>
+              <w:spacing w:before="40" w:after="40"/>
+              <w:jc w:val="left"/>
+            </w:pPr>
+            <w:r>
+              <w:rPr>
+                <w:rFonts w:ascii="Calibri" w:hAnsi="Calibri" w:eastAsia="Calibri"/>
+                <w:b w:val="0"/>
+                <w:color w:val="222222"/>
+                <w:sz w:val="16"/>
+              </w:rPr>
+              <w:t>Burns, smoke inhalation or property damage</w:t>
+            </w:r>
+          </w:p>
+        </w:tc>
+        <w:tc>
+          <w:tcPr>
+            <w:tcW w:type="dxa" w:w="1994"/>
+            <w:tcBorders>
+              <w:top w:val="single" w:sz="4" w:space="0" w:color="CCCCCC"/>
+              <w:left w:val="single" w:sz="4" w:space="0" w:color="CCCCCC"/>
+              <w:bottom w:val="single" w:sz="4" w:space="0" w:color="CCCCCC"/>
+              <w:right w:val="single" w:sz="4" w:space="0" w:color="CCCCCC"/>
+            </w:tcBorders>
+          </w:tcPr>
+          <w:p>
+            <w:pPr>
+              <w:spacing w:before="40" w:after="40"/>
+              <w:jc w:val="center"/>
+            </w:pPr>
+            <w:r>
+              <w:rPr>
+                <w:rFonts w:ascii="Calibri" w:hAnsi="Calibri" w:eastAsia="Calibri"/>
+                <w:b/>
+                <w:color w:val="2F6F6A"/>
+                <w:sz w:val="16"/>
+              </w:rPr>
+              <w:t>12 – High</w:t>
+            </w:r>
+          </w:p>
+        </w:tc>
+        <w:tc>
+          <w:tcPr>
+            <w:tcW w:type="dxa" w:w="1994"/>
+            <w:tcBorders>
+              <w:top w:val="single" w:sz="4" w:space="0" w:color="CCCCCC"/>
+              <w:left w:val="single" w:sz="4" w:space="0" w:color="CCCCCC"/>
+              <w:bottom w:val="single" w:sz="4" w:space="0" w:color="CCCCCC"/>
+              <w:right w:val="single" w:sz="4" w:space="0" w:color="CCCCCC"/>
+            </w:tcBorders>
+          </w:tcPr>
+          <w:p>
+            <w:pPr>
+              <w:spacing w:before="40" w:after="40"/>
+              <w:jc w:val="left"/>
+            </w:pPr>
+            <w:r>
+              <w:rPr>
+                <w:rFonts w:ascii="Calibri" w:hAnsi="Calibri" w:eastAsia="Calibri"/>
+                <w:b w:val="0"/>
+                <w:color w:val="222222"/>
+                <w:sz w:val="16"/>
+              </w:rPr>
+              <w:t>Clean regularly; never cook with excessive unattended oil; know extinguisher type and shut-off procedure; keep flammables away.</w:t>
+            </w:r>
+          </w:p>
+        </w:tc>
+        <w:tc>
+          <w:tcPr>
+            <w:tcW w:type="dxa" w:w="1994"/>
+            <w:tcBorders>
+              <w:top w:val="single" w:sz="4" w:space="0" w:color="CCCCCC"/>
+              <w:left w:val="single" w:sz="4" w:space="0" w:color="CCCCCC"/>
+              <w:bottom w:val="single" w:sz="4" w:space="0" w:color="CCCCCC"/>
+              <w:right w:val="single" w:sz="4" w:space="0" w:color="CCCCCC"/>
+            </w:tcBorders>
+          </w:tcPr>
+          <w:p>
+            <w:pPr>
+              <w:spacing w:before="40" w:after="40"/>
+              <w:jc w:val="center"/>
+            </w:pPr>
+            <w:r>
+              <w:rPr>
+                <w:rFonts w:ascii="Calibri" w:hAnsi="Calibri" w:eastAsia="Calibri"/>
+                <w:b/>
+                <w:color w:val="2F6F6A"/>
+                <w:sz w:val="16"/>
+              </w:rPr>
+              <w:t>4 – Low</w:t>
+            </w:r>
+          </w:p>
+        </w:tc>
+      </w:tr>
+      <w:tr>
+        <w:tc>
+          <w:tcPr>
+            <w:tcW w:type="dxa" w:w="1994"/>
+            <w:shd w:fill="F3F7F6" w:val="clear"/>
+            <w:tcBorders>
+              <w:top w:val="single" w:sz="4" w:space="0" w:color="CCCCCC"/>
+              <w:left w:val="single" w:sz="4" w:space="0" w:color="CCCCCC"/>
+              <w:bottom w:val="single" w:sz="4" w:space="0" w:color="CCCCCC"/>
+              <w:right w:val="single" w:sz="4" w:space="0" w:color="CCCCCC"/>
+            </w:tcBorders>
+          </w:tcPr>
+          <w:p>
+            <w:pPr>
+              <w:spacing w:before="40" w:after="40"/>
+              <w:jc w:val="left"/>
+            </w:pPr>
+            <w:r>
+              <w:rPr>
+                <w:rFonts w:ascii="Calibri" w:hAnsi="Calibri" w:eastAsia="Calibri"/>
+                <w:b w:val="0"/>
+                <w:color w:val="222222"/>
+                <w:sz w:val="16"/>
+              </w:rPr>
+              <w:t>Electrical fault or damaged cable / controls</w:t>
+            </w:r>
+          </w:p>
+        </w:tc>
+        <w:tc>
+          <w:tcPr>
+            <w:tcW w:type="dxa" w:w="1994"/>
+            <w:shd w:fill="F3F7F6" w:val="clear"/>
+            <w:tcBorders>
+              <w:top w:val="single" w:sz="4" w:space="0" w:color="CCCCCC"/>
+              <w:left w:val="single" w:sz="4" w:space="0" w:color="CCCCCC"/>
+              <w:bottom w:val="single" w:sz="4" w:space="0" w:color="CCCCCC"/>
+              <w:right w:val="single" w:sz="4" w:space="0" w:color="CCCCCC"/>
+            </w:tcBorders>
+          </w:tcPr>
+          <w:p>
+            <w:pPr>
+              <w:spacing w:before="40" w:after="40"/>
+              <w:jc w:val="left"/>
+            </w:pPr>
+            <w:r>
+              <w:rPr>
+                <w:rFonts w:ascii="Calibri" w:hAnsi="Calibri" w:eastAsia="Calibri"/>
+                <w:b w:val="0"/>
+                <w:color w:val="222222"/>
+                <w:sz w:val="16"/>
+              </w:rPr>
+              <w:t>Electric shock, burns or fire</w:t>
+            </w:r>
+          </w:p>
+        </w:tc>
+        <w:tc>
+          <w:tcPr>
+            <w:tcW w:type="dxa" w:w="1994"/>
+            <w:shd w:fill="F3F7F6" w:val="clear"/>
+            <w:tcBorders>
+              <w:top w:val="single" w:sz="4" w:space="0" w:color="CCCCCC"/>
+              <w:left w:val="single" w:sz="4" w:space="0" w:color="CCCCCC"/>
+              <w:bottom w:val="single" w:sz="4" w:space="0" w:color="CCCCCC"/>
+              <w:right w:val="single" w:sz="4" w:space="0" w:color="CCCCCC"/>
+            </w:tcBorders>
+          </w:tcPr>
+          <w:p>
+            <w:pPr>
+              <w:spacing w:before="40" w:after="40"/>
+              <w:jc w:val="center"/>
+            </w:pPr>
+            <w:r>
+              <w:rPr>
+                <w:rFonts w:ascii="Calibri" w:hAnsi="Calibri" w:eastAsia="Calibri"/>
+                <w:b/>
+                <w:color w:val="2F6F6A"/>
+                <w:sz w:val="16"/>
+              </w:rPr>
+              <w:t>10 – High</w:t>
+            </w:r>
+          </w:p>
+        </w:tc>
+        <w:tc>
+          <w:tcPr>
+            <w:tcW w:type="dxa" w:w="1994"/>
+            <w:shd w:fill="F3F7F6" w:val="clear"/>
+            <w:tcBorders>
+              <w:top w:val="single" w:sz="4" w:space="0" w:color="CCCCCC"/>
+              <w:left w:val="single" w:sz="4" w:space="0" w:color="CCCCCC"/>
+              <w:bottom w:val="single" w:sz="4" w:space="0" w:color="CCCCCC"/>
+              <w:right w:val="single" w:sz="4" w:space="0" w:color="CCCCCC"/>
+            </w:tcBorders>
+          </w:tcPr>
+          <w:p>
+            <w:pPr>
+              <w:spacing w:before="40" w:after="40"/>
+              <w:jc w:val="left"/>
+            </w:pPr>
+            <w:r>
+              <w:rPr>
+                <w:rFonts w:ascii="Calibri" w:hAnsi="Calibri" w:eastAsia="Calibri"/>
+                <w:b w:val="0"/>
+                <w:color w:val="222222"/>
+                <w:sz w:val="16"/>
+              </w:rPr>
+              <w:t>Visual checks before use; report faults; isolate and label “DO NOT USE”; repairs by competent engineer only.</w:t>
+            </w:r>
+          </w:p>
+        </w:tc>
+        <w:tc>
+          <w:tcPr>
+            <w:tcW w:type="dxa" w:w="1994"/>
+            <w:shd w:fill="F3F7F6" w:val="clear"/>
+            <w:tcBorders>
+              <w:top w:val="single" w:sz="4" w:space="0" w:color="CCCCCC"/>
+              <w:left w:val="single" w:sz="4" w:space="0" w:color="CCCCCC"/>
+              <w:bottom w:val="single" w:sz="4" w:space="0" w:color="CCCCCC"/>
+              <w:right w:val="single" w:sz="4" w:space="0" w:color="CCCCCC"/>
+            </w:tcBorders>
+          </w:tcPr>
+          <w:p>
+            <w:pPr>
+              <w:spacing w:before="40" w:after="40"/>
+              <w:jc w:val="center"/>
+            </w:pPr>
+            <w:r>
+              <w:rPr>
+                <w:rFonts w:ascii="Calibri" w:hAnsi="Calibri" w:eastAsia="Calibri"/>
+                <w:b/>
+                <w:color w:val="2F6F6A"/>
+                <w:sz w:val="16"/>
+              </w:rPr>
+              <w:t>5 – Medium</w:t>
+            </w:r>
+          </w:p>
+        </w:tc>
+      </w:tr>
+      <w:tr>
+        <w:tc>
+          <w:tcPr>
+            <w:tcW w:type="dxa" w:w="1994"/>
+            <w:tcBorders>
+              <w:top w:val="single" w:sz="4" w:space="0" w:color="CCCCCC"/>
+              <w:left w:val="single" w:sz="4" w:space="0" w:color="CCCCCC"/>
+              <w:bottom w:val="single" w:sz="4" w:space="0" w:color="CCCCCC"/>
+              <w:right w:val="single" w:sz="4" w:space="0" w:color="CCCCCC"/>
+            </w:tcBorders>
+          </w:tcPr>
+          <w:p>
+            <w:pPr>
+              <w:spacing w:before="40" w:after="40"/>
+              <w:jc w:val="left"/>
+            </w:pPr>
+            <w:r>
+              <w:rPr>
+                <w:rFonts w:ascii="Calibri" w:hAnsi="Calibri" w:eastAsia="Calibri"/>
+                <w:b w:val="0"/>
+                <w:color w:val="222222"/>
+                <w:sz w:val="16"/>
+              </w:rPr>
+              <w:t>Contact with oven cleaning chemicals</w:t>
+            </w:r>
+          </w:p>
+        </w:tc>
+        <w:tc>
+          <w:tcPr>
+            <w:tcW w:type="dxa" w:w="1994"/>
+            <w:tcBorders>
+              <w:top w:val="single" w:sz="4" w:space="0" w:color="CCCCCC"/>
+              <w:left w:val="single" w:sz="4" w:space="0" w:color="CCCCCC"/>
+              <w:bottom w:val="single" w:sz="4" w:space="0" w:color="CCCCCC"/>
+              <w:right w:val="single" w:sz="4" w:space="0" w:color="CCCCCC"/>
+            </w:tcBorders>
+          </w:tcPr>
+          <w:p>
+            <w:pPr>
+              <w:spacing w:before="40" w:after="40"/>
+              <w:jc w:val="left"/>
+            </w:pPr>
+            <w:r>
+              <w:rPr>
+                <w:rFonts w:ascii="Calibri" w:hAnsi="Calibri" w:eastAsia="Calibri"/>
+                <w:b w:val="0"/>
+                <w:color w:val="222222"/>
+                <w:sz w:val="16"/>
+              </w:rPr>
+              <w:t>Skin/eye burns, irritation or breathing difficulty</w:t>
+            </w:r>
+          </w:p>
+        </w:tc>
+        <w:tc>
+          <w:tcPr>
+            <w:tcW w:type="dxa" w:w="1994"/>
+            <w:tcBorders>
+              <w:top w:val="single" w:sz="4" w:space="0" w:color="CCCCCC"/>
+              <w:left w:val="single" w:sz="4" w:space="0" w:color="CCCCCC"/>
+              <w:bottom w:val="single" w:sz="4" w:space="0" w:color="CCCCCC"/>
+              <w:right w:val="single" w:sz="4" w:space="0" w:color="CCCCCC"/>
+            </w:tcBorders>
+          </w:tcPr>
+          <w:p>
+            <w:pPr>
+              <w:spacing w:before="40" w:after="40"/>
+              <w:jc w:val="center"/>
+            </w:pPr>
+            <w:r>
+              <w:rPr>
+                <w:rFonts w:ascii="Calibri" w:hAnsi="Calibri" w:eastAsia="Calibri"/>
+                <w:b/>
+                <w:color w:val="2F6F6A"/>
+                <w:sz w:val="16"/>
+              </w:rPr>
+              <w:t>12 – High</w:t>
+            </w:r>
+          </w:p>
+        </w:tc>
+        <w:tc>
+          <w:tcPr>
+            <w:tcW w:type="dxa" w:w="1994"/>
+            <w:tcBorders>
+              <w:top w:val="single" w:sz="4" w:space="0" w:color="CCCCCC"/>
+              <w:left w:val="single" w:sz="4" w:space="0" w:color="CCCCCC"/>
+              <w:bottom w:val="single" w:sz="4" w:space="0" w:color="CCCCCC"/>
+              <w:right w:val="single" w:sz="4" w:space="0" w:color="CCCCCC"/>
+            </w:tcBorders>
+          </w:tcPr>
+          <w:p>
+            <w:pPr>
+              <w:spacing w:before="40" w:after="40"/>
+              <w:jc w:val="left"/>
+            </w:pPr>
+            <w:r>
+              <w:rPr>
+                <w:rFonts w:ascii="Calibri" w:hAnsi="Calibri" w:eastAsia="Calibri"/>
+                <w:b w:val="0"/>
+                <w:color w:val="222222"/>
+                <w:sz w:val="16"/>
+              </w:rPr>
+              <w:t>Use only approved Rational cleaner; follow COSHH and dosing instructions; wear gloves and eye protection; never mix chemicals; rinse as required.</w:t>
+            </w:r>
+          </w:p>
+        </w:tc>
+        <w:tc>
+          <w:tcPr>
+            <w:tcW w:type="dxa" w:w="1994"/>
+            <w:tcBorders>
+              <w:top w:val="single" w:sz="4" w:space="0" w:color="CCCCCC"/>
+              <w:left w:val="single" w:sz="4" w:space="0" w:color="CCCCCC"/>
+              <w:bottom w:val="single" w:sz="4" w:space="0" w:color="CCCCCC"/>
+              <w:right w:val="single" w:sz="4" w:space="0" w:color="CCCCCC"/>
+            </w:tcBorders>
+          </w:tcPr>
+          <w:p>
+            <w:pPr>
+              <w:spacing w:before="40" w:after="40"/>
+              <w:jc w:val="center"/>
+            </w:pPr>
+            <w:r>
+              <w:rPr>
+                <w:rFonts w:ascii="Calibri" w:hAnsi="Calibri" w:eastAsia="Calibri"/>
+                <w:b/>
+                <w:color w:val="2F6F6A"/>
+                <w:sz w:val="16"/>
+              </w:rPr>
+              <w:t>4 – Low</w:t>
+            </w:r>
+          </w:p>
+        </w:tc>
+      </w:tr>
+      <w:tr>
+        <w:tc>
+          <w:tcPr>
+            <w:tcW w:type="dxa" w:w="1994"/>
+            <w:shd w:fill="F3F7F6" w:val="clear"/>
+            <w:tcBorders>
+              <w:top w:val="single" w:sz="4" w:space="0" w:color="CCCCCC"/>
+              <w:left w:val="single" w:sz="4" w:space="0" w:color="CCCCCC"/>
+              <w:bottom w:val="single" w:sz="4" w:space="0" w:color="CCCCCC"/>
+              <w:right w:val="single" w:sz="4" w:space="0" w:color="CCCCCC"/>
+            </w:tcBorders>
+          </w:tcPr>
+          <w:p>
+            <w:pPr>
+              <w:spacing w:before="40" w:after="40"/>
+              <w:jc w:val="left"/>
+            </w:pPr>
+            <w:r>
+              <w:rPr>
+                <w:rFonts w:ascii="Calibri" w:hAnsi="Calibri" w:eastAsia="Calibri"/>
+                <w:b w:val="0"/>
+                <w:color w:val="222222"/>
+                <w:sz w:val="16"/>
+              </w:rPr>
+              <w:t>Slips from condensate / cleaning water around oven</w:t>
+            </w:r>
+          </w:p>
+        </w:tc>
+        <w:tc>
+          <w:tcPr>
+            <w:tcW w:type="dxa" w:w="1994"/>
+            <w:shd w:fill="F3F7F6" w:val="clear"/>
+            <w:tcBorders>
+              <w:top w:val="single" w:sz="4" w:space="0" w:color="CCCCCC"/>
+              <w:left w:val="single" w:sz="4" w:space="0" w:color="CCCCCC"/>
+              <w:bottom w:val="single" w:sz="4" w:space="0" w:color="CCCCCC"/>
+              <w:right w:val="single" w:sz="4" w:space="0" w:color="CCCCCC"/>
+            </w:tcBorders>
+          </w:tcPr>
+          <w:p>
+            <w:pPr>
+              <w:spacing w:before="40" w:after="40"/>
+              <w:jc w:val="left"/>
+            </w:pPr>
+            <w:r>
+              <w:rPr>
+                <w:rFonts w:ascii="Calibri" w:hAnsi="Calibri" w:eastAsia="Calibri"/>
+                <w:b w:val="0"/>
+                <w:color w:val="222222"/>
+                <w:sz w:val="16"/>
+              </w:rPr>
+              <w:t>Slips, falls and impact injuries</w:t>
+            </w:r>
+          </w:p>
+        </w:tc>
+        <w:tc>
+          <w:tcPr>
+            <w:tcW w:type="dxa" w:w="1994"/>
+            <w:shd w:fill="F3F7F6" w:val="clear"/>
+            <w:tcBorders>
+              <w:top w:val="single" w:sz="4" w:space="0" w:color="CCCCCC"/>
+              <w:left w:val="single" w:sz="4" w:space="0" w:color="CCCCCC"/>
+              <w:bottom w:val="single" w:sz="4" w:space="0" w:color="CCCCCC"/>
+              <w:right w:val="single" w:sz="4" w:space="0" w:color="CCCCCC"/>
+            </w:tcBorders>
+          </w:tcPr>
+          <w:p>
+            <w:pPr>
+              <w:spacing w:before="40" w:after="40"/>
+              <w:jc w:val="center"/>
+            </w:pPr>
+            <w:r>
+              <w:rPr>
+                <w:rFonts w:ascii="Calibri" w:hAnsi="Calibri" w:eastAsia="Calibri"/>
+                <w:b/>
+                <w:color w:val="2F6F6A"/>
+                <w:sz w:val="16"/>
+              </w:rPr>
+              <w:t>9 – Medium</w:t>
+            </w:r>
+          </w:p>
+        </w:tc>
+        <w:tc>
+          <w:tcPr>
+            <w:tcW w:type="dxa" w:w="1994"/>
+            <w:shd w:fill="F3F7F6" w:val="clear"/>
+            <w:tcBorders>
+              <w:top w:val="single" w:sz="4" w:space="0" w:color="CCCCCC"/>
+              <w:left w:val="single" w:sz="4" w:space="0" w:color="CCCCCC"/>
+              <w:bottom w:val="single" w:sz="4" w:space="0" w:color="CCCCCC"/>
+              <w:right w:val="single" w:sz="4" w:space="0" w:color="CCCCCC"/>
+            </w:tcBorders>
+          </w:tcPr>
+          <w:p>
+            <w:pPr>
+              <w:spacing w:before="40" w:after="40"/>
+              <w:jc w:val="left"/>
+            </w:pPr>
+            <w:r>
+              <w:rPr>
+                <w:rFonts w:ascii="Calibri" w:hAnsi="Calibri" w:eastAsia="Calibri"/>
+                <w:b w:val="0"/>
+                <w:color w:val="222222"/>
+                <w:sz w:val="16"/>
+              </w:rPr>
+              <w:t>Mop condensate promptly; wet-floor signs; keep walkways clear; slip-resistant footwear.</w:t>
+            </w:r>
+          </w:p>
+        </w:tc>
+        <w:tc>
+          <w:tcPr>
+            <w:tcW w:type="dxa" w:w="1994"/>
+            <w:shd w:fill="F3F7F6" w:val="clear"/>
+            <w:tcBorders>
+              <w:top w:val="single" w:sz="4" w:space="0" w:color="CCCCCC"/>
+              <w:left w:val="single" w:sz="4" w:space="0" w:color="CCCCCC"/>
+              <w:bottom w:val="single" w:sz="4" w:space="0" w:color="CCCCCC"/>
+              <w:right w:val="single" w:sz="4" w:space="0" w:color="CCCCCC"/>
+            </w:tcBorders>
+          </w:tcPr>
+          <w:p>
+            <w:pPr>
+              <w:spacing w:before="40" w:after="40"/>
+              <w:jc w:val="center"/>
+            </w:pPr>
+            <w:r>
+              <w:rPr>
+                <w:rFonts w:ascii="Calibri" w:hAnsi="Calibri" w:eastAsia="Calibri"/>
+                <w:b/>
+                <w:color w:val="2F6F6A"/>
+                <w:sz w:val="16"/>
+              </w:rPr>
+              <w:t>3 – Low</w:t>
+            </w:r>
+          </w:p>
+        </w:tc>
+      </w:tr>
+      <w:tr>
+        <w:tc>
+          <w:tcPr>
+            <w:tcW w:type="dxa" w:w="1994"/>
+            <w:tcBorders>
+              <w:top w:val="single" w:sz="4" w:space="0" w:color="CCCCCC"/>
+              <w:left w:val="single" w:sz="4" w:space="0" w:color="CCCCCC"/>
+              <w:bottom w:val="single" w:sz="4" w:space="0" w:color="CCCCCC"/>
+              <w:right w:val="single" w:sz="4" w:space="0" w:color="CCCCCC"/>
+            </w:tcBorders>
+          </w:tcPr>
+          <w:p>
+            <w:pPr>
+              <w:spacing w:before="40" w:after="40"/>
+              <w:jc w:val="left"/>
+            </w:pPr>
+            <w:r>
+              <w:rPr>
+                <w:rFonts w:ascii="Calibri" w:hAnsi="Calibri" w:eastAsia="Calibri"/>
+                <w:b w:val="0"/>
+                <w:color w:val="222222"/>
+                <w:sz w:val="16"/>
+              </w:rPr>
+              <w:t>Manual handling of loaded trays / trolleys</w:t>
+            </w:r>
+          </w:p>
+        </w:tc>
+        <w:tc>
+          <w:tcPr>
+            <w:tcW w:type="dxa" w:w="1994"/>
+            <w:tcBorders>
+              <w:top w:val="single" w:sz="4" w:space="0" w:color="CCCCCC"/>
+              <w:left w:val="single" w:sz="4" w:space="0" w:color="CCCCCC"/>
+              <w:bottom w:val="single" w:sz="4" w:space="0" w:color="CCCCCC"/>
+              <w:right w:val="single" w:sz="4" w:space="0" w:color="CCCCCC"/>
+            </w:tcBorders>
+          </w:tcPr>
+          <w:p>
+            <w:pPr>
+              <w:spacing w:before="40" w:after="40"/>
+              <w:jc w:val="left"/>
+            </w:pPr>
+            <w:r>
+              <w:rPr>
+                <w:rFonts w:ascii="Calibri" w:hAnsi="Calibri" w:eastAsia="Calibri"/>
+                <w:b w:val="0"/>
+                <w:color w:val="222222"/>
+                <w:sz w:val="16"/>
+              </w:rPr>
+              <w:t>Back, shoulder or strain injuries</w:t>
+            </w:r>
+          </w:p>
+        </w:tc>
+        <w:tc>
+          <w:tcPr>
+            <w:tcW w:type="dxa" w:w="1994"/>
+            <w:tcBorders>
+              <w:top w:val="single" w:sz="4" w:space="0" w:color="CCCCCC"/>
+              <w:left w:val="single" w:sz="4" w:space="0" w:color="CCCCCC"/>
+              <w:bottom w:val="single" w:sz="4" w:space="0" w:color="CCCCCC"/>
+              <w:right w:val="single" w:sz="4" w:space="0" w:color="CCCCCC"/>
+            </w:tcBorders>
+          </w:tcPr>
+          <w:p>
+            <w:pPr>
+              <w:spacing w:before="40" w:after="40"/>
+              <w:jc w:val="center"/>
+            </w:pPr>
+            <w:r>
+              <w:rPr>
+                <w:rFonts w:ascii="Calibri" w:hAnsi="Calibri" w:eastAsia="Calibri"/>
+                <w:b/>
+                <w:color w:val="2F6F6A"/>
+                <w:sz w:val="16"/>
+              </w:rPr>
+              <w:t>9 – Medium</w:t>
+            </w:r>
+          </w:p>
+        </w:tc>
+        <w:tc>
+          <w:tcPr>
+            <w:tcW w:type="dxa" w:w="1994"/>
+            <w:tcBorders>
+              <w:top w:val="single" w:sz="4" w:space="0" w:color="CCCCCC"/>
+              <w:left w:val="single" w:sz="4" w:space="0" w:color="CCCCCC"/>
+              <w:bottom w:val="single" w:sz="4" w:space="0" w:color="CCCCCC"/>
+              <w:right w:val="single" w:sz="4" w:space="0" w:color="CCCCCC"/>
+            </w:tcBorders>
+          </w:tcPr>
+          <w:p>
+            <w:pPr>
+              <w:spacing w:before="40" w:after="40"/>
+              <w:jc w:val="left"/>
+            </w:pPr>
+            <w:r>
+              <w:rPr>
+                <w:rFonts w:ascii="Calibri" w:hAnsi="Calibri" w:eastAsia="Calibri"/>
+                <w:b w:val="0"/>
+                <w:color w:val="222222"/>
+                <w:sz w:val="16"/>
+              </w:rPr>
+              <w:t>Use trolley where available; keep loads manageable; ask for help with heavy pans; good posture.</w:t>
+            </w:r>
+          </w:p>
+        </w:tc>
+        <w:tc>
+          <w:tcPr>
+            <w:tcW w:type="dxa" w:w="1994"/>
+            <w:tcBorders>
+              <w:top w:val="single" w:sz="4" w:space="0" w:color="CCCCCC"/>
+              <w:left w:val="single" w:sz="4" w:space="0" w:color="CCCCCC"/>
+              <w:bottom w:val="single" w:sz="4" w:space="0" w:color="CCCCCC"/>
+              <w:right w:val="single" w:sz="4" w:space="0" w:color="CCCCCC"/>
+            </w:tcBorders>
+          </w:tcPr>
+          <w:p>
+            <w:pPr>
+              <w:spacing w:before="40" w:after="40"/>
+              <w:jc w:val="center"/>
+            </w:pPr>
+            <w:r>
+              <w:rPr>
+                <w:rFonts w:ascii="Calibri" w:hAnsi="Calibri" w:eastAsia="Calibri"/>
+                <w:b/>
+                <w:color w:val="2F6F6A"/>
+                <w:sz w:val="16"/>
+              </w:rPr>
+              <w:t>4 – Low</w:t>
+            </w:r>
+          </w:p>
+        </w:tc>
+      </w:tr>
+      <w:tr>
+        <w:tc>
+          <w:tcPr>
+            <w:tcW w:type="dxa" w:w="1994"/>
+            <w:shd w:fill="F3F7F6" w:val="clear"/>
+            <w:tcBorders>
+              <w:top w:val="single" w:sz="4" w:space="0" w:color="CCCCCC"/>
+              <w:left w:val="single" w:sz="4" w:space="0" w:color="CCCCCC"/>
+              <w:bottom w:val="single" w:sz="4" w:space="0" w:color="CCCCCC"/>
+              <w:right w:val="single" w:sz="4" w:space="0" w:color="CCCCCC"/>
+            </w:tcBorders>
+          </w:tcPr>
+          <w:p>
+            <w:pPr>
+              <w:spacing w:before="40" w:after="40"/>
+              <w:jc w:val="left"/>
+            </w:pPr>
+            <w:r>
+              <w:rPr>
+                <w:rFonts w:ascii="Calibri" w:hAnsi="Calibri" w:eastAsia="Calibri"/>
+                <w:b w:val="0"/>
+                <w:color w:val="222222"/>
+                <w:sz w:val="16"/>
+              </w:rPr>
+              <w:t>Undercooking / temperature abuse of food</w:t>
+            </w:r>
+          </w:p>
+        </w:tc>
+        <w:tc>
+          <w:tcPr>
+            <w:tcW w:type="dxa" w:w="1994"/>
+            <w:shd w:fill="F3F7F6" w:val="clear"/>
+            <w:tcBorders>
+              <w:top w:val="single" w:sz="4" w:space="0" w:color="CCCCCC"/>
+              <w:left w:val="single" w:sz="4" w:space="0" w:color="CCCCCC"/>
+              <w:bottom w:val="single" w:sz="4" w:space="0" w:color="CCCCCC"/>
+              <w:right w:val="single" w:sz="4" w:space="0" w:color="CCCCCC"/>
+            </w:tcBorders>
+          </w:tcPr>
+          <w:p>
+            <w:pPr>
+              <w:spacing w:before="40" w:after="40"/>
+              <w:jc w:val="left"/>
+            </w:pPr>
+            <w:r>
+              <w:rPr>
+                <w:rFonts w:ascii="Calibri" w:hAnsi="Calibri" w:eastAsia="Calibri"/>
+                <w:b w:val="0"/>
+                <w:color w:val="222222"/>
+                <w:sz w:val="16"/>
+              </w:rPr>
+              <w:t>Food poisoning risk to guests</w:t>
+            </w:r>
+          </w:p>
+        </w:tc>
+        <w:tc>
+          <w:tcPr>
+            <w:tcW w:type="dxa" w:w="1994"/>
+            <w:shd w:fill="F3F7F6" w:val="clear"/>
+            <w:tcBorders>
+              <w:top w:val="single" w:sz="4" w:space="0" w:color="CCCCCC"/>
+              <w:left w:val="single" w:sz="4" w:space="0" w:color="CCCCCC"/>
+              <w:bottom w:val="single" w:sz="4" w:space="0" w:color="CCCCCC"/>
+              <w:right w:val="single" w:sz="4" w:space="0" w:color="CCCCCC"/>
+            </w:tcBorders>
+          </w:tcPr>
+          <w:p>
+            <w:pPr>
+              <w:spacing w:before="40" w:after="40"/>
+              <w:jc w:val="center"/>
+            </w:pPr>
+            <w:r>
+              <w:rPr>
+                <w:rFonts w:ascii="Calibri" w:hAnsi="Calibri" w:eastAsia="Calibri"/>
+                <w:b/>
+                <w:color w:val="2F6F6A"/>
+                <w:sz w:val="16"/>
+              </w:rPr>
+              <w:t>12 – High</w:t>
+            </w:r>
+          </w:p>
+        </w:tc>
+        <w:tc>
+          <w:tcPr>
+            <w:tcW w:type="dxa" w:w="1994"/>
+            <w:shd w:fill="F3F7F6" w:val="clear"/>
+            <w:tcBorders>
+              <w:top w:val="single" w:sz="4" w:space="0" w:color="CCCCCC"/>
+              <w:left w:val="single" w:sz="4" w:space="0" w:color="CCCCCC"/>
+              <w:bottom w:val="single" w:sz="4" w:space="0" w:color="CCCCCC"/>
+              <w:right w:val="single" w:sz="4" w:space="0" w:color="CCCCCC"/>
+            </w:tcBorders>
+          </w:tcPr>
+          <w:p>
+            <w:pPr>
+              <w:spacing w:before="40" w:after="40"/>
+              <w:jc w:val="left"/>
+            </w:pPr>
+            <w:r>
+              <w:rPr>
+                <w:rFonts w:ascii="Calibri" w:hAnsi="Calibri" w:eastAsia="Calibri"/>
+                <w:b w:val="0"/>
+                <w:color w:val="222222"/>
+                <w:sz w:val="16"/>
+              </w:rPr>
+              <w:t>Use correct programmes; probe core temperatures where required; follow HACCP and hot-holding rules.</w:t>
+            </w:r>
+          </w:p>
+        </w:tc>
+        <w:tc>
+          <w:tcPr>
+            <w:tcW w:type="dxa" w:w="1994"/>
+            <w:shd w:fill="F3F7F6" w:val="clear"/>
+            <w:tcBorders>
+              <w:top w:val="single" w:sz="4" w:space="0" w:color="CCCCCC"/>
+              <w:left w:val="single" w:sz="4" w:space="0" w:color="CCCCCC"/>
+              <w:bottom w:val="single" w:sz="4" w:space="0" w:color="CCCCCC"/>
+              <w:right w:val="single" w:sz="4" w:space="0" w:color="CCCCCC"/>
+            </w:tcBorders>
+          </w:tcPr>
+          <w:p>
+            <w:pPr>
+              <w:spacing w:before="40" w:after="40"/>
+              <w:jc w:val="center"/>
+            </w:pPr>
+            <w:r>
+              <w:rPr>
+                <w:rFonts w:ascii="Calibri" w:hAnsi="Calibri" w:eastAsia="Calibri"/>
+                <w:b/>
+                <w:color w:val="2F6F6A"/>
+                <w:sz w:val="16"/>
+              </w:rPr>
+              <w:t>4 – Low</w:t>
+            </w:r>
+          </w:p>
+        </w:tc>
+      </w:tr>
+      <w:tr>
+        <w:tc>
+          <w:tcPr>
+            <w:tcW w:type="dxa" w:w="1994"/>
+            <w:tcBorders>
+              <w:top w:val="single" w:sz="4" w:space="0" w:color="CCCCCC"/>
+              <w:left w:val="single" w:sz="4" w:space="0" w:color="CCCCCC"/>
+              <w:bottom w:val="single" w:sz="4" w:space="0" w:color="CCCCCC"/>
+              <w:right w:val="single" w:sz="4" w:space="0" w:color="CCCCCC"/>
+            </w:tcBorders>
+          </w:tcPr>
+          <w:p>
+            <w:pPr>
+              <w:spacing w:before="40" w:after="40"/>
+              <w:jc w:val="left"/>
+            </w:pPr>
+            <w:r>
+              <w:rPr>
+                <w:rFonts w:ascii="Calibri" w:hAnsi="Calibri" w:eastAsia="Calibri"/>
+                <w:b w:val="0"/>
+                <w:color w:val="222222"/>
+                <w:sz w:val="16"/>
+              </w:rPr>
+              <w:t>Use by untrained staff</w:t>
+            </w:r>
+          </w:p>
+        </w:tc>
+        <w:tc>
+          <w:tcPr>
+            <w:tcW w:type="dxa" w:w="1994"/>
+            <w:tcBorders>
+              <w:top w:val="single" w:sz="4" w:space="0" w:color="CCCCCC"/>
+              <w:left w:val="single" w:sz="4" w:space="0" w:color="CCCCCC"/>
+              <w:bottom w:val="single" w:sz="4" w:space="0" w:color="CCCCCC"/>
+              <w:right w:val="single" w:sz="4" w:space="0" w:color="CCCCCC"/>
+            </w:tcBorders>
+          </w:tcPr>
+          <w:p>
+            <w:pPr>
+              <w:spacing w:before="40" w:after="40"/>
+              <w:jc w:val="left"/>
+            </w:pPr>
+            <w:r>
+              <w:rPr>
+                <w:rFonts w:ascii="Calibri" w:hAnsi="Calibri" w:eastAsia="Calibri"/>
+                <w:b w:val="0"/>
+                <w:color w:val="222222"/>
+                <w:sz w:val="16"/>
+              </w:rPr>
+              <w:t>Burns, scalds, chemical injury or unsafe cooking</w:t>
+            </w:r>
+          </w:p>
+        </w:tc>
+        <w:tc>
+          <w:tcPr>
+            <w:tcW w:type="dxa" w:w="1994"/>
+            <w:tcBorders>
+              <w:top w:val="single" w:sz="4" w:space="0" w:color="CCCCCC"/>
+              <w:left w:val="single" w:sz="4" w:space="0" w:color="CCCCCC"/>
+              <w:bottom w:val="single" w:sz="4" w:space="0" w:color="CCCCCC"/>
+              <w:right w:val="single" w:sz="4" w:space="0" w:color="CCCCCC"/>
+            </w:tcBorders>
+          </w:tcPr>
+          <w:p>
+            <w:pPr>
+              <w:spacing w:before="40" w:after="40"/>
+              <w:jc w:val="center"/>
+            </w:pPr>
+            <w:r>
+              <w:rPr>
+                <w:rFonts w:ascii="Calibri" w:hAnsi="Calibri" w:eastAsia="Calibri"/>
+                <w:b/>
+                <w:color w:val="2F6F6A"/>
+                <w:sz w:val="16"/>
+              </w:rPr>
+              <w:t>12 – High</w:t>
+            </w:r>
+          </w:p>
+        </w:tc>
+        <w:tc>
+          <w:tcPr>
+            <w:tcW w:type="dxa" w:w="1994"/>
+            <w:tcBorders>
+              <w:top w:val="single" w:sz="4" w:space="0" w:color="CCCCCC"/>
+              <w:left w:val="single" w:sz="4" w:space="0" w:color="CCCCCC"/>
+              <w:bottom w:val="single" w:sz="4" w:space="0" w:color="CCCCCC"/>
+              <w:right w:val="single" w:sz="4" w:space="0" w:color="CCCCCC"/>
+            </w:tcBorders>
+          </w:tcPr>
+          <w:p>
+            <w:pPr>
+              <w:spacing w:before="40" w:after="40"/>
+              <w:jc w:val="left"/>
+            </w:pPr>
+            <w:r>
+              <w:rPr>
+                <w:rFonts w:ascii="Calibri" w:hAnsi="Calibri" w:eastAsia="Calibri"/>
+                <w:b w:val="0"/>
+                <w:color w:val="222222"/>
+                <w:sz w:val="16"/>
+              </w:rPr>
+              <w:t>Only trained authorised operators; supervise new staff; keep operating instructions accessible.</w:t>
+            </w:r>
+          </w:p>
+        </w:tc>
+        <w:tc>
+          <w:tcPr>
+            <w:tcW w:type="dxa" w:w="1994"/>
+            <w:tcBorders>
+              <w:top w:val="single" w:sz="4" w:space="0" w:color="CCCCCC"/>
+              <w:left w:val="single" w:sz="4" w:space="0" w:color="CCCCCC"/>
+              <w:bottom w:val="single" w:sz="4" w:space="0" w:color="CCCCCC"/>
+              <w:right w:val="single" w:sz="4" w:space="0" w:color="CCCCCC"/>
+            </w:tcBorders>
+          </w:tcPr>
+          <w:p>
+            <w:pPr>
+              <w:spacing w:before="40" w:after="40"/>
+              <w:jc w:val="center"/>
+            </w:pPr>
+            <w:r>
+              <w:rPr>
+                <w:rFonts w:ascii="Calibri" w:hAnsi="Calibri" w:eastAsia="Calibri"/>
+                <w:b/>
+                <w:color w:val="2F6F6A"/>
+                <w:sz w:val="16"/>
+              </w:rPr>
+              <w:t>4 – Low</w:t>
+            </w:r>
+          </w:p>
+        </w:tc>
+      </w:tr>
+    </w:tbl>
+    <w:p/>
+    <w:p>
+      <w:pPr>
+        <w:spacing w:before="200" w:after="160"/>
+      </w:pPr>
+      <w:r>
+        <w:rPr>
+          <w:rFonts w:ascii="Georgia" w:hAnsi="Georgia" w:eastAsia="Georgia"/>
+          <w:b/>
+          <w:color w:val="2F6F6A"/>
+          <w:sz w:val="26"/>
+        </w:rPr>
+        <w:t>6. Required PPE</w:t>
+      </w:r>
+    </w:p>
+    <w:p>
+      <w:pPr>
+        <w:pStyle w:val="ListBullet"/>
+        <w:spacing w:after="60"/>
+      </w:pPr>
+      <w:r>
+        <w:rPr>
+          <w:rFonts w:ascii="Calibri" w:hAnsi="Calibri" w:eastAsia="Calibri"/>
+          <w:b w:val="0"/>
+          <w:color w:val="222222"/>
+          <w:sz w:val="22"/>
+        </w:rPr>
+        <w:t>Apron / chef whites</w:t>
+      </w:r>
+    </w:p>
+    <w:p>
+      <w:pPr>
+        <w:pStyle w:val="ListBullet"/>
+        <w:spacing w:after="60"/>
+      </w:pPr>
+      <w:r>
+        <w:rPr>
+          <w:rFonts w:ascii="Calibri" w:hAnsi="Calibri" w:eastAsia="Calibri"/>
+          <w:b w:val="0"/>
+          <w:color w:val="222222"/>
+          <w:sz w:val="22"/>
+        </w:rPr>
+        <w:t>Non-slip footwear</w:t>
+      </w:r>
+    </w:p>
+    <w:p>
+      <w:pPr>
+        <w:pStyle w:val="ListBullet"/>
+        <w:spacing w:after="60"/>
+      </w:pPr>
+      <w:r>
+        <w:rPr>
+          <w:rFonts w:ascii="Calibri" w:hAnsi="Calibri" w:eastAsia="Calibri"/>
+          <w:b w:val="0"/>
+          <w:color w:val="222222"/>
+          <w:sz w:val="22"/>
+        </w:rPr>
+        <w:t>Heat-resistant gloves or dry oven cloths</w:t>
+      </w:r>
+    </w:p>
+    <w:p>
+      <w:pPr>
+        <w:pStyle w:val="ListBullet"/>
+        <w:spacing w:after="60"/>
+      </w:pPr>
+      <w:r>
+        <w:rPr>
+          <w:rFonts w:ascii="Calibri" w:hAnsi="Calibri" w:eastAsia="Calibri"/>
+          <w:b w:val="0"/>
+          <w:color w:val="222222"/>
+          <w:sz w:val="22"/>
+        </w:rPr>
+        <w:t>Chemical-resistant gloves and eye protection when handling oven cleaner</w:t>
+      </w:r>
+    </w:p>
+    <w:p>
+      <w:pPr>
+        <w:spacing w:before="200" w:after="160"/>
+      </w:pPr>
+      <w:r>
+        <w:rPr>
+          <w:rFonts w:ascii="Georgia" w:hAnsi="Georgia" w:eastAsia="Georgia"/>
+          <w:b/>
+          <w:color w:val="2F6F6A"/>
+          <w:sz w:val="26"/>
+        </w:rPr>
+        <w:t>7. Emergency Arrangements</w:t>
+      </w:r>
+    </w:p>
+    <w:p>
+      <w:pPr>
+        <w:pStyle w:val="ListBullet"/>
+        <w:spacing w:after="60"/>
+      </w:pPr>
+      <w:r>
+        <w:rPr>
+          <w:rFonts w:ascii="Calibri" w:hAnsi="Calibri" w:eastAsia="Calibri"/>
+          <w:b w:val="0"/>
+          <w:color w:val="222222"/>
+          <w:sz w:val="22"/>
+        </w:rPr>
+        <w:t>Burns/scalds: cool under lukewarm running water for at least 20 minutes; seek first aid; call 999 for serious burns.</w:t>
+      </w:r>
+    </w:p>
+    <w:p>
+      <w:pPr>
+        <w:pStyle w:val="ListBullet"/>
+        <w:spacing w:after="60"/>
+      </w:pPr>
+      <w:r>
+        <w:rPr>
+          <w:rFonts w:ascii="Calibri" w:hAnsi="Calibri" w:eastAsia="Calibri"/>
+          <w:b w:val="0"/>
+          <w:color w:val="222222"/>
+          <w:sz w:val="22"/>
+        </w:rPr>
+        <w:t>Fire: shut down if safe, evacuate if needed, use the correct extinguisher only if trained, call 999.</w:t>
+      </w:r>
+    </w:p>
+    <w:p>
+      <w:pPr>
+        <w:pStyle w:val="ListBullet"/>
+        <w:spacing w:after="60"/>
+      </w:pPr>
+      <w:r>
+        <w:rPr>
+          <w:rFonts w:ascii="Calibri" w:hAnsi="Calibri" w:eastAsia="Calibri"/>
+          <w:b w:val="0"/>
+          <w:color w:val="222222"/>
+          <w:sz w:val="22"/>
+        </w:rPr>
+        <w:t>Chemical contact: rinse skin/eyes as per SDS/COSHH; seek medical help for eye exposure or persistent symptoms.</w:t>
+      </w:r>
+    </w:p>
+    <w:p>
+      <w:pPr>
+        <w:pStyle w:val="ListBullet"/>
+        <w:spacing w:after="60"/>
+      </w:pPr>
+      <w:r>
+        <w:rPr>
+          <w:rFonts w:ascii="Calibri" w:hAnsi="Calibri" w:eastAsia="Calibri"/>
+          <w:b w:val="0"/>
+          <w:color w:val="222222"/>
+          <w:sz w:val="22"/>
+        </w:rPr>
+        <w:t>Faulty oven: stop programme if safe, isolate power where possible, label “DO NOT USE – FAULTY”, report to manager.</w:t>
+      </w:r>
+    </w:p>
+    <w:p>
+      <w:pPr>
+        <w:spacing w:before="200" w:after="160"/>
+      </w:pPr>
+      <w:r>
+        <w:rPr>
+          <w:rFonts w:ascii="Georgia" w:hAnsi="Georgia" w:eastAsia="Georgia"/>
+          <w:b/>
+          <w:color w:val="2F6F6A"/>
+          <w:sz w:val="26"/>
+        </w:rPr>
+        <w:t>8. Additional Notes</w:t>
+      </w:r>
+    </w:p>
+    <w:p>
+      <w:pPr>
+        <w:pStyle w:val="ListBullet"/>
+        <w:spacing w:after="60"/>
+      </w:pPr>
+      <w:r>
+        <w:rPr>
+          <w:rFonts w:ascii="Calibri" w:hAnsi="Calibri" w:eastAsia="Calibri"/>
+          <w:b w:val="0"/>
+          <w:color w:val="222222"/>
+          <w:sz w:val="22"/>
+        </w:rPr>
+        <w:t>This section restores the Rational oven risk assessment that was missing from the earlier combined pack.</w:t>
+      </w:r>
+    </w:p>
+    <w:p>
+      <w:pPr>
+        <w:pStyle w:val="ListBullet"/>
+        <w:spacing w:after="60"/>
+      </w:pPr>
+      <w:r>
+        <w:rPr>
+          <w:rFonts w:ascii="Calibri" w:hAnsi="Calibri" w:eastAsia="Calibri"/>
+          <w:b w:val="0"/>
+          <w:color w:val="222222"/>
+          <w:sz w:val="22"/>
+        </w:rPr>
+        <w:t>Insert the exact Rational model number from the machine rating plate when known.</w:t>
+      </w:r>
+    </w:p>
+    <w:p>
+      <w:pPr>
+        <w:pStyle w:val="ListBullet"/>
+        <w:spacing w:after="60"/>
+      </w:pPr>
+      <w:r>
+        <w:rPr>
+          <w:rFonts w:ascii="Calibri" w:hAnsi="Calibri" w:eastAsia="Calibri"/>
+          <w:b w:val="0"/>
+          <w:color w:val="222222"/>
+          <w:sz w:val="22"/>
+        </w:rPr>
+        <w:t>Keep the manufacturer manual and cleaning chemical SDS with this assessment.</w:t>
+      </w:r>
+    </w:p>
+    <w:p>
+      <w:r>
+        <w:br w:type="page"/>
+      </w:r>
+    </w:p>
+    <w:p>
+      <w:pPr>
+        <w:spacing w:before="360" w:after="160"/>
+      </w:pPr>
+      <w:r>
+        <w:rPr>
+          <w:rFonts w:ascii="Georgia" w:hAnsi="Georgia" w:eastAsia="Georgia"/>
+          <w:b/>
+          <w:color w:val="1B3A4B"/>
+          <w:sz w:val="32"/>
+        </w:rPr>
+        <w:t>Kitchen Chemicals (COSHH) — Risk Assessment &amp; Safe Use</w:t>
+      </w:r>
+    </w:p>
+    <w:p>
+      <w:pPr>
+        <w:spacing w:before="200" w:after="160"/>
+      </w:pPr>
+      <w:r>
+        <w:rPr>
+          <w:rFonts w:ascii="Georgia" w:hAnsi="Georgia" w:eastAsia="Georgia"/>
+          <w:b/>
+          <w:color w:val="2F6F6A"/>
+          <w:sz w:val="26"/>
+        </w:rPr>
+        <w:t>1. Assessment Information</w:t>
+      </w:r>
+    </w:p>
+    <w:tbl>
+      <w:tblPr>
+        <w:tblW w:type="auto" w:w="0"/>
+        <w:jc w:val="center"/>
+        <w:tblLayout w:type="autofit"/>
+        <w:tblLook w:firstColumn="1" w:firstRow="1" w:lastColumn="0" w:lastRow="0" w:noHBand="0" w:noVBand="1" w:val="04A0"/>
+      </w:tblPr>
+      <w:tblGrid>
+        <w:gridCol w:w="4986"/>
+        <w:gridCol w:w="4986"/>
+      </w:tblGrid>
+      <w:tr>
+        <w:tc>
+          <w:tcPr>
+            <w:tcW w:type="dxa" w:w="3118"/>
+            <w:shd w:fill="F3F7F6" w:val="clear"/>
+            <w:tcBorders>
+              <w:top w:val="single" w:sz="4" w:space="0" w:color="CCCCCC"/>
+              <w:left w:val="single" w:sz="4" w:space="0" w:color="CCCCCC"/>
+              <w:bottom w:val="single" w:sz="4" w:space="0" w:color="CCCCCC"/>
+              <w:right w:val="single" w:sz="4" w:space="0" w:color="CCCCCC"/>
+            </w:tcBorders>
+          </w:tcPr>
+          <w:p>
+            <w:pPr>
+              <w:spacing w:before="40" w:after="40"/>
+              <w:jc w:val="left"/>
+            </w:pPr>
+            <w:r>
+              <w:rPr>
+                <w:rFonts w:ascii="Calibri" w:hAnsi="Calibri" w:eastAsia="Calibri"/>
+                <w:b/>
+                <w:color w:val="1B3A4B"/>
+                <w:sz w:val="20"/>
+              </w:rPr>
+              <w:t>Workplace</w:t>
+            </w:r>
+          </w:p>
+        </w:tc>
+        <w:tc>
+          <w:tcPr>
+            <w:tcW w:type="dxa" w:w="6236"/>
+            <w:tcBorders>
+              <w:top w:val="single" w:sz="4" w:space="0" w:color="CCCCCC"/>
+              <w:left w:val="single" w:sz="4" w:space="0" w:color="CCCCCC"/>
+              <w:bottom w:val="single" w:sz="4" w:space="0" w:color="CCCCCC"/>
+              <w:right w:val="single" w:sz="4" w:space="0" w:color="CCCCCC"/>
+            </w:tcBorders>
+          </w:tcPr>
+          <w:p>
+            <w:pPr>
+              <w:spacing w:before="40" w:after="40"/>
+              <w:jc w:val="left"/>
+            </w:pPr>
+            <w:r>
+              <w:rPr>
+                <w:rFonts w:ascii="Calibri" w:hAnsi="Calibri" w:eastAsia="Calibri"/>
+                <w:b w:val="0"/>
+                <w:color w:val="222222"/>
+                <w:sz w:val="20"/>
+              </w:rPr>
+              <w:t>The Vedanta Kitchen &amp; Retreat Centre</w:t>
+            </w:r>
+          </w:p>
+        </w:tc>
+      </w:tr>
+      <w:tr>
+        <w:tc>
+          <w:tcPr>
+            <w:tcW w:type="dxa" w:w="3118"/>
+            <w:shd w:fill="F3F7F6" w:val="clear"/>
+            <w:tcBorders>
+              <w:top w:val="single" w:sz="4" w:space="0" w:color="CCCCCC"/>
+              <w:left w:val="single" w:sz="4" w:space="0" w:color="CCCCCC"/>
+              <w:bottom w:val="single" w:sz="4" w:space="0" w:color="CCCCCC"/>
+              <w:right w:val="single" w:sz="4" w:space="0" w:color="CCCCCC"/>
+            </w:tcBorders>
+          </w:tcPr>
+          <w:p>
+            <w:pPr>
+              <w:spacing w:before="40" w:after="40"/>
+              <w:jc w:val="left"/>
+            </w:pPr>
+            <w:r>
+              <w:rPr>
+                <w:rFonts w:ascii="Calibri" w:hAnsi="Calibri" w:eastAsia="Calibri"/>
+                <w:b/>
+                <w:color w:val="1B3A4B"/>
+                <w:sz w:val="20"/>
+              </w:rPr>
+              <w:t>Department</w:t>
+            </w:r>
+          </w:p>
+        </w:tc>
+        <w:tc>
+          <w:tcPr>
+            <w:tcW w:type="dxa" w:w="6236"/>
+            <w:tcBorders>
+              <w:top w:val="single" w:sz="4" w:space="0" w:color="CCCCCC"/>
+              <w:left w:val="single" w:sz="4" w:space="0" w:color="CCCCCC"/>
+              <w:bottom w:val="single" w:sz="4" w:space="0" w:color="CCCCCC"/>
+              <w:right w:val="single" w:sz="4" w:space="0" w:color="CCCCCC"/>
+            </w:tcBorders>
+          </w:tcPr>
+          <w:p>
+            <w:pPr>
+              <w:spacing w:before="40" w:after="40"/>
+              <w:jc w:val="left"/>
+            </w:pPr>
+            <w:r>
+              <w:rPr>
+                <w:rFonts w:ascii="Calibri" w:hAnsi="Calibri" w:eastAsia="Calibri"/>
+                <w:b w:val="0"/>
+                <w:color w:val="222222"/>
+                <w:sz w:val="20"/>
+              </w:rPr>
+              <w:t>Main Kitchen / Cleaning</w:t>
+            </w:r>
+          </w:p>
+        </w:tc>
+      </w:tr>
+      <w:tr>
+        <w:tc>
+          <w:tcPr>
+            <w:tcW w:type="dxa" w:w="3118"/>
+            <w:shd w:fill="F3F7F6" w:val="clear"/>
+            <w:tcBorders>
+              <w:top w:val="single" w:sz="4" w:space="0" w:color="CCCCCC"/>
+              <w:left w:val="single" w:sz="4" w:space="0" w:color="CCCCCC"/>
+              <w:bottom w:val="single" w:sz="4" w:space="0" w:color="CCCCCC"/>
+              <w:right w:val="single" w:sz="4" w:space="0" w:color="CCCCCC"/>
+            </w:tcBorders>
+          </w:tcPr>
+          <w:p>
+            <w:pPr>
+              <w:spacing w:before="40" w:after="40"/>
+              <w:jc w:val="left"/>
+            </w:pPr>
+            <w:r>
+              <w:rPr>
+                <w:rFonts w:ascii="Calibri" w:hAnsi="Calibri" w:eastAsia="Calibri"/>
+                <w:b/>
+                <w:color w:val="1B3A4B"/>
+                <w:sz w:val="20"/>
+              </w:rPr>
+              <w:t>Activity</w:t>
+            </w:r>
+          </w:p>
+        </w:tc>
+        <w:tc>
+          <w:tcPr>
+            <w:tcW w:type="dxa" w:w="6236"/>
+            <w:tcBorders>
+              <w:top w:val="single" w:sz="4" w:space="0" w:color="CCCCCC"/>
+              <w:left w:val="single" w:sz="4" w:space="0" w:color="CCCCCC"/>
+              <w:bottom w:val="single" w:sz="4" w:space="0" w:color="CCCCCC"/>
+              <w:right w:val="single" w:sz="4" w:space="0" w:color="CCCCCC"/>
+            </w:tcBorders>
+          </w:tcPr>
+          <w:p>
+            <w:pPr>
+              <w:spacing w:before="40" w:after="40"/>
+              <w:jc w:val="left"/>
+            </w:pPr>
+            <w:r>
+              <w:rPr>
+                <w:rFonts w:ascii="Calibri" w:hAnsi="Calibri" w:eastAsia="Calibri"/>
+                <w:b w:val="0"/>
+                <w:color w:val="222222"/>
+                <w:sz w:val="20"/>
+              </w:rPr>
+              <w:t>Storage, dilution, use and disposal of kitchen cleaning and sanitation chemicals</w:t>
+            </w:r>
+          </w:p>
+        </w:tc>
+      </w:tr>
+      <w:tr>
+        <w:tc>
+          <w:tcPr>
+            <w:tcW w:type="dxa" w:w="3118"/>
+            <w:shd w:fill="F3F7F6" w:val="clear"/>
+            <w:tcBorders>
+              <w:top w:val="single" w:sz="4" w:space="0" w:color="CCCCCC"/>
+              <w:left w:val="single" w:sz="4" w:space="0" w:color="CCCCCC"/>
+              <w:bottom w:val="single" w:sz="4" w:space="0" w:color="CCCCCC"/>
+              <w:right w:val="single" w:sz="4" w:space="0" w:color="CCCCCC"/>
+            </w:tcBorders>
+          </w:tcPr>
+          <w:p>
+            <w:pPr>
+              <w:spacing w:before="40" w:after="40"/>
+              <w:jc w:val="left"/>
+            </w:pPr>
+            <w:r>
+              <w:rPr>
+                <w:rFonts w:ascii="Calibri" w:hAnsi="Calibri" w:eastAsia="Calibri"/>
+                <w:b/>
+                <w:color w:val="1B3A4B"/>
+                <w:sz w:val="20"/>
+              </w:rPr>
+              <w:t>Typical products</w:t>
+            </w:r>
+          </w:p>
+        </w:tc>
+        <w:tc>
+          <w:tcPr>
+            <w:tcW w:type="dxa" w:w="6236"/>
+            <w:tcBorders>
+              <w:top w:val="single" w:sz="4" w:space="0" w:color="CCCCCC"/>
+              <w:left w:val="single" w:sz="4" w:space="0" w:color="CCCCCC"/>
+              <w:bottom w:val="single" w:sz="4" w:space="0" w:color="CCCCCC"/>
+              <w:right w:val="single" w:sz="4" w:space="0" w:color="CCCCCC"/>
+            </w:tcBorders>
+          </w:tcPr>
+          <w:p>
+            <w:pPr>
+              <w:spacing w:before="40" w:after="40"/>
+              <w:jc w:val="left"/>
+            </w:pPr>
+            <w:r>
+              <w:rPr>
+                <w:rFonts w:ascii="Calibri" w:hAnsi="Calibri" w:eastAsia="Calibri"/>
+                <w:b w:val="0"/>
+                <w:color w:val="222222"/>
+                <w:sz w:val="20"/>
+              </w:rPr>
+              <w:t>Detergents, sanitiser, degreaser, descaler, oven cleaner, dishwasher chemicals, surface cleaner</w:t>
+            </w:r>
+          </w:p>
+        </w:tc>
+      </w:tr>
+      <w:tr>
+        <w:tc>
+          <w:tcPr>
+            <w:tcW w:type="dxa" w:w="3118"/>
+            <w:shd w:fill="F3F7F6" w:val="clear"/>
+            <w:tcBorders>
+              <w:top w:val="single" w:sz="4" w:space="0" w:color="CCCCCC"/>
+              <w:left w:val="single" w:sz="4" w:space="0" w:color="CCCCCC"/>
+              <w:bottom w:val="single" w:sz="4" w:space="0" w:color="CCCCCC"/>
+              <w:right w:val="single" w:sz="4" w:space="0" w:color="CCCCCC"/>
+            </w:tcBorders>
+          </w:tcPr>
+          <w:p>
+            <w:pPr>
+              <w:spacing w:before="40" w:after="40"/>
+              <w:jc w:val="left"/>
+            </w:pPr>
+            <w:r>
+              <w:rPr>
+                <w:rFonts w:ascii="Calibri" w:hAnsi="Calibri" w:eastAsia="Calibri"/>
+                <w:b/>
+                <w:color w:val="1B3A4B"/>
+                <w:sz w:val="20"/>
+              </w:rPr>
+              <w:t>Persons completing the task</w:t>
+            </w:r>
+          </w:p>
+        </w:tc>
+        <w:tc>
+          <w:tcPr>
+            <w:tcW w:type="dxa" w:w="6236"/>
+            <w:tcBorders>
+              <w:top w:val="single" w:sz="4" w:space="0" w:color="CCCCCC"/>
+              <w:left w:val="single" w:sz="4" w:space="0" w:color="CCCCCC"/>
+              <w:bottom w:val="single" w:sz="4" w:space="0" w:color="CCCCCC"/>
+              <w:right w:val="single" w:sz="4" w:space="0" w:color="CCCCCC"/>
+            </w:tcBorders>
+          </w:tcPr>
+          <w:p>
+            <w:pPr>
+              <w:spacing w:before="40" w:after="40"/>
+              <w:jc w:val="left"/>
+            </w:pPr>
+            <w:r>
+              <w:rPr>
+                <w:rFonts w:ascii="Calibri" w:hAnsi="Calibri" w:eastAsia="Calibri"/>
+                <w:b w:val="0"/>
+                <w:color w:val="222222"/>
+                <w:sz w:val="20"/>
+              </w:rPr>
+              <w:t>Chefs, kitchen porters, cleaning staff and authorised users</w:t>
+            </w:r>
+          </w:p>
+        </w:tc>
+      </w:tr>
+      <w:tr>
+        <w:tc>
+          <w:tcPr>
+            <w:tcW w:type="dxa" w:w="3118"/>
+            <w:shd w:fill="F3F7F6" w:val="clear"/>
+            <w:tcBorders>
+              <w:top w:val="single" w:sz="4" w:space="0" w:color="CCCCCC"/>
+              <w:left w:val="single" w:sz="4" w:space="0" w:color="CCCCCC"/>
+              <w:bottom w:val="single" w:sz="4" w:space="0" w:color="CCCCCC"/>
+              <w:right w:val="single" w:sz="4" w:space="0" w:color="CCCCCC"/>
+            </w:tcBorders>
+          </w:tcPr>
+          <w:p>
+            <w:pPr>
+              <w:spacing w:before="40" w:after="40"/>
+              <w:jc w:val="left"/>
+            </w:pPr>
+            <w:r>
+              <w:rPr>
+                <w:rFonts w:ascii="Calibri" w:hAnsi="Calibri" w:eastAsia="Calibri"/>
+                <w:b/>
+                <w:color w:val="1B3A4B"/>
+                <w:sz w:val="20"/>
+              </w:rPr>
+              <w:t>Assessor</w:t>
+            </w:r>
+          </w:p>
+        </w:tc>
+        <w:tc>
+          <w:tcPr>
+            <w:tcW w:type="dxa" w:w="6236"/>
+            <w:tcBorders>
+              <w:top w:val="single" w:sz="4" w:space="0" w:color="CCCCCC"/>
+              <w:left w:val="single" w:sz="4" w:space="0" w:color="CCCCCC"/>
+              <w:bottom w:val="single" w:sz="4" w:space="0" w:color="CCCCCC"/>
+              <w:right w:val="single" w:sz="4" w:space="0" w:color="CCCCCC"/>
+            </w:tcBorders>
+          </w:tcPr>
+          <w:p>
+            <w:pPr>
+              <w:spacing w:before="40" w:after="40"/>
+              <w:jc w:val="left"/>
+            </w:pPr>
+            <w:r>
+              <w:rPr>
+                <w:rFonts w:ascii="Calibri" w:hAnsi="Calibri" w:eastAsia="Calibri"/>
+                <w:b w:val="0"/>
+                <w:color w:val="222222"/>
+                <w:sz w:val="20"/>
+              </w:rPr>
+              <w:t>Shyam Prasad</w:t>
+            </w:r>
+          </w:p>
+        </w:tc>
+      </w:tr>
+      <w:tr>
+        <w:tc>
+          <w:tcPr>
+            <w:tcW w:type="dxa" w:w="3118"/>
+            <w:shd w:fill="F3F7F6" w:val="clear"/>
+            <w:tcBorders>
+              <w:top w:val="single" w:sz="4" w:space="0" w:color="CCCCCC"/>
+              <w:left w:val="single" w:sz="4" w:space="0" w:color="CCCCCC"/>
+              <w:bottom w:val="single" w:sz="4" w:space="0" w:color="CCCCCC"/>
+              <w:right w:val="single" w:sz="4" w:space="0" w:color="CCCCCC"/>
+            </w:tcBorders>
+          </w:tcPr>
+          <w:p>
+            <w:pPr>
+              <w:spacing w:before="40" w:after="40"/>
+              <w:jc w:val="left"/>
+            </w:pPr>
+            <w:r>
+              <w:rPr>
+                <w:rFonts w:ascii="Calibri" w:hAnsi="Calibri" w:eastAsia="Calibri"/>
+                <w:b/>
+                <w:color w:val="1B3A4B"/>
+                <w:sz w:val="20"/>
+              </w:rPr>
+              <w:t>Assessment date</w:t>
+            </w:r>
+          </w:p>
+        </w:tc>
+        <w:tc>
+          <w:tcPr>
+            <w:tcW w:type="dxa" w:w="6236"/>
+            <w:tcBorders>
+              <w:top w:val="single" w:sz="4" w:space="0" w:color="CCCCCC"/>
+              <w:left w:val="single" w:sz="4" w:space="0" w:color="CCCCCC"/>
+              <w:bottom w:val="single" w:sz="4" w:space="0" w:color="CCCCCC"/>
+              <w:right w:val="single" w:sz="4" w:space="0" w:color="CCCCCC"/>
+            </w:tcBorders>
+          </w:tcPr>
+          <w:p>
+            <w:pPr>
+              <w:spacing w:before="40" w:after="40"/>
+              <w:jc w:val="left"/>
+            </w:pPr>
+            <w:r>
+              <w:rPr>
+                <w:rFonts w:ascii="Calibri" w:hAnsi="Calibri" w:eastAsia="Calibri"/>
+                <w:b w:val="0"/>
+                <w:color w:val="222222"/>
+                <w:sz w:val="20"/>
+              </w:rPr>
+              <w:t>27 July 2026</w:t>
+            </w:r>
+          </w:p>
+        </w:tc>
+      </w:tr>
+      <w:tr>
+        <w:tc>
+          <w:tcPr>
+            <w:tcW w:type="dxa" w:w="3118"/>
+            <w:shd w:fill="F3F7F6" w:val="clear"/>
+            <w:tcBorders>
+              <w:top w:val="single" w:sz="4" w:space="0" w:color="CCCCCC"/>
+              <w:left w:val="single" w:sz="4" w:space="0" w:color="CCCCCC"/>
+              <w:bottom w:val="single" w:sz="4" w:space="0" w:color="CCCCCC"/>
+              <w:right w:val="single" w:sz="4" w:space="0" w:color="CCCCCC"/>
+            </w:tcBorders>
+          </w:tcPr>
+          <w:p>
+            <w:pPr>
+              <w:spacing w:before="40" w:after="40"/>
+              <w:jc w:val="left"/>
+            </w:pPr>
+            <w:r>
+              <w:rPr>
+                <w:rFonts w:ascii="Calibri" w:hAnsi="Calibri" w:eastAsia="Calibri"/>
+                <w:b/>
+                <w:color w:val="1B3A4B"/>
+                <w:sz w:val="20"/>
+              </w:rPr>
+              <w:t>Review date</w:t>
+            </w:r>
+          </w:p>
+        </w:tc>
+        <w:tc>
+          <w:tcPr>
+            <w:tcW w:type="dxa" w:w="6236"/>
+            <w:tcBorders>
+              <w:top w:val="single" w:sz="4" w:space="0" w:color="CCCCCC"/>
+              <w:left w:val="single" w:sz="4" w:space="0" w:color="CCCCCC"/>
+              <w:bottom w:val="single" w:sz="4" w:space="0" w:color="CCCCCC"/>
+              <w:right w:val="single" w:sz="4" w:space="0" w:color="CCCCCC"/>
+            </w:tcBorders>
+          </w:tcPr>
+          <w:p>
+            <w:pPr>
+              <w:spacing w:before="40" w:after="40"/>
+              <w:jc w:val="left"/>
+            </w:pPr>
+            <w:r>
+              <w:rPr>
+                <w:rFonts w:ascii="Calibri" w:hAnsi="Calibri" w:eastAsia="Calibri"/>
+                <w:b w:val="0"/>
+                <w:color w:val="222222"/>
+                <w:sz w:val="20"/>
+              </w:rPr>
+              <w:t>27 July 2027, or sooner after an incident, product change or SDS update</w:t>
+            </w:r>
+          </w:p>
+        </w:tc>
+      </w:tr>
+      <w:tr>
+        <w:tc>
+          <w:tcPr>
+            <w:tcW w:type="dxa" w:w="3118"/>
+            <w:shd w:fill="F3F7F6" w:val="clear"/>
+            <w:tcBorders>
+              <w:top w:val="single" w:sz="4" w:space="0" w:color="CCCCCC"/>
+              <w:left w:val="single" w:sz="4" w:space="0" w:color="CCCCCC"/>
+              <w:bottom w:val="single" w:sz="4" w:space="0" w:color="CCCCCC"/>
+              <w:right w:val="single" w:sz="4" w:space="0" w:color="CCCCCC"/>
+            </w:tcBorders>
+          </w:tcPr>
+          <w:p>
+            <w:pPr>
+              <w:spacing w:before="40" w:after="40"/>
+              <w:jc w:val="left"/>
+            </w:pPr>
+            <w:r>
+              <w:rPr>
+                <w:rFonts w:ascii="Calibri" w:hAnsi="Calibri" w:eastAsia="Calibri"/>
+                <w:b/>
+                <w:color w:val="1B3A4B"/>
+                <w:sz w:val="20"/>
+              </w:rPr>
+              <w:t>Manager responsible</w:t>
+            </w:r>
+          </w:p>
+        </w:tc>
+        <w:tc>
+          <w:tcPr>
+            <w:tcW w:type="dxa" w:w="6236"/>
+            <w:tcBorders>
+              <w:top w:val="single" w:sz="4" w:space="0" w:color="CCCCCC"/>
+              <w:left w:val="single" w:sz="4" w:space="0" w:color="CCCCCC"/>
+              <w:bottom w:val="single" w:sz="4" w:space="0" w:color="CCCCCC"/>
+              <w:right w:val="single" w:sz="4" w:space="0" w:color="CCCCCC"/>
+            </w:tcBorders>
+          </w:tcPr>
+          <w:p>
+            <w:pPr>
+              <w:spacing w:before="40" w:after="40"/>
+              <w:jc w:val="left"/>
+            </w:pPr>
+            <w:r>
+              <w:rPr>
+                <w:rFonts w:ascii="Calibri" w:hAnsi="Calibri" w:eastAsia="Calibri"/>
+                <w:b w:val="0"/>
+                <w:color w:val="222222"/>
+                <w:sz w:val="20"/>
+              </w:rPr>
+              <w:t>[Name]</w:t>
+            </w:r>
+          </w:p>
+        </w:tc>
+      </w:tr>
+    </w:tbl>
+    <w:p/>
+    <w:p>
+      <w:pPr>
+        <w:spacing w:before="200" w:after="160"/>
+      </w:pPr>
+      <w:r>
+        <w:rPr>
+          <w:rFonts w:ascii="Georgia" w:hAnsi="Georgia" w:eastAsia="Georgia"/>
+          <w:b/>
+          <w:color w:val="2F6F6A"/>
+          <w:sz w:val="26"/>
+        </w:rPr>
+        <w:t>2. Scope</w:t>
+      </w:r>
+    </w:p>
+    <w:p>
+      <w:pPr>
+        <w:spacing w:after="120" w:line="240" w:lineRule="auto"/>
+      </w:pPr>
+      <w:r>
+        <w:rPr>
+          <w:rFonts w:ascii="Calibri" w:hAnsi="Calibri" w:eastAsia="Calibri"/>
+          <w:b w:val="0"/>
+          <w:color w:val="222222"/>
+          <w:sz w:val="22"/>
+        </w:rPr>
+        <w:t>This COSHH-style assessment covers hazardous substances used for kitchen cleaning and equipment care at The Vedanta Kitchen &amp; Retreat Centre. It must be read with each product’s Safety Data Sheet (SDS), label instructions and dilution charts. Never use a chemical that has no readable label or SDS.</w:t>
+      </w:r>
+    </w:p>
+    <w:p>
+      <w:pPr>
+        <w:spacing w:before="200" w:after="160"/>
+      </w:pPr>
+      <w:r>
+        <w:rPr>
+          <w:rFonts w:ascii="Georgia" w:hAnsi="Georgia" w:eastAsia="Georgia"/>
+          <w:b/>
+          <w:color w:val="2F6F6A"/>
+          <w:sz w:val="26"/>
+        </w:rPr>
+        <w:t>3. Persons at Risk</w:t>
+      </w:r>
+    </w:p>
+    <w:p>
+      <w:pPr>
+        <w:pStyle w:val="ListBullet"/>
+        <w:spacing w:after="60"/>
+      </w:pPr>
+      <w:r>
+        <w:rPr>
+          <w:rFonts w:ascii="Calibri" w:hAnsi="Calibri" w:eastAsia="Calibri"/>
+          <w:b w:val="0"/>
+          <w:color w:val="222222"/>
+          <w:sz w:val="22"/>
+        </w:rPr>
+        <w:t>Kitchen porters and cleaning staff</w:t>
+      </w:r>
+    </w:p>
+    <w:p>
+      <w:pPr>
+        <w:pStyle w:val="ListBullet"/>
+        <w:spacing w:after="60"/>
+      </w:pPr>
+      <w:r>
+        <w:rPr>
+          <w:rFonts w:ascii="Calibri" w:hAnsi="Calibri" w:eastAsia="Calibri"/>
+          <w:b w:val="0"/>
+          <w:color w:val="222222"/>
+          <w:sz w:val="22"/>
+        </w:rPr>
+        <w:t>Chefs and assistants using chemicals during service or close-down</w:t>
+      </w:r>
+    </w:p>
+    <w:p>
+      <w:pPr>
+        <w:pStyle w:val="ListBullet"/>
+        <w:spacing w:after="60"/>
+      </w:pPr>
+      <w:r>
+        <w:rPr>
+          <w:rFonts w:ascii="Calibri" w:hAnsi="Calibri" w:eastAsia="Calibri"/>
+          <w:b w:val="0"/>
+          <w:color w:val="222222"/>
+          <w:sz w:val="22"/>
+        </w:rPr>
+        <w:t>Maintenance staff</w:t>
+      </w:r>
+    </w:p>
+    <w:p>
+      <w:pPr>
+        <w:pStyle w:val="ListBullet"/>
+        <w:spacing w:after="60"/>
+      </w:pPr>
+      <w:r>
+        <w:rPr>
+          <w:rFonts w:ascii="Calibri" w:hAnsi="Calibri" w:eastAsia="Calibri"/>
+          <w:b w:val="0"/>
+          <w:color w:val="222222"/>
+          <w:sz w:val="22"/>
+        </w:rPr>
+        <w:t>Other employees nearby during spraying or mopping</w:t>
+      </w:r>
+    </w:p>
+    <w:p>
+      <w:pPr>
+        <w:pStyle w:val="ListBullet"/>
+        <w:spacing w:after="60"/>
+      </w:pPr>
+      <w:r>
+        <w:rPr>
+          <w:rFonts w:ascii="Calibri" w:hAnsi="Calibri" w:eastAsia="Calibri"/>
+          <w:b w:val="0"/>
+          <w:color w:val="222222"/>
+          <w:sz w:val="22"/>
+        </w:rPr>
+        <w:t>Guests, if residues remain on food-contact surfaces</w:t>
+      </w:r>
+    </w:p>
+    <w:p>
+      <w:pPr>
+        <w:pStyle w:val="ListBullet"/>
+        <w:spacing w:after="60"/>
+      </w:pPr>
+      <w:r>
+        <w:rPr>
+          <w:rFonts w:ascii="Calibri" w:hAnsi="Calibri" w:eastAsia="Calibri"/>
+          <w:b w:val="0"/>
+          <w:color w:val="222222"/>
+          <w:sz w:val="22"/>
+        </w:rPr>
+        <w:t>New or inexperienced workers</w:t>
+      </w:r>
+    </w:p>
+    <w:p>
+      <w:pPr>
+        <w:spacing w:before="200" w:after="160"/>
+      </w:pPr>
+      <w:r>
+        <w:rPr>
+          <w:rFonts w:ascii="Georgia" w:hAnsi="Georgia" w:eastAsia="Georgia"/>
+          <w:b/>
+          <w:color w:val="2F6F6A"/>
+          <w:sz w:val="26"/>
+        </w:rPr>
+        <w:t>4. Safe System of Work</w:t>
+      </w:r>
+    </w:p>
+    <w:p>
+      <w:pPr>
+        <w:spacing w:after="80"/>
+        <w:ind w:left="283"/>
+      </w:pPr>
+      <w:r>
+        <w:rPr>
+          <w:rFonts w:ascii="Calibri" w:hAnsi="Calibri" w:eastAsia="Calibri"/>
+          <w:b w:val="0"/>
+          <w:color w:val="222222"/>
+          <w:sz w:val="22"/>
+        </w:rPr>
+        <w:t>1. Store chemicals in the designated locked / labelled chemical cupboard, away from food and heat.</w:t>
+      </w:r>
+    </w:p>
+    <w:p>
+      <w:pPr>
+        <w:spacing w:after="80"/>
+        <w:ind w:left="283"/>
+      </w:pPr>
+      <w:r>
+        <w:rPr>
+          <w:rFonts w:ascii="Calibri" w:hAnsi="Calibri" w:eastAsia="Calibri"/>
+          <w:b w:val="0"/>
+          <w:color w:val="222222"/>
+          <w:sz w:val="22"/>
+        </w:rPr>
+        <w:t>2. Keep products in original containers with intact labels; never decant into food or drink bottles.</w:t>
+      </w:r>
+    </w:p>
+    <w:p>
+      <w:pPr>
+        <w:spacing w:after="80"/>
+        <w:ind w:left="283"/>
+      </w:pPr>
+      <w:r>
+        <w:rPr>
+          <w:rFonts w:ascii="Calibri" w:hAnsi="Calibri" w:eastAsia="Calibri"/>
+          <w:b w:val="0"/>
+          <w:color w:val="222222"/>
+          <w:sz w:val="22"/>
+        </w:rPr>
+        <w:t>3. Read the label and SDS before use; check expiry and condition.</w:t>
+      </w:r>
+    </w:p>
+    <w:p>
+      <w:pPr>
+        <w:spacing w:after="80"/>
+        <w:ind w:left="283"/>
+      </w:pPr>
+      <w:r>
+        <w:rPr>
+          <w:rFonts w:ascii="Calibri" w:hAnsi="Calibri" w:eastAsia="Calibri"/>
+          <w:b w:val="0"/>
+          <w:color w:val="222222"/>
+          <w:sz w:val="22"/>
+        </w:rPr>
+        <w:t>4. Dilute only as instructed using correct measuring equipment / dosing system.</w:t>
+      </w:r>
+    </w:p>
+    <w:p>
+      <w:pPr>
+        <w:spacing w:after="80"/>
+        <w:ind w:left="283"/>
+      </w:pPr>
+      <w:r>
+        <w:rPr>
+          <w:rFonts w:ascii="Calibri" w:hAnsi="Calibri" w:eastAsia="Calibri"/>
+          <w:b w:val="0"/>
+          <w:color w:val="222222"/>
+          <w:sz w:val="22"/>
+        </w:rPr>
+        <w:t>5. Wear the PPE specified for the product (usually gloves; eye protection for concentrates / oven cleaner / descaler).</w:t>
+      </w:r>
+    </w:p>
+    <w:p>
+      <w:pPr>
+        <w:spacing w:after="80"/>
+        <w:ind w:left="283"/>
+      </w:pPr>
+      <w:r>
+        <w:rPr>
+          <w:rFonts w:ascii="Calibri" w:hAnsi="Calibri" w:eastAsia="Calibri"/>
+          <w:b w:val="0"/>
+          <w:color w:val="222222"/>
+          <w:sz w:val="22"/>
+        </w:rPr>
+        <w:t>6. Ensure good ventilation; avoid spraying towards face or other people.</w:t>
+      </w:r>
+    </w:p>
+    <w:p>
+      <w:pPr>
+        <w:spacing w:after="80"/>
+        <w:ind w:left="283"/>
+      </w:pPr>
+      <w:r>
+        <w:rPr>
+          <w:rFonts w:ascii="Calibri" w:hAnsi="Calibri" w:eastAsia="Calibri"/>
+          <w:b w:val="0"/>
+          <w:color w:val="222222"/>
+          <w:sz w:val="22"/>
+        </w:rPr>
+        <w:t>7. Never mix chemicals (especially bleach with acid, ammonia or other cleaners).</w:t>
+      </w:r>
+    </w:p>
+    <w:p>
+      <w:pPr>
+        <w:spacing w:after="80"/>
+        <w:ind w:left="283"/>
+      </w:pPr>
+      <w:r>
+        <w:rPr>
+          <w:rFonts w:ascii="Calibri" w:hAnsi="Calibri" w:eastAsia="Calibri"/>
+          <w:b w:val="0"/>
+          <w:color w:val="222222"/>
+          <w:sz w:val="22"/>
+        </w:rPr>
+        <w:t>8. Keep food covered or removed; rinse food-contact surfaces thoroughly after cleaning.</w:t>
+      </w:r>
+    </w:p>
+    <w:p>
+      <w:pPr>
+        <w:spacing w:after="80"/>
+        <w:ind w:left="283"/>
+      </w:pPr>
+      <w:r>
+        <w:rPr>
+          <w:rFonts w:ascii="Calibri" w:hAnsi="Calibri" w:eastAsia="Calibri"/>
+          <w:b w:val="0"/>
+          <w:color w:val="222222"/>
+          <w:sz w:val="22"/>
+        </w:rPr>
+        <w:t>9. Clean spills immediately using the spill procedure and PPE.</w:t>
+      </w:r>
+    </w:p>
+    <w:p>
+      <w:pPr>
+        <w:spacing w:after="80"/>
+        <w:ind w:left="283"/>
+      </w:pPr>
+      <w:r>
+        <w:rPr>
+          <w:rFonts w:ascii="Calibri" w:hAnsi="Calibri" w:eastAsia="Calibri"/>
+          <w:b w:val="0"/>
+          <w:color w:val="222222"/>
+          <w:sz w:val="22"/>
+        </w:rPr>
+        <w:t>10. Wash hands after use and before handling food.</w:t>
+      </w:r>
+    </w:p>
+    <w:p>
+      <w:pPr>
+        <w:spacing w:after="80"/>
+        <w:ind w:left="283"/>
+      </w:pPr>
+      <w:r>
+        <w:rPr>
+          <w:rFonts w:ascii="Calibri" w:hAnsi="Calibri" w:eastAsia="Calibri"/>
+          <w:b w:val="0"/>
+          <w:color w:val="222222"/>
+          <w:sz w:val="22"/>
+        </w:rPr>
+        <w:t>11. Dispose of empty containers and leftover solutions according to product and site waste rules.</w:t>
+      </w:r>
+    </w:p>
+    <w:p>
+      <w:pPr>
+        <w:spacing w:after="80"/>
+        <w:ind w:left="283"/>
+      </w:pPr>
+      <w:r>
+        <w:rPr>
+          <w:rFonts w:ascii="Calibri" w:hAnsi="Calibri" w:eastAsia="Calibri"/>
+          <w:b w:val="0"/>
+          <w:color w:val="222222"/>
+          <w:sz w:val="22"/>
+        </w:rPr>
+        <w:t>12. Report missing labels, damaged containers, incorrect storage or ill-health symptoms immediately.</w:t>
+      </w:r>
+    </w:p>
+    <w:p>
+      <w:pPr>
+        <w:spacing w:before="200" w:after="160"/>
+      </w:pPr>
+      <w:r>
+        <w:rPr>
+          <w:rFonts w:ascii="Georgia" w:hAnsi="Georgia" w:eastAsia="Georgia"/>
+          <w:b/>
+          <w:color w:val="2F6F6A"/>
+          <w:sz w:val="26"/>
+        </w:rPr>
+        <w:t>5. Risk Assessment</w:t>
+      </w:r>
+    </w:p>
+    <w:tbl>
+      <w:tblPr>
+        <w:tblW w:type="auto" w:w="0"/>
+        <w:jc w:val="center"/>
+        <w:tblLook w:firstColumn="1" w:firstRow="1" w:lastColumn="0" w:lastRow="0" w:noHBand="0" w:noVBand="1" w:val="04A0"/>
+      </w:tblPr>
+      <w:tblGrid>
+        <w:gridCol w:w="1994"/>
+        <w:gridCol w:w="1994"/>
+        <w:gridCol w:w="1994"/>
+        <w:gridCol w:w="1994"/>
+        <w:gridCol w:w="1994"/>
+      </w:tblGrid>
+      <w:tr>
+        <w:tc>
+          <w:tcPr>
+            <w:tcW w:type="dxa" w:w="1994"/>
+            <w:shd w:fill="1B3A4B" w:val="clear"/>
+            <w:tcBorders>
+              <w:top w:val="single" w:sz="4" w:space="0" w:color="CCCCCC"/>
+              <w:left w:val="single" w:sz="4" w:space="0" w:color="CCCCCC"/>
+              <w:bottom w:val="single" w:sz="4" w:space="0" w:color="CCCCCC"/>
+              <w:right w:val="single" w:sz="4" w:space="0" w:color="CCCCCC"/>
+            </w:tcBorders>
+          </w:tcPr>
+          <w:p>
+            <w:pPr>
+              <w:spacing w:before="40" w:after="40"/>
+              <w:jc w:val="center"/>
+            </w:pPr>
+            <w:r>
+              <w:rPr>
+                <w:rFonts w:ascii="Calibri" w:hAnsi="Calibri" w:eastAsia="Calibri"/>
+                <w:b/>
+                <w:color w:val="FFFFFF"/>
+                <w:sz w:val="16"/>
+              </w:rPr>
+              <w:t>Hazard</w:t>
+            </w:r>
+          </w:p>
+        </w:tc>
+        <w:tc>
+          <w:tcPr>
+            <w:tcW w:type="dxa" w:w="1994"/>
+            <w:shd w:fill="1B3A4B" w:val="clear"/>
+            <w:tcBorders>
+              <w:top w:val="single" w:sz="4" w:space="0" w:color="CCCCCC"/>
+              <w:left w:val="single" w:sz="4" w:space="0" w:color="CCCCCC"/>
+              <w:bottom w:val="single" w:sz="4" w:space="0" w:color="CCCCCC"/>
+              <w:right w:val="single" w:sz="4" w:space="0" w:color="CCCCCC"/>
+            </w:tcBorders>
+          </w:tcPr>
+          <w:p>
+            <w:pPr>
+              <w:spacing w:before="40" w:after="40"/>
+              <w:jc w:val="center"/>
+            </w:pPr>
+            <w:r>
+              <w:rPr>
+                <w:rFonts w:ascii="Calibri" w:hAnsi="Calibri" w:eastAsia="Calibri"/>
+                <w:b/>
+                <w:color w:val="FFFFFF"/>
+                <w:sz w:val="16"/>
+              </w:rPr>
+              <w:t>Possible harm</w:t>
+            </w:r>
+          </w:p>
+        </w:tc>
+        <w:tc>
+          <w:tcPr>
+            <w:tcW w:type="dxa" w:w="1994"/>
+            <w:shd w:fill="1B3A4B" w:val="clear"/>
+            <w:tcBorders>
+              <w:top w:val="single" w:sz="4" w:space="0" w:color="CCCCCC"/>
+              <w:left w:val="single" w:sz="4" w:space="0" w:color="CCCCCC"/>
+              <w:bottom w:val="single" w:sz="4" w:space="0" w:color="CCCCCC"/>
+              <w:right w:val="single" w:sz="4" w:space="0" w:color="CCCCCC"/>
+            </w:tcBorders>
+          </w:tcPr>
+          <w:p>
+            <w:pPr>
+              <w:spacing w:before="40" w:after="40"/>
+              <w:jc w:val="center"/>
+            </w:pPr>
+            <w:r>
+              <w:rPr>
+                <w:rFonts w:ascii="Calibri" w:hAnsi="Calibri" w:eastAsia="Calibri"/>
+                <w:b/>
+                <w:color w:val="FFFFFF"/>
+                <w:sz w:val="16"/>
+              </w:rPr>
+              <w:t>Initial risk</w:t>
+            </w:r>
+          </w:p>
+        </w:tc>
+        <w:tc>
+          <w:tcPr>
+            <w:tcW w:type="dxa" w:w="1994"/>
+            <w:shd w:fill="1B3A4B" w:val="clear"/>
+            <w:tcBorders>
+              <w:top w:val="single" w:sz="4" w:space="0" w:color="CCCCCC"/>
+              <w:left w:val="single" w:sz="4" w:space="0" w:color="CCCCCC"/>
+              <w:bottom w:val="single" w:sz="4" w:space="0" w:color="CCCCCC"/>
+              <w:right w:val="single" w:sz="4" w:space="0" w:color="CCCCCC"/>
+            </w:tcBorders>
+          </w:tcPr>
+          <w:p>
+            <w:pPr>
+              <w:spacing w:before="40" w:after="40"/>
+              <w:jc w:val="center"/>
+            </w:pPr>
+            <w:r>
+              <w:rPr>
+                <w:rFonts w:ascii="Calibri" w:hAnsi="Calibri" w:eastAsia="Calibri"/>
+                <w:b/>
+                <w:color w:val="FFFFFF"/>
+                <w:sz w:val="16"/>
+              </w:rPr>
+              <w:t>Required control measures</w:t>
+            </w:r>
+          </w:p>
+        </w:tc>
+        <w:tc>
+          <w:tcPr>
+            <w:tcW w:type="dxa" w:w="1994"/>
+            <w:shd w:fill="1B3A4B" w:val="clear"/>
+            <w:tcBorders>
+              <w:top w:val="single" w:sz="4" w:space="0" w:color="CCCCCC"/>
+              <w:left w:val="single" w:sz="4" w:space="0" w:color="CCCCCC"/>
+              <w:bottom w:val="single" w:sz="4" w:space="0" w:color="CCCCCC"/>
+              <w:right w:val="single" w:sz="4" w:space="0" w:color="CCCCCC"/>
+            </w:tcBorders>
+          </w:tcPr>
+          <w:p>
+            <w:pPr>
+              <w:spacing w:before="40" w:after="40"/>
+              <w:jc w:val="center"/>
+            </w:pPr>
+            <w:r>
+              <w:rPr>
+                <w:rFonts w:ascii="Calibri" w:hAnsi="Calibri" w:eastAsia="Calibri"/>
+                <w:b/>
+                <w:color w:val="FFFFFF"/>
+                <w:sz w:val="16"/>
+              </w:rPr>
+              <w:t>Residual risk</w:t>
+            </w:r>
+          </w:p>
+        </w:tc>
+      </w:tr>
+      <w:tr>
+        <w:tc>
+          <w:tcPr>
+            <w:tcW w:type="dxa" w:w="1994"/>
+            <w:tcBorders>
+              <w:top w:val="single" w:sz="4" w:space="0" w:color="CCCCCC"/>
+              <w:left w:val="single" w:sz="4" w:space="0" w:color="CCCCCC"/>
+              <w:bottom w:val="single" w:sz="4" w:space="0" w:color="CCCCCC"/>
+              <w:right w:val="single" w:sz="4" w:space="0" w:color="CCCCCC"/>
+            </w:tcBorders>
+          </w:tcPr>
+          <w:p>
+            <w:pPr>
+              <w:spacing w:before="40" w:after="40"/>
+              <w:jc w:val="left"/>
+            </w:pPr>
+            <w:r>
+              <w:rPr>
+                <w:rFonts w:ascii="Calibri" w:hAnsi="Calibri" w:eastAsia="Calibri"/>
+                <w:b w:val="0"/>
+                <w:color w:val="222222"/>
+                <w:sz w:val="16"/>
+              </w:rPr>
+              <w:t>Skin contact with concentrates or working solutions</w:t>
+            </w:r>
+          </w:p>
+        </w:tc>
+        <w:tc>
+          <w:tcPr>
+            <w:tcW w:type="dxa" w:w="1994"/>
+            <w:tcBorders>
+              <w:top w:val="single" w:sz="4" w:space="0" w:color="CCCCCC"/>
+              <w:left w:val="single" w:sz="4" w:space="0" w:color="CCCCCC"/>
+              <w:bottom w:val="single" w:sz="4" w:space="0" w:color="CCCCCC"/>
+              <w:right w:val="single" w:sz="4" w:space="0" w:color="CCCCCC"/>
+            </w:tcBorders>
+          </w:tcPr>
+          <w:p>
+            <w:pPr>
+              <w:spacing w:before="40" w:after="40"/>
+              <w:jc w:val="left"/>
+            </w:pPr>
+            <w:r>
+              <w:rPr>
+                <w:rFonts w:ascii="Calibri" w:hAnsi="Calibri" w:eastAsia="Calibri"/>
+                <w:b w:val="0"/>
+                <w:color w:val="222222"/>
+                <w:sz w:val="16"/>
+              </w:rPr>
+              <w:t>Irritation, dermatitis or chemical burns</w:t>
+            </w:r>
+          </w:p>
+        </w:tc>
+        <w:tc>
+          <w:tcPr>
+            <w:tcW w:type="dxa" w:w="1994"/>
+            <w:tcBorders>
+              <w:top w:val="single" w:sz="4" w:space="0" w:color="CCCCCC"/>
+              <w:left w:val="single" w:sz="4" w:space="0" w:color="CCCCCC"/>
+              <w:bottom w:val="single" w:sz="4" w:space="0" w:color="CCCCCC"/>
+              <w:right w:val="single" w:sz="4" w:space="0" w:color="CCCCCC"/>
+            </w:tcBorders>
+          </w:tcPr>
+          <w:p>
+            <w:pPr>
+              <w:spacing w:before="40" w:after="40"/>
+              <w:jc w:val="center"/>
+            </w:pPr>
+            <w:r>
+              <w:rPr>
+                <w:rFonts w:ascii="Calibri" w:hAnsi="Calibri" w:eastAsia="Calibri"/>
+                <w:b/>
+                <w:color w:val="2F6F6A"/>
+                <w:sz w:val="16"/>
+              </w:rPr>
+              <w:t>12 – High</w:t>
+            </w:r>
+          </w:p>
+        </w:tc>
+        <w:tc>
+          <w:tcPr>
+            <w:tcW w:type="dxa" w:w="1994"/>
+            <w:tcBorders>
+              <w:top w:val="single" w:sz="4" w:space="0" w:color="CCCCCC"/>
+              <w:left w:val="single" w:sz="4" w:space="0" w:color="CCCCCC"/>
+              <w:bottom w:val="single" w:sz="4" w:space="0" w:color="CCCCCC"/>
+              <w:right w:val="single" w:sz="4" w:space="0" w:color="CCCCCC"/>
+            </w:tcBorders>
+          </w:tcPr>
+          <w:p>
+            <w:pPr>
+              <w:spacing w:before="40" w:after="40"/>
+              <w:jc w:val="left"/>
+            </w:pPr>
+            <w:r>
+              <w:rPr>
+                <w:rFonts w:ascii="Calibri" w:hAnsi="Calibri" w:eastAsia="Calibri"/>
+                <w:b w:val="0"/>
+                <w:color w:val="222222"/>
+                <w:sz w:val="16"/>
+              </w:rPr>
+              <w:t>Wear suitable gloves; use correct dilution; wash splashes off promptly; moisturise / report skin problems early.</w:t>
+            </w:r>
+          </w:p>
+        </w:tc>
+        <w:tc>
+          <w:tcPr>
+            <w:tcW w:type="dxa" w:w="1994"/>
+            <w:tcBorders>
+              <w:top w:val="single" w:sz="4" w:space="0" w:color="CCCCCC"/>
+              <w:left w:val="single" w:sz="4" w:space="0" w:color="CCCCCC"/>
+              <w:bottom w:val="single" w:sz="4" w:space="0" w:color="CCCCCC"/>
+              <w:right w:val="single" w:sz="4" w:space="0" w:color="CCCCCC"/>
+            </w:tcBorders>
+          </w:tcPr>
+          <w:p>
+            <w:pPr>
+              <w:spacing w:before="40" w:after="40"/>
+              <w:jc w:val="center"/>
+            </w:pPr>
+            <w:r>
+              <w:rPr>
+                <w:rFonts w:ascii="Calibri" w:hAnsi="Calibri" w:eastAsia="Calibri"/>
+                <w:b/>
+                <w:color w:val="2F6F6A"/>
+                <w:sz w:val="16"/>
+              </w:rPr>
+              <w:t>4 – Low</w:t>
+            </w:r>
+          </w:p>
+        </w:tc>
+      </w:tr>
+      <w:tr>
+        <w:tc>
+          <w:tcPr>
+            <w:tcW w:type="dxa" w:w="1994"/>
+            <w:shd w:fill="F3F7F6" w:val="clear"/>
+            <w:tcBorders>
+              <w:top w:val="single" w:sz="4" w:space="0" w:color="CCCCCC"/>
+              <w:left w:val="single" w:sz="4" w:space="0" w:color="CCCCCC"/>
+              <w:bottom w:val="single" w:sz="4" w:space="0" w:color="CCCCCC"/>
+              <w:right w:val="single" w:sz="4" w:space="0" w:color="CCCCCC"/>
+            </w:tcBorders>
+          </w:tcPr>
+          <w:p>
+            <w:pPr>
+              <w:spacing w:before="40" w:after="40"/>
+              <w:jc w:val="left"/>
+            </w:pPr>
+            <w:r>
+              <w:rPr>
+                <w:rFonts w:ascii="Calibri" w:hAnsi="Calibri" w:eastAsia="Calibri"/>
+                <w:b w:val="0"/>
+                <w:color w:val="222222"/>
+                <w:sz w:val="16"/>
+              </w:rPr>
+              <w:t>Eye contact from splash or spray</w:t>
+            </w:r>
+          </w:p>
+        </w:tc>
+        <w:tc>
+          <w:tcPr>
+            <w:tcW w:type="dxa" w:w="1994"/>
+            <w:shd w:fill="F3F7F6" w:val="clear"/>
+            <w:tcBorders>
+              <w:top w:val="single" w:sz="4" w:space="0" w:color="CCCCCC"/>
+              <w:left w:val="single" w:sz="4" w:space="0" w:color="CCCCCC"/>
+              <w:bottom w:val="single" w:sz="4" w:space="0" w:color="CCCCCC"/>
+              <w:right w:val="single" w:sz="4" w:space="0" w:color="CCCCCC"/>
+            </w:tcBorders>
+          </w:tcPr>
+          <w:p>
+            <w:pPr>
+              <w:spacing w:before="40" w:after="40"/>
+              <w:jc w:val="left"/>
+            </w:pPr>
+            <w:r>
+              <w:rPr>
+                <w:rFonts w:ascii="Calibri" w:hAnsi="Calibri" w:eastAsia="Calibri"/>
+                <w:b w:val="0"/>
+                <w:color w:val="222222"/>
+                <w:sz w:val="16"/>
+              </w:rPr>
+              <w:t>Eye irritation, serious eye damage</w:t>
+            </w:r>
+          </w:p>
+        </w:tc>
+        <w:tc>
+          <w:tcPr>
+            <w:tcW w:type="dxa" w:w="1994"/>
+            <w:shd w:fill="F3F7F6" w:val="clear"/>
+            <w:tcBorders>
+              <w:top w:val="single" w:sz="4" w:space="0" w:color="CCCCCC"/>
+              <w:left w:val="single" w:sz="4" w:space="0" w:color="CCCCCC"/>
+              <w:bottom w:val="single" w:sz="4" w:space="0" w:color="CCCCCC"/>
+              <w:right w:val="single" w:sz="4" w:space="0" w:color="CCCCCC"/>
+            </w:tcBorders>
+          </w:tcPr>
+          <w:p>
+            <w:pPr>
+              <w:spacing w:before="40" w:after="40"/>
+              <w:jc w:val="center"/>
+            </w:pPr>
+            <w:r>
+              <w:rPr>
+                <w:rFonts w:ascii="Calibri" w:hAnsi="Calibri" w:eastAsia="Calibri"/>
+                <w:b/>
+                <w:color w:val="2F6F6A"/>
+                <w:sz w:val="16"/>
+              </w:rPr>
+              <w:t>12 – High</w:t>
+            </w:r>
+          </w:p>
+        </w:tc>
+        <w:tc>
+          <w:tcPr>
+            <w:tcW w:type="dxa" w:w="1994"/>
+            <w:shd w:fill="F3F7F6" w:val="clear"/>
+            <w:tcBorders>
+              <w:top w:val="single" w:sz="4" w:space="0" w:color="CCCCCC"/>
+              <w:left w:val="single" w:sz="4" w:space="0" w:color="CCCCCC"/>
+              <w:bottom w:val="single" w:sz="4" w:space="0" w:color="CCCCCC"/>
+              <w:right w:val="single" w:sz="4" w:space="0" w:color="CCCCCC"/>
+            </w:tcBorders>
+          </w:tcPr>
+          <w:p>
+            <w:pPr>
+              <w:spacing w:before="40" w:after="40"/>
+              <w:jc w:val="left"/>
+            </w:pPr>
+            <w:r>
+              <w:rPr>
+                <w:rFonts w:ascii="Calibri" w:hAnsi="Calibri" w:eastAsia="Calibri"/>
+                <w:b w:val="0"/>
+                <w:color w:val="222222"/>
+                <w:sz w:val="16"/>
+              </w:rPr>
+              <w:t>Wear eye protection for concentrates and aggressive cleaners; pour carefully; know eye-wash location.</w:t>
+            </w:r>
+          </w:p>
+        </w:tc>
+        <w:tc>
+          <w:tcPr>
+            <w:tcW w:type="dxa" w:w="1994"/>
+            <w:shd w:fill="F3F7F6" w:val="clear"/>
+            <w:tcBorders>
+              <w:top w:val="single" w:sz="4" w:space="0" w:color="CCCCCC"/>
+              <w:left w:val="single" w:sz="4" w:space="0" w:color="CCCCCC"/>
+              <w:bottom w:val="single" w:sz="4" w:space="0" w:color="CCCCCC"/>
+              <w:right w:val="single" w:sz="4" w:space="0" w:color="CCCCCC"/>
+            </w:tcBorders>
+          </w:tcPr>
+          <w:p>
+            <w:pPr>
+              <w:spacing w:before="40" w:after="40"/>
+              <w:jc w:val="center"/>
+            </w:pPr>
+            <w:r>
+              <w:rPr>
+                <w:rFonts w:ascii="Calibri" w:hAnsi="Calibri" w:eastAsia="Calibri"/>
+                <w:b/>
+                <w:color w:val="2F6F6A"/>
+                <w:sz w:val="16"/>
+              </w:rPr>
+              <w:t>4 – Low</w:t>
+            </w:r>
+          </w:p>
+        </w:tc>
+      </w:tr>
+      <w:tr>
+        <w:tc>
+          <w:tcPr>
+            <w:tcW w:type="dxa" w:w="1994"/>
+            <w:tcBorders>
+              <w:top w:val="single" w:sz="4" w:space="0" w:color="CCCCCC"/>
+              <w:left w:val="single" w:sz="4" w:space="0" w:color="CCCCCC"/>
+              <w:bottom w:val="single" w:sz="4" w:space="0" w:color="CCCCCC"/>
+              <w:right w:val="single" w:sz="4" w:space="0" w:color="CCCCCC"/>
+            </w:tcBorders>
+          </w:tcPr>
+          <w:p>
+            <w:pPr>
+              <w:spacing w:before="40" w:after="40"/>
+              <w:jc w:val="left"/>
+            </w:pPr>
+            <w:r>
+              <w:rPr>
+                <w:rFonts w:ascii="Calibri" w:hAnsi="Calibri" w:eastAsia="Calibri"/>
+                <w:b w:val="0"/>
+                <w:color w:val="222222"/>
+                <w:sz w:val="16"/>
+              </w:rPr>
+              <w:t>Inhalation of fumes / spray mist</w:t>
+            </w:r>
+          </w:p>
+        </w:tc>
+        <w:tc>
+          <w:tcPr>
+            <w:tcW w:type="dxa" w:w="1994"/>
+            <w:tcBorders>
+              <w:top w:val="single" w:sz="4" w:space="0" w:color="CCCCCC"/>
+              <w:left w:val="single" w:sz="4" w:space="0" w:color="CCCCCC"/>
+              <w:bottom w:val="single" w:sz="4" w:space="0" w:color="CCCCCC"/>
+              <w:right w:val="single" w:sz="4" w:space="0" w:color="CCCCCC"/>
+            </w:tcBorders>
+          </w:tcPr>
+          <w:p>
+            <w:pPr>
+              <w:spacing w:before="40" w:after="40"/>
+              <w:jc w:val="left"/>
+            </w:pPr>
+            <w:r>
+              <w:rPr>
+                <w:rFonts w:ascii="Calibri" w:hAnsi="Calibri" w:eastAsia="Calibri"/>
+                <w:b w:val="0"/>
+                <w:color w:val="222222"/>
+                <w:sz w:val="16"/>
+              </w:rPr>
+              <w:t>Breathing difficulty, coughing or dizziness</w:t>
+            </w:r>
+          </w:p>
+        </w:tc>
+        <w:tc>
+          <w:tcPr>
+            <w:tcW w:type="dxa" w:w="1994"/>
+            <w:tcBorders>
+              <w:top w:val="single" w:sz="4" w:space="0" w:color="CCCCCC"/>
+              <w:left w:val="single" w:sz="4" w:space="0" w:color="CCCCCC"/>
+              <w:bottom w:val="single" w:sz="4" w:space="0" w:color="CCCCCC"/>
+              <w:right w:val="single" w:sz="4" w:space="0" w:color="CCCCCC"/>
+            </w:tcBorders>
+          </w:tcPr>
+          <w:p>
+            <w:pPr>
+              <w:spacing w:before="40" w:after="40"/>
+              <w:jc w:val="center"/>
+            </w:pPr>
+            <w:r>
+              <w:rPr>
+                <w:rFonts w:ascii="Calibri" w:hAnsi="Calibri" w:eastAsia="Calibri"/>
+                <w:b/>
+                <w:color w:val="2F6F6A"/>
+                <w:sz w:val="16"/>
+              </w:rPr>
+              <w:t>9 – Medium</w:t>
+            </w:r>
+          </w:p>
+        </w:tc>
+        <w:tc>
+          <w:tcPr>
+            <w:tcW w:type="dxa" w:w="1994"/>
+            <w:tcBorders>
+              <w:top w:val="single" w:sz="4" w:space="0" w:color="CCCCCC"/>
+              <w:left w:val="single" w:sz="4" w:space="0" w:color="CCCCCC"/>
+              <w:bottom w:val="single" w:sz="4" w:space="0" w:color="CCCCCC"/>
+              <w:right w:val="single" w:sz="4" w:space="0" w:color="CCCCCC"/>
+            </w:tcBorders>
+          </w:tcPr>
+          <w:p>
+            <w:pPr>
+              <w:spacing w:before="40" w:after="40"/>
+              <w:jc w:val="left"/>
+            </w:pPr>
+            <w:r>
+              <w:rPr>
+                <w:rFonts w:ascii="Calibri" w:hAnsi="Calibri" w:eastAsia="Calibri"/>
+                <w:b w:val="0"/>
+                <w:color w:val="222222"/>
+                <w:sz w:val="16"/>
+              </w:rPr>
+              <w:t>Ventilate area; avoid unnecessary spraying; do not use in confined unventilated spaces; follow SDS.</w:t>
+            </w:r>
+          </w:p>
+        </w:tc>
+        <w:tc>
+          <w:tcPr>
+            <w:tcW w:type="dxa" w:w="1994"/>
+            <w:tcBorders>
+              <w:top w:val="single" w:sz="4" w:space="0" w:color="CCCCCC"/>
+              <w:left w:val="single" w:sz="4" w:space="0" w:color="CCCCCC"/>
+              <w:bottom w:val="single" w:sz="4" w:space="0" w:color="CCCCCC"/>
+              <w:right w:val="single" w:sz="4" w:space="0" w:color="CCCCCC"/>
+            </w:tcBorders>
+          </w:tcPr>
+          <w:p>
+            <w:pPr>
+              <w:spacing w:before="40" w:after="40"/>
+              <w:jc w:val="center"/>
+            </w:pPr>
+            <w:r>
+              <w:rPr>
+                <w:rFonts w:ascii="Calibri" w:hAnsi="Calibri" w:eastAsia="Calibri"/>
+                <w:b/>
+                <w:color w:val="2F6F6A"/>
+                <w:sz w:val="16"/>
+              </w:rPr>
+              <w:t>3 – Low</w:t>
+            </w:r>
+          </w:p>
+        </w:tc>
+      </w:tr>
+      <w:tr>
+        <w:tc>
+          <w:tcPr>
+            <w:tcW w:type="dxa" w:w="1994"/>
+            <w:shd w:fill="F3F7F6" w:val="clear"/>
+            <w:tcBorders>
+              <w:top w:val="single" w:sz="4" w:space="0" w:color="CCCCCC"/>
+              <w:left w:val="single" w:sz="4" w:space="0" w:color="CCCCCC"/>
+              <w:bottom w:val="single" w:sz="4" w:space="0" w:color="CCCCCC"/>
+              <w:right w:val="single" w:sz="4" w:space="0" w:color="CCCCCC"/>
+            </w:tcBorders>
+          </w:tcPr>
+          <w:p>
+            <w:pPr>
+              <w:spacing w:before="40" w:after="40"/>
+              <w:jc w:val="left"/>
+            </w:pPr>
+            <w:r>
+              <w:rPr>
+                <w:rFonts w:ascii="Calibri" w:hAnsi="Calibri" w:eastAsia="Calibri"/>
+                <w:b w:val="0"/>
+                <w:color w:val="222222"/>
+                <w:sz w:val="16"/>
+              </w:rPr>
+              <w:t>Mixing incompatible chemicals</w:t>
+            </w:r>
+          </w:p>
+        </w:tc>
+        <w:tc>
+          <w:tcPr>
+            <w:tcW w:type="dxa" w:w="1994"/>
+            <w:shd w:fill="F3F7F6" w:val="clear"/>
+            <w:tcBorders>
+              <w:top w:val="single" w:sz="4" w:space="0" w:color="CCCCCC"/>
+              <w:left w:val="single" w:sz="4" w:space="0" w:color="CCCCCC"/>
+              <w:bottom w:val="single" w:sz="4" w:space="0" w:color="CCCCCC"/>
+              <w:right w:val="single" w:sz="4" w:space="0" w:color="CCCCCC"/>
+            </w:tcBorders>
+          </w:tcPr>
+          <w:p>
+            <w:pPr>
+              <w:spacing w:before="40" w:after="40"/>
+              <w:jc w:val="left"/>
+            </w:pPr>
+            <w:r>
+              <w:rPr>
+                <w:rFonts w:ascii="Calibri" w:hAnsi="Calibri" w:eastAsia="Calibri"/>
+                <w:b w:val="0"/>
+                <w:color w:val="222222"/>
+                <w:sz w:val="16"/>
+              </w:rPr>
+              <w:t>Toxic gas, burns or violent reaction</w:t>
+            </w:r>
+          </w:p>
+        </w:tc>
+        <w:tc>
+          <w:tcPr>
+            <w:tcW w:type="dxa" w:w="1994"/>
+            <w:shd w:fill="F3F7F6" w:val="clear"/>
+            <w:tcBorders>
+              <w:top w:val="single" w:sz="4" w:space="0" w:color="CCCCCC"/>
+              <w:left w:val="single" w:sz="4" w:space="0" w:color="CCCCCC"/>
+              <w:bottom w:val="single" w:sz="4" w:space="0" w:color="CCCCCC"/>
+              <w:right w:val="single" w:sz="4" w:space="0" w:color="CCCCCC"/>
+            </w:tcBorders>
+          </w:tcPr>
+          <w:p>
+            <w:pPr>
+              <w:spacing w:before="40" w:after="40"/>
+              <w:jc w:val="center"/>
+            </w:pPr>
+            <w:r>
+              <w:rPr>
+                <w:rFonts w:ascii="Calibri" w:hAnsi="Calibri" w:eastAsia="Calibri"/>
+                <w:b/>
+                <w:color w:val="2F6F6A"/>
+                <w:sz w:val="16"/>
+              </w:rPr>
+              <w:t>15 – High</w:t>
+            </w:r>
+          </w:p>
+        </w:tc>
+        <w:tc>
+          <w:tcPr>
+            <w:tcW w:type="dxa" w:w="1994"/>
+            <w:shd w:fill="F3F7F6" w:val="clear"/>
+            <w:tcBorders>
+              <w:top w:val="single" w:sz="4" w:space="0" w:color="CCCCCC"/>
+              <w:left w:val="single" w:sz="4" w:space="0" w:color="CCCCCC"/>
+              <w:bottom w:val="single" w:sz="4" w:space="0" w:color="CCCCCC"/>
+              <w:right w:val="single" w:sz="4" w:space="0" w:color="CCCCCC"/>
+            </w:tcBorders>
+          </w:tcPr>
+          <w:p>
+            <w:pPr>
+              <w:spacing w:before="40" w:after="40"/>
+              <w:jc w:val="left"/>
+            </w:pPr>
+            <w:r>
+              <w:rPr>
+                <w:rFonts w:ascii="Calibri" w:hAnsi="Calibri" w:eastAsia="Calibri"/>
+                <w:b w:val="0"/>
+                <w:color w:val="222222"/>
+                <w:sz w:val="16"/>
+              </w:rPr>
+              <w:t>Never mix products; clean one chemical away before using another; train all users; supervise new staff.</w:t>
+            </w:r>
+          </w:p>
+        </w:tc>
+        <w:tc>
+          <w:tcPr>
+            <w:tcW w:type="dxa" w:w="1994"/>
+            <w:shd w:fill="F3F7F6" w:val="clear"/>
+            <w:tcBorders>
+              <w:top w:val="single" w:sz="4" w:space="0" w:color="CCCCCC"/>
+              <w:left w:val="single" w:sz="4" w:space="0" w:color="CCCCCC"/>
+              <w:bottom w:val="single" w:sz="4" w:space="0" w:color="CCCCCC"/>
+              <w:right w:val="single" w:sz="4" w:space="0" w:color="CCCCCC"/>
+            </w:tcBorders>
+          </w:tcPr>
+          <w:p>
+            <w:pPr>
+              <w:spacing w:before="40" w:after="40"/>
+              <w:jc w:val="center"/>
+            </w:pPr>
+            <w:r>
+              <w:rPr>
+                <w:rFonts w:ascii="Calibri" w:hAnsi="Calibri" w:eastAsia="Calibri"/>
+                <w:b/>
+                <w:color w:val="2F6F6A"/>
+                <w:sz w:val="16"/>
+              </w:rPr>
+              <w:t>4 – Low</w:t>
+            </w:r>
+          </w:p>
+        </w:tc>
+      </w:tr>
+      <w:tr>
+        <w:tc>
+          <w:tcPr>
+            <w:tcW w:type="dxa" w:w="1994"/>
+            <w:tcBorders>
+              <w:top w:val="single" w:sz="4" w:space="0" w:color="CCCCCC"/>
+              <w:left w:val="single" w:sz="4" w:space="0" w:color="CCCCCC"/>
+              <w:bottom w:val="single" w:sz="4" w:space="0" w:color="CCCCCC"/>
+              <w:right w:val="single" w:sz="4" w:space="0" w:color="CCCCCC"/>
+            </w:tcBorders>
+          </w:tcPr>
+          <w:p>
+            <w:pPr>
+              <w:spacing w:before="40" w:after="40"/>
+              <w:jc w:val="left"/>
+            </w:pPr>
+            <w:r>
+              <w:rPr>
+                <w:rFonts w:ascii="Calibri" w:hAnsi="Calibri" w:eastAsia="Calibri"/>
+                <w:b w:val="0"/>
+                <w:color w:val="222222"/>
+                <w:sz w:val="16"/>
+              </w:rPr>
+              <w:t>Incorrect dilution (too strong)</w:t>
+            </w:r>
+          </w:p>
+        </w:tc>
+        <w:tc>
+          <w:tcPr>
+            <w:tcW w:type="dxa" w:w="1994"/>
+            <w:tcBorders>
+              <w:top w:val="single" w:sz="4" w:space="0" w:color="CCCCCC"/>
+              <w:left w:val="single" w:sz="4" w:space="0" w:color="CCCCCC"/>
+              <w:bottom w:val="single" w:sz="4" w:space="0" w:color="CCCCCC"/>
+              <w:right w:val="single" w:sz="4" w:space="0" w:color="CCCCCC"/>
+            </w:tcBorders>
+          </w:tcPr>
+          <w:p>
+            <w:pPr>
+              <w:spacing w:before="40" w:after="40"/>
+              <w:jc w:val="left"/>
+            </w:pPr>
+            <w:r>
+              <w:rPr>
+                <w:rFonts w:ascii="Calibri" w:hAnsi="Calibri" w:eastAsia="Calibri"/>
+                <w:b w:val="0"/>
+                <w:color w:val="222222"/>
+                <w:sz w:val="16"/>
+              </w:rPr>
+              <w:t>Increased injury risk and surface/food residues</w:t>
+            </w:r>
+          </w:p>
+        </w:tc>
+        <w:tc>
+          <w:tcPr>
+            <w:tcW w:type="dxa" w:w="1994"/>
+            <w:tcBorders>
+              <w:top w:val="single" w:sz="4" w:space="0" w:color="CCCCCC"/>
+              <w:left w:val="single" w:sz="4" w:space="0" w:color="CCCCCC"/>
+              <w:bottom w:val="single" w:sz="4" w:space="0" w:color="CCCCCC"/>
+              <w:right w:val="single" w:sz="4" w:space="0" w:color="CCCCCC"/>
+            </w:tcBorders>
+          </w:tcPr>
+          <w:p>
+            <w:pPr>
+              <w:spacing w:before="40" w:after="40"/>
+              <w:jc w:val="center"/>
+            </w:pPr>
+            <w:r>
+              <w:rPr>
+                <w:rFonts w:ascii="Calibri" w:hAnsi="Calibri" w:eastAsia="Calibri"/>
+                <w:b/>
+                <w:color w:val="2F6F6A"/>
+                <w:sz w:val="16"/>
+              </w:rPr>
+              <w:t>9 – Medium</w:t>
+            </w:r>
+          </w:p>
+        </w:tc>
+        <w:tc>
+          <w:tcPr>
+            <w:tcW w:type="dxa" w:w="1994"/>
+            <w:tcBorders>
+              <w:top w:val="single" w:sz="4" w:space="0" w:color="CCCCCC"/>
+              <w:left w:val="single" w:sz="4" w:space="0" w:color="CCCCCC"/>
+              <w:bottom w:val="single" w:sz="4" w:space="0" w:color="CCCCCC"/>
+              <w:right w:val="single" w:sz="4" w:space="0" w:color="CCCCCC"/>
+            </w:tcBorders>
+          </w:tcPr>
+          <w:p>
+            <w:pPr>
+              <w:spacing w:before="40" w:after="40"/>
+              <w:jc w:val="left"/>
+            </w:pPr>
+            <w:r>
+              <w:rPr>
+                <w:rFonts w:ascii="Calibri" w:hAnsi="Calibri" w:eastAsia="Calibri"/>
+                <w:b w:val="0"/>
+                <w:color w:val="222222"/>
+                <w:sz w:val="16"/>
+              </w:rPr>
+              <w:t>Use dosing aids; follow dilution chart; train staff; do not “strengthen” solutions by guesswork.</w:t>
+            </w:r>
+          </w:p>
+        </w:tc>
+        <w:tc>
+          <w:tcPr>
+            <w:tcW w:type="dxa" w:w="1994"/>
+            <w:tcBorders>
+              <w:top w:val="single" w:sz="4" w:space="0" w:color="CCCCCC"/>
+              <w:left w:val="single" w:sz="4" w:space="0" w:color="CCCCCC"/>
+              <w:bottom w:val="single" w:sz="4" w:space="0" w:color="CCCCCC"/>
+              <w:right w:val="single" w:sz="4" w:space="0" w:color="CCCCCC"/>
+            </w:tcBorders>
+          </w:tcPr>
+          <w:p>
+            <w:pPr>
+              <w:spacing w:before="40" w:after="40"/>
+              <w:jc w:val="center"/>
+            </w:pPr>
+            <w:r>
+              <w:rPr>
+                <w:rFonts w:ascii="Calibri" w:hAnsi="Calibri" w:eastAsia="Calibri"/>
+                <w:b/>
+                <w:color w:val="2F6F6A"/>
+                <w:sz w:val="16"/>
+              </w:rPr>
+              <w:t>3 – Low</w:t>
+            </w:r>
+          </w:p>
+        </w:tc>
+      </w:tr>
+      <w:tr>
+        <w:tc>
+          <w:tcPr>
+            <w:tcW w:type="dxa" w:w="1994"/>
+            <w:shd w:fill="F3F7F6" w:val="clear"/>
+            <w:tcBorders>
+              <w:top w:val="single" w:sz="4" w:space="0" w:color="CCCCCC"/>
+              <w:left w:val="single" w:sz="4" w:space="0" w:color="CCCCCC"/>
+              <w:bottom w:val="single" w:sz="4" w:space="0" w:color="CCCCCC"/>
+              <w:right w:val="single" w:sz="4" w:space="0" w:color="CCCCCC"/>
+            </w:tcBorders>
+          </w:tcPr>
+          <w:p>
+            <w:pPr>
+              <w:spacing w:before="40" w:after="40"/>
+              <w:jc w:val="left"/>
+            </w:pPr>
+            <w:r>
+              <w:rPr>
+                <w:rFonts w:ascii="Calibri" w:hAnsi="Calibri" w:eastAsia="Calibri"/>
+                <w:b w:val="0"/>
+                <w:color w:val="222222"/>
+                <w:sz w:val="16"/>
+              </w:rPr>
+              <w:t>Chemical stored with food or in unmarked bottles</w:t>
+            </w:r>
+          </w:p>
+        </w:tc>
+        <w:tc>
+          <w:tcPr>
+            <w:tcW w:type="dxa" w:w="1994"/>
+            <w:shd w:fill="F3F7F6" w:val="clear"/>
+            <w:tcBorders>
+              <w:top w:val="single" w:sz="4" w:space="0" w:color="CCCCCC"/>
+              <w:left w:val="single" w:sz="4" w:space="0" w:color="CCCCCC"/>
+              <w:bottom w:val="single" w:sz="4" w:space="0" w:color="CCCCCC"/>
+              <w:right w:val="single" w:sz="4" w:space="0" w:color="CCCCCC"/>
+            </w:tcBorders>
+          </w:tcPr>
+          <w:p>
+            <w:pPr>
+              <w:spacing w:before="40" w:after="40"/>
+              <w:jc w:val="left"/>
+            </w:pPr>
+            <w:r>
+              <w:rPr>
+                <w:rFonts w:ascii="Calibri" w:hAnsi="Calibri" w:eastAsia="Calibri"/>
+                <w:b w:val="0"/>
+                <w:color w:val="222222"/>
+                <w:sz w:val="16"/>
+              </w:rPr>
+              <w:t>Accidental ingestion or food contamination</w:t>
+            </w:r>
+          </w:p>
+        </w:tc>
+        <w:tc>
+          <w:tcPr>
+            <w:tcW w:type="dxa" w:w="1994"/>
+            <w:shd w:fill="F3F7F6" w:val="clear"/>
+            <w:tcBorders>
+              <w:top w:val="single" w:sz="4" w:space="0" w:color="CCCCCC"/>
+              <w:left w:val="single" w:sz="4" w:space="0" w:color="CCCCCC"/>
+              <w:bottom w:val="single" w:sz="4" w:space="0" w:color="CCCCCC"/>
+              <w:right w:val="single" w:sz="4" w:space="0" w:color="CCCCCC"/>
+            </w:tcBorders>
+          </w:tcPr>
+          <w:p>
+            <w:pPr>
+              <w:spacing w:before="40" w:after="40"/>
+              <w:jc w:val="center"/>
+            </w:pPr>
+            <w:r>
+              <w:rPr>
+                <w:rFonts w:ascii="Calibri" w:hAnsi="Calibri" w:eastAsia="Calibri"/>
+                <w:b/>
+                <w:color w:val="2F6F6A"/>
+                <w:sz w:val="16"/>
+              </w:rPr>
+              <w:t>15 – High</w:t>
+            </w:r>
+          </w:p>
+        </w:tc>
+        <w:tc>
+          <w:tcPr>
+            <w:tcW w:type="dxa" w:w="1994"/>
+            <w:shd w:fill="F3F7F6" w:val="clear"/>
+            <w:tcBorders>
+              <w:top w:val="single" w:sz="4" w:space="0" w:color="CCCCCC"/>
+              <w:left w:val="single" w:sz="4" w:space="0" w:color="CCCCCC"/>
+              <w:bottom w:val="single" w:sz="4" w:space="0" w:color="CCCCCC"/>
+              <w:right w:val="single" w:sz="4" w:space="0" w:color="CCCCCC"/>
+            </w:tcBorders>
+          </w:tcPr>
+          <w:p>
+            <w:pPr>
+              <w:spacing w:before="40" w:after="40"/>
+              <w:jc w:val="left"/>
+            </w:pPr>
+            <w:r>
+              <w:rPr>
+                <w:rFonts w:ascii="Calibri" w:hAnsi="Calibri" w:eastAsia="Calibri"/>
+                <w:b w:val="0"/>
+                <w:color w:val="222222"/>
+                <w:sz w:val="16"/>
+              </w:rPr>
+              <w:t>Separate chemical store; original labelled containers only; never reuse food bottles; stock checks.</w:t>
+            </w:r>
+          </w:p>
+        </w:tc>
+        <w:tc>
+          <w:tcPr>
+            <w:tcW w:type="dxa" w:w="1994"/>
+            <w:shd w:fill="F3F7F6" w:val="clear"/>
+            <w:tcBorders>
+              <w:top w:val="single" w:sz="4" w:space="0" w:color="CCCCCC"/>
+              <w:left w:val="single" w:sz="4" w:space="0" w:color="CCCCCC"/>
+              <w:bottom w:val="single" w:sz="4" w:space="0" w:color="CCCCCC"/>
+              <w:right w:val="single" w:sz="4" w:space="0" w:color="CCCCCC"/>
+            </w:tcBorders>
+          </w:tcPr>
+          <w:p>
+            <w:pPr>
+              <w:spacing w:before="40" w:after="40"/>
+              <w:jc w:val="center"/>
+            </w:pPr>
+            <w:r>
+              <w:rPr>
+                <w:rFonts w:ascii="Calibri" w:hAnsi="Calibri" w:eastAsia="Calibri"/>
+                <w:b/>
+                <w:color w:val="2F6F6A"/>
+                <w:sz w:val="16"/>
+              </w:rPr>
+              <w:t>4 – Low</w:t>
+            </w:r>
+          </w:p>
+        </w:tc>
+      </w:tr>
+      <w:tr>
+        <w:tc>
+          <w:tcPr>
+            <w:tcW w:type="dxa" w:w="1994"/>
+            <w:tcBorders>
+              <w:top w:val="single" w:sz="4" w:space="0" w:color="CCCCCC"/>
+              <w:left w:val="single" w:sz="4" w:space="0" w:color="CCCCCC"/>
+              <w:bottom w:val="single" w:sz="4" w:space="0" w:color="CCCCCC"/>
+              <w:right w:val="single" w:sz="4" w:space="0" w:color="CCCCCC"/>
+            </w:tcBorders>
+          </w:tcPr>
+          <w:p>
+            <w:pPr>
+              <w:spacing w:before="40" w:after="40"/>
+              <w:jc w:val="left"/>
+            </w:pPr>
+            <w:r>
+              <w:rPr>
+                <w:rFonts w:ascii="Calibri" w:hAnsi="Calibri" w:eastAsia="Calibri"/>
+                <w:b w:val="0"/>
+                <w:color w:val="222222"/>
+                <w:sz w:val="16"/>
+              </w:rPr>
+              <w:t>Residue left on food-contact surfaces</w:t>
+            </w:r>
+          </w:p>
+        </w:tc>
+        <w:tc>
+          <w:tcPr>
+            <w:tcW w:type="dxa" w:w="1994"/>
+            <w:tcBorders>
+              <w:top w:val="single" w:sz="4" w:space="0" w:color="CCCCCC"/>
+              <w:left w:val="single" w:sz="4" w:space="0" w:color="CCCCCC"/>
+              <w:bottom w:val="single" w:sz="4" w:space="0" w:color="CCCCCC"/>
+              <w:right w:val="single" w:sz="4" w:space="0" w:color="CCCCCC"/>
+            </w:tcBorders>
+          </w:tcPr>
+          <w:p>
+            <w:pPr>
+              <w:spacing w:before="40" w:after="40"/>
+              <w:jc w:val="left"/>
+            </w:pPr>
+            <w:r>
+              <w:rPr>
+                <w:rFonts w:ascii="Calibri" w:hAnsi="Calibri" w:eastAsia="Calibri"/>
+                <w:b w:val="0"/>
+                <w:color w:val="222222"/>
+                <w:sz w:val="16"/>
+              </w:rPr>
+              <w:t>Chemical contamination of food / guest illness</w:t>
+            </w:r>
+          </w:p>
+        </w:tc>
+        <w:tc>
+          <w:tcPr>
+            <w:tcW w:type="dxa" w:w="1994"/>
+            <w:tcBorders>
+              <w:top w:val="single" w:sz="4" w:space="0" w:color="CCCCCC"/>
+              <w:left w:val="single" w:sz="4" w:space="0" w:color="CCCCCC"/>
+              <w:bottom w:val="single" w:sz="4" w:space="0" w:color="CCCCCC"/>
+              <w:right w:val="single" w:sz="4" w:space="0" w:color="CCCCCC"/>
+            </w:tcBorders>
+          </w:tcPr>
+          <w:p>
+            <w:pPr>
+              <w:spacing w:before="40" w:after="40"/>
+              <w:jc w:val="center"/>
+            </w:pPr>
+            <w:r>
+              <w:rPr>
+                <w:rFonts w:ascii="Calibri" w:hAnsi="Calibri" w:eastAsia="Calibri"/>
+                <w:b/>
+                <w:color w:val="2F6F6A"/>
+                <w:sz w:val="16"/>
+              </w:rPr>
+              <w:t>12 – High</w:t>
+            </w:r>
+          </w:p>
+        </w:tc>
+        <w:tc>
+          <w:tcPr>
+            <w:tcW w:type="dxa" w:w="1994"/>
+            <w:tcBorders>
+              <w:top w:val="single" w:sz="4" w:space="0" w:color="CCCCCC"/>
+              <w:left w:val="single" w:sz="4" w:space="0" w:color="CCCCCC"/>
+              <w:bottom w:val="single" w:sz="4" w:space="0" w:color="CCCCCC"/>
+              <w:right w:val="single" w:sz="4" w:space="0" w:color="CCCCCC"/>
+            </w:tcBorders>
+          </w:tcPr>
+          <w:p>
+            <w:pPr>
+              <w:spacing w:before="40" w:after="40"/>
+              <w:jc w:val="left"/>
+            </w:pPr>
+            <w:r>
+              <w:rPr>
+                <w:rFonts w:ascii="Calibri" w:hAnsi="Calibri" w:eastAsia="Calibri"/>
+                <w:b w:val="0"/>
+                <w:color w:val="222222"/>
+                <w:sz w:val="16"/>
+              </w:rPr>
+              <w:t>Rinse thoroughly where required; follow sanitiser contact times; keep cleaning cloths for designated areas.</w:t>
+            </w:r>
+          </w:p>
+        </w:tc>
+        <w:tc>
+          <w:tcPr>
+            <w:tcW w:type="dxa" w:w="1994"/>
+            <w:tcBorders>
+              <w:top w:val="single" w:sz="4" w:space="0" w:color="CCCCCC"/>
+              <w:left w:val="single" w:sz="4" w:space="0" w:color="CCCCCC"/>
+              <w:bottom w:val="single" w:sz="4" w:space="0" w:color="CCCCCC"/>
+              <w:right w:val="single" w:sz="4" w:space="0" w:color="CCCCCC"/>
+            </w:tcBorders>
+          </w:tcPr>
+          <w:p>
+            <w:pPr>
+              <w:spacing w:before="40" w:after="40"/>
+              <w:jc w:val="center"/>
+            </w:pPr>
+            <w:r>
+              <w:rPr>
+                <w:rFonts w:ascii="Calibri" w:hAnsi="Calibri" w:eastAsia="Calibri"/>
+                <w:b/>
+                <w:color w:val="2F6F6A"/>
+                <w:sz w:val="16"/>
+              </w:rPr>
+              <w:t>4 – Low</w:t>
+            </w:r>
+          </w:p>
+        </w:tc>
+      </w:tr>
+      <w:tr>
+        <w:tc>
+          <w:tcPr>
+            <w:tcW w:type="dxa" w:w="1994"/>
+            <w:shd w:fill="F3F7F6" w:val="clear"/>
+            <w:tcBorders>
+              <w:top w:val="single" w:sz="4" w:space="0" w:color="CCCCCC"/>
+              <w:left w:val="single" w:sz="4" w:space="0" w:color="CCCCCC"/>
+              <w:bottom w:val="single" w:sz="4" w:space="0" w:color="CCCCCC"/>
+              <w:right w:val="single" w:sz="4" w:space="0" w:color="CCCCCC"/>
+            </w:tcBorders>
+          </w:tcPr>
+          <w:p>
+            <w:pPr>
+              <w:spacing w:before="40" w:after="40"/>
+              <w:jc w:val="left"/>
+            </w:pPr>
+            <w:r>
+              <w:rPr>
+                <w:rFonts w:ascii="Calibri" w:hAnsi="Calibri" w:eastAsia="Calibri"/>
+                <w:b w:val="0"/>
+                <w:color w:val="222222"/>
+                <w:sz w:val="16"/>
+              </w:rPr>
+              <w:t>Spillage creating slip or exposure hazard</w:t>
+            </w:r>
+          </w:p>
+        </w:tc>
+        <w:tc>
+          <w:tcPr>
+            <w:tcW w:type="dxa" w:w="1994"/>
+            <w:shd w:fill="F3F7F6" w:val="clear"/>
+            <w:tcBorders>
+              <w:top w:val="single" w:sz="4" w:space="0" w:color="CCCCCC"/>
+              <w:left w:val="single" w:sz="4" w:space="0" w:color="CCCCCC"/>
+              <w:bottom w:val="single" w:sz="4" w:space="0" w:color="CCCCCC"/>
+              <w:right w:val="single" w:sz="4" w:space="0" w:color="CCCCCC"/>
+            </w:tcBorders>
+          </w:tcPr>
+          <w:p>
+            <w:pPr>
+              <w:spacing w:before="40" w:after="40"/>
+              <w:jc w:val="left"/>
+            </w:pPr>
+            <w:r>
+              <w:rPr>
+                <w:rFonts w:ascii="Calibri" w:hAnsi="Calibri" w:eastAsia="Calibri"/>
+                <w:b w:val="0"/>
+                <w:color w:val="222222"/>
+                <w:sz w:val="16"/>
+              </w:rPr>
+              <w:t>Slips, skin/eye contact or environmental contamination</w:t>
+            </w:r>
+          </w:p>
+        </w:tc>
+        <w:tc>
+          <w:tcPr>
+            <w:tcW w:type="dxa" w:w="1994"/>
+            <w:shd w:fill="F3F7F6" w:val="clear"/>
+            <w:tcBorders>
+              <w:top w:val="single" w:sz="4" w:space="0" w:color="CCCCCC"/>
+              <w:left w:val="single" w:sz="4" w:space="0" w:color="CCCCCC"/>
+              <w:bottom w:val="single" w:sz="4" w:space="0" w:color="CCCCCC"/>
+              <w:right w:val="single" w:sz="4" w:space="0" w:color="CCCCCC"/>
+            </w:tcBorders>
+          </w:tcPr>
+          <w:p>
+            <w:pPr>
+              <w:spacing w:before="40" w:after="40"/>
+              <w:jc w:val="center"/>
+            </w:pPr>
+            <w:r>
+              <w:rPr>
+                <w:rFonts w:ascii="Calibri" w:hAnsi="Calibri" w:eastAsia="Calibri"/>
+                <w:b/>
+                <w:color w:val="2F6F6A"/>
+                <w:sz w:val="16"/>
+              </w:rPr>
+              <w:t>9 – Medium</w:t>
+            </w:r>
+          </w:p>
+        </w:tc>
+        <w:tc>
+          <w:tcPr>
+            <w:tcW w:type="dxa" w:w="1994"/>
+            <w:shd w:fill="F3F7F6" w:val="clear"/>
+            <w:tcBorders>
+              <w:top w:val="single" w:sz="4" w:space="0" w:color="CCCCCC"/>
+              <w:left w:val="single" w:sz="4" w:space="0" w:color="CCCCCC"/>
+              <w:bottom w:val="single" w:sz="4" w:space="0" w:color="CCCCCC"/>
+              <w:right w:val="single" w:sz="4" w:space="0" w:color="CCCCCC"/>
+            </w:tcBorders>
+          </w:tcPr>
+          <w:p>
+            <w:pPr>
+              <w:spacing w:before="40" w:after="40"/>
+              <w:jc w:val="left"/>
+            </w:pPr>
+            <w:r>
+              <w:rPr>
+                <w:rFonts w:ascii="Calibri" w:hAnsi="Calibri" w:eastAsia="Calibri"/>
+                <w:b w:val="0"/>
+                <w:color w:val="222222"/>
+                <w:sz w:val="16"/>
+              </w:rPr>
+              <w:t>Contain spill with PPE; ventilate; wet-floor sign; dispose of waste correctly; report significant spills.</w:t>
+            </w:r>
+          </w:p>
+        </w:tc>
+        <w:tc>
+          <w:tcPr>
+            <w:tcW w:type="dxa" w:w="1994"/>
+            <w:shd w:fill="F3F7F6" w:val="clear"/>
+            <w:tcBorders>
+              <w:top w:val="single" w:sz="4" w:space="0" w:color="CCCCCC"/>
+              <w:left w:val="single" w:sz="4" w:space="0" w:color="CCCCCC"/>
+              <w:bottom w:val="single" w:sz="4" w:space="0" w:color="CCCCCC"/>
+              <w:right w:val="single" w:sz="4" w:space="0" w:color="CCCCCC"/>
+            </w:tcBorders>
+          </w:tcPr>
+          <w:p>
+            <w:pPr>
+              <w:spacing w:before="40" w:after="40"/>
+              <w:jc w:val="center"/>
+            </w:pPr>
+            <w:r>
+              <w:rPr>
+                <w:rFonts w:ascii="Calibri" w:hAnsi="Calibri" w:eastAsia="Calibri"/>
+                <w:b/>
+                <w:color w:val="2F6F6A"/>
+                <w:sz w:val="16"/>
+              </w:rPr>
+              <w:t>3 – Low</w:t>
+            </w:r>
+          </w:p>
+        </w:tc>
+      </w:tr>
+      <w:tr>
+        <w:tc>
+          <w:tcPr>
+            <w:tcW w:type="dxa" w:w="1994"/>
+            <w:tcBorders>
+              <w:top w:val="single" w:sz="4" w:space="0" w:color="CCCCCC"/>
+              <w:left w:val="single" w:sz="4" w:space="0" w:color="CCCCCC"/>
+              <w:bottom w:val="single" w:sz="4" w:space="0" w:color="CCCCCC"/>
+              <w:right w:val="single" w:sz="4" w:space="0" w:color="CCCCCC"/>
+            </w:tcBorders>
+          </w:tcPr>
+          <w:p>
+            <w:pPr>
+              <w:spacing w:before="40" w:after="40"/>
+              <w:jc w:val="left"/>
+            </w:pPr>
+            <w:r>
+              <w:rPr>
+                <w:rFonts w:ascii="Calibri" w:hAnsi="Calibri" w:eastAsia="Calibri"/>
+                <w:b w:val="0"/>
+                <w:color w:val="222222"/>
+                <w:sz w:val="16"/>
+              </w:rPr>
+              <w:t>Use of Rational / oven cleaner or descaler</w:t>
+            </w:r>
+          </w:p>
+        </w:tc>
+        <w:tc>
+          <w:tcPr>
+            <w:tcW w:type="dxa" w:w="1994"/>
+            <w:tcBorders>
+              <w:top w:val="single" w:sz="4" w:space="0" w:color="CCCCCC"/>
+              <w:left w:val="single" w:sz="4" w:space="0" w:color="CCCCCC"/>
+              <w:bottom w:val="single" w:sz="4" w:space="0" w:color="CCCCCC"/>
+              <w:right w:val="single" w:sz="4" w:space="0" w:color="CCCCCC"/>
+            </w:tcBorders>
+          </w:tcPr>
+          <w:p>
+            <w:pPr>
+              <w:spacing w:before="40" w:after="40"/>
+              <w:jc w:val="left"/>
+            </w:pPr>
+            <w:r>
+              <w:rPr>
+                <w:rFonts w:ascii="Calibri" w:hAnsi="Calibri" w:eastAsia="Calibri"/>
+                <w:b w:val="0"/>
+                <w:color w:val="222222"/>
+                <w:sz w:val="16"/>
+              </w:rPr>
+              <w:t>Severe skin/eye burns or respiratory irritation</w:t>
+            </w:r>
+          </w:p>
+        </w:tc>
+        <w:tc>
+          <w:tcPr>
+            <w:tcW w:type="dxa" w:w="1994"/>
+            <w:tcBorders>
+              <w:top w:val="single" w:sz="4" w:space="0" w:color="CCCCCC"/>
+              <w:left w:val="single" w:sz="4" w:space="0" w:color="CCCCCC"/>
+              <w:bottom w:val="single" w:sz="4" w:space="0" w:color="CCCCCC"/>
+              <w:right w:val="single" w:sz="4" w:space="0" w:color="CCCCCC"/>
+            </w:tcBorders>
+          </w:tcPr>
+          <w:p>
+            <w:pPr>
+              <w:spacing w:before="40" w:after="40"/>
+              <w:jc w:val="center"/>
+            </w:pPr>
+            <w:r>
+              <w:rPr>
+                <w:rFonts w:ascii="Calibri" w:hAnsi="Calibri" w:eastAsia="Calibri"/>
+                <w:b/>
+                <w:color w:val="2F6F6A"/>
+                <w:sz w:val="16"/>
+              </w:rPr>
+              <w:t>15 – High</w:t>
+            </w:r>
+          </w:p>
+        </w:tc>
+        <w:tc>
+          <w:tcPr>
+            <w:tcW w:type="dxa" w:w="1994"/>
+            <w:tcBorders>
+              <w:top w:val="single" w:sz="4" w:space="0" w:color="CCCCCC"/>
+              <w:left w:val="single" w:sz="4" w:space="0" w:color="CCCCCC"/>
+              <w:bottom w:val="single" w:sz="4" w:space="0" w:color="CCCCCC"/>
+              <w:right w:val="single" w:sz="4" w:space="0" w:color="CCCCCC"/>
+            </w:tcBorders>
+          </w:tcPr>
+          <w:p>
+            <w:pPr>
+              <w:spacing w:before="40" w:after="40"/>
+              <w:jc w:val="left"/>
+            </w:pPr>
+            <w:r>
+              <w:rPr>
+                <w:rFonts w:ascii="Calibri" w:hAnsi="Calibri" w:eastAsia="Calibri"/>
+                <w:b w:val="0"/>
+                <w:color w:val="222222"/>
+                <w:sz w:val="16"/>
+              </w:rPr>
+              <w:t>Only trained staff; full PPE; follow manufacturer programme; keep door closed during cleaning cycle; store securely.</w:t>
+            </w:r>
+          </w:p>
+        </w:tc>
+        <w:tc>
+          <w:tcPr>
+            <w:tcW w:type="dxa" w:w="1994"/>
+            <w:tcBorders>
+              <w:top w:val="single" w:sz="4" w:space="0" w:color="CCCCCC"/>
+              <w:left w:val="single" w:sz="4" w:space="0" w:color="CCCCCC"/>
+              <w:bottom w:val="single" w:sz="4" w:space="0" w:color="CCCCCC"/>
+              <w:right w:val="single" w:sz="4" w:space="0" w:color="CCCCCC"/>
+            </w:tcBorders>
+          </w:tcPr>
+          <w:p>
+            <w:pPr>
+              <w:spacing w:before="40" w:after="40"/>
+              <w:jc w:val="center"/>
+            </w:pPr>
+            <w:r>
+              <w:rPr>
+                <w:rFonts w:ascii="Calibri" w:hAnsi="Calibri" w:eastAsia="Calibri"/>
+                <w:b/>
+                <w:color w:val="2F6F6A"/>
+                <w:sz w:val="16"/>
+              </w:rPr>
+              <w:t>5 – Medium</w:t>
+            </w:r>
+          </w:p>
+        </w:tc>
+      </w:tr>
+      <w:tr>
+        <w:tc>
+          <w:tcPr>
+            <w:tcW w:type="dxa" w:w="1994"/>
+            <w:shd w:fill="F3F7F6" w:val="clear"/>
+            <w:tcBorders>
+              <w:top w:val="single" w:sz="4" w:space="0" w:color="CCCCCC"/>
+              <w:left w:val="single" w:sz="4" w:space="0" w:color="CCCCCC"/>
+              <w:bottom w:val="single" w:sz="4" w:space="0" w:color="CCCCCC"/>
+              <w:right w:val="single" w:sz="4" w:space="0" w:color="CCCCCC"/>
+            </w:tcBorders>
+          </w:tcPr>
+          <w:p>
+            <w:pPr>
+              <w:spacing w:before="40" w:after="40"/>
+              <w:jc w:val="left"/>
+            </w:pPr>
+            <w:r>
+              <w:rPr>
+                <w:rFonts w:ascii="Calibri" w:hAnsi="Calibri" w:eastAsia="Calibri"/>
+                <w:b w:val="0"/>
+                <w:color w:val="222222"/>
+                <w:sz w:val="16"/>
+              </w:rPr>
+              <w:t>Untrained person using chemicals</w:t>
+            </w:r>
+          </w:p>
+        </w:tc>
+        <w:tc>
+          <w:tcPr>
+            <w:tcW w:type="dxa" w:w="1994"/>
+            <w:shd w:fill="F3F7F6" w:val="clear"/>
+            <w:tcBorders>
+              <w:top w:val="single" w:sz="4" w:space="0" w:color="CCCCCC"/>
+              <w:left w:val="single" w:sz="4" w:space="0" w:color="CCCCCC"/>
+              <w:bottom w:val="single" w:sz="4" w:space="0" w:color="CCCCCC"/>
+              <w:right w:val="single" w:sz="4" w:space="0" w:color="CCCCCC"/>
+            </w:tcBorders>
+          </w:tcPr>
+          <w:p>
+            <w:pPr>
+              <w:spacing w:before="40" w:after="40"/>
+              <w:jc w:val="left"/>
+            </w:pPr>
+            <w:r>
+              <w:rPr>
+                <w:rFonts w:ascii="Calibri" w:hAnsi="Calibri" w:eastAsia="Calibri"/>
+                <w:b w:val="0"/>
+                <w:color w:val="222222"/>
+                <w:sz w:val="16"/>
+              </w:rPr>
+              <w:t>Incorrect use leading to injury or contamination</w:t>
+            </w:r>
+          </w:p>
+        </w:tc>
+        <w:tc>
+          <w:tcPr>
+            <w:tcW w:type="dxa" w:w="1994"/>
+            <w:shd w:fill="F3F7F6" w:val="clear"/>
+            <w:tcBorders>
+              <w:top w:val="single" w:sz="4" w:space="0" w:color="CCCCCC"/>
+              <w:left w:val="single" w:sz="4" w:space="0" w:color="CCCCCC"/>
+              <w:bottom w:val="single" w:sz="4" w:space="0" w:color="CCCCCC"/>
+              <w:right w:val="single" w:sz="4" w:space="0" w:color="CCCCCC"/>
+            </w:tcBorders>
+          </w:tcPr>
+          <w:p>
+            <w:pPr>
+              <w:spacing w:before="40" w:after="40"/>
+              <w:jc w:val="center"/>
+            </w:pPr>
+            <w:r>
+              <w:rPr>
+                <w:rFonts w:ascii="Calibri" w:hAnsi="Calibri" w:eastAsia="Calibri"/>
+                <w:b/>
+                <w:color w:val="2F6F6A"/>
+                <w:sz w:val="16"/>
+              </w:rPr>
+              <w:t>12 – High</w:t>
+            </w:r>
+          </w:p>
+        </w:tc>
+        <w:tc>
+          <w:tcPr>
+            <w:tcW w:type="dxa" w:w="1994"/>
+            <w:shd w:fill="F3F7F6" w:val="clear"/>
+            <w:tcBorders>
+              <w:top w:val="single" w:sz="4" w:space="0" w:color="CCCCCC"/>
+              <w:left w:val="single" w:sz="4" w:space="0" w:color="CCCCCC"/>
+              <w:bottom w:val="single" w:sz="4" w:space="0" w:color="CCCCCC"/>
+              <w:right w:val="single" w:sz="4" w:space="0" w:color="CCCCCC"/>
+            </w:tcBorders>
+          </w:tcPr>
+          <w:p>
+            <w:pPr>
+              <w:spacing w:before="40" w:after="40"/>
+              <w:jc w:val="left"/>
+            </w:pPr>
+            <w:r>
+              <w:rPr>
+                <w:rFonts w:ascii="Calibri" w:hAnsi="Calibri" w:eastAsia="Calibri"/>
+                <w:b w:val="0"/>
+                <w:color w:val="222222"/>
+                <w:sz w:val="16"/>
+              </w:rPr>
+              <w:t>COSHH induction; product-specific instruction; SDS accessible; supervision until competent.</w:t>
+            </w:r>
+          </w:p>
+        </w:tc>
+        <w:tc>
+          <w:tcPr>
+            <w:tcW w:type="dxa" w:w="1994"/>
+            <w:shd w:fill="F3F7F6" w:val="clear"/>
+            <w:tcBorders>
+              <w:top w:val="single" w:sz="4" w:space="0" w:color="CCCCCC"/>
+              <w:left w:val="single" w:sz="4" w:space="0" w:color="CCCCCC"/>
+              <w:bottom w:val="single" w:sz="4" w:space="0" w:color="CCCCCC"/>
+              <w:right w:val="single" w:sz="4" w:space="0" w:color="CCCCCC"/>
+            </w:tcBorders>
+          </w:tcPr>
+          <w:p>
+            <w:pPr>
+              <w:spacing w:before="40" w:after="40"/>
+              <w:jc w:val="center"/>
+            </w:pPr>
+            <w:r>
+              <w:rPr>
+                <w:rFonts w:ascii="Calibri" w:hAnsi="Calibri" w:eastAsia="Calibri"/>
+                <w:b/>
+                <w:color w:val="2F6F6A"/>
+                <w:sz w:val="16"/>
+              </w:rPr>
+              <w:t>4 – Low</w:t>
+            </w:r>
+          </w:p>
+        </w:tc>
+      </w:tr>
+    </w:tbl>
+    <w:p/>
+    <w:p>
+      <w:pPr>
+        <w:spacing w:before="200" w:after="160"/>
+      </w:pPr>
+      <w:r>
+        <w:rPr>
+          <w:rFonts w:ascii="Georgia" w:hAnsi="Georgia" w:eastAsia="Georgia"/>
+          <w:b/>
+          <w:color w:val="2F6F6A"/>
+          <w:sz w:val="26"/>
+        </w:rPr>
+        <w:t>6. Required PPE</w:t>
+      </w:r>
+    </w:p>
+    <w:p>
+      <w:pPr>
+        <w:pStyle w:val="ListBullet"/>
+        <w:spacing w:after="60"/>
+      </w:pPr>
+      <w:r>
+        <w:rPr>
+          <w:rFonts w:ascii="Calibri" w:hAnsi="Calibri" w:eastAsia="Calibri"/>
+          <w:b w:val="0"/>
+          <w:color w:val="222222"/>
+          <w:sz w:val="22"/>
+        </w:rPr>
+        <w:t>Chemical-resistant gloves suitable for the product</w:t>
+      </w:r>
+    </w:p>
+    <w:p>
+      <w:pPr>
+        <w:pStyle w:val="ListBullet"/>
+        <w:spacing w:after="60"/>
+      </w:pPr>
+      <w:r>
+        <w:rPr>
+          <w:rFonts w:ascii="Calibri" w:hAnsi="Calibri" w:eastAsia="Calibri"/>
+          <w:b w:val="0"/>
+          <w:color w:val="222222"/>
+          <w:sz w:val="22"/>
+        </w:rPr>
+        <w:t>Eye protection when handling concentrates, oven cleaner, descaler or when splash risk exists</w:t>
+      </w:r>
+    </w:p>
+    <w:p>
+      <w:pPr>
+        <w:pStyle w:val="ListBullet"/>
+        <w:spacing w:after="60"/>
+      </w:pPr>
+      <w:r>
+        <w:rPr>
+          <w:rFonts w:ascii="Calibri" w:hAnsi="Calibri" w:eastAsia="Calibri"/>
+          <w:b w:val="0"/>
+          <w:color w:val="222222"/>
+          <w:sz w:val="22"/>
+        </w:rPr>
+        <w:t>Apron where specified</w:t>
+      </w:r>
+    </w:p>
+    <w:p>
+      <w:pPr>
+        <w:pStyle w:val="ListBullet"/>
+        <w:spacing w:after="60"/>
+      </w:pPr>
+      <w:r>
+        <w:rPr>
+          <w:rFonts w:ascii="Calibri" w:hAnsi="Calibri" w:eastAsia="Calibri"/>
+          <w:b w:val="0"/>
+          <w:color w:val="222222"/>
+          <w:sz w:val="22"/>
+        </w:rPr>
+        <w:t>Non-slip footwear</w:t>
+      </w:r>
+    </w:p>
+    <w:p>
+      <w:pPr>
+        <w:pStyle w:val="ListBullet"/>
+        <w:spacing w:after="60"/>
+      </w:pPr>
+      <w:r>
+        <w:rPr>
+          <w:rFonts w:ascii="Calibri" w:hAnsi="Calibri" w:eastAsia="Calibri"/>
+          <w:b w:val="0"/>
+          <w:color w:val="222222"/>
+          <w:sz w:val="22"/>
+        </w:rPr>
+        <w:t>Additional PPE as stated on the product SDS</w:t>
+      </w:r>
+    </w:p>
+    <w:p>
+      <w:pPr>
+        <w:spacing w:before="200" w:after="160"/>
+      </w:pPr>
+      <w:r>
+        <w:rPr>
+          <w:rFonts w:ascii="Georgia" w:hAnsi="Georgia" w:eastAsia="Georgia"/>
+          <w:b/>
+          <w:color w:val="2F6F6A"/>
+          <w:sz w:val="26"/>
+        </w:rPr>
+        <w:t>7. Emergency Arrangements</w:t>
+      </w:r>
+    </w:p>
+    <w:p>
+      <w:pPr>
+        <w:pStyle w:val="ListBullet"/>
+        <w:spacing w:after="60"/>
+      </w:pPr>
+      <w:r>
+        <w:rPr>
+          <w:rFonts w:ascii="Calibri" w:hAnsi="Calibri" w:eastAsia="Calibri"/>
+          <w:b w:val="0"/>
+          <w:color w:val="222222"/>
+          <w:sz w:val="22"/>
+        </w:rPr>
+        <w:t>Skin contact: remove contaminated clothing; rinse with plenty of water; seek first aid / medical advice if irritation persists.</w:t>
+      </w:r>
+    </w:p>
+    <w:p>
+      <w:pPr>
+        <w:pStyle w:val="ListBullet"/>
+        <w:spacing w:after="60"/>
+      </w:pPr>
+      <w:r>
+        <w:rPr>
+          <w:rFonts w:ascii="Calibri" w:hAnsi="Calibri" w:eastAsia="Calibri"/>
+          <w:b w:val="0"/>
+          <w:color w:val="222222"/>
+          <w:sz w:val="22"/>
+        </w:rPr>
+        <w:t>Eye contact: rinse immediately with clean water for at least 15 minutes; seek urgent medical attention.</w:t>
+      </w:r>
+    </w:p>
+    <w:p>
+      <w:pPr>
+        <w:pStyle w:val="ListBullet"/>
+        <w:spacing w:after="60"/>
+      </w:pPr>
+      <w:r>
+        <w:rPr>
+          <w:rFonts w:ascii="Calibri" w:hAnsi="Calibri" w:eastAsia="Calibri"/>
+          <w:b w:val="0"/>
+          <w:color w:val="222222"/>
+          <w:sz w:val="22"/>
+        </w:rPr>
+        <w:t>Inhalation: move to fresh air; seek medical help if breathing is affected.</w:t>
+      </w:r>
+    </w:p>
+    <w:p>
+      <w:pPr>
+        <w:pStyle w:val="ListBullet"/>
+        <w:spacing w:after="60"/>
+      </w:pPr>
+      <w:r>
+        <w:rPr>
+          <w:rFonts w:ascii="Calibri" w:hAnsi="Calibri" w:eastAsia="Calibri"/>
+          <w:b w:val="0"/>
+          <w:color w:val="222222"/>
+          <w:sz w:val="22"/>
+        </w:rPr>
+        <w:t>Swallowing: do not induce vomiting unless SDS advises; call 999 / poison guidance and take the product label/SDS with the casualty.</w:t>
+      </w:r>
+    </w:p>
+    <w:p>
+      <w:pPr>
+        <w:pStyle w:val="ListBullet"/>
+        <w:spacing w:after="60"/>
+      </w:pPr>
+      <w:r>
+        <w:rPr>
+          <w:rFonts w:ascii="Calibri" w:hAnsi="Calibri" w:eastAsia="Calibri"/>
+          <w:b w:val="0"/>
+          <w:color w:val="222222"/>
+          <w:sz w:val="22"/>
+        </w:rPr>
+        <w:t>Large spill or unknown reaction: evacuate the immediate area, ventilate if safe, inform the manager, and do not neutralise by mixing other chemicals.</w:t>
+      </w:r>
+    </w:p>
+    <w:p>
+      <w:pPr>
+        <w:spacing w:before="200" w:after="160"/>
+      </w:pPr>
+      <w:r>
+        <w:rPr>
+          <w:rFonts w:ascii="Georgia" w:hAnsi="Georgia" w:eastAsia="Georgia"/>
+          <w:b/>
+          <w:color w:val="2F6F6A"/>
+          <w:sz w:val="26"/>
+        </w:rPr>
+        <w:t>8. Training &amp; Records</w:t>
+      </w:r>
+    </w:p>
+    <w:p>
+      <w:pPr>
+        <w:pStyle w:val="ListBullet"/>
+        <w:spacing w:after="60"/>
+      </w:pPr>
+      <w:r>
+        <w:rPr>
+          <w:rFonts w:ascii="Calibri" w:hAnsi="Calibri" w:eastAsia="Calibri"/>
+          <w:b w:val="0"/>
+          <w:color w:val="222222"/>
+          <w:sz w:val="22"/>
+        </w:rPr>
+        <w:t>All users must receive COSHH awareness and product-specific instruction before unsupervised use.</w:t>
+      </w:r>
+    </w:p>
+    <w:p>
+      <w:pPr>
+        <w:pStyle w:val="ListBullet"/>
+        <w:spacing w:after="60"/>
+      </w:pPr>
+      <w:r>
+        <w:rPr>
+          <w:rFonts w:ascii="Calibri" w:hAnsi="Calibri" w:eastAsia="Calibri"/>
+          <w:b w:val="0"/>
+          <w:color w:val="222222"/>
+          <w:sz w:val="22"/>
+        </w:rPr>
+        <w:t>Keep SDS sheets for every chemical in an accessible folder / digital location.</w:t>
+      </w:r>
+    </w:p>
+    <w:p>
+      <w:pPr>
+        <w:pStyle w:val="ListBullet"/>
+        <w:spacing w:after="60"/>
+      </w:pPr>
+      <w:r>
+        <w:rPr>
+          <w:rFonts w:ascii="Calibri" w:hAnsi="Calibri" w:eastAsia="Calibri"/>
+          <w:b w:val="0"/>
+          <w:color w:val="222222"/>
+          <w:sz w:val="22"/>
+        </w:rPr>
+        <w:t>Record training, product changes and any chemical-related incidents or near misses.</w:t>
+      </w:r>
+    </w:p>
+    <w:p>
+      <w:pPr>
+        <w:pStyle w:val="ListBullet"/>
+        <w:spacing w:after="60"/>
+      </w:pPr>
+      <w:r>
+        <w:rPr>
+          <w:rFonts w:ascii="Calibri" w:hAnsi="Calibri" w:eastAsia="Calibri"/>
+          <w:b w:val="0"/>
+          <w:color w:val="222222"/>
+          <w:sz w:val="22"/>
+        </w:rPr>
+        <w:t>Review this assessment when a new product is introduced or an SDS is updated.</w:t>
+      </w:r>
+    </w:p>
+    <w:p>
+      <w:pPr>
+        <w:spacing w:before="200" w:after="160"/>
+      </w:pPr>
+      <w:r>
+        <w:rPr>
+          <w:rFonts w:ascii="Georgia" w:hAnsi="Georgia" w:eastAsia="Georgia"/>
+          <w:b/>
+          <w:color w:val="2F6F6A"/>
+          <w:sz w:val="26"/>
+        </w:rPr>
+        <w:t>9. Additional Notes</w:t>
+      </w:r>
+    </w:p>
+    <w:p>
+      <w:pPr>
+        <w:pStyle w:val="ListBullet"/>
+        <w:spacing w:after="60"/>
+      </w:pPr>
+      <w:r>
+        <w:rPr>
+          <w:rFonts w:ascii="Calibri" w:hAnsi="Calibri" w:eastAsia="Calibri"/>
+          <w:b w:val="0"/>
+          <w:color w:val="222222"/>
+          <w:sz w:val="22"/>
+        </w:rPr>
+        <w:t>This section restores the kitchen chemical risk assessment that was missing from the earlier combined pack.</w:t>
+      </w:r>
+    </w:p>
+    <w:p>
+      <w:pPr>
+        <w:pStyle w:val="ListBullet"/>
+        <w:spacing w:after="60"/>
+      </w:pPr>
+      <w:r>
+        <w:rPr>
+          <w:rFonts w:ascii="Calibri" w:hAnsi="Calibri" w:eastAsia="Calibri"/>
+          <w:b w:val="0"/>
+          <w:color w:val="222222"/>
+          <w:sz w:val="22"/>
+        </w:rPr>
+        <w:t>Attach or cross-reference the current site chemical inventory and SDS pack.</w:t>
+      </w:r>
+    </w:p>
+    <w:p>
+      <w:pPr>
+        <w:pStyle w:val="ListBullet"/>
+        <w:spacing w:after="60"/>
+      </w:pPr>
+      <w:r>
+        <w:rPr>
+          <w:rFonts w:ascii="Calibri" w:hAnsi="Calibri" w:eastAsia="Calibri"/>
+          <w:b w:val="0"/>
+          <w:color w:val="222222"/>
+          <w:sz w:val="22"/>
+        </w:rPr>
+        <w:t>Where a product SDS sets stricter controls than this sheet, follow the SDS.</w:t>
+      </w:r>
+    </w:p>
+    <w:p>
+      <w:r>
+        <w:br w:type="page"/>
+      </w:r>
+    </w:p>
+    <w:p>
+      <w:pPr>
+        <w:spacing w:before="360" w:after="160"/>
+      </w:pPr>
+      <w:r>
+        <w:rPr>
+          <w:rFonts w:ascii="Georgia" w:hAnsi="Georgia" w:eastAsia="Georgia"/>
+          <w:b/>
+          <w:color w:val="1B3A4B"/>
+          <w:sz w:val="32"/>
+        </w:rPr>
         <w:t>Thermomix TM6 — Equipment Risk Assessment &amp; Operating Procedures</w:t>
       </w:r>
     </w:p>
@@ -21129,7 +26727,7 @@
                 <w:color w:val="222222"/>
                 <w:sz w:val="20"/>
               </w:rPr>
-              <w:t>1.1 Combined Pack (includes TRK70)</w:t>
+              <w:t>1.2 Combined Pack (TRK70 + Rational Oven + Chemicals)</w:t>
             </w:r>
           </w:p>
         </w:tc>
